--- a/frontend/docs/Search_Implmentation.docx
+++ b/frontend/docs/Search_Implmentation.docx
@@ -2,7 +2,7 @@
 <file path=word/document.xml><?xml version="1.0" encoding="utf-8"?>
 <w:document xmlns:w="http://schemas.openxmlformats.org/wordprocessingml/2006/main" xmlns:m="http://schemas.openxmlformats.org/officeDocument/2006/math" xmlns:r="http://schemas.openxmlformats.org/officeDocument/2006/relationships" xmlns:o="urn:schemas-microsoft-com:office:office" xmlns:v="urn:schemas-microsoft-com:vml" xmlns:w10="urn:schemas-microsoft-com:office:word" xmlns:a="http://schemas.openxmlformats.org/drawingml/2006/main" xmlns:pic="http://schemas.openxmlformats.org/drawingml/2006/picture" xmlns:wp="http://schemas.openxmlformats.org/drawingml/2006/wordprocessingDrawing">
   <w:body>
-    <w:bookmarkStart w:id="29" w:name="X765fb5ec61fc8ebb4ddd3cc4d97ed9a464dfddb"/>
+    <w:bookmarkStart w:id="30" w:name="X765fb5ec61fc8ebb4ddd3cc4d97ed9a464dfddb"/>
     <w:p>
       <w:pPr>
         <w:pStyle w:val="Heading1"/>
@@ -162,267 +162,13 @@
       </w:r>
     </w:p>
     <w:bookmarkEnd w:id="10"/>
-    <w:bookmarkStart w:id="11" w:name="Xa3db890b1e03384fefa644928fae66d6e5c9577"/>
+    <w:bookmarkStart w:id="11" w:name="X278d545f71bb1946840689ed183d8ce158b17a0"/>
     <w:p>
       <w:pPr>
         <w:pStyle w:val="Heading2"/>
       </w:pPr>
       <w:r>
-        <w:t xml:space="preserve">2. New FeedRow layout</w:t>
-      </w:r>
-    </w:p>
-    <w:p>
-      <w:pPr>
-        <w:pStyle w:val="SourceCode"/>
-      </w:pPr>
-      <w:r>
-        <w:rPr>
-          <w:rStyle w:val="VerbatimChar"/>
-        </w:rPr>
-        <w:t xml:space="preserve">┌─────────────────────────────────────────────────────┐</w:t>
-      </w:r>
-      <w:r>
-        <w:br/>
-      </w:r>
-      <w:r>
-        <w:rPr>
-          <w:rStyle w:val="VerbatimChar"/>
-        </w:rPr>
-        <w:t xml:space="preserve">│ FEED 1                                   ✎   🗑     │</w:t>
-      </w:r>
-      <w:r>
-        <w:br/>
-      </w:r>
-      <w:r>
-        <w:rPr>
-          <w:rStyle w:val="VerbatimChar"/>
-        </w:rPr>
-        <w:t xml:space="preserve">│ ┌─────────────────────────────────────────────────┐ │</w:t>
-      </w:r>
-      <w:r>
-        <w:br/>
-      </w:r>
-      <w:r>
-        <w:rPr>
-          <w:rStyle w:val="VerbatimChar"/>
-        </w:rPr>
-        <w:t xml:space="preserve">│ │ 🔍  Search feeds (e.g. corn, silage)            │ │   row 1: search</w:t>
-      </w:r>
-      <w:r>
-        <w:br/>
-      </w:r>
-      <w:r>
-        <w:rPr>
-          <w:rStyle w:val="VerbatimChar"/>
-        </w:rPr>
-        <w:t xml:space="preserve">│ └─────────────────────────────────────────────────┘ │</w:t>
-      </w:r>
-      <w:r>
-        <w:br/>
-      </w:r>
-      <w:r>
-        <w:rPr>
-          <w:rStyle w:val="VerbatimChar"/>
-        </w:rPr>
-        <w:t xml:space="preserve">│                                                     │</w:t>
-      </w:r>
-      <w:r>
-        <w:br/>
-      </w:r>
-      <w:r>
-        <w:rPr>
-          <w:rStyle w:val="VerbatimChar"/>
-        </w:rPr>
-        <w:t xml:space="preserve">│  Feed Type *                                        │   row 2: type as radio</w:t>
-      </w:r>
-      <w:r>
-        <w:br/>
-      </w:r>
-      <w:r>
-        <w:rPr>
-          <w:rStyle w:val="VerbatimChar"/>
-        </w:rPr>
-        <w:t xml:space="preserve">│  ( ● Forage )   ( ○ Concentrate )                   │   (full width, 2 options)</w:t>
-      </w:r>
-      <w:r>
-        <w:br/>
-      </w:r>
-      <w:r>
-        <w:rPr>
-          <w:rStyle w:val="VerbatimChar"/>
-        </w:rPr>
-        <w:t xml:space="preserve">│                                                     │</w:t>
-      </w:r>
-      <w:r>
-        <w:br/>
-      </w:r>
-      <w:r>
-        <w:rPr>
-          <w:rStyle w:val="VerbatimChar"/>
-        </w:rPr>
-        <w:t xml:space="preserve">│  Feed Category *           Feed *                   │   row 3: category + feed</w:t>
-      </w:r>
-      <w:r>
-        <w:br/>
-      </w:r>
-      <w:r>
-        <w:rPr>
-          <w:rStyle w:val="VerbatimChar"/>
-        </w:rPr>
-        <w:t xml:space="preserve">│  ┌──────────────┐         ┌──────────────┐         │   (50 / 50)</w:t>
-      </w:r>
-      <w:r>
-        <w:br/>
-      </w:r>
-      <w:r>
-        <w:rPr>
-          <w:rStyle w:val="VerbatimChar"/>
-        </w:rPr>
-        <w:t xml:space="preserve">│  │ Select   ⌄  │         │ Select  ⌄   │         │</w:t>
-      </w:r>
-      <w:r>
-        <w:br/>
-      </w:r>
-      <w:r>
-        <w:rPr>
-          <w:rStyle w:val="VerbatimChar"/>
-        </w:rPr>
-        <w:t xml:space="preserve">│  └──────────────┘         └──────────────┘         │</w:t>
-      </w:r>
-      <w:r>
-        <w:br/>
-      </w:r>
-      <w:r>
-        <w:rPr>
-          <w:rStyle w:val="VerbatimChar"/>
-        </w:rPr>
-        <w:t xml:space="preserve">│                                                     │</w:t>
-      </w:r>
-      <w:r>
-        <w:br/>
-      </w:r>
-      <w:r>
-        <w:rPr>
-          <w:rStyle w:val="VerbatimChar"/>
-        </w:rPr>
-        <w:t xml:space="preserve">│  Set inclusion limits                       ⚪     │   row 4: toggle</w:t>
-      </w:r>
-      <w:r>
-        <w:br/>
-      </w:r>
-      <w:r>
-        <w:rPr>
-          <w:rStyle w:val="VerbatimChar"/>
-        </w:rPr>
-        <w:t xml:space="preserve">│                                                     │</w:t>
-      </w:r>
-      <w:r>
-        <w:br/>
-      </w:r>
-      <w:r>
-        <w:rPr>
-          <w:rStyle w:val="VerbatimChar"/>
-        </w:rPr>
-        <w:t xml:space="preserve">│  ── shown ONLY when the toggle above is ON ──       │</w:t>
-      </w:r>
-      <w:r>
-        <w:br/>
-      </w:r>
-      <w:r>
-        <w:rPr>
-          <w:rStyle w:val="VerbatimChar"/>
-        </w:rPr>
-        <w:t xml:space="preserve">│  Min (kg/day)              Max (kg/day)             │   row 5: min + max</w:t>
-      </w:r>
-      <w:r>
-        <w:br/>
-      </w:r>
-      <w:r>
-        <w:rPr>
-          <w:rStyle w:val="VerbatimChar"/>
-        </w:rPr>
-        <w:t xml:space="preserve">│  ┌──────────────┐         ┌──────────────┐         │   (50 / 50, directly</w:t>
-      </w:r>
-      <w:r>
-        <w:br/>
-      </w:r>
-      <w:r>
-        <w:rPr>
-          <w:rStyle w:val="VerbatimChar"/>
-        </w:rPr>
-        <w:t xml:space="preserve">│  │ NA           │         │ No upper bnd │         │   under the toggle)</w:t>
-      </w:r>
-      <w:r>
-        <w:br/>
-      </w:r>
-      <w:r>
-        <w:rPr>
-          <w:rStyle w:val="VerbatimChar"/>
-        </w:rPr>
-        <w:t xml:space="preserve">│  └──────────────┘         └──────────────┘         │</w:t>
-      </w:r>
-      <w:r>
-        <w:br/>
-      </w:r>
-      <w:r>
-        <w:rPr>
-          <w:rStyle w:val="VerbatimChar"/>
-        </w:rPr>
-        <w:t xml:space="preserve">│  ───────────────────────────────────────────        │</w:t>
-      </w:r>
-      <w:r>
-        <w:br/>
-      </w:r>
-      <w:r>
-        <w:rPr>
-          <w:rStyle w:val="VerbatimChar"/>
-        </w:rPr>
-        <w:t xml:space="preserve">│                                                     │</w:t>
-      </w:r>
-      <w:r>
-        <w:br/>
-      </w:r>
-      <w:r>
-        <w:rPr>
-          <w:rStyle w:val="VerbatimChar"/>
-        </w:rPr>
-        <w:t xml:space="preserve">│  Price VND/KG *                                     │   row 6: price (last,</w:t>
-      </w:r>
-      <w:r>
-        <w:br/>
-      </w:r>
-      <w:r>
-        <w:rPr>
-          <w:rStyle w:val="VerbatimChar"/>
-        </w:rPr>
-        <w:t xml:space="preserve">│  ┌─────────────────────────────────────────────┐   │   full width)</w:t>
-      </w:r>
-      <w:r>
-        <w:br/>
-      </w:r>
-      <w:r>
-        <w:rPr>
-          <w:rStyle w:val="VerbatimChar"/>
-        </w:rPr>
-        <w:t xml:space="preserve">│  │                                             │   │</w:t>
-      </w:r>
-      <w:r>
-        <w:br/>
-      </w:r>
-      <w:r>
-        <w:rPr>
-          <w:rStyle w:val="VerbatimChar"/>
-        </w:rPr>
-        <w:t xml:space="preserve">│  └─────────────────────────────────────────────┘   │</w:t>
-      </w:r>
-      <w:r>
-        <w:br/>
-      </w:r>
-      <w:r>
-        <w:rPr>
-          <w:rStyle w:val="VerbatimChar"/>
-        </w:rPr>
-        <w:t xml:space="preserve">└─────────────────────────────────────────────────────┘</w:t>
+        <w:t xml:space="preserve">2. Page layout — single search + tap-to-target</w:t>
       </w:r>
     </w:p>
     <w:p>
@@ -430,73 +176,7 @@
         <w:pStyle w:val="FirstParagraph"/>
       </w:pPr>
       <w:r>
-        <w:t xml:space="preserve">Row order top → bottom:</w:t>
-      </w:r>
-    </w:p>
-    <w:p>
-      <w:pPr>
-        <w:pStyle w:val="Compact"/>
-        <w:numPr>
-          <w:ilvl w:val="0"/>
-          <w:numId w:val="1001"/>
-        </w:numPr>
-      </w:pPr>
-      <w:r>
-        <w:t xml:space="preserve">Search bar</w:t>
-      </w:r>
-    </w:p>
-    <w:p>
-      <w:pPr>
-        <w:pStyle w:val="Compact"/>
-        <w:numPr>
-          <w:ilvl w:val="0"/>
-          <w:numId w:val="1001"/>
-        </w:numPr>
-      </w:pPr>
-      <w:r>
-        <w:t xml:space="preserve">Feed Type — radio, full width (currently 2 options: Forage,</w:t>
-      </w:r>
-      <w:r>
-        <w:t xml:space="preserve"> </w:t>
-      </w:r>
-      <w:r>
-        <w:t xml:space="preserve">Concentrate)</w:t>
-      </w:r>
-    </w:p>
-    <w:p>
-      <w:pPr>
-        <w:pStyle w:val="Compact"/>
-        <w:numPr>
-          <w:ilvl w:val="0"/>
-          <w:numId w:val="1001"/>
-        </w:numPr>
-      </w:pPr>
-      <w:r>
-        <w:t xml:space="preserve">Feed Category + Feed — single row, 50/50</w:t>
-      </w:r>
-    </w:p>
-    <w:p>
-      <w:pPr>
-        <w:pStyle w:val="Compact"/>
-        <w:numPr>
-          <w:ilvl w:val="0"/>
-          <w:numId w:val="1001"/>
-        </w:numPr>
-      </w:pPr>
-      <w:r>
-        <w:t xml:space="preserve">Set inclusion limits — toggle</w:t>
-      </w:r>
-    </w:p>
-    <w:p>
-      <w:pPr>
-        <w:pStyle w:val="Compact"/>
-        <w:numPr>
-          <w:ilvl w:val="0"/>
-          <w:numId w:val="1001"/>
-        </w:numPr>
-      </w:pPr>
-      <w:r>
-        <w:t xml:space="preserve">Min + Max — 50/50,</w:t>
+        <w:t xml:space="preserve">There is</w:t>
       </w:r>
       <w:r>
         <w:t xml:space="preserve"> </w:t>
@@ -506,6 +186,338 @@
           <w:b/>
           <w:bCs/>
         </w:rPr>
+        <w:t xml:space="preserve">one search bar at the top of the Feed Selection screen</w:t>
+      </w:r>
+      <w:r>
+        <w:t xml:space="preserve">,</w:t>
+      </w:r>
+      <w:r>
+        <w:t xml:space="preserve"> </w:t>
+      </w:r>
+      <w:r>
+        <w:t xml:space="preserve">not one per card. The user taps a FeedRow card to mark it as the</w:t>
+      </w:r>
+      <w:r>
+        <w:t xml:space="preserve"> </w:t>
+      </w:r>
+      <w:r>
+        <w:t xml:space="preserve">"search target"; the next picked result populates that card. With no</w:t>
+      </w:r>
+      <w:r>
+        <w:t xml:space="preserve"> </w:t>
+      </w:r>
+      <w:r>
+        <w:t xml:space="preserve">card explicitly tapped, the first row with no feed selected is filled</w:t>
+      </w:r>
+      <w:r>
+        <w:t xml:space="preserve"> </w:t>
+      </w:r>
+      <w:r>
+        <w:t xml:space="preserve">as a fallback.</w:t>
+      </w:r>
+    </w:p>
+    <w:p>
+      <w:pPr>
+        <w:pStyle w:val="SourceCode"/>
+      </w:pPr>
+      <w:r>
+        <w:rPr>
+          <w:rStyle w:val="VerbatimChar"/>
+        </w:rPr>
+        <w:t xml:space="preserve">┌─────────────────────────────────────────────────────────┐</w:t>
+      </w:r>
+      <w:r>
+        <w:br/>
+      </w:r>
+      <w:r>
+        <w:rPr>
+          <w:rStyle w:val="VerbatimChar"/>
+        </w:rPr>
+        <w:t xml:space="preserve">│  Custom Diet Limits        Custom Feed                  │</w:t>
+      </w:r>
+      <w:r>
+        <w:br/>
+      </w:r>
+      <w:r>
+        <w:rPr>
+          <w:rStyle w:val="VerbatimChar"/>
+        </w:rPr>
+        <w:t xml:space="preserve">│  ( ○ Diet Recommendation )    ( ○ Diet Evaluation )     │</w:t>
+      </w:r>
+      <w:r>
+        <w:br/>
+      </w:r>
+      <w:r>
+        <w:rPr>
+          <w:rStyle w:val="VerbatimChar"/>
+        </w:rPr>
+        <w:t xml:space="preserve">│                                                         │</w:t>
+      </w:r>
+      <w:r>
+        <w:br/>
+      </w:r>
+      <w:r>
+        <w:rPr>
+          <w:rStyle w:val="VerbatimChar"/>
+        </w:rPr>
+        <w:t xml:space="preserve">│  ┌───────────────────────────────────────────────────┐ │   page-level</w:t>
+      </w:r>
+      <w:r>
+        <w:br/>
+      </w:r>
+      <w:r>
+        <w:rPr>
+          <w:rStyle w:val="VerbatimChar"/>
+        </w:rPr>
+        <w:t xml:space="preserve">│  │ 🔍  Tap a card, then search (e.g. corn, silage)   │ │   search bar</w:t>
+      </w:r>
+      <w:r>
+        <w:br/>
+      </w:r>
+      <w:r>
+        <w:rPr>
+          <w:rStyle w:val="VerbatimChar"/>
+        </w:rPr>
+        <w:t xml:space="preserve">│  └───────────────────────────────────────────────────┘ │   (one only)</w:t>
+      </w:r>
+      <w:r>
+        <w:br/>
+      </w:r>
+      <w:r>
+        <w:rPr>
+          <w:rStyle w:val="VerbatimChar"/>
+        </w:rPr>
+        <w:t xml:space="preserve">│                                                         │</w:t>
+      </w:r>
+      <w:r>
+        <w:br/>
+      </w:r>
+      <w:r>
+        <w:rPr>
+          <w:rStyle w:val="VerbatimChar"/>
+        </w:rPr>
+        <w:t xml:space="preserve">│  ╔═══════════════════════════════════════════════════╗ │   ← active card</w:t>
+      </w:r>
+      <w:r>
+        <w:br/>
+      </w:r>
+      <w:r>
+        <w:rPr>
+          <w:rStyle w:val="VerbatimChar"/>
+        </w:rPr>
+        <w:t xml:space="preserve">│  ║ FEED 1   [Search target]                ✎         ║ │     (dark green</w:t>
+      </w:r>
+      <w:r>
+        <w:br/>
+      </w:r>
+      <w:r>
+        <w:rPr>
+          <w:rStyle w:val="VerbatimChar"/>
+        </w:rPr>
+        <w:t xml:space="preserve">│  ║                                                   ║ │      ring + pill)</w:t>
+      </w:r>
+      <w:r>
+        <w:br/>
+      </w:r>
+      <w:r>
+        <w:rPr>
+          <w:rStyle w:val="VerbatimChar"/>
+        </w:rPr>
+        <w:t xml:space="preserve">│  ║   Feed Type *                                     ║ │</w:t>
+      </w:r>
+      <w:r>
+        <w:br/>
+      </w:r>
+      <w:r>
+        <w:rPr>
+          <w:rStyle w:val="VerbatimChar"/>
+        </w:rPr>
+        <w:t xml:space="preserve">│  ║   ( ● Forage )   ( ○ Concentrate )                ║ │</w:t>
+      </w:r>
+      <w:r>
+        <w:br/>
+      </w:r>
+      <w:r>
+        <w:rPr>
+          <w:rStyle w:val="VerbatimChar"/>
+        </w:rPr>
+        <w:t xml:space="preserve">│  ║   Feed Category *      Feed *                     ║ │</w:t>
+      </w:r>
+      <w:r>
+        <w:br/>
+      </w:r>
+      <w:r>
+        <w:rPr>
+          <w:rStyle w:val="VerbatimChar"/>
+        </w:rPr>
+        <w:t xml:space="preserve">│  ║   [Select   ⌄  ]      [Select   ⌄  ]              ║ │</w:t>
+      </w:r>
+      <w:r>
+        <w:br/>
+      </w:r>
+      <w:r>
+        <w:rPr>
+          <w:rStyle w:val="VerbatimChar"/>
+        </w:rPr>
+        <w:t xml:space="preserve">│  ║   Set inclusion limits                       ⚪   ║ │</w:t>
+      </w:r>
+      <w:r>
+        <w:br/>
+      </w:r>
+      <w:r>
+        <w:rPr>
+          <w:rStyle w:val="VerbatimChar"/>
+        </w:rPr>
+        <w:t xml:space="preserve">│  ║   Price VND/KG *                                  ║ │</w:t>
+      </w:r>
+      <w:r>
+        <w:br/>
+      </w:r>
+      <w:r>
+        <w:rPr>
+          <w:rStyle w:val="VerbatimChar"/>
+        </w:rPr>
+        <w:t xml:space="preserve">│  ║   [                                            ]  ║ │</w:t>
+      </w:r>
+      <w:r>
+        <w:br/>
+      </w:r>
+      <w:r>
+        <w:rPr>
+          <w:rStyle w:val="VerbatimChar"/>
+        </w:rPr>
+        <w:t xml:space="preserve">│  ╚═══════════════════════════════════════════════════╝ │</w:t>
+      </w:r>
+      <w:r>
+        <w:br/>
+      </w:r>
+      <w:r>
+        <w:rPr>
+          <w:rStyle w:val="VerbatimChar"/>
+        </w:rPr>
+        <w:t xml:space="preserve">│                                                         │</w:t>
+      </w:r>
+      <w:r>
+        <w:br/>
+      </w:r>
+      <w:r>
+        <w:rPr>
+          <w:rStyle w:val="VerbatimChar"/>
+        </w:rPr>
+        <w:t xml:space="preserve">│  ┌───────────────────────────────────────────────────┐ │   ← idle card</w:t>
+      </w:r>
+      <w:r>
+        <w:br/>
+      </w:r>
+      <w:r>
+        <w:rPr>
+          <w:rStyle w:val="VerbatimChar"/>
+        </w:rPr>
+        <w:t xml:space="preserve">│  │ FEED 2                                  ✎   🗑    │ │     (just shadow,</w:t>
+      </w:r>
+      <w:r>
+        <w:br/>
+      </w:r>
+      <w:r>
+        <w:rPr>
+          <w:rStyle w:val="VerbatimChar"/>
+        </w:rPr>
+        <w:t xml:space="preserve">│  │   …                                               │ │      no ring)</w:t>
+      </w:r>
+      <w:r>
+        <w:br/>
+      </w:r>
+      <w:r>
+        <w:rPr>
+          <w:rStyle w:val="VerbatimChar"/>
+        </w:rPr>
+        <w:t xml:space="preserve">│  └───────────────────────────────────────────────────┘ │</w:t>
+      </w:r>
+      <w:r>
+        <w:br/>
+      </w:r>
+      <w:r>
+        <w:rPr>
+          <w:rStyle w:val="VerbatimChar"/>
+        </w:rPr>
+        <w:t xml:space="preserve">└─────────────────────────────────────────────────────────┘</w:t>
+      </w:r>
+    </w:p>
+    <w:p>
+      <w:pPr>
+        <w:pStyle w:val="FirstParagraph"/>
+      </w:pPr>
+      <w:r>
+        <w:t xml:space="preserve">FeedRow card row order:</w:t>
+      </w:r>
+    </w:p>
+    <w:p>
+      <w:pPr>
+        <w:pStyle w:val="Compact"/>
+        <w:numPr>
+          <w:ilvl w:val="0"/>
+          <w:numId w:val="1001"/>
+        </w:numPr>
+      </w:pPr>
+      <w:r>
+        <w:t xml:space="preserve">Feed Type — radio buttons, full width (currently 2 options:</w:t>
+      </w:r>
+      <w:r>
+        <w:t xml:space="preserve"> </w:t>
+      </w:r>
+      <w:r>
+        <w:t xml:space="preserve">Forage, Concentrate). Falls back to dropdown if backend ever</w:t>
+      </w:r>
+      <w:r>
+        <w:t xml:space="preserve"> </w:t>
+      </w:r>
+      <w:r>
+        <w:t xml:space="preserve">returns 3+ types.</w:t>
+      </w:r>
+    </w:p>
+    <w:p>
+      <w:pPr>
+        <w:pStyle w:val="Compact"/>
+        <w:numPr>
+          <w:ilvl w:val="0"/>
+          <w:numId w:val="1001"/>
+        </w:numPr>
+      </w:pPr>
+      <w:r>
+        <w:t xml:space="preserve">Feed Category + Feed — single row, 50/50 dropdowns</w:t>
+      </w:r>
+    </w:p>
+    <w:p>
+      <w:pPr>
+        <w:pStyle w:val="Compact"/>
+        <w:numPr>
+          <w:ilvl w:val="0"/>
+          <w:numId w:val="1001"/>
+        </w:numPr>
+      </w:pPr>
+      <w:r>
+        <w:t xml:space="preserve">Set inclusion limits — toggle</w:t>
+      </w:r>
+    </w:p>
+    <w:p>
+      <w:pPr>
+        <w:pStyle w:val="Compact"/>
+        <w:numPr>
+          <w:ilvl w:val="0"/>
+          <w:numId w:val="1001"/>
+        </w:numPr>
+      </w:pPr>
+      <w:r>
+        <w:t xml:space="preserve">Min + Max — 50/50,</w:t>
+      </w:r>
+      <w:r>
+        <w:t xml:space="preserve"> </w:t>
+      </w:r>
+      <w:r>
+        <w:rPr>
+          <w:b/>
+          <w:bCs/>
+        </w:rPr>
         <w:t xml:space="preserve">directly below the toggle</w:t>
       </w:r>
       <w:r>
@@ -527,7 +539,19 @@
         </w:numPr>
       </w:pPr>
       <w:r>
-        <w:t xml:space="preserve">Price — full width, always last</w:t>
+        <w:t xml:space="preserve">Price — full width, last</w:t>
+      </w:r>
+    </w:p>
+    <w:p>
+      <w:pPr>
+        <w:pStyle w:val="Compact"/>
+        <w:numPr>
+          <w:ilvl w:val="0"/>
+          <w:numId w:val="1001"/>
+        </w:numPr>
+      </w:pPr>
+      <w:r>
+        <w:t xml:space="preserve">Quantity + Cost — eval mode only, 50/50 below price</w:t>
       </w:r>
     </w:p>
     <w:p>
@@ -535,13 +559,49 @@
         <w:pStyle w:val="FirstParagraph"/>
       </w:pPr>
       <w:r>
-        <w:t xml:space="preserve">If the backend ever adds a 3rd feed type, the radio flips back to a</w:t>
-      </w:r>
-      <w:r>
-        <w:t xml:space="preserve"> </w:t>
-      </w:r>
-      <w:r>
-        <w:t xml:space="preserve">dropdown.</w:t>
+        <w:t xml:space="preserve">Visual cues for the active card:</w:t>
+      </w:r>
+    </w:p>
+    <w:p>
+      <w:pPr>
+        <w:pStyle w:val="Compact"/>
+        <w:numPr>
+          <w:ilvl w:val="0"/>
+          <w:numId w:val="1002"/>
+        </w:numPr>
+      </w:pPr>
+      <w:r>
+        <w:t xml:space="preserve">2-px dark-green outer ring + soft drop shadow</w:t>
+      </w:r>
+    </w:p>
+    <w:p>
+      <w:pPr>
+        <w:pStyle w:val="Compact"/>
+        <w:numPr>
+          <w:ilvl w:val="0"/>
+          <w:numId w:val="1002"/>
+        </w:numPr>
+      </w:pPr>
+      <w:r>
+        <w:t xml:space="preserve">"Search target" pill in the header, next to "FEED N"</w:t>
+      </w:r>
+    </w:p>
+    <w:p>
+      <w:pPr>
+        <w:pStyle w:val="Compact"/>
+        <w:numPr>
+          <w:ilvl w:val="0"/>
+          <w:numId w:val="1002"/>
+        </w:numPr>
+      </w:pPr>
+      <w:r>
+        <w:t xml:space="preserve">Search bar placeholder switches from "Tap a card, then search…"</w:t>
+      </w:r>
+      <w:r>
+        <w:t xml:space="preserve"> </w:t>
+      </w:r>
+      <w:r>
+        <w:t xml:space="preserve">to "Search feeds (target highlighted below)"</w:t>
       </w:r>
     </w:p>
     <w:p>
@@ -552,7 +612,7 @@
       </w:r>
     </w:p>
     <w:bookmarkEnd w:id="11"/>
-    <w:bookmarkStart w:id="18" w:name="Xbabe8f74f749e6935c8f78db14b198a9fa75aa8"/>
+    <w:bookmarkStart w:id="19" w:name="Xbabe8f74f749e6935c8f78db14b198a9fa75aa8"/>
     <w:p>
       <w:pPr>
         <w:pStyle w:val="Heading2"/>
@@ -575,7 +635,7 @@
         <w:pStyle w:val="Compact"/>
         <w:numPr>
           <w:ilvl w:val="0"/>
-          <w:numId w:val="1002"/>
+          <w:numId w:val="1003"/>
         </w:numPr>
       </w:pPr>
       <w:r>
@@ -587,7 +647,7 @@
         <w:pStyle w:val="Compact"/>
         <w:numPr>
           <w:ilvl w:val="0"/>
-          <w:numId w:val="1002"/>
+          <w:numId w:val="1003"/>
         </w:numPr>
       </w:pPr>
       <w:r>
@@ -599,7 +659,7 @@
         <w:pStyle w:val="Compact"/>
         <w:numPr>
           <w:ilvl w:val="0"/>
-          <w:numId w:val="1002"/>
+          <w:numId w:val="1003"/>
         </w:numPr>
       </w:pPr>
       <w:r>
@@ -620,7 +680,7 @@
         <w:pStyle w:val="Compact"/>
         <w:numPr>
           <w:ilvl w:val="0"/>
-          <w:numId w:val="1002"/>
+          <w:numId w:val="1003"/>
         </w:numPr>
       </w:pPr>
       <w:r>
@@ -632,7 +692,7 @@
         <w:pStyle w:val="Compact"/>
         <w:numPr>
           <w:ilvl w:val="0"/>
-          <w:numId w:val="1002"/>
+          <w:numId w:val="1003"/>
         </w:numPr>
       </w:pPr>
       <w:r>
@@ -653,7 +713,7 @@
         <w:pStyle w:val="Compact"/>
         <w:numPr>
           <w:ilvl w:val="0"/>
-          <w:numId w:val="1002"/>
+          <w:numId w:val="1003"/>
         </w:numPr>
       </w:pPr>
       <w:r>
@@ -665,7 +725,7 @@
         <w:pStyle w:val="Compact"/>
         <w:numPr>
           <w:ilvl w:val="0"/>
-          <w:numId w:val="1002"/>
+          <w:numId w:val="1003"/>
         </w:numPr>
       </w:pPr>
       <w:r>
@@ -687,31 +747,64 @@
         <w:pStyle w:val="Compact"/>
         <w:numPr>
           <w:ilvl w:val="0"/>
-          <w:numId w:val="1003"/>
-        </w:numPr>
-      </w:pPr>
-      <w:r>
-        <w:t xml:space="preserve">Tap FEED 1</w:t>
-      </w:r>
-    </w:p>
-    <w:p>
-      <w:pPr>
-        <w:pStyle w:val="Compact"/>
-        <w:numPr>
-          <w:ilvl w:val="0"/>
-          <w:numId w:val="1003"/>
-        </w:numPr>
-      </w:pPr>
-      <w:r>
-        <w:t xml:space="preserve">Type "corn" in search bar</w:t>
-      </w:r>
-    </w:p>
-    <w:p>
-      <w:pPr>
-        <w:pStyle w:val="Compact"/>
-        <w:numPr>
-          <w:ilvl w:val="0"/>
-          <w:numId w:val="1003"/>
+          <w:numId w:val="1004"/>
+        </w:numPr>
+      </w:pPr>
+      <w:r>
+        <w:t xml:space="preserve">Tap FEED 2 — card lights up with a dark-green ring + "Search</w:t>
+      </w:r>
+      <w:r>
+        <w:t xml:space="preserve"> </w:t>
+      </w:r>
+      <w:r>
+        <w:t xml:space="preserve">target" pill.</w:t>
+      </w:r>
+      <w:r>
+        <w:t xml:space="preserve"> </w:t>
+      </w:r>
+      <w:r>
+        <w:rPr>
+          <w:rStyle w:val="VerbatimChar"/>
+        </w:rPr>
+        <w:t xml:space="preserve">activeRowId</w:t>
+      </w:r>
+      <w:r>
+        <w:t xml:space="preserve"> </w:t>
+      </w:r>
+      <w:r>
+        <w:t xml:space="preserve">is now</w:t>
+      </w:r>
+      <w:r>
+        <w:t xml:space="preserve"> </w:t>
+      </w:r>
+      <w:r>
+        <w:rPr>
+          <w:rStyle w:val="VerbatimChar"/>
+        </w:rPr>
+        <w:t xml:space="preserve">"feed_2_…"</w:t>
+      </w:r>
+      <w:r>
+        <w:t xml:space="preserve">.</w:t>
+      </w:r>
+    </w:p>
+    <w:p>
+      <w:pPr>
+        <w:pStyle w:val="Compact"/>
+        <w:numPr>
+          <w:ilvl w:val="0"/>
+          <w:numId w:val="1004"/>
+        </w:numPr>
+      </w:pPr>
+      <w:r>
+        <w:t xml:space="preserve">Type "corn" in the page-level search bar at the top</w:t>
+      </w:r>
+    </w:p>
+    <w:p>
+      <w:pPr>
+        <w:pStyle w:val="Compact"/>
+        <w:numPr>
+          <w:ilvl w:val="0"/>
+          <w:numId w:val="1004"/>
         </w:numPr>
       </w:pPr>
       <w:r>
@@ -732,7 +825,7 @@
         <w:pStyle w:val="Compact"/>
         <w:numPr>
           <w:ilvl w:val="0"/>
-          <w:numId w:val="1003"/>
+          <w:numId w:val="1004"/>
         </w:numPr>
       </w:pPr>
       <w:r>
@@ -795,7 +888,7 @@
         <w:pStyle w:val="Compact"/>
         <w:numPr>
           <w:ilvl w:val="0"/>
-          <w:numId w:val="1003"/>
+          <w:numId w:val="1004"/>
         </w:numPr>
       </w:pPr>
       <w:r>
@@ -807,11 +900,27 @@
         <w:pStyle w:val="Compact"/>
         <w:numPr>
           <w:ilvl w:val="0"/>
-          <w:numId w:val="1003"/>
-        </w:numPr>
-      </w:pPr>
-      <w:r>
-        <w:t xml:space="preserve">PWA writes all four values in one state update:</w:t>
+          <w:numId w:val="1004"/>
+        </w:numPr>
+      </w:pPr>
+      <w:r>
+        <w:t xml:space="preserve">PWA writes all four values into the</w:t>
+      </w:r>
+      <w:r>
+        <w:t xml:space="preserve"> </w:t>
+      </w:r>
+      <w:r>
+        <w:rPr>
+          <w:b/>
+          <w:bCs/>
+        </w:rPr>
+        <w:t xml:space="preserve">active</w:t>
+      </w:r>
+      <w:r>
+        <w:t xml:space="preserve"> </w:t>
+      </w:r>
+      <w:r>
+        <w:t xml:space="preserve">row (FEED 2):</w:t>
       </w:r>
     </w:p>
     <w:p>
@@ -824,6 +933,42 @@
       </w:pPr>
       <w:r>
         <w:rPr>
+          <w:rStyle w:val="CommentTok"/>
+        </w:rPr>
+        <w:t xml:space="preserve">// target priority:</w:t>
+      </w:r>
+      <w:r>
+        <w:br/>
+      </w:r>
+      <w:r>
+        <w:rPr>
+          <w:rStyle w:val="CommentTok"/>
+        </w:rPr>
+        <w:t xml:space="preserve">//   1. activeRowId if set</w:t>
+      </w:r>
+      <w:r>
+        <w:br/>
+      </w:r>
+      <w:r>
+        <w:rPr>
+          <w:rStyle w:val="CommentTok"/>
+        </w:rPr>
+        <w:t xml:space="preserve">//   2. first row with no feed_uuid (fallback for "no card tapped")</w:t>
+      </w:r>
+      <w:r>
+        <w:br/>
+      </w:r>
+      <w:r>
+        <w:rPr>
+          <w:rStyle w:val="CommentTok"/>
+        </w:rPr>
+        <w:t xml:space="preserve">//   3. row 0 (last resort)</w:t>
+      </w:r>
+      <w:r>
+        <w:br/>
+      </w:r>
+      <w:r>
+        <w:rPr>
           <w:rStyle w:val="FunctionTok"/>
         </w:rPr>
         <w:t xml:space="preserve">onUpdate</w:t>
@@ -832,40 +977,61 @@
         <w:rPr>
           <w:rStyle w:val="NormalTok"/>
         </w:rPr>
-        <w:t xml:space="preserve">(item</w:t>
+        <w:t xml:space="preserve">(activeRowId</w:t>
       </w:r>
       <w:r>
         <w:rPr>
           <w:rStyle w:val="OperatorTok"/>
         </w:rPr>
-        <w:t xml:space="preserve">.</w:t>
-      </w:r>
-      <w:r>
-        <w:rPr>
-          <w:rStyle w:val="AttributeTok"/>
-        </w:rPr>
-        <w:t xml:space="preserve">id</w:t>
+        <w:t xml:space="preserve">,</w:t>
+      </w:r>
+      <w:r>
+        <w:rPr>
+          <w:rStyle w:val="NormalTok"/>
+        </w:rPr>
+        <w:t xml:space="preserve"> {</w:t>
+      </w:r>
+      <w:r>
+        <w:br/>
+      </w:r>
+      <w:r>
+        <w:rPr>
+          <w:rStyle w:val="NormalTok"/>
+        </w:rPr>
+        <w:t xml:space="preserve">  feed_type_name</w:t>
       </w:r>
       <w:r>
         <w:rPr>
           <w:rStyle w:val="OperatorTok"/>
         </w:rPr>
+        <w:t xml:space="preserve">:</w:t>
+      </w:r>
+      <w:r>
+        <w:rPr>
+          <w:rStyle w:val="NormalTok"/>
+        </w:rPr>
+        <w:t xml:space="preserve"> </w:t>
+      </w:r>
+      <w:r>
+        <w:rPr>
+          <w:rStyle w:val="StringTok"/>
+        </w:rPr>
+        <w:t xml:space="preserve">"Forage"</w:t>
+      </w:r>
+      <w:r>
+        <w:rPr>
+          <w:rStyle w:val="OperatorTok"/>
+        </w:rPr>
         <w:t xml:space="preserve">,</w:t>
       </w:r>
       <w:r>
-        <w:rPr>
-          <w:rStyle w:val="NormalTok"/>
-        </w:rPr>
-        <w:t xml:space="preserve"> {</w:t>
-      </w:r>
-      <w:r>
-        <w:br/>
-      </w:r>
-      <w:r>
-        <w:rPr>
-          <w:rStyle w:val="NormalTok"/>
-        </w:rPr>
-        <w:t xml:space="preserve">  feed_type_name</w:t>
+        <w:br/>
+      </w:r>
+      <w:r>
+        <w:rPr>
+          <w:rStyle w:val="NormalTok"/>
+        </w:rPr>
+        <w:t xml:space="preserve">  category_name</w:t>
       </w:r>
       <w:r>
         <w:rPr>
@@ -883,7 +1049,7 @@
         <w:rPr>
           <w:rStyle w:val="StringTok"/>
         </w:rPr>
-        <w:t xml:space="preserve">"Forage"</w:t>
+        <w:t xml:space="preserve">"MAIZE FORAGE"</w:t>
       </w:r>
       <w:r>
         <w:rPr>
@@ -898,7 +1064,7 @@
         <w:rPr>
           <w:rStyle w:val="NormalTok"/>
         </w:rPr>
-        <w:t xml:space="preserve">  category_name</w:t>
+        <w:t xml:space="preserve">  sub_category_name</w:t>
       </w:r>
       <w:r>
         <w:rPr>
@@ -916,7 +1082,7 @@
         <w:rPr>
           <w:rStyle w:val="StringTok"/>
         </w:rPr>
-        <w:t xml:space="preserve">"MAIZE FORAGE"</w:t>
+        <w:t xml:space="preserve">"Whole corn silage, Dry Season"</w:t>
       </w:r>
       <w:r>
         <w:rPr>
@@ -931,7 +1097,7 @@
         <w:rPr>
           <w:rStyle w:val="NormalTok"/>
         </w:rPr>
-        <w:t xml:space="preserve">  sub_category_name</w:t>
+        <w:t xml:space="preserve">  feed_uuid</w:t>
       </w:r>
       <w:r>
         <w:rPr>
@@ -949,7 +1115,7 @@
         <w:rPr>
           <w:rStyle w:val="StringTok"/>
         </w:rPr>
-        <w:t xml:space="preserve">"Whole corn silage, Dry Season"</w:t>
+        <w:t xml:space="preserve">"abc-..."</w:t>
       </w:r>
       <w:r>
         <w:rPr>
@@ -964,45 +1130,12 @@
         <w:rPr>
           <w:rStyle w:val="NormalTok"/>
         </w:rPr>
-        <w:t xml:space="preserve">  feed_uuid</w:t>
+        <w:t xml:space="preserve">})</w:t>
       </w:r>
       <w:r>
         <w:rPr>
           <w:rStyle w:val="OperatorTok"/>
         </w:rPr>
-        <w:t xml:space="preserve">:</w:t>
-      </w:r>
-      <w:r>
-        <w:rPr>
-          <w:rStyle w:val="NormalTok"/>
-        </w:rPr>
-        <w:t xml:space="preserve"> </w:t>
-      </w:r>
-      <w:r>
-        <w:rPr>
-          <w:rStyle w:val="StringTok"/>
-        </w:rPr>
-        <w:t xml:space="preserve">"abc-..."</w:t>
-      </w:r>
-      <w:r>
-        <w:rPr>
-          <w:rStyle w:val="OperatorTok"/>
-        </w:rPr>
-        <w:t xml:space="preserve">,</w:t>
-      </w:r>
-      <w:r>
-        <w:br/>
-      </w:r>
-      <w:r>
-        <w:rPr>
-          <w:rStyle w:val="NormalTok"/>
-        </w:rPr>
-        <w:t xml:space="preserve">})</w:t>
-      </w:r>
-      <w:r>
-        <w:rPr>
-          <w:rStyle w:val="OperatorTok"/>
-        </w:rPr>
         <w:t xml:space="preserve">;</w:t>
       </w:r>
     </w:p>
@@ -1011,11 +1144,11 @@
         <w:pStyle w:val="Compact"/>
         <w:numPr>
           <w:ilvl w:val="0"/>
-          <w:numId w:val="1003"/>
-        </w:numPr>
-      </w:pPr>
-      <w:r>
-        <w:t xml:space="preserve">Existing cascade effects re-run automatically:</w:t>
+          <w:numId w:val="1004"/>
+        </w:numPr>
+      </w:pPr>
+      <w:r>
+        <w:t xml:space="preserve">Existing cascade effects on that row re-run automatically:</w:t>
       </w:r>
     </w:p>
     <w:p>
@@ -1023,117 +1156,228 @@
         <w:pStyle w:val="Compact"/>
         <w:numPr>
           <w:ilvl w:val="1"/>
+          <w:numId w:val="1005"/>
+        </w:numPr>
+      </w:pPr>
+      <w:r>
+        <w:t xml:space="preserve">Categories effect → fetches full category list for Forage</w:t>
+      </w:r>
+    </w:p>
+    <w:p>
+      <w:pPr>
+        <w:pStyle w:val="Compact"/>
+        <w:numPr>
+          <w:ilvl w:val="1"/>
+          <w:numId w:val="1005"/>
+        </w:numPr>
+      </w:pPr>
+      <w:r>
+        <w:t xml:space="preserve">Sub-categories effect → fetches full feed list for (Forage,</w:t>
+      </w:r>
+      <w:r>
+        <w:t xml:space="preserve"> </w:t>
+      </w:r>
+      <w:r>
+        <w:t xml:space="preserve">MAIZE FORAGE)</w:t>
+      </w:r>
+    </w:p>
+    <w:p>
+      <w:pPr>
+        <w:pStyle w:val="Compact"/>
+        <w:numPr>
+          <w:ilvl w:val="0"/>
           <w:numId w:val="1004"/>
         </w:numPr>
       </w:pPr>
       <w:r>
-        <w:t xml:space="preserve">Categories effect → fetches full category list for Forage</w:t>
-      </w:r>
-    </w:p>
-    <w:p>
-      <w:pPr>
-        <w:pStyle w:val="Compact"/>
-        <w:numPr>
-          <w:ilvl w:val="1"/>
+        <w:rPr>
+          <w:rStyle w:val="VerbatimChar"/>
+        </w:rPr>
+        <w:t xml:space="preserve">activeRowId</w:t>
+      </w:r>
+      <w:r>
+        <w:t xml:space="preserve"> </w:t>
+      </w:r>
+      <w:r>
+        <w:t xml:space="preserve">is cleared (search task complete). FEED 2 loses</w:t>
+      </w:r>
+      <w:r>
+        <w:t xml:space="preserve"> </w:t>
+      </w:r>
+      <w:r>
+        <w:t xml:space="preserve">the green ring; the search bar's placeholder reverts to "Tap a</w:t>
+      </w:r>
+      <w:r>
+        <w:t xml:space="preserve"> </w:t>
+      </w:r>
+      <w:r>
+        <w:t xml:space="preserve">card, then search…".</w:t>
+      </w:r>
+    </w:p>
+    <w:p>
+      <w:pPr>
+        <w:pStyle w:val="Compact"/>
+        <w:numPr>
+          <w:ilvl w:val="0"/>
           <w:numId w:val="1004"/>
         </w:numPr>
       </w:pPr>
       <w:r>
-        <w:t xml:space="preserve">Sub-categories effect → fetches full feed list for (Forage,</w:t>
-      </w:r>
-      <w:r>
-        <w:t xml:space="preserve"> </w:t>
-      </w:r>
-      <w:r>
-        <w:t xml:space="preserve">MAIZE FORAGE)</w:t>
-      </w:r>
-    </w:p>
-    <w:p>
-      <w:pPr>
-        <w:pStyle w:val="Compact"/>
-        <w:numPr>
-          <w:ilvl w:val="0"/>
-          <w:numId w:val="1003"/>
-        </w:numPr>
-      </w:pPr>
-      <w:r>
-        <w:t xml:space="preserve">Result: all dropdowns + radio reflect the picked feed. Opening</w:t>
-      </w:r>
-      <w:r>
-        <w:t xml:space="preserve"> </w:t>
-      </w:r>
-      <w:r>
-        <w:t xml:space="preserve">any dropdown still shows ALL valid options — the picked value is</w:t>
-      </w:r>
-      <w:r>
-        <w:t xml:space="preserve"> </w:t>
-      </w:r>
-      <w:r>
-        <w:t xml:space="preserve">just one of many.</w:t>
+        <w:t xml:space="preserve">Result: FEED 2's dropdowns + radio reflect the picked feed.</w:t>
+      </w:r>
+      <w:r>
+        <w:t xml:space="preserve"> </w:t>
+      </w:r>
+      <w:r>
+        <w:t xml:space="preserve">Opening any dropdown shows ALL valid options — the picked value</w:t>
+      </w:r>
+      <w:r>
+        <w:t xml:space="preserve"> </w:t>
+      </w:r>
+      <w:r>
+        <w:t xml:space="preserve">is just one of many.</w:t>
       </w:r>
     </w:p>
     <w:bookmarkEnd w:id="13"/>
-    <w:bookmarkStart w:id="14" w:name="Xd6ea1a586ae012a9b71385e778f6300a9140610"/>
+    <w:bookmarkStart w:id="14" w:name="X57710e7aac39b8b1837c8fbc4eb9b2d55fc6da4"/>
     <w:p>
       <w:pPr>
         <w:pStyle w:val="Heading3"/>
       </w:pPr>
       <w:r>
-        <w:t xml:space="preserve">C. Mixed — cascade started, refined with search</w:t>
-      </w:r>
-    </w:p>
-    <w:p>
-      <w:pPr>
-        <w:pStyle w:val="Compact"/>
-        <w:numPr>
-          <w:ilvl w:val="0"/>
-          <w:numId w:val="1005"/>
-        </w:numPr>
-      </w:pPr>
-      <w:r>
-        <w:t xml:space="preserve">Pick Feed Type = "Concentrate" via radio</w:t>
-      </w:r>
-    </w:p>
-    <w:p>
-      <w:pPr>
-        <w:pStyle w:val="Compact"/>
-        <w:numPr>
-          <w:ilvl w:val="0"/>
-          <w:numId w:val="1005"/>
-        </w:numPr>
-      </w:pPr>
-      <w:r>
-        <w:t xml:space="preserve">Type "corn" in search bar — search is unscoped by default,</w:t>
-      </w:r>
-      <w:r>
-        <w:t xml:space="preserve"> </w:t>
-      </w:r>
-      <w:r>
-        <w:t xml:space="preserve">returns matches from any type</w:t>
-      </w:r>
-    </w:p>
-    <w:p>
-      <w:pPr>
-        <w:pStyle w:val="Compact"/>
-        <w:numPr>
-          <w:ilvl w:val="0"/>
-          <w:numId w:val="1005"/>
-        </w:numPr>
-      </w:pPr>
-      <w:r>
-        <w:t xml:space="preserve">If the picked feed belongs to a different type, the radio +</w:t>
-      </w:r>
-      <w:r>
-        <w:t xml:space="preserve"> </w:t>
-      </w:r>
-      <w:r>
-        <w:t xml:space="preserve">dropdowns switch to match the picked feed (overwriting the earlier</w:t>
-      </w:r>
-      <w:r>
-        <w:t xml:space="preserve"> </w:t>
-      </w:r>
-      <w:r>
-        <w:t xml:space="preserve">choice)</w:t>
+        <w:t xml:space="preserve">C. Mixed — cascade started on one card, refined with search</w:t>
+      </w:r>
+    </w:p>
+    <w:p>
+      <w:pPr>
+        <w:pStyle w:val="Compact"/>
+        <w:numPr>
+          <w:ilvl w:val="0"/>
+          <w:numId w:val="1006"/>
+        </w:numPr>
+      </w:pPr>
+      <w:r>
+        <w:t xml:space="preserve">On FEED 2: pick Feed Type = "Concentrate" via radio. Category</w:t>
+      </w:r>
+      <w:r>
+        <w:t xml:space="preserve"> </w:t>
+      </w:r>
+      <w:r>
+        <w:t xml:space="preserve">dropdown populates.</w:t>
+      </w:r>
+    </w:p>
+    <w:p>
+      <w:pPr>
+        <w:pStyle w:val="Compact"/>
+        <w:numPr>
+          <w:ilvl w:val="0"/>
+          <w:numId w:val="1006"/>
+        </w:numPr>
+      </w:pPr>
+      <w:r>
+        <w:t xml:space="preserve">Without tapping any specific card, type "corn" in the search</w:t>
+      </w:r>
+      <w:r>
+        <w:t xml:space="preserve"> </w:t>
+      </w:r>
+      <w:r>
+        <w:t xml:space="preserve">bar.</w:t>
+      </w:r>
+    </w:p>
+    <w:p>
+      <w:pPr>
+        <w:pStyle w:val="Compact"/>
+        <w:numPr>
+          <w:ilvl w:val="0"/>
+          <w:numId w:val="1006"/>
+        </w:numPr>
+      </w:pPr>
+      <w:r>
+        <w:t xml:space="preserve">Search returns matches; tap "Whole corn silage" (a Forage).</w:t>
+      </w:r>
+    </w:p>
+    <w:p>
+      <w:pPr>
+        <w:pStyle w:val="Compact"/>
+        <w:numPr>
+          <w:ilvl w:val="0"/>
+          <w:numId w:val="1006"/>
+        </w:numPr>
+      </w:pPr>
+      <w:r>
+        <w:t xml:space="preserve">With no</w:t>
+      </w:r>
+      <w:r>
+        <w:t xml:space="preserve"> </w:t>
+      </w:r>
+      <w:r>
+        <w:rPr>
+          <w:rStyle w:val="VerbatimChar"/>
+        </w:rPr>
+        <w:t xml:space="preserve">activeRowId</w:t>
+      </w:r>
+      <w:r>
+        <w:t xml:space="preserve"> </w:t>
+      </w:r>
+      <w:r>
+        <w:t xml:space="preserve">set, the fallback rule kicks in: populate</w:t>
+      </w:r>
+      <w:r>
+        <w:t xml:space="preserve"> </w:t>
+      </w:r>
+      <w:r>
+        <w:t xml:space="preserve">the first row whose</w:t>
+      </w:r>
+      <w:r>
+        <w:t xml:space="preserve"> </w:t>
+      </w:r>
+      <w:r>
+        <w:rPr>
+          <w:rStyle w:val="VerbatimChar"/>
+        </w:rPr>
+        <w:t xml:space="preserve">feed_uuid</w:t>
+      </w:r>
+      <w:r>
+        <w:t xml:space="preserve"> </w:t>
+      </w:r>
+      <w:r>
+        <w:t xml:space="preserve">is null. If FEED 1 is still</w:t>
+      </w:r>
+      <w:r>
+        <w:t xml:space="preserve"> </w:t>
+      </w:r>
+      <w:r>
+        <w:t xml:space="preserve">empty, the result lands there — leaving FEED 2's manually-picked</w:t>
+      </w:r>
+      <w:r>
+        <w:t xml:space="preserve"> </w:t>
+      </w:r>
+      <w:r>
+        <w:t xml:space="preserve">Concentrate type intact.</w:t>
+      </w:r>
+    </w:p>
+    <w:p>
+      <w:pPr>
+        <w:pStyle w:val="Compact"/>
+        <w:numPr>
+          <w:ilvl w:val="0"/>
+          <w:numId w:val="1006"/>
+        </w:numPr>
+      </w:pPr>
+      <w:r>
+        <w:t xml:space="preserve">If FEED 1 already has a feed, FEED 2 gets overwritten (its</w:t>
+      </w:r>
+      <w:r>
+        <w:t xml:space="preserve"> </w:t>
+      </w:r>
+      <w:r>
+        <w:t xml:space="preserve">manually-picked Concentrate flips to Forage to match the search</w:t>
+      </w:r>
+      <w:r>
+        <w:t xml:space="preserve"> </w:t>
+      </w:r>
+      <w:r>
+        <w:t xml:space="preserve">result).</w:t>
       </w:r>
     </w:p>
     <w:p>
@@ -1178,12 +1422,112 @@
       </w:r>
     </w:p>
     <w:bookmarkEnd w:id="14"/>
-    <w:bookmarkStart w:id="15" w:name="d-clear-the-search"/>
+    <w:bookmarkStart w:id="15" w:name="g-no-card-tapped-before-searching"/>
     <w:p>
       <w:pPr>
         <w:pStyle w:val="Heading3"/>
       </w:pPr>
       <w:r>
+        <w:t xml:space="preserve">G. No card tapped before searching</w:t>
+      </w:r>
+    </w:p>
+    <w:p>
+      <w:pPr>
+        <w:pStyle w:val="Compact"/>
+        <w:numPr>
+          <w:ilvl w:val="0"/>
+          <w:numId w:val="1007"/>
+        </w:numPr>
+      </w:pPr>
+      <w:r>
+        <w:t xml:space="preserve">The Generic case — user types in the search bar without first</w:t>
+      </w:r>
+      <w:r>
+        <w:t xml:space="preserve"> </w:t>
+      </w:r>
+      <w:r>
+        <w:t xml:space="preserve">tapping any card.</w:t>
+      </w:r>
+    </w:p>
+    <w:p>
+      <w:pPr>
+        <w:pStyle w:val="Compact"/>
+        <w:numPr>
+          <w:ilvl w:val="0"/>
+          <w:numId w:val="1007"/>
+        </w:numPr>
+      </w:pPr>
+      <w:r>
+        <w:t xml:space="preserve">Search bar placeholder reads "Tap a card, then search…" as a</w:t>
+      </w:r>
+      <w:r>
+        <w:t xml:space="preserve"> </w:t>
+      </w:r>
+      <w:r>
+        <w:t xml:space="preserve">hint that targeting is recommended.</w:t>
+      </w:r>
+    </w:p>
+    <w:p>
+      <w:pPr>
+        <w:pStyle w:val="Compact"/>
+        <w:numPr>
+          <w:ilvl w:val="0"/>
+          <w:numId w:val="1007"/>
+        </w:numPr>
+      </w:pPr>
+      <w:r>
+        <w:t xml:space="preserve">Picking a result still works: with no</w:t>
+      </w:r>
+      <w:r>
+        <w:t xml:space="preserve"> </w:t>
+      </w:r>
+      <w:r>
+        <w:rPr>
+          <w:rStyle w:val="VerbatimChar"/>
+        </w:rPr>
+        <w:t xml:space="preserve">activeRowId</w:t>
+      </w:r>
+      <w:r>
+        <w:t xml:space="preserve">, the first</w:t>
+      </w:r>
+      <w:r>
+        <w:t xml:space="preserve"> </w:t>
+      </w:r>
+      <w:r>
+        <w:t xml:space="preserve">row without a feed_uuid is filled. If every row is already</w:t>
+      </w:r>
+      <w:r>
+        <w:t xml:space="preserve"> </w:t>
+      </w:r>
+      <w:r>
+        <w:t xml:space="preserve">populated, row 1 is overwritten.</w:t>
+      </w:r>
+    </w:p>
+    <w:p>
+      <w:pPr>
+        <w:pStyle w:val="Compact"/>
+        <w:numPr>
+          <w:ilvl w:val="0"/>
+          <w:numId w:val="1007"/>
+        </w:numPr>
+      </w:pPr>
+      <w:r>
+        <w:t xml:space="preserve">This deliberately avoids "search does nothing" — there's always</w:t>
+      </w:r>
+      <w:r>
+        <w:t xml:space="preserve"> </w:t>
+      </w:r>
+      <w:r>
+        <w:t xml:space="preserve">a sensible target.</w:t>
+      </w:r>
+    </w:p>
+    <w:bookmarkEnd w:id="15"/>
+    <w:bookmarkStart w:id="16" w:name="d-clear-the-search"/>
+    <w:p>
+      <w:pPr>
+        <w:pStyle w:val="Heading3"/>
+      </w:pPr>
+      <w:r>
         <w:t xml:space="preserve">D. Clear the search</w:t>
       </w:r>
     </w:p>
@@ -1192,7 +1536,7 @@
         <w:pStyle w:val="Compact"/>
         <w:numPr>
           <w:ilvl w:val="0"/>
-          <w:numId w:val="1006"/>
+          <w:numId w:val="1008"/>
         </w:numPr>
       </w:pPr>
       <w:r>
@@ -1204,15 +1548,15 @@
         <w:pStyle w:val="Compact"/>
         <w:numPr>
           <w:ilvl w:val="0"/>
-          <w:numId w:val="1006"/>
+          <w:numId w:val="1008"/>
         </w:numPr>
       </w:pPr>
       <w:r>
         <w:t xml:space="preserve">Picked feed (if any) stays in place — clearing search doesn't undo</w:t>
       </w:r>
     </w:p>
-    <w:bookmarkEnd w:id="15"/>
-    <w:bookmarkStart w:id="16" w:name="e-no-matches"/>
+    <w:bookmarkEnd w:id="16"/>
+    <w:bookmarkStart w:id="17" w:name="e-no-matches"/>
     <w:p>
       <w:pPr>
         <w:pStyle w:val="Heading3"/>
@@ -1226,7 +1570,7 @@
         <w:pStyle w:val="Compact"/>
         <w:numPr>
           <w:ilvl w:val="0"/>
-          <w:numId w:val="1007"/>
+          <w:numId w:val="1009"/>
         </w:numPr>
       </w:pPr>
       <w:r>
@@ -1253,15 +1597,15 @@
         <w:pStyle w:val="Compact"/>
         <w:numPr>
           <w:ilvl w:val="0"/>
-          <w:numId w:val="1007"/>
+          <w:numId w:val="1009"/>
         </w:numPr>
       </w:pPr>
       <w:r>
         <w:t xml:space="preserve">Existing row state untouched</w:t>
       </w:r>
     </w:p>
-    <w:bookmarkEnd w:id="16"/>
-    <w:bookmarkStart w:id="17" w:name="f-search-backend-not-live-yet"/>
+    <w:bookmarkEnd w:id="17"/>
+    <w:bookmarkStart w:id="18" w:name="f-search-backend-not-live-yet"/>
     <w:p>
       <w:pPr>
         <w:pStyle w:val="Heading3"/>
@@ -1275,7 +1619,7 @@
         <w:pStyle w:val="Compact"/>
         <w:numPr>
           <w:ilvl w:val="0"/>
-          <w:numId w:val="1008"/>
+          <w:numId w:val="1010"/>
         </w:numPr>
       </w:pPr>
       <w:r>
@@ -1311,7 +1655,7 @@
         <w:pStyle w:val="Compact"/>
         <w:numPr>
           <w:ilvl w:val="0"/>
-          <w:numId w:val="1008"/>
+          <w:numId w:val="1010"/>
         </w:numPr>
       </w:pPr>
       <w:r>
@@ -1323,7 +1667,7 @@
         <w:pStyle w:val="Compact"/>
         <w:numPr>
           <w:ilvl w:val="0"/>
-          <w:numId w:val="1008"/>
+          <w:numId w:val="1010"/>
         </w:numPr>
       </w:pPr>
       <w:r>
@@ -1337,9 +1681,9 @@
         </w:pict>
       </w:r>
     </w:p>
-    <w:bookmarkEnd w:id="17"/>
     <w:bookmarkEnd w:id="18"/>
-    <w:bookmarkStart w:id="19" w:name="X59d13e09024216910cd714809fba7a1137416c0"/>
+    <w:bookmarkEnd w:id="19"/>
+    <w:bookmarkStart w:id="20" w:name="X59d13e09024216910cd714809fba7a1137416c0"/>
     <w:p>
       <w:pPr>
         <w:pStyle w:val="Heading2"/>
@@ -1371,7 +1715,7 @@
         <w:pStyle w:val="Compact"/>
         <w:numPr>
           <w:ilvl w:val="0"/>
-          <w:numId w:val="1009"/>
+          <w:numId w:val="1011"/>
         </w:numPr>
       </w:pPr>
       <w:r>
@@ -1389,7 +1733,7 @@
         <w:pStyle w:val="Compact"/>
         <w:numPr>
           <w:ilvl w:val="0"/>
-          <w:numId w:val="1009"/>
+          <w:numId w:val="1011"/>
         </w:numPr>
       </w:pPr>
       <w:r>
@@ -1407,7 +1751,7 @@
         <w:pStyle w:val="Compact"/>
         <w:numPr>
           <w:ilvl w:val="0"/>
-          <w:numId w:val="1009"/>
+          <w:numId w:val="1011"/>
         </w:numPr>
       </w:pPr>
       <w:r>
@@ -1434,7 +1778,7 @@
         <w:pStyle w:val="Compact"/>
         <w:numPr>
           <w:ilvl w:val="0"/>
-          <w:numId w:val="1009"/>
+          <w:numId w:val="1011"/>
         </w:numPr>
       </w:pPr>
       <w:r>
@@ -1566,8 +1910,8 @@
         </w:pict>
       </w:r>
     </w:p>
-    <w:bookmarkEnd w:id="19"/>
-    <w:bookmarkStart w:id="20" w:name="X0f87d3d829abad3562939976572d7532099e900"/>
+    <w:bookmarkEnd w:id="20"/>
+    <w:bookmarkStart w:id="21" w:name="X0f87d3d829abad3562939976572d7532099e900"/>
     <w:p>
       <w:pPr>
         <w:pStyle w:val="Heading2"/>
@@ -1595,7 +1939,7 @@
         <w:pStyle w:val="Compact"/>
         <w:numPr>
           <w:ilvl w:val="0"/>
-          <w:numId w:val="1010"/>
+          <w:numId w:val="1012"/>
         </w:numPr>
       </w:pPr>
       <w:r>
@@ -1632,7 +1976,7 @@
         <w:pStyle w:val="Compact"/>
         <w:numPr>
           <w:ilvl w:val="0"/>
-          <w:numId w:val="1010"/>
+          <w:numId w:val="1012"/>
         </w:numPr>
       </w:pPr>
       <w:r>
@@ -1699,7 +2043,7 @@
         <w:pStyle w:val="Compact"/>
         <w:numPr>
           <w:ilvl w:val="0"/>
-          <w:numId w:val="1010"/>
+          <w:numId w:val="1012"/>
         </w:numPr>
       </w:pPr>
       <w:r>
@@ -1721,7 +2065,7 @@
         <w:pStyle w:val="Compact"/>
         <w:numPr>
           <w:ilvl w:val="1"/>
-          <w:numId w:val="1011"/>
+          <w:numId w:val="1013"/>
         </w:numPr>
       </w:pPr>
       <w:r>
@@ -1760,7 +2104,7 @@
         <w:pStyle w:val="Compact"/>
         <w:numPr>
           <w:ilvl w:val="1"/>
-          <w:numId w:val="1011"/>
+          <w:numId w:val="1013"/>
         </w:numPr>
       </w:pPr>
       <w:r>
@@ -1793,7 +2137,7 @@
         <w:pStyle w:val="Compact"/>
         <w:numPr>
           <w:ilvl w:val="0"/>
-          <w:numId w:val="1010"/>
+          <w:numId w:val="1012"/>
         </w:numPr>
       </w:pPr>
       <w:r>
@@ -1871,7 +2215,7 @@
         <w:pStyle w:val="Compact"/>
         <w:numPr>
           <w:ilvl w:val="0"/>
-          <w:numId w:val="1010"/>
+          <w:numId w:val="1012"/>
         </w:numPr>
       </w:pPr>
       <w:r>
@@ -1911,7 +2255,7 @@
         <w:pStyle w:val="Compact"/>
         <w:numPr>
           <w:ilvl w:val="0"/>
-          <w:numId w:val="1010"/>
+          <w:numId w:val="1012"/>
         </w:numPr>
       </w:pPr>
       <w:r>
@@ -1933,79 +2277,79 @@
         <w:pStyle w:val="Compact"/>
         <w:numPr>
           <w:ilvl w:val="1"/>
+          <w:numId w:val="1014"/>
+        </w:numPr>
+      </w:pPr>
+      <w:r>
+        <w:t xml:space="preserve">Case-insensitive substring on</w:t>
+      </w:r>
+      <w:r>
+        <w:t xml:space="preserve"> </w:t>
+      </w:r>
+      <w:r>
+        <w:rPr>
+          <w:rStyle w:val="VerbatimChar"/>
+        </w:rPr>
+        <w:t xml:space="preserve">feed_name</w:t>
+      </w:r>
+      <w:r>
+        <w:t xml:space="preserve"> </w:t>
+      </w:r>
+      <w:r>
+        <w:t xml:space="preserve">(primary)</w:t>
+      </w:r>
+    </w:p>
+    <w:p>
+      <w:pPr>
+        <w:pStyle w:val="Compact"/>
+        <w:numPr>
+          <w:ilvl w:val="1"/>
+          <w:numId w:val="1014"/>
+        </w:numPr>
+      </w:pPr>
+      <w:r>
+        <w:t xml:space="preserve">Also match on</w:t>
+      </w:r>
+      <w:r>
+        <w:t xml:space="preserve"> </w:t>
+      </w:r>
+      <w:r>
+        <w:rPr>
+          <w:rStyle w:val="VerbatimChar"/>
+        </w:rPr>
+        <w:t xml:space="preserve">feed_category</w:t>
+      </w:r>
+      <w:r>
+        <w:t xml:space="preserve"> </w:t>
+      </w:r>
+      <w:r>
+        <w:t xml:space="preserve">("silage" returns all silage entries)</w:t>
+      </w:r>
+    </w:p>
+    <w:p>
+      <w:pPr>
+        <w:pStyle w:val="Compact"/>
+        <w:numPr>
+          <w:ilvl w:val="1"/>
+          <w:numId w:val="1014"/>
+        </w:numPr>
+      </w:pPr>
+      <w:r>
+        <w:t xml:space="preserve">Optional: support quoted phrases ("corn meal" matches only that</w:t>
+      </w:r>
+      <w:r>
+        <w:t xml:space="preserve"> </w:t>
+      </w:r>
+      <w:r>
+        <w:t xml:space="preserve">phrase)</w:t>
+      </w:r>
+    </w:p>
+    <w:p>
+      <w:pPr>
+        <w:pStyle w:val="Compact"/>
+        <w:numPr>
+          <w:ilvl w:val="0"/>
           <w:numId w:val="1012"/>
-        </w:numPr>
-      </w:pPr>
-      <w:r>
-        <w:t xml:space="preserve">Case-insensitive substring on</w:t>
-      </w:r>
-      <w:r>
-        <w:t xml:space="preserve"> </w:t>
-      </w:r>
-      <w:r>
-        <w:rPr>
-          <w:rStyle w:val="VerbatimChar"/>
-        </w:rPr>
-        <w:t xml:space="preserve">feed_name</w:t>
-      </w:r>
-      <w:r>
-        <w:t xml:space="preserve"> </w:t>
-      </w:r>
-      <w:r>
-        <w:t xml:space="preserve">(primary)</w:t>
-      </w:r>
-    </w:p>
-    <w:p>
-      <w:pPr>
-        <w:pStyle w:val="Compact"/>
-        <w:numPr>
-          <w:ilvl w:val="1"/>
-          <w:numId w:val="1012"/>
-        </w:numPr>
-      </w:pPr>
-      <w:r>
-        <w:t xml:space="preserve">Also match on</w:t>
-      </w:r>
-      <w:r>
-        <w:t xml:space="preserve"> </w:t>
-      </w:r>
-      <w:r>
-        <w:rPr>
-          <w:rStyle w:val="VerbatimChar"/>
-        </w:rPr>
-        <w:t xml:space="preserve">feed_category</w:t>
-      </w:r>
-      <w:r>
-        <w:t xml:space="preserve"> </w:t>
-      </w:r>
-      <w:r>
-        <w:t xml:space="preserve">("silage" returns all silage entries)</w:t>
-      </w:r>
-    </w:p>
-    <w:p>
-      <w:pPr>
-        <w:pStyle w:val="Compact"/>
-        <w:numPr>
-          <w:ilvl w:val="1"/>
-          <w:numId w:val="1012"/>
-        </w:numPr>
-      </w:pPr>
-      <w:r>
-        <w:t xml:space="preserve">Optional: support quoted phrases ("corn meal" matches only that</w:t>
-      </w:r>
-      <w:r>
-        <w:t xml:space="preserve"> </w:t>
-      </w:r>
-      <w:r>
-        <w:t xml:space="preserve">phrase)</w:t>
-      </w:r>
-    </w:p>
-    <w:p>
-      <w:pPr>
-        <w:pStyle w:val="Compact"/>
-        <w:numPr>
-          <w:ilvl w:val="0"/>
-          <w:numId w:val="1010"/>
         </w:numPr>
       </w:pPr>
       <w:r>
@@ -2027,7 +2371,7 @@
         <w:pStyle w:val="Compact"/>
         <w:numPr>
           <w:ilvl w:val="1"/>
-          <w:numId w:val="1013"/>
+          <w:numId w:val="1015"/>
         </w:numPr>
       </w:pPr>
       <w:r>
@@ -2039,7 +2383,7 @@
         <w:pStyle w:val="Compact"/>
         <w:numPr>
           <w:ilvl w:val="1"/>
-          <w:numId w:val="1013"/>
+          <w:numId w:val="1015"/>
         </w:numPr>
       </w:pPr>
       <w:r>
@@ -2051,7 +2395,7 @@
         <w:pStyle w:val="Compact"/>
         <w:numPr>
           <w:ilvl w:val="1"/>
-          <w:numId w:val="1013"/>
+          <w:numId w:val="1015"/>
         </w:numPr>
       </w:pPr>
       <w:r>
@@ -2063,7 +2407,7 @@
         <w:pStyle w:val="Compact"/>
         <w:numPr>
           <w:ilvl w:val="0"/>
-          <w:numId w:val="1010"/>
+          <w:numId w:val="1012"/>
         </w:numPr>
       </w:pPr>
       <w:r>
@@ -2123,8 +2467,8 @@
         </w:pict>
       </w:r>
     </w:p>
-    <w:bookmarkEnd w:id="20"/>
-    <w:bookmarkStart w:id="21" w:name="X264aa944d4d183c74e59097f1f9efcda4d2162b"/>
+    <w:bookmarkEnd w:id="21"/>
+    <w:bookmarkStart w:id="22" w:name="X264aa944d4d183c74e59097f1f9efcda4d2162b"/>
     <w:p>
       <w:pPr>
         <w:pStyle w:val="Heading2"/>
@@ -2138,7 +2482,7 @@
         <w:pStyle w:val="Compact"/>
         <w:numPr>
           <w:ilvl w:val="0"/>
-          <w:numId w:val="1014"/>
+          <w:numId w:val="1016"/>
         </w:numPr>
       </w:pPr>
       <w:r>
@@ -2165,7 +2509,7 @@
         <w:pStyle w:val="Compact"/>
         <w:numPr>
           <w:ilvl w:val="0"/>
-          <w:numId w:val="1014"/>
+          <w:numId w:val="1016"/>
         </w:numPr>
       </w:pPr>
       <w:r>
@@ -2225,7 +2569,7 @@
         <w:pStyle w:val="Compact"/>
         <w:numPr>
           <w:ilvl w:val="0"/>
-          <w:numId w:val="1014"/>
+          <w:numId w:val="1016"/>
         </w:numPr>
       </w:pPr>
       <w:r>
@@ -2270,7 +2614,7 @@
         <w:pStyle w:val="Compact"/>
         <w:numPr>
           <w:ilvl w:val="0"/>
-          <w:numId w:val="1014"/>
+          <w:numId w:val="1016"/>
         </w:numPr>
       </w:pPr>
       <w:r>
@@ -2297,7 +2641,7 @@
         <w:pStyle w:val="Compact"/>
         <w:numPr>
           <w:ilvl w:val="0"/>
-          <w:numId w:val="1014"/>
+          <w:numId w:val="1016"/>
         </w:numPr>
       </w:pPr>
       <w:r>
@@ -2318,7 +2662,7 @@
         <w:pStyle w:val="Compact"/>
         <w:numPr>
           <w:ilvl w:val="0"/>
-          <w:numId w:val="1014"/>
+          <w:numId w:val="1016"/>
         </w:numPr>
       </w:pPr>
       <w:r>
@@ -2341,8 +2685,8 @@
         </w:pict>
       </w:r>
     </w:p>
-    <w:bookmarkEnd w:id="21"/>
-    <w:bookmarkStart w:id="22" w:name="Xd0f7e0878a12a296ce1f0981f0bf66644a26443"/>
+    <w:bookmarkEnd w:id="22"/>
+    <w:bookmarkStart w:id="23" w:name="Xd0f7e0878a12a296ce1f0981f0bf66644a26443"/>
     <w:p>
       <w:pPr>
         <w:pStyle w:val="Heading2"/>
@@ -2396,7 +2740,7 @@
               <w:pStyle w:val="Compact"/>
             </w:pPr>
             <w:r>
-              <w:t xml:space="preserve">Search bar UI on FeedRow</w:t>
+              <w:t xml:space="preserve">Single page-level search bar (top of /feed-selection)</w:t>
             </w:r>
           </w:p>
         </w:tc>
@@ -2408,6 +2752,87 @@
             </w:pPr>
             <w:r>
               <w:t xml:space="preserve">Shipped (stub)</w:t>
+            </w:r>
+          </w:p>
+        </w:tc>
+      </w:tr>
+      <w:tr>
+        <w:tc>
+          <w:tcPr/>
+          <w:p>
+            <w:pPr>
+              <w:pStyle w:val="Compact"/>
+            </w:pPr>
+            <w:r>
+              <w:t xml:space="preserve">Tap-card-to-mark-as-target</w:t>
+            </w:r>
+          </w:p>
+        </w:tc>
+        <w:tc>
+          <w:tcPr/>
+          <w:p>
+            <w:pPr>
+              <w:pStyle w:val="Compact"/>
+            </w:pPr>
+            <w:r>
+              <w:t xml:space="preserve">Shipped</w:t>
+            </w:r>
+          </w:p>
+        </w:tc>
+      </w:tr>
+      <w:tr>
+        <w:tc>
+          <w:tcPr/>
+          <w:p>
+            <w:pPr>
+              <w:pStyle w:val="Compact"/>
+            </w:pPr>
+            <w:r>
+              <w:rPr>
+                <w:rStyle w:val="VerbatimChar"/>
+              </w:rPr>
+              <w:t xml:space="preserve">activeRowId</w:t>
+            </w:r>
+            <w:r>
+              <w:t xml:space="preserve"> </w:t>
+            </w:r>
+            <w:r>
+              <w:t xml:space="preserve">state + visual highlight (ring + pill)</w:t>
+            </w:r>
+          </w:p>
+        </w:tc>
+        <w:tc>
+          <w:tcPr/>
+          <w:p>
+            <w:pPr>
+              <w:pStyle w:val="Compact"/>
+            </w:pPr>
+            <w:r>
+              <w:t xml:space="preserve">Shipped</w:t>
+            </w:r>
+          </w:p>
+        </w:tc>
+      </w:tr>
+      <w:tr>
+        <w:tc>
+          <w:tcPr/>
+          <w:p>
+            <w:pPr>
+              <w:pStyle w:val="Compact"/>
+            </w:pPr>
+            <w:r>
+              <w:t xml:space="preserve">Search bar placeholder switches with target state</w:t>
+            </w:r>
+          </w:p>
+        </w:tc>
+        <w:tc>
+          <w:tcPr/>
+          <w:p>
+            <w:pPr>
+              <w:pStyle w:val="Compact"/>
+            </w:pPr>
+            <w:r>
+              <w:t xml:space="preserve">Shipped</w:t>
             </w:r>
           </w:p>
         </w:tc>
@@ -2444,7 +2869,22 @@
               <w:pStyle w:val="Compact"/>
             </w:pPr>
             <w:r>
-              <w:t xml:space="preserve">Result dropdown with type+category subtitle</w:t>
+              <w:t xml:space="preserve">Result dropdown with</w:t>
+            </w:r>
+            <w:r>
+              <w:t xml:space="preserve"> </w:t>
+            </w:r>
+            <w:r>
+              <w:rPr>
+                <w:rStyle w:val="VerbatimChar"/>
+              </w:rPr>
+              <w:t xml:space="preserve">type · category</w:t>
+            </w:r>
+            <w:r>
+              <w:t xml:space="preserve"> </w:t>
+            </w:r>
+            <w:r>
+              <w:t xml:space="preserve">subtitle</w:t>
             </w:r>
           </w:p>
         </w:tc>
@@ -2469,6 +2909,30 @@
             </w:pPr>
             <w:r>
               <w:t xml:space="preserve">Click-result → populate all 4 row fields in one update</w:t>
+            </w:r>
+          </w:p>
+        </w:tc>
+        <w:tc>
+          <w:tcPr/>
+          <w:p>
+            <w:pPr>
+              <w:pStyle w:val="Compact"/>
+            </w:pPr>
+            <w:r>
+              <w:t xml:space="preserve">Shipped</w:t>
+            </w:r>
+          </w:p>
+        </w:tc>
+      </w:tr>
+      <w:tr>
+        <w:tc>
+          <w:tcPr/>
+          <w:p>
+            <w:pPr>
+              <w:pStyle w:val="Compact"/>
+            </w:pPr>
+            <w:r>
+              <w:t xml:space="preserve">Target priority (activeRowId → first empty → row 0)</w:t>
             </w:r>
           </w:p>
         </w:tc>
@@ -2575,7 +3039,31 @@
               <w:pStyle w:val="Compact"/>
             </w:pPr>
             <w:r>
-              <w:t xml:space="preserve">Pending — separate commit</w:t>
+              <w:t xml:space="preserve">Shipped</w:t>
+            </w:r>
+          </w:p>
+        </w:tc>
+      </w:tr>
+      <w:tr>
+        <w:tc>
+          <w:tcPr/>
+          <w:p>
+            <w:pPr>
+              <w:pStyle w:val="Compact"/>
+            </w:pPr>
+            <w:r>
+              <w:t xml:space="preserve">Forage-required gate before Generate</w:t>
+            </w:r>
+          </w:p>
+        </w:tc>
+        <w:tc>
+          <w:tcPr/>
+          <w:p>
+            <w:pPr>
+              <w:pStyle w:val="Compact"/>
+            </w:pPr>
+            <w:r>
+              <w:t xml:space="preserve">Shipped</w:t>
             </w:r>
           </w:p>
         </w:tc>
@@ -2650,8 +3138,8 @@
         </w:pict>
       </w:r>
     </w:p>
-    <w:bookmarkEnd w:id="22"/>
-    <w:bookmarkStart w:id="23" w:name="Xe67ed08d33e88c78a18efc248374eb25e55c76d"/>
+    <w:bookmarkEnd w:id="23"/>
+    <w:bookmarkStart w:id="24" w:name="Xe67ed08d33e88c78a18efc248374eb25e55c76d"/>
     <w:p>
       <w:pPr>
         <w:pStyle w:val="Heading2"/>
@@ -2665,53 +3153,166 @@
         <w:pStyle w:val="Compact"/>
         <w:numPr>
           <w:ilvl w:val="0"/>
-          <w:numId w:val="1015"/>
-        </w:numPr>
-      </w:pPr>
-      <w:r>
-        <w:t xml:space="preserve">Pure cascade — works as before</w:t>
-      </w:r>
-    </w:p>
-    <w:p>
-      <w:pPr>
-        <w:pStyle w:val="Compact"/>
-        <w:numPr>
-          <w:ilvl w:val="0"/>
-          <w:numId w:val="1015"/>
-        </w:numPr>
-      </w:pPr>
-      <w:r>
-        <w:t xml:space="preserve">Search-only — type "corn", pick result, all 4 fields populated</w:t>
-      </w:r>
-    </w:p>
-    <w:p>
-      <w:pPr>
-        <w:pStyle w:val="Compact"/>
-        <w:numPr>
-          <w:ilvl w:val="0"/>
-          <w:numId w:val="1015"/>
-        </w:numPr>
-      </w:pPr>
-      <w:r>
-        <w:t xml:space="preserve">After search-pick, open Category dropdown — shows ALL categories</w:t>
-      </w:r>
-      <w:r>
-        <w:t xml:space="preserve"> </w:t>
-      </w:r>
-      <w:r>
-        <w:t xml:space="preserve">for picked type, with picked one highlighted</w:t>
-      </w:r>
-    </w:p>
-    <w:p>
-      <w:pPr>
-        <w:pStyle w:val="Compact"/>
-        <w:numPr>
-          <w:ilvl w:val="0"/>
-          <w:numId w:val="1015"/>
-        </w:numPr>
-      </w:pPr>
-      <w:r>
-        <w:t xml:space="preserve">After search-pick, open Feed dropdown — shows ALL feeds in</w:t>
+          <w:numId w:val="1017"/>
+        </w:numPr>
+      </w:pPr>
+      <w:r>
+        <w:t xml:space="preserve">Pure cascade — works as before, no regressions</w:t>
+      </w:r>
+    </w:p>
+    <w:p>
+      <w:pPr>
+        <w:pStyle w:val="Compact"/>
+        <w:numPr>
+          <w:ilvl w:val="0"/>
+          <w:numId w:val="1017"/>
+        </w:numPr>
+      </w:pPr>
+      <w:r>
+        <w:t xml:space="preserve">Tap a card → it shows a dark-green ring + "Search target" pill;</w:t>
+      </w:r>
+      <w:r>
+        <w:t xml:space="preserve"> </w:t>
+      </w:r>
+      <w:r>
+        <w:rPr>
+          <w:rStyle w:val="VerbatimChar"/>
+        </w:rPr>
+        <w:t xml:space="preserve">activeRowId</w:t>
+      </w:r>
+      <w:r>
+        <w:t xml:space="preserve"> </w:t>
+      </w:r>
+      <w:r>
+        <w:t xml:space="preserve">is set</w:t>
+      </w:r>
+    </w:p>
+    <w:p>
+      <w:pPr>
+        <w:pStyle w:val="Compact"/>
+        <w:numPr>
+          <w:ilvl w:val="0"/>
+          <w:numId w:val="1017"/>
+        </w:numPr>
+      </w:pPr>
+      <w:r>
+        <w:t xml:space="preserve">Tap a different card → ring + pill move to the new card</w:t>
+      </w:r>
+    </w:p>
+    <w:p>
+      <w:pPr>
+        <w:pStyle w:val="Compact"/>
+        <w:numPr>
+          <w:ilvl w:val="0"/>
+          <w:numId w:val="1017"/>
+        </w:numPr>
+      </w:pPr>
+      <w:r>
+        <w:t xml:space="preserve">Search-and-pick</w:t>
+      </w:r>
+      <w:r>
+        <w:t xml:space="preserve"> </w:t>
+      </w:r>
+      <w:r>
+        <w:rPr>
+          <w:b/>
+          <w:bCs/>
+        </w:rPr>
+        <w:t xml:space="preserve">with</w:t>
+      </w:r>
+      <w:r>
+        <w:t xml:space="preserve"> </w:t>
+      </w:r>
+      <w:r>
+        <w:t xml:space="preserve">a card active → that specific card is</w:t>
+      </w:r>
+      <w:r>
+        <w:t xml:space="preserve"> </w:t>
+      </w:r>
+      <w:r>
+        <w:t xml:space="preserve">populated</w:t>
+      </w:r>
+    </w:p>
+    <w:p>
+      <w:pPr>
+        <w:pStyle w:val="Compact"/>
+        <w:numPr>
+          <w:ilvl w:val="0"/>
+          <w:numId w:val="1017"/>
+        </w:numPr>
+      </w:pPr>
+      <w:r>
+        <w:t xml:space="preserve">Search-and-pick with</w:t>
+      </w:r>
+      <w:r>
+        <w:t xml:space="preserve"> </w:t>
+      </w:r>
+      <w:r>
+        <w:rPr>
+          <w:b/>
+          <w:bCs/>
+        </w:rPr>
+        <w:t xml:space="preserve">no</w:t>
+      </w:r>
+      <w:r>
+        <w:t xml:space="preserve"> </w:t>
+      </w:r>
+      <w:r>
+        <w:t xml:space="preserve">card active → first row with empty</w:t>
+      </w:r>
+      <w:r>
+        <w:t xml:space="preserve"> </w:t>
+      </w:r>
+      <w:r>
+        <w:t xml:space="preserve">feed is populated (fallback)</w:t>
+      </w:r>
+    </w:p>
+    <w:p>
+      <w:pPr>
+        <w:pStyle w:val="Compact"/>
+        <w:numPr>
+          <w:ilvl w:val="0"/>
+          <w:numId w:val="1017"/>
+        </w:numPr>
+      </w:pPr>
+      <w:r>
+        <w:t xml:space="preserve">After search-pick, the active card's ring disappears</w:t>
+      </w:r>
+      <w:r>
+        <w:t xml:space="preserve"> </w:t>
+      </w:r>
+      <w:r>
+        <w:t xml:space="preserve">(activeRowId clears)</w:t>
+      </w:r>
+    </w:p>
+    <w:p>
+      <w:pPr>
+        <w:pStyle w:val="Compact"/>
+        <w:numPr>
+          <w:ilvl w:val="0"/>
+          <w:numId w:val="1017"/>
+        </w:numPr>
+      </w:pPr>
+      <w:r>
+        <w:t xml:space="preserve">After search-pick, open Category dropdown → shows ALL</w:t>
+      </w:r>
+      <w:r>
+        <w:t xml:space="preserve"> </w:t>
+      </w:r>
+      <w:r>
+        <w:t xml:space="preserve">categories for picked type, with picked one highlighted</w:t>
+      </w:r>
+    </w:p>
+    <w:p>
+      <w:pPr>
+        <w:pStyle w:val="Compact"/>
+        <w:numPr>
+          <w:ilvl w:val="0"/>
+          <w:numId w:val="1017"/>
+        </w:numPr>
+      </w:pPr>
+      <w:r>
+        <w:t xml:space="preserve">After search-pick, open Feed dropdown → shows ALL feeds in</w:t>
       </w:r>
       <w:r>
         <w:t xml:space="preserve"> </w:t>
@@ -2725,11 +3326,11 @@
         <w:pStyle w:val="Compact"/>
         <w:numPr>
           <w:ilvl w:val="0"/>
-          <w:numId w:val="1015"/>
-        </w:numPr>
-      </w:pPr>
-      <w:r>
-        <w:t xml:space="preserve">Change Category after search — Feed refreshes, picked feed</w:t>
+          <w:numId w:val="1017"/>
+        </w:numPr>
+      </w:pPr>
+      <w:r>
+        <w:t xml:space="preserve">Change Category after search → Feed refreshes, picked feed</w:t>
       </w:r>
       <w:r>
         <w:t xml:space="preserve"> </w:t>
@@ -2743,71 +3344,65 @@
         <w:pStyle w:val="Compact"/>
         <w:numPr>
           <w:ilvl w:val="0"/>
-          <w:numId w:val="1015"/>
-        </w:numPr>
-      </w:pPr>
-      <w:r>
-        <w:t xml:space="preserve">Search across types — picking either type's feed populates radio</w:t>
-      </w:r>
-    </w:p>
-    <w:p>
-      <w:pPr>
-        <w:pStyle w:val="Compact"/>
-        <w:numPr>
-          <w:ilvl w:val="1"/>
-          <w:numId w:val="1016"/>
-        </w:numPr>
-      </w:pPr>
-      <w:r>
-        <w:t xml:space="preserve">dropdowns correctly</w:t>
-      </w:r>
-    </w:p>
-    <w:p>
-      <w:pPr>
-        <w:pStyle w:val="Compact"/>
-        <w:numPr>
-          <w:ilvl w:val="0"/>
-          <w:numId w:val="1015"/>
-        </w:numPr>
-      </w:pPr>
-      <w:r>
-        <w:t xml:space="preserve">Clear search — picked feed stays</w:t>
-      </w:r>
-    </w:p>
-    <w:p>
-      <w:pPr>
-        <w:pStyle w:val="Compact"/>
-        <w:numPr>
-          <w:ilvl w:val="0"/>
-          <w:numId w:val="1015"/>
-        </w:numPr>
-      </w:pPr>
-      <w:r>
-        <w:t xml:space="preserve">No-match query — empty state, no errors</w:t>
-      </w:r>
-    </w:p>
-    <w:p>
-      <w:pPr>
-        <w:pStyle w:val="Compact"/>
-        <w:numPr>
-          <w:ilvl w:val="0"/>
-          <w:numId w:val="1015"/>
-        </w:numPr>
-      </w:pPr>
-      <w:r>
-        <w:t xml:space="preserve">Network error — snackbar, dropdowns unaffected</w:t>
-      </w:r>
-    </w:p>
-    <w:p>
-      <w:pPr>
-        <w:pStyle w:val="Compact"/>
-        <w:numPr>
-          <w:ilvl w:val="0"/>
-          <w:numId w:val="1015"/>
-        </w:numPr>
-      </w:pPr>
-      <w:r>
-        <w:t xml:space="preserve">Rapid type changes — no stale data in dropdowns (race-protected)</w:t>
+          <w:numId w:val="1017"/>
+        </w:numPr>
+      </w:pPr>
+      <w:r>
+        <w:t xml:space="preserve">Search across types → picking either type's feed populates</w:t>
+      </w:r>
+      <w:r>
+        <w:t xml:space="preserve"> </w:t>
+      </w:r>
+      <w:r>
+        <w:t xml:space="preserve">radio + dropdowns correctly on the targeted card</w:t>
+      </w:r>
+    </w:p>
+    <w:p>
+      <w:pPr>
+        <w:pStyle w:val="Compact"/>
+        <w:numPr>
+          <w:ilvl w:val="0"/>
+          <w:numId w:val="1017"/>
+        </w:numPr>
+      </w:pPr>
+      <w:r>
+        <w:t xml:space="preserve">Clear search (X button) → picked feed stays in place</w:t>
+      </w:r>
+    </w:p>
+    <w:p>
+      <w:pPr>
+        <w:pStyle w:val="Compact"/>
+        <w:numPr>
+          <w:ilvl w:val="0"/>
+          <w:numId w:val="1017"/>
+        </w:numPr>
+      </w:pPr>
+      <w:r>
+        <w:t xml:space="preserve">No-match query → empty state, no errors</w:t>
+      </w:r>
+    </w:p>
+    <w:p>
+      <w:pPr>
+        <w:pStyle w:val="Compact"/>
+        <w:numPr>
+          <w:ilvl w:val="0"/>
+          <w:numId w:val="1017"/>
+        </w:numPr>
+      </w:pPr>
+      <w:r>
+        <w:t xml:space="preserve">Network error → snackbar, dropdowns unaffected</w:t>
+      </w:r>
+    </w:p>
+    <w:p>
+      <w:pPr>
+        <w:pStyle w:val="Compact"/>
+        <w:numPr>
+          <w:ilvl w:val="0"/>
+          <w:numId w:val="1017"/>
+        </w:numPr>
+      </w:pPr>
+      <w:r>
+        <w:t xml:space="preserve">Rapid type changes → no stale data in dropdowns (race-protected)</w:t>
       </w:r>
     </w:p>
     <w:p>
@@ -2817,8 +3412,8 @@
         </w:pict>
       </w:r>
     </w:p>
-    <w:bookmarkEnd w:id="23"/>
-    <w:bookmarkStart w:id="28" w:name="Xd1cc0df81b7ec138d679e0b06178fc32e9435a0"/>
+    <w:bookmarkEnd w:id="24"/>
+    <w:bookmarkStart w:id="29" w:name="Xd1cc0df81b7ec138d679e0b06178fc32e9435a0"/>
     <w:p>
       <w:pPr>
         <w:pStyle w:val="Heading2"/>
@@ -2827,7 +3422,7 @@
         <w:t xml:space="preserve">9. API contract — request + response examples</w:t>
       </w:r>
     </w:p>
-    <w:bookmarkStart w:id="24" w:name="Xb1c846086d782d45201b46fef5d7dbd83d95ac8"/>
+    <w:bookmarkStart w:id="25" w:name="Xb1c846086d782d45201b46fef5d7dbd83d95ac8"/>
     <w:p>
       <w:pPr>
         <w:pStyle w:val="Heading3"/>
@@ -4335,8 +4930,8 @@
         <w:t xml:space="preserve">}</w:t>
       </w:r>
     </w:p>
-    <w:bookmarkEnd w:id="24"/>
-    <w:bookmarkStart w:id="27" w:name="X006f1e4bc4c44fb99b8ee126cb3906182b732ad"/>
+    <w:bookmarkEnd w:id="25"/>
+    <w:bookmarkStart w:id="28" w:name="X006f1e4bc4c44fb99b8ee126cb3906182b732ad"/>
     <w:p>
       <w:pPr>
         <w:pStyle w:val="Heading3"/>
@@ -4365,7 +4960,7 @@
         <w:t xml:space="preserve">talks to these; no changes needed — included here for completeness.</w:t>
       </w:r>
     </w:p>
-    <w:bookmarkStart w:id="25" w:name="get-v1animalunique-feed-category"/>
+    <w:bookmarkStart w:id="26" w:name="get-v1animalunique-feed-category"/>
     <w:p>
       <w:pPr>
         <w:pStyle w:val="Heading4"/>
@@ -4537,8 +5132,8 @@
         <w:t xml:space="preserve">}</w:t>
       </w:r>
     </w:p>
-    <w:bookmarkEnd w:id="25"/>
-    <w:bookmarkStart w:id="26" w:name="get-v1animalfeed-name"/>
+    <w:bookmarkEnd w:id="26"/>
+    <w:bookmarkStart w:id="27" w:name="get-v1animalfeed-name"/>
     <w:p>
       <w:pPr>
         <w:pStyle w:val="Heading4"/>
@@ -4902,10 +5497,10 @@
         <w:t xml:space="preserve">}</w:t>
       </w:r>
     </w:p>
-    <w:bookmarkEnd w:id="26"/>
     <w:bookmarkEnd w:id="27"/>
     <w:bookmarkEnd w:id="28"/>
     <w:bookmarkEnd w:id="29"/>
+    <w:bookmarkEnd w:id="30"/>
     <w:sectPr>
       <w:footnotePr>
         <w:numRestart w:val="eachSect"/>
@@ -5238,34 +5833,7 @@
     </w:lvlOverride>
   </w:num>
   <w:num w:numId="1002">
-    <w:abstractNumId w:val="99411"/>
-    <w:lvlOverride w:ilvl="0">
-      <w:startOverride w:val="1"/>
-    </w:lvlOverride>
-    <w:lvlOverride w:ilvl="1">
-      <w:startOverride w:val="1"/>
-    </w:lvlOverride>
-    <w:lvlOverride w:ilvl="2">
-      <w:startOverride w:val="1"/>
-    </w:lvlOverride>
-    <w:lvlOverride w:ilvl="3">
-      <w:startOverride w:val="1"/>
-    </w:lvlOverride>
-    <w:lvlOverride w:ilvl="4">
-      <w:startOverride w:val="1"/>
-    </w:lvlOverride>
-    <w:lvlOverride w:ilvl="5">
-      <w:startOverride w:val="1"/>
-    </w:lvlOverride>
-    <w:lvlOverride w:ilvl="6">
-      <w:startOverride w:val="1"/>
-    </w:lvlOverride>
-    <w:lvlOverride w:ilvl="7">
-      <w:startOverride w:val="1"/>
-    </w:lvlOverride>
-    <w:lvlOverride w:ilvl="8">
-      <w:startOverride w:val="1"/>
-    </w:lvlOverride>
+    <w:abstractNumId w:val="991"/>
   </w:num>
   <w:num w:numId="1003">
     <w:abstractNumId w:val="99411"/>
@@ -5298,9 +5866,39 @@
     </w:lvlOverride>
   </w:num>
   <w:num w:numId="1004">
+    <w:abstractNumId w:val="99411"/>
+    <w:lvlOverride w:ilvl="0">
+      <w:startOverride w:val="1"/>
+    </w:lvlOverride>
+    <w:lvlOverride w:ilvl="1">
+      <w:startOverride w:val="1"/>
+    </w:lvlOverride>
+    <w:lvlOverride w:ilvl="2">
+      <w:startOverride w:val="1"/>
+    </w:lvlOverride>
+    <w:lvlOverride w:ilvl="3">
+      <w:startOverride w:val="1"/>
+    </w:lvlOverride>
+    <w:lvlOverride w:ilvl="4">
+      <w:startOverride w:val="1"/>
+    </w:lvlOverride>
+    <w:lvlOverride w:ilvl="5">
+      <w:startOverride w:val="1"/>
+    </w:lvlOverride>
+    <w:lvlOverride w:ilvl="6">
+      <w:startOverride w:val="1"/>
+    </w:lvlOverride>
+    <w:lvlOverride w:ilvl="7">
+      <w:startOverride w:val="1"/>
+    </w:lvlOverride>
+    <w:lvlOverride w:ilvl="8">
+      <w:startOverride w:val="1"/>
+    </w:lvlOverride>
+  </w:num>
+  <w:num w:numId="1005">
     <w:abstractNumId w:val="991"/>
   </w:num>
-  <w:num w:numId="1005">
+  <w:num w:numId="1006">
     <w:abstractNumId w:val="99411"/>
     <w:lvlOverride w:ilvl="0">
       <w:startOverride w:val="1"/>
@@ -5330,11 +5928,35 @@
       <w:startOverride w:val="1"/>
     </w:lvlOverride>
   </w:num>
-  <w:num w:numId="1006">
-    <w:abstractNumId w:val="991"/>
-  </w:num>
   <w:num w:numId="1007">
-    <w:abstractNumId w:val="991"/>
+    <w:abstractNumId w:val="99411"/>
+    <w:lvlOverride w:ilvl="0">
+      <w:startOverride w:val="1"/>
+    </w:lvlOverride>
+    <w:lvlOverride w:ilvl="1">
+      <w:startOverride w:val="1"/>
+    </w:lvlOverride>
+    <w:lvlOverride w:ilvl="2">
+      <w:startOverride w:val="1"/>
+    </w:lvlOverride>
+    <w:lvlOverride w:ilvl="3">
+      <w:startOverride w:val="1"/>
+    </w:lvlOverride>
+    <w:lvlOverride w:ilvl="4">
+      <w:startOverride w:val="1"/>
+    </w:lvlOverride>
+    <w:lvlOverride w:ilvl="5">
+      <w:startOverride w:val="1"/>
+    </w:lvlOverride>
+    <w:lvlOverride w:ilvl="6">
+      <w:startOverride w:val="1"/>
+    </w:lvlOverride>
+    <w:lvlOverride w:ilvl="7">
+      <w:startOverride w:val="1"/>
+    </w:lvlOverride>
+    <w:lvlOverride w:ilvl="8">
+      <w:startOverride w:val="1"/>
+    </w:lvlOverride>
   </w:num>
   <w:num w:numId="1008">
     <w:abstractNumId w:val="991"/>
@@ -5343,100 +5965,46 @@
     <w:abstractNumId w:val="991"/>
   </w:num>
   <w:num w:numId="1010">
-    <w:abstractNumId w:val="99411"/>
-    <w:lvlOverride w:ilvl="0">
-      <w:startOverride w:val="1"/>
-    </w:lvlOverride>
-    <w:lvlOverride w:ilvl="1">
-      <w:startOverride w:val="1"/>
-    </w:lvlOverride>
-    <w:lvlOverride w:ilvl="2">
-      <w:startOverride w:val="1"/>
-    </w:lvlOverride>
-    <w:lvlOverride w:ilvl="3">
-      <w:startOverride w:val="1"/>
-    </w:lvlOverride>
-    <w:lvlOverride w:ilvl="4">
-      <w:startOverride w:val="1"/>
-    </w:lvlOverride>
-    <w:lvlOverride w:ilvl="5">
-      <w:startOverride w:val="1"/>
-    </w:lvlOverride>
-    <w:lvlOverride w:ilvl="6">
-      <w:startOverride w:val="1"/>
-    </w:lvlOverride>
-    <w:lvlOverride w:ilvl="7">
-      <w:startOverride w:val="1"/>
-    </w:lvlOverride>
-    <w:lvlOverride w:ilvl="8">
-      <w:startOverride w:val="1"/>
-    </w:lvlOverride>
+    <w:abstractNumId w:val="991"/>
   </w:num>
   <w:num w:numId="1011">
     <w:abstractNumId w:val="991"/>
   </w:num>
   <w:num w:numId="1012">
+    <w:abstractNumId w:val="99411"/>
+    <w:lvlOverride w:ilvl="0">
+      <w:startOverride w:val="1"/>
+    </w:lvlOverride>
+    <w:lvlOverride w:ilvl="1">
+      <w:startOverride w:val="1"/>
+    </w:lvlOverride>
+    <w:lvlOverride w:ilvl="2">
+      <w:startOverride w:val="1"/>
+    </w:lvlOverride>
+    <w:lvlOverride w:ilvl="3">
+      <w:startOverride w:val="1"/>
+    </w:lvlOverride>
+    <w:lvlOverride w:ilvl="4">
+      <w:startOverride w:val="1"/>
+    </w:lvlOverride>
+    <w:lvlOverride w:ilvl="5">
+      <w:startOverride w:val="1"/>
+    </w:lvlOverride>
+    <w:lvlOverride w:ilvl="6">
+      <w:startOverride w:val="1"/>
+    </w:lvlOverride>
+    <w:lvlOverride w:ilvl="7">
+      <w:startOverride w:val="1"/>
+    </w:lvlOverride>
+    <w:lvlOverride w:ilvl="8">
+      <w:startOverride w:val="1"/>
+    </w:lvlOverride>
+  </w:num>
+  <w:num w:numId="1013">
     <w:abstractNumId w:val="991"/>
   </w:num>
-  <w:num w:numId="1013">
-    <w:abstractNumId w:val="99411"/>
-    <w:lvlOverride w:ilvl="0">
-      <w:startOverride w:val="1"/>
-    </w:lvlOverride>
-    <w:lvlOverride w:ilvl="1">
-      <w:startOverride w:val="1"/>
-    </w:lvlOverride>
-    <w:lvlOverride w:ilvl="2">
-      <w:startOverride w:val="1"/>
-    </w:lvlOverride>
-    <w:lvlOverride w:ilvl="3">
-      <w:startOverride w:val="1"/>
-    </w:lvlOverride>
-    <w:lvlOverride w:ilvl="4">
-      <w:startOverride w:val="1"/>
-    </w:lvlOverride>
-    <w:lvlOverride w:ilvl="5">
-      <w:startOverride w:val="1"/>
-    </w:lvlOverride>
-    <w:lvlOverride w:ilvl="6">
-      <w:startOverride w:val="1"/>
-    </w:lvlOverride>
-    <w:lvlOverride w:ilvl="7">
-      <w:startOverride w:val="1"/>
-    </w:lvlOverride>
-    <w:lvlOverride w:ilvl="8">
-      <w:startOverride w:val="1"/>
-    </w:lvlOverride>
-  </w:num>
   <w:num w:numId="1014">
-    <w:abstractNumId w:val="99411"/>
-    <w:lvlOverride w:ilvl="0">
-      <w:startOverride w:val="1"/>
-    </w:lvlOverride>
-    <w:lvlOverride w:ilvl="1">
-      <w:startOverride w:val="1"/>
-    </w:lvlOverride>
-    <w:lvlOverride w:ilvl="2">
-      <w:startOverride w:val="1"/>
-    </w:lvlOverride>
-    <w:lvlOverride w:ilvl="3">
-      <w:startOverride w:val="1"/>
-    </w:lvlOverride>
-    <w:lvlOverride w:ilvl="4">
-      <w:startOverride w:val="1"/>
-    </w:lvlOverride>
-    <w:lvlOverride w:ilvl="5">
-      <w:startOverride w:val="1"/>
-    </w:lvlOverride>
-    <w:lvlOverride w:ilvl="6">
-      <w:startOverride w:val="1"/>
-    </w:lvlOverride>
-    <w:lvlOverride w:ilvl="7">
-      <w:startOverride w:val="1"/>
-    </w:lvlOverride>
-    <w:lvlOverride w:ilvl="8">
-      <w:startOverride w:val="1"/>
-    </w:lvlOverride>
+    <w:abstractNumId w:val="991"/>
   </w:num>
   <w:num w:numId="1015">
     <w:abstractNumId w:val="99411"/>
@@ -5469,7 +6037,64 @@
     </w:lvlOverride>
   </w:num>
   <w:num w:numId="1016">
-    <w:abstractNumId w:val="991"/>
+    <w:abstractNumId w:val="99411"/>
+    <w:lvlOverride w:ilvl="0">
+      <w:startOverride w:val="1"/>
+    </w:lvlOverride>
+    <w:lvlOverride w:ilvl="1">
+      <w:startOverride w:val="1"/>
+    </w:lvlOverride>
+    <w:lvlOverride w:ilvl="2">
+      <w:startOverride w:val="1"/>
+    </w:lvlOverride>
+    <w:lvlOverride w:ilvl="3">
+      <w:startOverride w:val="1"/>
+    </w:lvlOverride>
+    <w:lvlOverride w:ilvl="4">
+      <w:startOverride w:val="1"/>
+    </w:lvlOverride>
+    <w:lvlOverride w:ilvl="5">
+      <w:startOverride w:val="1"/>
+    </w:lvlOverride>
+    <w:lvlOverride w:ilvl="6">
+      <w:startOverride w:val="1"/>
+    </w:lvlOverride>
+    <w:lvlOverride w:ilvl="7">
+      <w:startOverride w:val="1"/>
+    </w:lvlOverride>
+    <w:lvlOverride w:ilvl="8">
+      <w:startOverride w:val="1"/>
+    </w:lvlOverride>
+  </w:num>
+  <w:num w:numId="1017">
+    <w:abstractNumId w:val="99411"/>
+    <w:lvlOverride w:ilvl="0">
+      <w:startOverride w:val="1"/>
+    </w:lvlOverride>
+    <w:lvlOverride w:ilvl="1">
+      <w:startOverride w:val="1"/>
+    </w:lvlOverride>
+    <w:lvlOverride w:ilvl="2">
+      <w:startOverride w:val="1"/>
+    </w:lvlOverride>
+    <w:lvlOverride w:ilvl="3">
+      <w:startOverride w:val="1"/>
+    </w:lvlOverride>
+    <w:lvlOverride w:ilvl="4">
+      <w:startOverride w:val="1"/>
+    </w:lvlOverride>
+    <w:lvlOverride w:ilvl="5">
+      <w:startOverride w:val="1"/>
+    </w:lvlOverride>
+    <w:lvlOverride w:ilvl="6">
+      <w:startOverride w:val="1"/>
+    </w:lvlOverride>
+    <w:lvlOverride w:ilvl="7">
+      <w:startOverride w:val="1"/>
+    </w:lvlOverride>
+    <w:lvlOverride w:ilvl="8">
+      <w:startOverride w:val="1"/>
+    </w:lvlOverride>
   </w:num>
 </w:numbering>
 </file>

--- a/frontend/docs/Search_Implmentation.docx
+++ b/frontend/docs/Search_Implmentation.docx
@@ -2,7 +2,7 @@
 <file path=word/document.xml><?xml version="1.0" encoding="utf-8"?>
 <w:document xmlns:w="http://schemas.openxmlformats.org/wordprocessingml/2006/main" xmlns:m="http://schemas.openxmlformats.org/officeDocument/2006/math" xmlns:r="http://schemas.openxmlformats.org/officeDocument/2006/relationships" xmlns:o="urn:schemas-microsoft-com:office:office" xmlns:v="urn:schemas-microsoft-com:vml" xmlns:w10="urn:schemas-microsoft-com:office:word" xmlns:a="http://schemas.openxmlformats.org/drawingml/2006/main" xmlns:pic="http://schemas.openxmlformats.org/drawingml/2006/picture" xmlns:wp="http://schemas.openxmlformats.org/drawingml/2006/wordprocessingDrawing">
   <w:body>
-    <w:bookmarkStart w:id="30" w:name="X765fb5ec61fc8ebb4ddd3cc4d97ed9a464dfddb"/>
+    <w:bookmarkStart w:id="41" w:name="X7e2a5c88f230d54196d359e050e309060b2c887"/>
     <w:p>
       <w:pPr>
         <w:pStyle w:val="Heading1"/>
@@ -83,19 +83,8 @@
         <w:t xml:space="preserve"> </w:t>
       </w:r>
       <w:r>
-        <w:t xml:space="preserve">→</w:t>
-      </w:r>
-      <w:r>
-        <w:t xml:space="preserve"> </w:t>
-      </w:r>
-      <w:hyperlink r:id="rId9">
-        <w:r>
-          <w:rPr>
-            <w:rStyle w:val="Hyperlink"/>
-          </w:rPr>
-          <w:t xml:space="preserve">https://rationsmart-testing.vercel.app</w:t>
-        </w:r>
-      </w:hyperlink>
+        <w:t xml:space="preserve">→ https://rationsmart-testing.vercel.app</w:t>
+      </w:r>
     </w:p>
     <w:p>
       <w:r>
@@ -104,7 +93,7 @@
         </w:pict>
       </w:r>
     </w:p>
-    <w:bookmarkStart w:id="10" w:name="X445628d819a2bcc7721b48cb70e34ef88f87940"/>
+    <w:bookmarkStart w:id="9" w:name="background"/>
     <w:p>
       <w:pPr>
         <w:pStyle w:val="Heading2"/>
@@ -143,7 +132,13 @@
         <w:t xml:space="preserve"> </w:t>
       </w:r>
       <w:r>
-        <w:t xml:space="preserve">query (e.g. "corn") and pick from a filtered list of feed ingredients.</w:t>
+        <w:t xml:space="preserve">query (e.g. </w:t>
+      </w:r>
+      <w:r>
+        <w:t xml:space="preserve">“corn”</w:t>
+      </w:r>
+      <w:r>
+        <w:t xml:space="preserve">) and pick from a filtered list of feed ingredients.</w:t>
       </w:r>
     </w:p>
     <w:p>
@@ -161,8 +156,8 @@
         </w:pict>
       </w:r>
     </w:p>
-    <w:bookmarkEnd w:id="10"/>
-    <w:bookmarkStart w:id="11" w:name="X278d545f71bb1946840689ed183d8ce158b17a0"/>
+    <w:bookmarkEnd w:id="9"/>
+    <w:bookmarkStart w:id="10" w:name="page-layout-single-search-tap-to-target"/>
     <w:p>
       <w:pPr>
         <w:pStyle w:val="Heading2"/>
@@ -201,7 +196,10 @@
         <w:t xml:space="preserve"> </w:t>
       </w:r>
       <w:r>
-        <w:t xml:space="preserve">"search target"; the next picked result populates that card. With no</w:t>
+        <w:t xml:space="preserve">“search target”</w:t>
+      </w:r>
+      <w:r>
+        <w:t xml:space="preserve">; the next picked result populates that card. With no</w:t>
       </w:r>
       <w:r>
         <w:t xml:space="preserve"> </w:t>
@@ -583,7 +581,19 @@
         </w:numPr>
       </w:pPr>
       <w:r>
-        <w:t xml:space="preserve">"Search target" pill in the header, next to "FEED N"</w:t>
+        <w:t xml:space="preserve">“Search target”</w:t>
+      </w:r>
+      <w:r>
+        <w:t xml:space="preserve"> </w:t>
+      </w:r>
+      <w:r>
+        <w:t xml:space="preserve">pill in the header, next to</w:t>
+      </w:r>
+      <w:r>
+        <w:t xml:space="preserve"> </w:t>
+      </w:r>
+      <w:r>
+        <w:t xml:space="preserve">“FEED N”</w:t>
       </w:r>
     </w:p>
     <w:p>
@@ -595,13 +605,25 @@
         </w:numPr>
       </w:pPr>
       <w:r>
-        <w:t xml:space="preserve">Search bar placeholder switches from "Tap a card, then search…"</w:t>
-      </w:r>
-      <w:r>
-        <w:t xml:space="preserve"> </w:t>
-      </w:r>
-      <w:r>
-        <w:t xml:space="preserve">to "Search feeds (target highlighted below)"</w:t>
+        <w:t xml:space="preserve">Search bar placeholder switches from</w:t>
+      </w:r>
+      <w:r>
+        <w:t xml:space="preserve"> </w:t>
+      </w:r>
+      <w:r>
+        <w:t xml:space="preserve">“Tap a card, then search…”</w:t>
+      </w:r>
+      <w:r>
+        <w:t xml:space="preserve"> </w:t>
+      </w:r>
+      <w:r>
+        <w:t xml:space="preserve">to</w:t>
+      </w:r>
+      <w:r>
+        <w:t xml:space="preserve"> </w:t>
+      </w:r>
+      <w:r>
+        <w:t xml:space="preserve">“Search feeds (target highlighted below)”</w:t>
       </w:r>
     </w:p>
     <w:p>
@@ -611,8 +633,8 @@
         </w:pict>
       </w:r>
     </w:p>
-    <w:bookmarkEnd w:id="11"/>
-    <w:bookmarkStart w:id="19" w:name="Xbabe8f74f749e6935c8f78db14b198a9fa75aa8"/>
+    <w:bookmarkEnd w:id="10"/>
+    <w:bookmarkStart w:id="18" w:name="ui-behavior-6-scenarios"/>
     <w:p>
       <w:pPr>
         <w:pStyle w:val="Heading2"/>
@@ -621,7 +643,7 @@
         <w:t xml:space="preserve">3. UI behavior — 6 scenarios</w:t>
       </w:r>
     </w:p>
-    <w:bookmarkStart w:id="12" w:name="X06560bc95fb89d74aad704da1d9c041b232bb9d"/>
+    <w:bookmarkStart w:id="11" w:name="Xa89e407e8f5e04628d0b7695d7a8fb85428f3cb"/>
     <w:p>
       <w:pPr>
         <w:pStyle w:val="Heading3"/>
@@ -651,7 +673,13 @@
         </w:numPr>
       </w:pPr>
       <w:r>
-        <w:t xml:space="preserve">Pick Feed Type radio = "Forage"</w:t>
+        <w:t xml:space="preserve">Pick Feed Type radio =</w:t>
+      </w:r>
+      <w:r>
+        <w:t xml:space="preserve"> </w:t>
+      </w:r>
+      <w:r>
+        <w:t xml:space="preserve">“Forage”</w:t>
       </w:r>
     </w:p>
     <w:p>
@@ -732,8 +760,8 @@
         <w:t xml:space="preserve">Pick a feed → row complete</w:t>
       </w:r>
     </w:p>
-    <w:bookmarkEnd w:id="12"/>
-    <w:bookmarkStart w:id="13" w:name="b-search-first-new"/>
+    <w:bookmarkEnd w:id="11"/>
+    <w:bookmarkStart w:id="12" w:name="b.-search-first-new"/>
     <w:p>
       <w:pPr>
         <w:pStyle w:val="Heading3"/>
@@ -744,20 +772,31 @@
     </w:p>
     <w:p>
       <w:pPr>
-        <w:pStyle w:val="Compact"/>
         <w:numPr>
           <w:ilvl w:val="0"/>
           <w:numId w:val="1004"/>
         </w:numPr>
       </w:pPr>
       <w:r>
-        <w:t xml:space="preserve">Tap FEED 2 — card lights up with a dark-green ring + "Search</w:t>
-      </w:r>
-      <w:r>
-        <w:t xml:space="preserve"> </w:t>
-      </w:r>
-      <w:r>
-        <w:t xml:space="preserve">target" pill.</w:t>
+        <w:t xml:space="preserve">Tap FEED 2 — card lights up with a dark-green ring +</w:t>
+      </w:r>
+      <w:r>
+        <w:t xml:space="preserve"> </w:t>
+      </w:r>
+      <w:r>
+        <w:t xml:space="preserve">“Search</w:t>
+      </w:r>
+      <w:r>
+        <w:t xml:space="preserve"> </w:t>
+      </w:r>
+      <w:r>
+        <w:t xml:space="preserve">target”</w:t>
+      </w:r>
+      <w:r>
+        <w:t xml:space="preserve"> </w:t>
+      </w:r>
+      <w:r>
+        <w:t xml:space="preserve">pill.</w:t>
       </w:r>
       <w:r>
         <w:t xml:space="preserve"> </w:t>
@@ -789,19 +828,29 @@
     </w:p>
     <w:p>
       <w:pPr>
-        <w:pStyle w:val="Compact"/>
         <w:numPr>
           <w:ilvl w:val="0"/>
           <w:numId w:val="1004"/>
         </w:numPr>
       </w:pPr>
       <w:r>
-        <w:t xml:space="preserve">Type "corn" in the page-level search bar at the top</w:t>
-      </w:r>
-    </w:p>
-    <w:p>
-      <w:pPr>
-        <w:pStyle w:val="Compact"/>
+        <w:t xml:space="preserve">Type</w:t>
+      </w:r>
+      <w:r>
+        <w:t xml:space="preserve"> </w:t>
+      </w:r>
+      <w:r>
+        <w:t xml:space="preserve">“corn”</w:t>
+      </w:r>
+      <w:r>
+        <w:t xml:space="preserve"> </w:t>
+      </w:r>
+      <w:r>
+        <w:t xml:space="preserve">in the page-level search bar at the top</w:t>
+      </w:r>
+    </w:p>
+    <w:p>
+      <w:pPr>
         <w:numPr>
           <w:ilvl w:val="0"/>
           <w:numId w:val="1004"/>
@@ -822,7 +871,6 @@
     </w:p>
     <w:p>
       <w:pPr>
-        <w:pStyle w:val="Compact"/>
         <w:numPr>
           <w:ilvl w:val="0"/>
           <w:numId w:val="1004"/>
@@ -885,19 +933,23 @@
     </w:p>
     <w:p>
       <w:pPr>
-        <w:pStyle w:val="Compact"/>
         <w:numPr>
           <w:ilvl w:val="0"/>
           <w:numId w:val="1004"/>
         </w:numPr>
       </w:pPr>
       <w:r>
-        <w:t xml:space="preserve">Tap "Whole corn silage, Dry Season"</w:t>
-      </w:r>
-    </w:p>
-    <w:p>
-      <w:pPr>
-        <w:pStyle w:val="Compact"/>
+        <w:t xml:space="preserve">Tap</w:t>
+      </w:r>
+      <w:r>
+        <w:t xml:space="preserve"> </w:t>
+      </w:r>
+      <w:r>
+        <w:t xml:space="preserve">“Whole corn silage, Dry Season”</w:t>
+      </w:r>
+    </w:p>
+    <w:p>
+      <w:pPr>
         <w:numPr>
           <w:ilvl w:val="0"/>
           <w:numId w:val="1004"/>
@@ -1141,7 +1193,6 @@
     </w:p>
     <w:p>
       <w:pPr>
-        <w:pStyle w:val="Compact"/>
         <w:numPr>
           <w:ilvl w:val="0"/>
           <w:numId w:val="1004"/>
@@ -1183,7 +1234,6 @@
     </w:p>
     <w:p>
       <w:pPr>
-        <w:pStyle w:val="Compact"/>
         <w:numPr>
           <w:ilvl w:val="0"/>
           <w:numId w:val="1004"/>
@@ -1205,25 +1255,33 @@
         <w:t xml:space="preserve"> </w:t>
       </w:r>
       <w:r>
-        <w:t xml:space="preserve">the green ring; the search bar's placeholder reverts to "Tap a</w:t>
-      </w:r>
-      <w:r>
-        <w:t xml:space="preserve"> </w:t>
-      </w:r>
-      <w:r>
-        <w:t xml:space="preserve">card, then search…".</w:t>
-      </w:r>
-    </w:p>
-    <w:p>
-      <w:pPr>
-        <w:pStyle w:val="Compact"/>
+        <w:t xml:space="preserve">the green ring; the search bar’s placeholder reverts to</w:t>
+      </w:r>
+      <w:r>
+        <w:t xml:space="preserve"> </w:t>
+      </w:r>
+      <w:r>
+        <w:t xml:space="preserve">“Tap a</w:t>
+      </w:r>
+      <w:r>
+        <w:t xml:space="preserve"> </w:t>
+      </w:r>
+      <w:r>
+        <w:t xml:space="preserve">card, then search…”</w:t>
+      </w:r>
+      <w:r>
+        <w:t xml:space="preserve">.</w:t>
+      </w:r>
+    </w:p>
+    <w:p>
+      <w:pPr>
         <w:numPr>
           <w:ilvl w:val="0"/>
           <w:numId w:val="1004"/>
         </w:numPr>
       </w:pPr>
       <w:r>
-        <w:t xml:space="preserve">Result: FEED 2's dropdowns + radio reflect the picked feed.</w:t>
+        <w:t xml:space="preserve">Result: FEED 2’s dropdowns + radio reflect the picked feed.</w:t>
       </w:r>
       <w:r>
         <w:t xml:space="preserve"> </w:t>
@@ -1238,8 +1296,8 @@
         <w:t xml:space="preserve">is just one of many.</w:t>
       </w:r>
     </w:p>
-    <w:bookmarkEnd w:id="13"/>
-    <w:bookmarkStart w:id="14" w:name="X57710e7aac39b8b1837c8fbc4eb9b2d55fc6da4"/>
+    <w:bookmarkEnd w:id="12"/>
+    <w:bookmarkStart w:id="13" w:name="X020611822ca63ddfc80168920f469950d81fd72"/>
     <w:p>
       <w:pPr>
         <w:pStyle w:val="Heading3"/>
@@ -1257,7 +1315,19 @@
         </w:numPr>
       </w:pPr>
       <w:r>
-        <w:t xml:space="preserve">On FEED 2: pick Feed Type = "Concentrate" via radio. Category</w:t>
+        <w:t xml:space="preserve">On FEED 2: pick Feed Type =</w:t>
+      </w:r>
+      <w:r>
+        <w:t xml:space="preserve"> </w:t>
+      </w:r>
+      <w:r>
+        <w:t xml:space="preserve">“Concentrate”</w:t>
+      </w:r>
+      <w:r>
+        <w:t xml:space="preserve"> </w:t>
+      </w:r>
+      <w:r>
+        <w:t xml:space="preserve">via radio. Category</w:t>
       </w:r>
       <w:r>
         <w:t xml:space="preserve"> </w:t>
@@ -1275,7 +1345,19 @@
         </w:numPr>
       </w:pPr>
       <w:r>
-        <w:t xml:space="preserve">Without tapping any specific card, type "corn" in the search</w:t>
+        <w:t xml:space="preserve">Without tapping any specific card, type</w:t>
+      </w:r>
+      <w:r>
+        <w:t xml:space="preserve"> </w:t>
+      </w:r>
+      <w:r>
+        <w:t xml:space="preserve">“corn”</w:t>
+      </w:r>
+      <w:r>
+        <w:t xml:space="preserve"> </w:t>
+      </w:r>
+      <w:r>
+        <w:t xml:space="preserve">in the search</w:t>
       </w:r>
       <w:r>
         <w:t xml:space="preserve"> </w:t>
@@ -1293,7 +1375,19 @@
         </w:numPr>
       </w:pPr>
       <w:r>
-        <w:t xml:space="preserve">Search returns matches; tap "Whole corn silage" (a Forage).</w:t>
+        <w:t xml:space="preserve">Search returns matches; tap</w:t>
+      </w:r>
+      <w:r>
+        <w:t xml:space="preserve"> </w:t>
+      </w:r>
+      <w:r>
+        <w:t xml:space="preserve">“Whole corn silage”</w:t>
+      </w:r>
+      <w:r>
+        <w:t xml:space="preserve"> </w:t>
+      </w:r>
+      <w:r>
+        <w:t xml:space="preserve">(a Forage).</w:t>
       </w:r>
     </w:p>
     <w:p>
@@ -1347,7 +1441,7 @@
         <w:t xml:space="preserve"> </w:t>
       </w:r>
       <w:r>
-        <w:t xml:space="preserve">empty, the result lands there — leaving FEED 2's manually-picked</w:t>
+        <w:t xml:space="preserve">empty, the result lands there — leaving FEED 2’s manually-picked</w:t>
       </w:r>
       <w:r>
         <w:t xml:space="preserve"> </w:t>
@@ -1385,13 +1479,19 @@
         <w:pStyle w:val="FirstParagraph"/>
       </w:pPr>
       <w:r>
-        <w:t xml:space="preserve">If scoped search is needed later ("only show results in the currently-</w:t>
-      </w:r>
-      <w:r>
-        <w:t xml:space="preserve"> </w:t>
-      </w:r>
-      <w:r>
-        <w:t xml:space="preserve">picked type"), add a</w:t>
+        <w:t xml:space="preserve">If scoped search is needed later (</w:t>
+      </w:r>
+      <w:r>
+        <w:t xml:space="preserve">“only show results in the currently-</w:t>
+      </w:r>
+      <w:r>
+        <w:t xml:space="preserve"> </w:t>
+      </w:r>
+      <w:r>
+        <w:t xml:space="preserve">picked type”</w:t>
+      </w:r>
+      <w:r>
+        <w:t xml:space="preserve">), add a</w:t>
       </w:r>
       <w:r>
         <w:t xml:space="preserve"> </w:t>
@@ -1421,8 +1521,8 @@
         <w:t xml:space="preserve">. Default is unscoped.</w:t>
       </w:r>
     </w:p>
-    <w:bookmarkEnd w:id="14"/>
-    <w:bookmarkStart w:id="15" w:name="g-no-card-tapped-before-searching"/>
+    <w:bookmarkEnd w:id="13"/>
+    <w:bookmarkStart w:id="14" w:name="g.-no-card-tapped-before-searching"/>
     <w:p>
       <w:pPr>
         <w:pStyle w:val="Heading3"/>
@@ -1458,7 +1558,19 @@
         </w:numPr>
       </w:pPr>
       <w:r>
-        <w:t xml:space="preserve">Search bar placeholder reads "Tap a card, then search…" as a</w:t>
+        <w:t xml:space="preserve">Search bar placeholder reads</w:t>
+      </w:r>
+      <w:r>
+        <w:t xml:space="preserve"> </w:t>
+      </w:r>
+      <w:r>
+        <w:t xml:space="preserve">“Tap a card, then search…”</w:t>
+      </w:r>
+      <w:r>
+        <w:t xml:space="preserve"> </w:t>
+      </w:r>
+      <w:r>
+        <w:t xml:space="preserve">as a</w:t>
       </w:r>
       <w:r>
         <w:t xml:space="preserve"> </w:t>
@@ -1512,7 +1624,19 @@
         </w:numPr>
       </w:pPr>
       <w:r>
-        <w:t xml:space="preserve">This deliberately avoids "search does nothing" — there's always</w:t>
+        <w:t xml:space="preserve">This deliberately avoids</w:t>
+      </w:r>
+      <w:r>
+        <w:t xml:space="preserve"> </w:t>
+      </w:r>
+      <w:r>
+        <w:t xml:space="preserve">“search does nothing”</w:t>
+      </w:r>
+      <w:r>
+        <w:t xml:space="preserve"> </w:t>
+      </w:r>
+      <w:r>
+        <w:t xml:space="preserve">— there’s always</w:t>
       </w:r>
       <w:r>
         <w:t xml:space="preserve"> </w:t>
@@ -1521,8 +1645,8 @@
         <w:t xml:space="preserve">a sensible target.</w:t>
       </w:r>
     </w:p>
-    <w:bookmarkEnd w:id="15"/>
-    <w:bookmarkStart w:id="16" w:name="d-clear-the-search"/>
+    <w:bookmarkEnd w:id="14"/>
+    <w:bookmarkStart w:id="15" w:name="d.-clear-the-search"/>
     <w:p>
       <w:pPr>
         <w:pStyle w:val="Heading3"/>
@@ -1552,11 +1676,11 @@
         </w:numPr>
       </w:pPr>
       <w:r>
-        <w:t xml:space="preserve">Picked feed (if any) stays in place — clearing search doesn't undo</w:t>
-      </w:r>
-    </w:p>
-    <w:bookmarkEnd w:id="16"/>
-    <w:bookmarkStart w:id="17" w:name="e-no-matches"/>
+        <w:t xml:space="preserve">Picked feed (if any) stays in place — clearing search doesn’t undo</w:t>
+      </w:r>
+    </w:p>
+    <w:bookmarkEnd w:id="15"/>
+    <w:bookmarkStart w:id="16" w:name="e.-no-matches"/>
     <w:p>
       <w:pPr>
         <w:pStyle w:val="Heading3"/>
@@ -1589,7 +1713,19 @@
         <w:t xml:space="preserve"> </w:t>
       </w:r>
       <w:r>
-        <w:t xml:space="preserve">→ "No matches" hint shown</w:t>
+        <w:t xml:space="preserve">→</w:t>
+      </w:r>
+      <w:r>
+        <w:t xml:space="preserve"> </w:t>
+      </w:r>
+      <w:r>
+        <w:t xml:space="preserve">“No matches”</w:t>
+      </w:r>
+      <w:r>
+        <w:t xml:space="preserve"> </w:t>
+      </w:r>
+      <w:r>
+        <w:t xml:space="preserve">hint shown</w:t>
       </w:r>
     </w:p>
     <w:p>
@@ -1604,8 +1740,8 @@
         <w:t xml:space="preserve">Existing row state untouched</w:t>
       </w:r>
     </w:p>
-    <w:bookmarkEnd w:id="17"/>
-    <w:bookmarkStart w:id="18" w:name="f-search-backend-not-live-yet"/>
+    <w:bookmarkEnd w:id="16"/>
+    <w:bookmarkStart w:id="17" w:name="f.-search-backend-not-live-yet"/>
     <w:p>
       <w:pPr>
         <w:pStyle w:val="Heading3"/>
@@ -1681,9 +1817,9 @@
         </w:pict>
       </w:r>
     </w:p>
+    <w:bookmarkEnd w:id="17"/>
     <w:bookmarkEnd w:id="18"/>
-    <w:bookmarkEnd w:id="19"/>
-    <w:bookmarkStart w:id="20" w:name="X59d13e09024216910cd714809fba7a1137416c0"/>
+    <w:bookmarkStart w:id="19" w:name="pagination-decision"/>
     <w:p>
       <w:pPr>
         <w:pStyle w:val="Heading2"/>
@@ -1725,7 +1861,19 @@
         <w:t xml:space="preserve"> </w:t>
       </w:r>
       <w:r>
-        <w:t xml:space="preserve">search bar is awkward; "Page 2 / 3 / 4" buttons even worse</w:t>
+        <w:t xml:space="preserve">search bar is awkward;</w:t>
+      </w:r>
+      <w:r>
+        <w:t xml:space="preserve"> </w:t>
+      </w:r>
+      <w:r>
+        <w:t xml:space="preserve">“Page 2 / 3 / 4”</w:t>
+      </w:r>
+      <w:r>
+        <w:t xml:space="preserve"> </w:t>
+      </w:r>
+      <w:r>
+        <w:t xml:space="preserve">buttons even worse</w:t>
       </w:r>
     </w:p>
     <w:p>
@@ -1743,7 +1891,25 @@
         <w:t xml:space="preserve"> </w:t>
       </w:r>
       <w:r>
-        <w:t xml:space="preserve">they refine the query ("corn silage" instead of "corn")</w:t>
+        <w:t xml:space="preserve">they refine the query (</w:t>
+      </w:r>
+      <w:r>
+        <w:t xml:space="preserve">“corn silage”</w:t>
+      </w:r>
+      <w:r>
+        <w:t xml:space="preserve"> </w:t>
+      </w:r>
+      <w:r>
+        <w:t xml:space="preserve">instead of</w:t>
+      </w:r>
+      <w:r>
+        <w:t xml:space="preserve"> </w:t>
+      </w:r>
+      <w:r>
+        <w:t xml:space="preserve">“corn”</w:t>
+      </w:r>
+      <w:r>
+        <w:t xml:space="preserve">)</w:t>
       </w:r>
     </w:p>
     <w:p>
@@ -1803,7 +1969,13 @@
         <w:t xml:space="preserve"> </w:t>
       </w:r>
       <w:r>
-        <w:t xml:space="preserve">"Showing 20 of 47 — type more to narrow" if backend provides it</w:t>
+        <w:t xml:space="preserve">“Showing 20 of 47 — type more to narrow”</w:t>
+      </w:r>
+      <w:r>
+        <w:t xml:space="preserve"> </w:t>
+      </w:r>
+      <w:r>
+        <w:t xml:space="preserve">if backend provides it</w:t>
       </w:r>
     </w:p>
     <w:p>
@@ -1900,7 +2072,7 @@
         <w:t xml:space="preserve"> </w:t>
       </w:r>
       <w:r>
-        <w:t xml:space="preserve">case because it's a UX-driven typeahead, not a list-everything view.</w:t>
+        <w:t xml:space="preserve">case because it’s a UX-driven typeahead, not a list-everything view.</w:t>
       </w:r>
     </w:p>
     <w:p>
@@ -1910,8 +2082,8 @@
         </w:pict>
       </w:r>
     </w:p>
-    <w:bookmarkEnd w:id="20"/>
-    <w:bookmarkStart w:id="21" w:name="X0f87d3d829abad3562939976572d7532099e900"/>
+    <w:bookmarkEnd w:id="19"/>
+    <w:bookmarkStart w:id="20" w:name="backend-work-required"/>
     <w:p>
       <w:pPr>
         <w:pStyle w:val="Heading2"/>
@@ -2323,7 +2495,16 @@
         <w:t xml:space="preserve"> </w:t>
       </w:r>
       <w:r>
-        <w:t xml:space="preserve">("silage" returns all silage entries)</w:t>
+        <w:t xml:space="preserve">(</w:t>
+      </w:r>
+      <w:r>
+        <w:t xml:space="preserve">“silage”</w:t>
+      </w:r>
+      <w:r>
+        <w:t xml:space="preserve"> </w:t>
+      </w:r>
+      <w:r>
+        <w:t xml:space="preserve">returns all silage entries)</w:t>
       </w:r>
     </w:p>
     <w:p>
@@ -2335,7 +2516,16 @@
         </w:numPr>
       </w:pPr>
       <w:r>
-        <w:t xml:space="preserve">Optional: support quoted phrases ("corn meal" matches only that</w:t>
+        <w:t xml:space="preserve">Optional: support quoted phrases (</w:t>
+      </w:r>
+      <w:r>
+        <w:t xml:space="preserve">“corn meal”</w:t>
+      </w:r>
+      <w:r>
+        <w:t xml:space="preserve"> </w:t>
+      </w:r>
+      <w:r>
+        <w:t xml:space="preserve">matches only that</w:t>
       </w:r>
       <w:r>
         <w:t xml:space="preserve"> </w:t>
@@ -2375,7 +2565,7 @@
         </w:numPr>
       </w:pPr>
       <w:r>
-        <w:t xml:space="preserve">User's custom feeds first</w:t>
+        <w:t xml:space="preserve">User’s custom feeds first</w:t>
       </w:r>
     </w:p>
     <w:p>
@@ -2436,7 +2626,19 @@
         <w:t xml:space="preserve"> </w:t>
       </w:r>
       <w:r>
-        <w:t xml:space="preserve">(bool) for the "Custom" pill in</w:t>
+        <w:t xml:space="preserve">(bool) for the</w:t>
+      </w:r>
+      <w:r>
+        <w:t xml:space="preserve"> </w:t>
+      </w:r>
+      <w:r>
+        <w:t xml:space="preserve">“Custom”</w:t>
+      </w:r>
+      <w:r>
+        <w:t xml:space="preserve"> </w:t>
+      </w:r>
+      <w:r>
+        <w:t xml:space="preserve">pill in</w:t>
       </w:r>
       <w:r>
         <w:t xml:space="preserve"> </w:t>
@@ -2457,7 +2659,19 @@
         <w:t xml:space="preserve"> </w:t>
       </w:r>
       <w:r>
-        <w:t xml:space="preserve">for the "Showing N of M" hint.</w:t>
+        <w:t xml:space="preserve">for the</w:t>
+      </w:r>
+      <w:r>
+        <w:t xml:space="preserve"> </w:t>
+      </w:r>
+      <w:r>
+        <w:t xml:space="preserve">“Showing N of M”</w:t>
+      </w:r>
+      <w:r>
+        <w:t xml:space="preserve"> </w:t>
+      </w:r>
+      <w:r>
+        <w:t xml:space="preserve">hint.</w:t>
       </w:r>
     </w:p>
     <w:p>
@@ -2467,8 +2681,8 @@
         </w:pict>
       </w:r>
     </w:p>
-    <w:bookmarkEnd w:id="21"/>
-    <w:bookmarkStart w:id="22" w:name="X264aa944d4d183c74e59097f1f9efcda4d2162b"/>
+    <w:bookmarkEnd w:id="20"/>
+    <w:bookmarkStart w:id="21" w:name="open-questions-for-the-backend-team"/>
     <w:p>
       <w:pPr>
         <w:pStyle w:val="Heading2"/>
@@ -2675,7 +2889,19 @@
         <w:t xml:space="preserve"> </w:t>
       </w:r>
       <w:r>
-        <w:t xml:space="preserve">field for the "Showing 20 of 47" hint?</w:t>
+        <w:t xml:space="preserve">field for the</w:t>
+      </w:r>
+      <w:r>
+        <w:t xml:space="preserve"> </w:t>
+      </w:r>
+      <w:r>
+        <w:t xml:space="preserve">“Showing 20 of 47”</w:t>
+      </w:r>
+      <w:r>
+        <w:t xml:space="preserve"> </w:t>
+      </w:r>
+      <w:r>
+        <w:t xml:space="preserve">hint?</w:t>
       </w:r>
     </w:p>
     <w:p>
@@ -2685,8 +2911,8 @@
         </w:pict>
       </w:r>
     </w:p>
-    <w:bookmarkEnd w:id="22"/>
-    <w:bookmarkStart w:id="23" w:name="Xd0f7e0878a12a296ce1f0981f0bf66644a26443"/>
+    <w:bookmarkEnd w:id="21"/>
+    <w:bookmarkStart w:id="22" w:name="frontend-status"/>
     <w:p>
       <w:pPr>
         <w:pStyle w:val="Heading2"/>
@@ -2698,7 +2924,8 @@
     <w:tbl>
       <w:tblPr>
         <w:tblStyle w:val="Table"/>
-        <w:tblW w:type="auto" w:w="0"/>
+        <w:tblW w:type="pct" w:w="5000"/>
+        <w:tblLayout w:type="fixed"/>
         <w:tblLook w:firstRow="1" w:lastRow="0" w:firstColumn="0" w:lastColumn="0" w:noHBand="0" w:noVBand="0" w:val="0020"/>
       </w:tblPr>
       <w:tblGrid>
@@ -3138,8 +3365,8 @@
         </w:pict>
       </w:r>
     </w:p>
-    <w:bookmarkEnd w:id="23"/>
-    <w:bookmarkStart w:id="24" w:name="Xe67ed08d33e88c78a18efc248374eb25e55c76d"/>
+    <w:bookmarkEnd w:id="22"/>
+    <w:bookmarkStart w:id="23" w:name="acceptance-criteria"/>
     <w:p>
       <w:pPr>
         <w:pStyle w:val="Heading2"/>
@@ -3169,7 +3396,19 @@
         </w:numPr>
       </w:pPr>
       <w:r>
-        <w:t xml:space="preserve">Tap a card → it shows a dark-green ring + "Search target" pill;</w:t>
+        <w:t xml:space="preserve">Tap a card → it shows a dark-green ring +</w:t>
+      </w:r>
+      <w:r>
+        <w:t xml:space="preserve"> </w:t>
+      </w:r>
+      <w:r>
+        <w:t xml:space="preserve">“Search target”</w:t>
+      </w:r>
+      <w:r>
+        <w:t xml:space="preserve"> </w:t>
+      </w:r>
+      <w:r>
+        <w:t xml:space="preserve">pill;</w:t>
       </w:r>
       <w:r>
         <w:t xml:space="preserve"> </w:t>
@@ -3276,7 +3515,7 @@
         </w:numPr>
       </w:pPr>
       <w:r>
-        <w:t xml:space="preserve">After search-pick, the active card's ring disappears</w:t>
+        <w:t xml:space="preserve">After search-pick, the active card’s ring disappears</w:t>
       </w:r>
       <w:r>
         <w:t xml:space="preserve"> </w:t>
@@ -3348,7 +3587,7 @@
         </w:numPr>
       </w:pPr>
       <w:r>
-        <w:t xml:space="preserve">Search across types → picking either type's feed populates</w:t>
+        <w:t xml:space="preserve">Search across types → picking either type’s feed populates</w:t>
       </w:r>
       <w:r>
         <w:t xml:space="preserve"> </w:t>
@@ -3412,8 +3651,8 @@
         </w:pict>
       </w:r>
     </w:p>
-    <w:bookmarkEnd w:id="24"/>
-    <w:bookmarkStart w:id="29" w:name="Xd1cc0df81b7ec138d679e0b06178fc32e9435a0"/>
+    <w:bookmarkEnd w:id="23"/>
+    <w:bookmarkStart w:id="28" w:name="api-contract-request-response-examples"/>
     <w:p>
       <w:pPr>
         <w:pStyle w:val="Heading2"/>
@@ -3422,7 +3661,7 @@
         <w:t xml:space="preserve">9. API contract — request + response examples</w:t>
       </w:r>
     </w:p>
-    <w:bookmarkStart w:id="25" w:name="Xb1c846086d782d45201b46fef5d7dbd83d95ac8"/>
+    <w:bookmarkStart w:id="24" w:name="get-v1animalsearch-feeds"/>
     <w:p>
       <w:pPr>
         <w:pStyle w:val="Heading3"/>
@@ -3498,7 +3737,8 @@
     <w:tbl>
       <w:tblPr>
         <w:tblStyle w:val="Table"/>
-        <w:tblW w:type="auto" w:w="0"/>
+        <w:tblW w:type="pct" w:w="5000"/>
+        <w:tblLayout w:type="fixed"/>
         <w:tblLook w:firstRow="1" w:lastRow="0" w:firstColumn="0" w:lastColumn="0" w:noHBand="0" w:noVBand="0" w:val="0020"/>
       </w:tblPr>
       <w:tblGrid>
@@ -4930,8 +5170,8 @@
         <w:t xml:space="preserve">}</w:t>
       </w:r>
     </w:p>
-    <w:bookmarkEnd w:id="25"/>
-    <w:bookmarkStart w:id="28" w:name="X006f1e4bc4c44fb99b8ee126cb3906182b732ad"/>
+    <w:bookmarkEnd w:id="24"/>
+    <w:bookmarkStart w:id="27" w:name="X4769f16eab257f2ef2dca140e6994429f48b778"/>
     <w:p>
       <w:pPr>
         <w:pStyle w:val="Heading3"/>
@@ -4960,7 +5200,7 @@
         <w:t xml:space="preserve">talks to these; no changes needed — included here for completeness.</w:t>
       </w:r>
     </w:p>
-    <w:bookmarkStart w:id="26" w:name="get-v1animalunique-feed-category"/>
+    <w:bookmarkStart w:id="25" w:name="get-v1animalunique-feed-category"/>
     <w:p>
       <w:pPr>
         <w:pStyle w:val="Heading4"/>
@@ -5132,8 +5372,8 @@
         <w:t xml:space="preserve">}</w:t>
       </w:r>
     </w:p>
-    <w:bookmarkEnd w:id="26"/>
-    <w:bookmarkStart w:id="27" w:name="get-v1animalfeed-name"/>
+    <w:bookmarkEnd w:id="25"/>
+    <w:bookmarkStart w:id="26" w:name="get-v1animalfeed-name"/>
     <w:p>
       <w:pPr>
         <w:pStyle w:val="Heading4"/>
@@ -5497,10 +5737,2442 @@
         <w:t xml:space="preserve">}</w:t>
       </w:r>
     </w:p>
+    <w:p>
+      <w:r>
+        <w:pict>
+          <v:rect style="width:0;height:1.5pt" o:hralign="center" o:hrstd="t" o:hr="t"/>
+        </w:pict>
+      </w:r>
+    </w:p>
+    <w:bookmarkEnd w:id="26"/>
     <w:bookmarkEnd w:id="27"/>
     <w:bookmarkEnd w:id="28"/>
+    <w:bookmarkStart w:id="40" w:name="Xf4bf70d6fd516e83465cc4920bdbed79e9e5bfe"/>
+    <w:p>
+      <w:pPr>
+        <w:pStyle w:val="Heading2"/>
+      </w:pPr>
+      <w:r>
+        <w:t xml:space="preserve">10. Y3 §1.1.2 — Per-feed inclusion limits (Min/Max kg/day)</w:t>
+      </w:r>
+    </w:p>
+    <w:p>
+      <w:pPr>
+        <w:pStyle w:val="FirstParagraph"/>
+      </w:pPr>
+      <w:r>
+        <w:t xml:space="preserve">Each feed card in Feed Selection should include optional minimum and</w:t>
+      </w:r>
+      <w:r>
+        <w:t xml:space="preserve"> </w:t>
+      </w:r>
+      <w:r>
+        <w:t xml:space="preserve">maximum fields in kg/day, as-fed. A toggle controls whether these</w:t>
+      </w:r>
+      <w:r>
+        <w:t xml:space="preserve"> </w:t>
+      </w:r>
+      <w:r>
+        <w:t xml:space="preserve">fields are active. When the toggle is off, the ingredient remains</w:t>
+      </w:r>
+      <w:r>
+        <w:t xml:space="preserve"> </w:t>
+      </w:r>
+      <w:r>
+        <w:t xml:space="preserve">unconstrained and the optimizer runs normally. When it is on, any</w:t>
+      </w:r>
+      <w:r>
+        <w:t xml:space="preserve"> </w:t>
+      </w:r>
+      <w:r>
+        <w:t xml:space="preserve">entered bounds should be passed to the optimizer.</w:t>
+      </w:r>
+    </w:p>
+    <w:bookmarkStart w:id="29" w:name="whats-needed"/>
+    <w:p>
+      <w:pPr>
+        <w:pStyle w:val="Heading3"/>
+      </w:pPr>
+      <w:r>
+        <w:t xml:space="preserve">10.1 What’s needed</w:t>
+      </w:r>
+    </w:p>
+    <w:p>
+      <w:pPr>
+        <w:pStyle w:val="Compact"/>
+        <w:numPr>
+          <w:ilvl w:val="0"/>
+          <w:numId w:val="1018"/>
+        </w:numPr>
+      </w:pPr>
+      <w:r>
+        <w:t xml:space="preserve">Add a toggle labeled</w:t>
+      </w:r>
+      <w:r>
+        <w:t xml:space="preserve"> </w:t>
+      </w:r>
+      <w:r>
+        <w:rPr>
+          <w:b/>
+          <w:bCs/>
+        </w:rPr>
+        <w:t xml:space="preserve">“Set inclusion limits”</w:t>
+      </w:r>
+      <w:r>
+        <w:t xml:space="preserve"> </w:t>
+      </w:r>
+      <w:r>
+        <w:t xml:space="preserve">on each feed card,</w:t>
+      </w:r>
+      <w:r>
+        <w:t xml:space="preserve"> </w:t>
+      </w:r>
+      <w:r>
+        <w:t xml:space="preserve">default</w:t>
+      </w:r>
+      <w:r>
+        <w:t xml:space="preserve"> </w:t>
+      </w:r>
+      <w:r>
+        <w:rPr>
+          <w:b/>
+          <w:bCs/>
+        </w:rPr>
+        <w:t xml:space="preserve">off</w:t>
+      </w:r>
+      <w:r>
+        <w:t xml:space="preserve">.</w:t>
+      </w:r>
+    </w:p>
+    <w:p>
+      <w:pPr>
+        <w:pStyle w:val="Compact"/>
+        <w:numPr>
+          <w:ilvl w:val="0"/>
+          <w:numId w:val="1018"/>
+        </w:numPr>
+      </w:pPr>
+      <w:r>
+        <w:t xml:space="preserve">When the toggle is</w:t>
+      </w:r>
+      <w:r>
+        <w:t xml:space="preserve"> </w:t>
+      </w:r>
+      <w:r>
+        <w:rPr>
+          <w:b/>
+          <w:bCs/>
+        </w:rPr>
+        <w:t xml:space="preserve">off</w:t>
+      </w:r>
+      <w:r>
+        <w:t xml:space="preserve">, hide the Min and Max fields and do not</w:t>
+      </w:r>
+      <w:r>
+        <w:t xml:space="preserve"> </w:t>
+      </w:r>
+      <w:r>
+        <w:t xml:space="preserve">pass bounds to the optimizer.</w:t>
+      </w:r>
+    </w:p>
+    <w:p>
+      <w:pPr>
+        <w:pStyle w:val="Compact"/>
+        <w:numPr>
+          <w:ilvl w:val="0"/>
+          <w:numId w:val="1018"/>
+        </w:numPr>
+      </w:pPr>
+      <w:r>
+        <w:t xml:space="preserve">When the toggle is</w:t>
+      </w:r>
+      <w:r>
+        <w:t xml:space="preserve"> </w:t>
+      </w:r>
+      <w:r>
+        <w:rPr>
+          <w:b/>
+          <w:bCs/>
+        </w:rPr>
+        <w:t xml:space="preserve">on</w:t>
+      </w:r>
+      <w:r>
+        <w:t xml:space="preserve">, show</w:t>
+      </w:r>
+      <w:r>
+        <w:t xml:space="preserve"> </w:t>
+      </w:r>
+      <w:r>
+        <w:rPr>
+          <w:b/>
+          <w:bCs/>
+        </w:rPr>
+        <w:t xml:space="preserve">“Min (kg/day)”</w:t>
+      </w:r>
+      <w:r>
+        <w:t xml:space="preserve"> </w:t>
+      </w:r>
+      <w:r>
+        <w:t xml:space="preserve">and</w:t>
+      </w:r>
+      <w:r>
+        <w:t xml:space="preserve"> </w:t>
+      </w:r>
+      <w:r>
+        <w:rPr>
+          <w:b/>
+          <w:bCs/>
+        </w:rPr>
+        <w:t xml:space="preserve">“Max (kg/day)”</w:t>
+      </w:r>
+      <w:r>
+        <w:t xml:space="preserve"> </w:t>
+      </w:r>
+      <w:r>
+        <w:t xml:space="preserve">input fields.</w:t>
+      </w:r>
+    </w:p>
+    <w:p>
+      <w:pPr>
+        <w:pStyle w:val="Compact"/>
+        <w:numPr>
+          <w:ilvl w:val="0"/>
+          <w:numId w:val="1018"/>
+        </w:numPr>
+      </w:pPr>
+      <w:r>
+        <w:t xml:space="preserve">Both fields remain optional even when the toggle is on:</w:t>
+      </w:r>
+    </w:p>
+    <w:p>
+      <w:pPr>
+        <w:pStyle w:val="Compact"/>
+        <w:numPr>
+          <w:ilvl w:val="1"/>
+          <w:numId w:val="1019"/>
+        </w:numPr>
+      </w:pPr>
+      <w:r>
+        <w:t xml:space="preserve">blank Min → defaults to NA (no lower bound)</w:t>
+      </w:r>
+    </w:p>
+    <w:p>
+      <w:pPr>
+        <w:pStyle w:val="Compact"/>
+        <w:numPr>
+          <w:ilvl w:val="1"/>
+          <w:numId w:val="1019"/>
+        </w:numPr>
+      </w:pPr>
+      <w:r>
+        <w:t xml:space="preserve">blank Max → no upper bound</w:t>
+      </w:r>
+    </w:p>
+    <w:p>
+      <w:pPr>
+        <w:pStyle w:val="Compact"/>
+        <w:numPr>
+          <w:ilvl w:val="0"/>
+          <w:numId w:val="1018"/>
+        </w:numPr>
+      </w:pPr>
+      <w:r>
+        <w:t xml:space="preserve">Only active bounds are passed to the optimizer.</w:t>
+      </w:r>
+    </w:p>
     <w:bookmarkEnd w:id="29"/>
+    <w:bookmarkStart w:id="30" w:name="reset-behavior"/>
+    <w:p>
+      <w:pPr>
+        <w:pStyle w:val="Heading3"/>
+      </w:pPr>
+      <w:r>
+        <w:t xml:space="preserve">10.2 Reset behavior</w:t>
+      </w:r>
+    </w:p>
+    <w:p>
+      <w:pPr>
+        <w:pStyle w:val="FirstParagraph"/>
+      </w:pPr>
+      <w:r>
+        <w:t xml:space="preserve">The toggle and any stored Min/Max values reset when the feed selected</w:t>
+      </w:r>
+      <w:r>
+        <w:t xml:space="preserve"> </w:t>
+      </w:r>
+      <w:r>
+        <w:t xml:space="preserve">on the row changes. Specifically:</w:t>
+      </w:r>
+    </w:p>
+    <w:p>
+      <w:pPr>
+        <w:pStyle w:val="Compact"/>
+        <w:numPr>
+          <w:ilvl w:val="0"/>
+          <w:numId w:val="1020"/>
+        </w:numPr>
+      </w:pPr>
+      <w:r>
+        <w:t xml:space="preserve">Toggle goes back to</w:t>
+      </w:r>
+      <w:r>
+        <w:t xml:space="preserve"> </w:t>
+      </w:r>
+      <w:r>
+        <w:rPr>
+          <w:b/>
+          <w:bCs/>
+        </w:rPr>
+        <w:t xml:space="preserve">off</w:t>
+      </w:r>
+    </w:p>
+    <w:p>
+      <w:pPr>
+        <w:pStyle w:val="Compact"/>
+        <w:numPr>
+          <w:ilvl w:val="0"/>
+          <w:numId w:val="1020"/>
+        </w:numPr>
+      </w:pPr>
+      <w:r>
+        <w:t xml:space="preserve">Min and Max are cleared</w:t>
+      </w:r>
+    </w:p>
+    <w:p>
+      <w:pPr>
+        <w:pStyle w:val="FirstParagraph"/>
+      </w:pPr>
+      <w:r>
+        <w:t xml:space="preserve">This fires whenever</w:t>
+      </w:r>
+      <w:r>
+        <w:t xml:space="preserve"> </w:t>
+      </w:r>
+      <w:r>
+        <w:rPr>
+          <w:rStyle w:val="VerbatimChar"/>
+        </w:rPr>
+        <w:t xml:space="preserve">feed_uuid</w:t>
+      </w:r>
+      <w:r>
+        <w:t xml:space="preserve"> </w:t>
+      </w:r>
+      <w:r>
+        <w:t xml:space="preserve">becomes null on the row — which happens</w:t>
+      </w:r>
+      <w:r>
+        <w:t xml:space="preserve"> </w:t>
+      </w:r>
+      <w:r>
+        <w:t xml:space="preserve">when the user changes Feed Type, Feed Category, or directly clears the</w:t>
+      </w:r>
+      <w:r>
+        <w:t xml:space="preserve"> </w:t>
+      </w:r>
+      <w:r>
+        <w:t xml:space="preserve">Feed dropdown. Prevents stale bounds from a previous feed leaking into</w:t>
+      </w:r>
+      <w:r>
+        <w:t xml:space="preserve"> </w:t>
+      </w:r>
+      <w:r>
+        <w:t xml:space="preserve">the next selection on the same card.</w:t>
+      </w:r>
+    </w:p>
+    <w:p>
+      <w:pPr>
+        <w:pStyle w:val="BodyText"/>
+      </w:pPr>
+      <w:r>
+        <w:t xml:space="preserve">The toggle is also disabled (greyed out, non-interactive) until a</w:t>
+      </w:r>
+      <w:r>
+        <w:t xml:space="preserve"> </w:t>
+      </w:r>
+      <w:r>
+        <w:t xml:space="preserve">feed is actually picked on that row.</w:t>
+      </w:r>
+    </w:p>
     <w:bookmarkEnd w:id="30"/>
+    <w:bookmarkStart w:id="31" w:name="layout-feedrow-card"/>
+    <w:p>
+      <w:pPr>
+        <w:pStyle w:val="Heading3"/>
+      </w:pPr>
+      <w:r>
+        <w:t xml:space="preserve">10.3 Layout (FeedRow card)</w:t>
+      </w:r>
+    </w:p>
+    <w:p>
+      <w:pPr>
+        <w:pStyle w:val="SourceCode"/>
+      </w:pPr>
+      <w:r>
+        <w:rPr>
+          <w:rStyle w:val="VerbatimChar"/>
+        </w:rPr>
+        <w:t xml:space="preserve">┌─────────────────────────────────────────┐</w:t>
+      </w:r>
+      <w:r>
+        <w:br/>
+      </w:r>
+      <w:r>
+        <w:rPr>
+          <w:rStyle w:val="VerbatimChar"/>
+        </w:rPr>
+        <w:t xml:space="preserve">│ FEED 1                              ✎  │</w:t>
+      </w:r>
+      <w:r>
+        <w:br/>
+      </w:r>
+      <w:r>
+        <w:rPr>
+          <w:rStyle w:val="VerbatimChar"/>
+        </w:rPr>
+        <w:t xml:space="preserve">│                                         │</w:t>
+      </w:r>
+      <w:r>
+        <w:br/>
+      </w:r>
+      <w:r>
+        <w:rPr>
+          <w:rStyle w:val="VerbatimChar"/>
+        </w:rPr>
+        <w:t xml:space="preserve">│   Feed Type *                           │</w:t>
+      </w:r>
+      <w:r>
+        <w:br/>
+      </w:r>
+      <w:r>
+        <w:rPr>
+          <w:rStyle w:val="VerbatimChar"/>
+        </w:rPr>
+        <w:t xml:space="preserve">│   ( ● Forage )   ( ○ Concentrate )      │</w:t>
+      </w:r>
+      <w:r>
+        <w:br/>
+      </w:r>
+      <w:r>
+        <w:rPr>
+          <w:rStyle w:val="VerbatimChar"/>
+        </w:rPr>
+        <w:t xml:space="preserve">│                                         │</w:t>
+      </w:r>
+      <w:r>
+        <w:br/>
+      </w:r>
+      <w:r>
+        <w:rPr>
+          <w:rStyle w:val="VerbatimChar"/>
+        </w:rPr>
+        <w:t xml:space="preserve">│   Feed Category *                       │</w:t>
+      </w:r>
+      <w:r>
+        <w:br/>
+      </w:r>
+      <w:r>
+        <w:rPr>
+          <w:rStyle w:val="VerbatimChar"/>
+        </w:rPr>
+        <w:t xml:space="preserve">│   [Select   ⌄  ]                        │</w:t>
+      </w:r>
+      <w:r>
+        <w:br/>
+      </w:r>
+      <w:r>
+        <w:rPr>
+          <w:rStyle w:val="VerbatimChar"/>
+        </w:rPr>
+        <w:t xml:space="preserve">│                                         │</w:t>
+      </w:r>
+      <w:r>
+        <w:br/>
+      </w:r>
+      <w:r>
+        <w:rPr>
+          <w:rStyle w:val="VerbatimChar"/>
+        </w:rPr>
+        <w:t xml:space="preserve">│   Feed *                                │</w:t>
+      </w:r>
+      <w:r>
+        <w:br/>
+      </w:r>
+      <w:r>
+        <w:rPr>
+          <w:rStyle w:val="VerbatimChar"/>
+        </w:rPr>
+        <w:t xml:space="preserve">│   [Select   ⌄  ]                        │</w:t>
+      </w:r>
+      <w:r>
+        <w:br/>
+      </w:r>
+      <w:r>
+        <w:rPr>
+          <w:rStyle w:val="VerbatimChar"/>
+        </w:rPr>
+        <w:t xml:space="preserve">│                                         │</w:t>
+      </w:r>
+      <w:r>
+        <w:br/>
+      </w:r>
+      <w:r>
+        <w:rPr>
+          <w:rStyle w:val="VerbatimChar"/>
+        </w:rPr>
+        <w:t xml:space="preserve">│   Set inclusion limits         ⚫━━━━━  │  ← toggle ON</w:t>
+      </w:r>
+      <w:r>
+        <w:br/>
+      </w:r>
+      <w:r>
+        <w:rPr>
+          <w:rStyle w:val="VerbatimChar"/>
+        </w:rPr>
+        <w:t xml:space="preserve">│   ┌──────────────┐  ┌──────────────┐   │</w:t>
+      </w:r>
+      <w:r>
+        <w:br/>
+      </w:r>
+      <w:r>
+        <w:rPr>
+          <w:rStyle w:val="VerbatimChar"/>
+        </w:rPr>
+        <w:t xml:space="preserve">│   │ Min (kg/day) │  │ Max (kg/day) │   │   shown only</w:t>
+      </w:r>
+      <w:r>
+        <w:br/>
+      </w:r>
+      <w:r>
+        <w:rPr>
+          <w:rStyle w:val="VerbatimChar"/>
+        </w:rPr>
+        <w:t xml:space="preserve">│   │ NA           │  │ No upper bnd │   │   when toggle ON</w:t>
+      </w:r>
+      <w:r>
+        <w:br/>
+      </w:r>
+      <w:r>
+        <w:rPr>
+          <w:rStyle w:val="VerbatimChar"/>
+        </w:rPr>
+        <w:t xml:space="preserve">│   └──────────────┘  └──────────────┘   │</w:t>
+      </w:r>
+      <w:r>
+        <w:br/>
+      </w:r>
+      <w:r>
+        <w:rPr>
+          <w:rStyle w:val="VerbatimChar"/>
+        </w:rPr>
+        <w:t xml:space="preserve">│                                         │</w:t>
+      </w:r>
+      <w:r>
+        <w:br/>
+      </w:r>
+      <w:r>
+        <w:rPr>
+          <w:rStyle w:val="VerbatimChar"/>
+        </w:rPr>
+        <w:t xml:space="preserve">│   Price VND/KG *                        │</w:t>
+      </w:r>
+      <w:r>
+        <w:br/>
+      </w:r>
+      <w:r>
+        <w:rPr>
+          <w:rStyle w:val="VerbatimChar"/>
+        </w:rPr>
+        <w:t xml:space="preserve">│   [                                  ]  │</w:t>
+      </w:r>
+      <w:r>
+        <w:br/>
+      </w:r>
+      <w:r>
+        <w:rPr>
+          <w:rStyle w:val="VerbatimChar"/>
+        </w:rPr>
+        <w:t xml:space="preserve">└─────────────────────────────────────────┘</w:t>
+      </w:r>
+    </w:p>
+    <w:p>
+      <w:pPr>
+        <w:pStyle w:val="FirstParagraph"/>
+      </w:pPr>
+      <w:r>
+        <w:t xml:space="preserve">Only the switch itself is interactive — tapping the</w:t>
+      </w:r>
+      <w:r>
+        <w:t xml:space="preserve"> </w:t>
+      </w:r>
+      <w:r>
+        <w:t xml:space="preserve">“Set inclusion</w:t>
+      </w:r>
+      <w:r>
+        <w:t xml:space="preserve"> </w:t>
+      </w:r>
+      <w:r>
+        <w:t xml:space="preserve">limits”</w:t>
+      </w:r>
+      <w:r>
+        <w:t xml:space="preserve"> </w:t>
+      </w:r>
+      <w:r>
+        <w:t xml:space="preserve">label area does NOT flip the toggle.</w:t>
+      </w:r>
+    </w:p>
+    <w:bookmarkEnd w:id="31"/>
+    <w:bookmarkStart w:id="32" w:name="X2485bfea41c9c29b91e3d7d9662c9974599e248"/>
+    <w:p>
+      <w:pPr>
+        <w:pStyle w:val="Heading3"/>
+      </w:pPr>
+      <w:r>
+        <w:t xml:space="preserve">10.4 API change —</w:t>
+      </w:r>
+      <w:r>
+        <w:t xml:space="preserve"> </w:t>
+      </w:r>
+      <w:r>
+        <w:rPr>
+          <w:rStyle w:val="VerbatimChar"/>
+        </w:rPr>
+        <w:t xml:space="preserve">POST /v1/animal/diet-recommendation</w:t>
+      </w:r>
+    </w:p>
+    <w:p>
+      <w:pPr>
+        <w:pStyle w:val="FirstParagraph"/>
+      </w:pPr>
+      <w:r>
+        <w:t xml:space="preserve">The</w:t>
+      </w:r>
+      <w:r>
+        <w:t xml:space="preserve"> </w:t>
+      </w:r>
+      <w:r>
+        <w:rPr>
+          <w:rStyle w:val="VerbatimChar"/>
+        </w:rPr>
+        <w:t xml:space="preserve">feed_selection[]</w:t>
+      </w:r>
+      <w:r>
+        <w:t xml:space="preserve"> </w:t>
+      </w:r>
+      <w:r>
+        <w:t xml:space="preserve">array gains two optional keys per entry.</w:t>
+      </w:r>
+      <w:r>
+        <w:t xml:space="preserve"> </w:t>
+      </w:r>
+      <w:r>
+        <w:t xml:space="preserve">Backwards compatible: when omitted, behavior is unchanged.</w:t>
+      </w:r>
+    </w:p>
+    <w:tbl>
+      <w:tblPr>
+        <w:tblStyle w:val="Table"/>
+        <w:tblW w:type="pct" w:w="5000"/>
+        <w:tblLayout w:type="fixed"/>
+        <w:tblLook w:firstRow="1" w:lastRow="0" w:firstColumn="0" w:lastColumn="0" w:noHBand="0" w:noVBand="0" w:val="0020"/>
+      </w:tblPr>
+      <w:tblGrid>
+        <w:gridCol w:w="1980"/>
+        <w:gridCol w:w="1980"/>
+        <w:gridCol w:w="1980"/>
+        <w:gridCol w:w="1980"/>
+      </w:tblGrid>
+      <w:tr>
+        <w:trPr>
+          <w:tblHeader w:val="on"/>
+        </w:trPr>
+        <w:tc>
+          <w:tcPr/>
+          <w:p>
+            <w:pPr>
+              <w:pStyle w:val="Compact"/>
+            </w:pPr>
+            <w:r>
+              <w:t xml:space="preserve">Field</w:t>
+            </w:r>
+          </w:p>
+        </w:tc>
+        <w:tc>
+          <w:tcPr/>
+          <w:p>
+            <w:pPr>
+              <w:pStyle w:val="Compact"/>
+            </w:pPr>
+            <w:r>
+              <w:t xml:space="preserve">Type</w:t>
+            </w:r>
+          </w:p>
+        </w:tc>
+        <w:tc>
+          <w:tcPr/>
+          <w:p>
+            <w:pPr>
+              <w:pStyle w:val="Compact"/>
+            </w:pPr>
+            <w:r>
+              <w:t xml:space="preserve">Required</w:t>
+            </w:r>
+          </w:p>
+        </w:tc>
+        <w:tc>
+          <w:tcPr/>
+          <w:p>
+            <w:pPr>
+              <w:pStyle w:val="Compact"/>
+            </w:pPr>
+            <w:r>
+              <w:t xml:space="preserve">Notes</w:t>
+            </w:r>
+          </w:p>
+        </w:tc>
+      </w:tr>
+      <w:tr>
+        <w:tc>
+          <w:tcPr/>
+          <w:p>
+            <w:pPr>
+              <w:pStyle w:val="Compact"/>
+            </w:pPr>
+            <w:r>
+              <w:rPr>
+                <w:rStyle w:val="VerbatimChar"/>
+              </w:rPr>
+              <w:t xml:space="preserve">min_kg_per_day</w:t>
+            </w:r>
+          </w:p>
+        </w:tc>
+        <w:tc>
+          <w:tcPr/>
+          <w:p>
+            <w:pPr>
+              <w:pStyle w:val="Compact"/>
+            </w:pPr>
+            <w:r>
+              <w:t xml:space="preserve">number</w:t>
+            </w:r>
+          </w:p>
+        </w:tc>
+        <w:tc>
+          <w:tcPr/>
+          <w:p>
+            <w:pPr>
+              <w:pStyle w:val="Compact"/>
+            </w:pPr>
+            <w:r>
+              <w:t xml:space="preserve">no</w:t>
+            </w:r>
+          </w:p>
+        </w:tc>
+        <w:tc>
+          <w:tcPr/>
+          <w:p>
+            <w:pPr>
+              <w:pStyle w:val="Compact"/>
+            </w:pPr>
+            <w:r>
+              <w:t xml:space="preserve">Lower bound, as-fed kg/day. Omit when toggle is off OR when the Min field is blank with toggle on.</w:t>
+            </w:r>
+          </w:p>
+        </w:tc>
+      </w:tr>
+      <w:tr>
+        <w:tc>
+          <w:tcPr/>
+          <w:p>
+            <w:pPr>
+              <w:pStyle w:val="Compact"/>
+            </w:pPr>
+            <w:r>
+              <w:rPr>
+                <w:rStyle w:val="VerbatimChar"/>
+              </w:rPr>
+              <w:t xml:space="preserve">max_kg_per_day</w:t>
+            </w:r>
+          </w:p>
+        </w:tc>
+        <w:tc>
+          <w:tcPr/>
+          <w:p>
+            <w:pPr>
+              <w:pStyle w:val="Compact"/>
+            </w:pPr>
+            <w:r>
+              <w:t xml:space="preserve">number</w:t>
+            </w:r>
+          </w:p>
+        </w:tc>
+        <w:tc>
+          <w:tcPr/>
+          <w:p>
+            <w:pPr>
+              <w:pStyle w:val="Compact"/>
+            </w:pPr>
+            <w:r>
+              <w:t xml:space="preserve">no</w:t>
+            </w:r>
+          </w:p>
+        </w:tc>
+        <w:tc>
+          <w:tcPr/>
+          <w:p>
+            <w:pPr>
+              <w:pStyle w:val="Compact"/>
+            </w:pPr>
+            <w:r>
+              <w:t xml:space="preserve">Upper bound, as-fed kg/day. Omit when toggle is off OR when the Max field is blank with toggle on.</w:t>
+            </w:r>
+          </w:p>
+        </w:tc>
+      </w:tr>
+    </w:tbl>
+    <w:p>
+      <w:pPr>
+        <w:pStyle w:val="BodyText"/>
+      </w:pPr>
+      <w:r>
+        <w:rPr>
+          <w:b/>
+          <w:bCs/>
+        </w:rPr>
+        <w:t xml:space="preserve">Field-name confirmation (pending):</w:t>
+      </w:r>
+      <w:r>
+        <w:t xml:space="preserve"> </w:t>
+      </w:r>
+      <w:r>
+        <w:t xml:space="preserve">these key names follow the</w:t>
+      </w:r>
+      <w:r>
+        <w:t xml:space="preserve"> </w:t>
+      </w:r>
+      <w:r>
+        <w:t xml:space="preserve">internal Android draft. Maria — please confirm canonical names; the</w:t>
+      </w:r>
+      <w:r>
+        <w:t xml:space="preserve"> </w:t>
+      </w:r>
+      <w:r>
+        <w:t xml:space="preserve">frontend will swap with a one-line rename if different.</w:t>
+      </w:r>
+    </w:p>
+    <w:bookmarkEnd w:id="32"/>
+    <w:bookmarkStart w:id="37" w:name="example-request-payloads"/>
+    <w:p>
+      <w:pPr>
+        <w:pStyle w:val="Heading3"/>
+      </w:pPr>
+      <w:r>
+        <w:t xml:space="preserve">10.5 Example request payloads</w:t>
+      </w:r>
+    </w:p>
+    <w:bookmarkStart w:id="33" w:name="toggle-off-bounds-omitted-entirely"/>
+    <w:p>
+      <w:pPr>
+        <w:pStyle w:val="Heading4"/>
+      </w:pPr>
+      <w:r>
+        <w:t xml:space="preserve">Toggle OFF — bounds omitted entirely</w:t>
+      </w:r>
+    </w:p>
+    <w:p>
+      <w:pPr>
+        <w:pStyle w:val="SourceCode"/>
+      </w:pPr>
+      <w:r>
+        <w:rPr>
+          <w:rStyle w:val="FunctionTok"/>
+        </w:rPr>
+        <w:t xml:space="preserve">{</w:t>
+      </w:r>
+      <w:r>
+        <w:br/>
+      </w:r>
+      <w:r>
+        <w:rPr>
+          <w:rStyle w:val="NormalTok"/>
+        </w:rPr>
+        <w:t xml:space="preserve">  </w:t>
+      </w:r>
+      <w:r>
+        <w:rPr>
+          <w:rStyle w:val="DataTypeTok"/>
+        </w:rPr>
+        <w:t xml:space="preserve">"user_id"</w:t>
+      </w:r>
+      <w:r>
+        <w:rPr>
+          <w:rStyle w:val="FunctionTok"/>
+        </w:rPr>
+        <w:t xml:space="preserve">:</w:t>
+      </w:r>
+      <w:r>
+        <w:rPr>
+          <w:rStyle w:val="NormalTok"/>
+        </w:rPr>
+        <w:t xml:space="preserve"> </w:t>
+      </w:r>
+      <w:r>
+        <w:rPr>
+          <w:rStyle w:val="StringTok"/>
+        </w:rPr>
+        <w:t xml:space="preserve">"…"</w:t>
+      </w:r>
+      <w:r>
+        <w:rPr>
+          <w:rStyle w:val="FunctionTok"/>
+        </w:rPr>
+        <w:t xml:space="preserve">,</w:t>
+      </w:r>
+      <w:r>
+        <w:br/>
+      </w:r>
+      <w:r>
+        <w:rPr>
+          <w:rStyle w:val="NormalTok"/>
+        </w:rPr>
+        <w:t xml:space="preserve">  </w:t>
+      </w:r>
+      <w:r>
+        <w:rPr>
+          <w:rStyle w:val="DataTypeTok"/>
+        </w:rPr>
+        <w:t xml:space="preserve">"country_id"</w:t>
+      </w:r>
+      <w:r>
+        <w:rPr>
+          <w:rStyle w:val="FunctionTok"/>
+        </w:rPr>
+        <w:t xml:space="preserve">:</w:t>
+      </w:r>
+      <w:r>
+        <w:rPr>
+          <w:rStyle w:val="NormalTok"/>
+        </w:rPr>
+        <w:t xml:space="preserve"> </w:t>
+      </w:r>
+      <w:r>
+        <w:rPr>
+          <w:rStyle w:val="StringTok"/>
+        </w:rPr>
+        <w:t xml:space="preserve">"…"</w:t>
+      </w:r>
+      <w:r>
+        <w:rPr>
+          <w:rStyle w:val="FunctionTok"/>
+        </w:rPr>
+        <w:t xml:space="preserve">,</w:t>
+      </w:r>
+      <w:r>
+        <w:br/>
+      </w:r>
+      <w:r>
+        <w:rPr>
+          <w:rStyle w:val="NormalTok"/>
+        </w:rPr>
+        <w:t xml:space="preserve">  </w:t>
+      </w:r>
+      <w:r>
+        <w:rPr>
+          <w:rStyle w:val="DataTypeTok"/>
+        </w:rPr>
+        <w:t xml:space="preserve">"simulation_id"</w:t>
+      </w:r>
+      <w:r>
+        <w:rPr>
+          <w:rStyle w:val="FunctionTok"/>
+        </w:rPr>
+        <w:t xml:space="preserve">:</w:t>
+      </w:r>
+      <w:r>
+        <w:rPr>
+          <w:rStyle w:val="NormalTok"/>
+        </w:rPr>
+        <w:t xml:space="preserve"> </w:t>
+      </w:r>
+      <w:r>
+        <w:rPr>
+          <w:rStyle w:val="StringTok"/>
+        </w:rPr>
+        <w:t xml:space="preserve">"demo-sim"</w:t>
+      </w:r>
+      <w:r>
+        <w:rPr>
+          <w:rStyle w:val="FunctionTok"/>
+        </w:rPr>
+        <w:t xml:space="preserve">,</w:t>
+      </w:r>
+      <w:r>
+        <w:br/>
+      </w:r>
+      <w:r>
+        <w:rPr>
+          <w:rStyle w:val="NormalTok"/>
+        </w:rPr>
+        <w:t xml:space="preserve">  </w:t>
+      </w:r>
+      <w:r>
+        <w:rPr>
+          <w:rStyle w:val="DataTypeTok"/>
+        </w:rPr>
+        <w:t xml:space="preserve">"cattle_info"</w:t>
+      </w:r>
+      <w:r>
+        <w:rPr>
+          <w:rStyle w:val="FunctionTok"/>
+        </w:rPr>
+        <w:t xml:space="preserve">:</w:t>
+      </w:r>
+      <w:r>
+        <w:rPr>
+          <w:rStyle w:val="NormalTok"/>
+        </w:rPr>
+        <w:t xml:space="preserve"> </w:t>
+      </w:r>
+      <w:r>
+        <w:rPr>
+          <w:rStyle w:val="FunctionTok"/>
+        </w:rPr>
+        <w:t xml:space="preserve">{</w:t>
+      </w:r>
+      <w:r>
+        <w:rPr>
+          <w:rStyle w:val="NormalTok"/>
+        </w:rPr>
+        <w:t xml:space="preserve"> </w:t>
+      </w:r>
+      <w:r>
+        <w:rPr>
+          <w:rStyle w:val="DataTypeTok"/>
+        </w:rPr>
+        <w:t xml:space="preserve">"..."</w:t>
+      </w:r>
+      <w:r>
+        <w:rPr>
+          <w:rStyle w:val="FunctionTok"/>
+        </w:rPr>
+        <w:t xml:space="preserve">:</w:t>
+      </w:r>
+      <w:r>
+        <w:rPr>
+          <w:rStyle w:val="NormalTok"/>
+        </w:rPr>
+        <w:t xml:space="preserve"> </w:t>
+      </w:r>
+      <w:r>
+        <w:rPr>
+          <w:rStyle w:val="StringTok"/>
+        </w:rPr>
+        <w:t xml:space="preserve">"..."</w:t>
+      </w:r>
+      <w:r>
+        <w:rPr>
+          <w:rStyle w:val="NormalTok"/>
+        </w:rPr>
+        <w:t xml:space="preserve"> </w:t>
+      </w:r>
+      <w:r>
+        <w:rPr>
+          <w:rStyle w:val="FunctionTok"/>
+        </w:rPr>
+        <w:t xml:space="preserve">},</w:t>
+      </w:r>
+      <w:r>
+        <w:br/>
+      </w:r>
+      <w:r>
+        <w:rPr>
+          <w:rStyle w:val="NormalTok"/>
+        </w:rPr>
+        <w:t xml:space="preserve">  </w:t>
+      </w:r>
+      <w:r>
+        <w:rPr>
+          <w:rStyle w:val="DataTypeTok"/>
+        </w:rPr>
+        <w:t xml:space="preserve">"base_thresholds"</w:t>
+      </w:r>
+      <w:r>
+        <w:rPr>
+          <w:rStyle w:val="FunctionTok"/>
+        </w:rPr>
+        <w:t xml:space="preserve">:</w:t>
+      </w:r>
+      <w:r>
+        <w:rPr>
+          <w:rStyle w:val="NormalTok"/>
+        </w:rPr>
+        <w:t xml:space="preserve"> </w:t>
+      </w:r>
+      <w:r>
+        <w:rPr>
+          <w:rStyle w:val="FunctionTok"/>
+        </w:rPr>
+        <w:t xml:space="preserve">{</w:t>
+      </w:r>
+      <w:r>
+        <w:rPr>
+          <w:rStyle w:val="NormalTok"/>
+        </w:rPr>
+        <w:t xml:space="preserve"> </w:t>
+      </w:r>
+      <w:r>
+        <w:rPr>
+          <w:rStyle w:val="DataTypeTok"/>
+        </w:rPr>
+        <w:t xml:space="preserve">"ash_max"</w:t>
+      </w:r>
+      <w:r>
+        <w:rPr>
+          <w:rStyle w:val="FunctionTok"/>
+        </w:rPr>
+        <w:t xml:space="preserve">:</w:t>
+      </w:r>
+      <w:r>
+        <w:rPr>
+          <w:rStyle w:val="NormalTok"/>
+        </w:rPr>
+        <w:t xml:space="preserve"> </w:t>
+      </w:r>
+      <w:r>
+        <w:rPr>
+          <w:rStyle w:val="DecValTok"/>
+        </w:rPr>
+        <w:t xml:space="preserve">10</w:t>
+      </w:r>
+      <w:r>
+        <w:rPr>
+          <w:rStyle w:val="FunctionTok"/>
+        </w:rPr>
+        <w:t xml:space="preserve">,</w:t>
+      </w:r>
+      <w:r>
+        <w:rPr>
+          <w:rStyle w:val="NormalTok"/>
+        </w:rPr>
+        <w:t xml:space="preserve"> </w:t>
+      </w:r>
+      <w:r>
+        <w:rPr>
+          <w:rStyle w:val="DataTypeTok"/>
+        </w:rPr>
+        <w:t xml:space="preserve">"ee_max"</w:t>
+      </w:r>
+      <w:r>
+        <w:rPr>
+          <w:rStyle w:val="FunctionTok"/>
+        </w:rPr>
+        <w:t xml:space="preserve">:</w:t>
+      </w:r>
+      <w:r>
+        <w:rPr>
+          <w:rStyle w:val="NormalTok"/>
+        </w:rPr>
+        <w:t xml:space="preserve"> </w:t>
+      </w:r>
+      <w:r>
+        <w:rPr>
+          <w:rStyle w:val="DecValTok"/>
+        </w:rPr>
+        <w:t xml:space="preserve">7</w:t>
+      </w:r>
+      <w:r>
+        <w:rPr>
+          <w:rStyle w:val="FunctionTok"/>
+        </w:rPr>
+        <w:t xml:space="preserve">,</w:t>
+      </w:r>
+      <w:r>
+        <w:rPr>
+          <w:rStyle w:val="NormalTok"/>
+        </w:rPr>
+        <w:t xml:space="preserve"> </w:t>
+      </w:r>
+      <w:r>
+        <w:rPr>
+          <w:rStyle w:val="DataTypeTok"/>
+        </w:rPr>
+        <w:t xml:space="preserve">"ndf_max"</w:t>
+      </w:r>
+      <w:r>
+        <w:rPr>
+          <w:rStyle w:val="FunctionTok"/>
+        </w:rPr>
+        <w:t xml:space="preserve">:</w:t>
+      </w:r>
+      <w:r>
+        <w:rPr>
+          <w:rStyle w:val="NormalTok"/>
+        </w:rPr>
+        <w:t xml:space="preserve"> </w:t>
+      </w:r>
+      <w:r>
+        <w:rPr>
+          <w:rStyle w:val="DecValTok"/>
+        </w:rPr>
+        <w:t xml:space="preserve">45</w:t>
+      </w:r>
+      <w:r>
+        <w:rPr>
+          <w:rStyle w:val="FunctionTok"/>
+        </w:rPr>
+        <w:t xml:space="preserve">,</w:t>
+      </w:r>
+      <w:r>
+        <w:rPr>
+          <w:rStyle w:val="NormalTok"/>
+        </w:rPr>
+        <w:t xml:space="preserve"> </w:t>
+      </w:r>
+      <w:r>
+        <w:rPr>
+          <w:rStyle w:val="DataTypeTok"/>
+        </w:rPr>
+        <w:t xml:space="preserve">"starch_max"</w:t>
+      </w:r>
+      <w:r>
+        <w:rPr>
+          <w:rStyle w:val="FunctionTok"/>
+        </w:rPr>
+        <w:t xml:space="preserve">:</w:t>
+      </w:r>
+      <w:r>
+        <w:rPr>
+          <w:rStyle w:val="NormalTok"/>
+        </w:rPr>
+        <w:t xml:space="preserve"> </w:t>
+      </w:r>
+      <w:r>
+        <w:rPr>
+          <w:rStyle w:val="DecValTok"/>
+        </w:rPr>
+        <w:t xml:space="preserve">26</w:t>
+      </w:r>
+      <w:r>
+        <w:rPr>
+          <w:rStyle w:val="NormalTok"/>
+        </w:rPr>
+        <w:t xml:space="preserve"> </w:t>
+      </w:r>
+      <w:r>
+        <w:rPr>
+          <w:rStyle w:val="FunctionTok"/>
+        </w:rPr>
+        <w:t xml:space="preserve">},</w:t>
+      </w:r>
+      <w:r>
+        <w:br/>
+      </w:r>
+      <w:r>
+        <w:rPr>
+          <w:rStyle w:val="NormalTok"/>
+        </w:rPr>
+        <w:t xml:space="preserve">  </w:t>
+      </w:r>
+      <w:r>
+        <w:rPr>
+          <w:rStyle w:val="DataTypeTok"/>
+        </w:rPr>
+        <w:t xml:space="preserve">"feed_selection"</w:t>
+      </w:r>
+      <w:r>
+        <w:rPr>
+          <w:rStyle w:val="FunctionTok"/>
+        </w:rPr>
+        <w:t xml:space="preserve">:</w:t>
+      </w:r>
+      <w:r>
+        <w:rPr>
+          <w:rStyle w:val="NormalTok"/>
+        </w:rPr>
+        <w:t xml:space="preserve"> </w:t>
+      </w:r>
+      <w:r>
+        <w:rPr>
+          <w:rStyle w:val="OtherTok"/>
+        </w:rPr>
+        <w:t xml:space="preserve">[</w:t>
+      </w:r>
+      <w:r>
+        <w:br/>
+      </w:r>
+      <w:r>
+        <w:rPr>
+          <w:rStyle w:val="NormalTok"/>
+        </w:rPr>
+        <w:t xml:space="preserve">    </w:t>
+      </w:r>
+      <w:r>
+        <w:rPr>
+          <w:rStyle w:val="FunctionTok"/>
+        </w:rPr>
+        <w:t xml:space="preserve">{</w:t>
+      </w:r>
+      <w:r>
+        <w:br/>
+      </w:r>
+      <w:r>
+        <w:rPr>
+          <w:rStyle w:val="NormalTok"/>
+        </w:rPr>
+        <w:t xml:space="preserve">      </w:t>
+      </w:r>
+      <w:r>
+        <w:rPr>
+          <w:rStyle w:val="DataTypeTok"/>
+        </w:rPr>
+        <w:t xml:space="preserve">"feed_id"</w:t>
+      </w:r>
+      <w:r>
+        <w:rPr>
+          <w:rStyle w:val="FunctionTok"/>
+        </w:rPr>
+        <w:t xml:space="preserve">:</w:t>
+      </w:r>
+      <w:r>
+        <w:rPr>
+          <w:rStyle w:val="NormalTok"/>
+        </w:rPr>
+        <w:t xml:space="preserve"> </w:t>
+      </w:r>
+      <w:r>
+        <w:rPr>
+          <w:rStyle w:val="StringTok"/>
+        </w:rPr>
+        <w:t xml:space="preserve">"5f1e9a04-1500-4603-8795-633ff80f1b21"</w:t>
+      </w:r>
+      <w:r>
+        <w:rPr>
+          <w:rStyle w:val="FunctionTok"/>
+        </w:rPr>
+        <w:t xml:space="preserve">,</w:t>
+      </w:r>
+      <w:r>
+        <w:br/>
+      </w:r>
+      <w:r>
+        <w:rPr>
+          <w:rStyle w:val="NormalTok"/>
+        </w:rPr>
+        <w:t xml:space="preserve">      </w:t>
+      </w:r>
+      <w:r>
+        <w:rPr>
+          <w:rStyle w:val="DataTypeTok"/>
+        </w:rPr>
+        <w:t xml:space="preserve">"price_per_kg"</w:t>
+      </w:r>
+      <w:r>
+        <w:rPr>
+          <w:rStyle w:val="FunctionTok"/>
+        </w:rPr>
+        <w:t xml:space="preserve">:</w:t>
+      </w:r>
+      <w:r>
+        <w:rPr>
+          <w:rStyle w:val="NormalTok"/>
+        </w:rPr>
+        <w:t xml:space="preserve"> </w:t>
+      </w:r>
+      <w:r>
+        <w:rPr>
+          <w:rStyle w:val="DecValTok"/>
+        </w:rPr>
+        <w:t xml:space="preserve">8500</w:t>
+      </w:r>
+      <w:r>
+        <w:br/>
+      </w:r>
+      <w:r>
+        <w:rPr>
+          <w:rStyle w:val="NormalTok"/>
+        </w:rPr>
+        <w:t xml:space="preserve">    </w:t>
+      </w:r>
+      <w:r>
+        <w:rPr>
+          <w:rStyle w:val="FunctionTok"/>
+        </w:rPr>
+        <w:t xml:space="preserve">}</w:t>
+      </w:r>
+      <w:r>
+        <w:br/>
+      </w:r>
+      <w:r>
+        <w:rPr>
+          <w:rStyle w:val="NormalTok"/>
+        </w:rPr>
+        <w:t xml:space="preserve">  </w:t>
+      </w:r>
+      <w:r>
+        <w:rPr>
+          <w:rStyle w:val="OtherTok"/>
+        </w:rPr>
+        <w:t xml:space="preserve">]</w:t>
+      </w:r>
+      <w:r>
+        <w:br/>
+      </w:r>
+      <w:r>
+        <w:rPr>
+          <w:rStyle w:val="FunctionTok"/>
+        </w:rPr>
+        <w:t xml:space="preserve">}</w:t>
+      </w:r>
+    </w:p>
+    <w:bookmarkEnd w:id="33"/>
+    <w:bookmarkStart w:id="34" w:name="toggle-on-both-bounds-filled"/>
+    <w:p>
+      <w:pPr>
+        <w:pStyle w:val="Heading4"/>
+      </w:pPr>
+      <w:r>
+        <w:t xml:space="preserve">Toggle ON, both bounds filled</w:t>
+      </w:r>
+    </w:p>
+    <w:p>
+      <w:pPr>
+        <w:pStyle w:val="SourceCode"/>
+      </w:pPr>
+      <w:r>
+        <w:rPr>
+          <w:rStyle w:val="FunctionTok"/>
+        </w:rPr>
+        <w:t xml:space="preserve">{</w:t>
+      </w:r>
+      <w:r>
+        <w:br/>
+      </w:r>
+      <w:r>
+        <w:rPr>
+          <w:rStyle w:val="NormalTok"/>
+        </w:rPr>
+        <w:t xml:space="preserve">  </w:t>
+      </w:r>
+      <w:r>
+        <w:rPr>
+          <w:rStyle w:val="DataTypeTok"/>
+        </w:rPr>
+        <w:t xml:space="preserve">"feed_selection"</w:t>
+      </w:r>
+      <w:r>
+        <w:rPr>
+          <w:rStyle w:val="FunctionTok"/>
+        </w:rPr>
+        <w:t xml:space="preserve">:</w:t>
+      </w:r>
+      <w:r>
+        <w:rPr>
+          <w:rStyle w:val="NormalTok"/>
+        </w:rPr>
+        <w:t xml:space="preserve"> </w:t>
+      </w:r>
+      <w:r>
+        <w:rPr>
+          <w:rStyle w:val="OtherTok"/>
+        </w:rPr>
+        <w:t xml:space="preserve">[</w:t>
+      </w:r>
+      <w:r>
+        <w:br/>
+      </w:r>
+      <w:r>
+        <w:rPr>
+          <w:rStyle w:val="NormalTok"/>
+        </w:rPr>
+        <w:t xml:space="preserve">    </w:t>
+      </w:r>
+      <w:r>
+        <w:rPr>
+          <w:rStyle w:val="FunctionTok"/>
+        </w:rPr>
+        <w:t xml:space="preserve">{</w:t>
+      </w:r>
+      <w:r>
+        <w:br/>
+      </w:r>
+      <w:r>
+        <w:rPr>
+          <w:rStyle w:val="NormalTok"/>
+        </w:rPr>
+        <w:t xml:space="preserve">      </w:t>
+      </w:r>
+      <w:r>
+        <w:rPr>
+          <w:rStyle w:val="DataTypeTok"/>
+        </w:rPr>
+        <w:t xml:space="preserve">"feed_id"</w:t>
+      </w:r>
+      <w:r>
+        <w:rPr>
+          <w:rStyle w:val="FunctionTok"/>
+        </w:rPr>
+        <w:t xml:space="preserve">:</w:t>
+      </w:r>
+      <w:r>
+        <w:rPr>
+          <w:rStyle w:val="NormalTok"/>
+        </w:rPr>
+        <w:t xml:space="preserve"> </w:t>
+      </w:r>
+      <w:r>
+        <w:rPr>
+          <w:rStyle w:val="StringTok"/>
+        </w:rPr>
+        <w:t xml:space="preserve">"5f1e9a04-1500-4603-8795-633ff80f1b21"</w:t>
+      </w:r>
+      <w:r>
+        <w:rPr>
+          <w:rStyle w:val="FunctionTok"/>
+        </w:rPr>
+        <w:t xml:space="preserve">,</w:t>
+      </w:r>
+      <w:r>
+        <w:br/>
+      </w:r>
+      <w:r>
+        <w:rPr>
+          <w:rStyle w:val="NormalTok"/>
+        </w:rPr>
+        <w:t xml:space="preserve">      </w:t>
+      </w:r>
+      <w:r>
+        <w:rPr>
+          <w:rStyle w:val="DataTypeTok"/>
+        </w:rPr>
+        <w:t xml:space="preserve">"price_per_kg"</w:t>
+      </w:r>
+      <w:r>
+        <w:rPr>
+          <w:rStyle w:val="FunctionTok"/>
+        </w:rPr>
+        <w:t xml:space="preserve">:</w:t>
+      </w:r>
+      <w:r>
+        <w:rPr>
+          <w:rStyle w:val="NormalTok"/>
+        </w:rPr>
+        <w:t xml:space="preserve"> </w:t>
+      </w:r>
+      <w:r>
+        <w:rPr>
+          <w:rStyle w:val="DecValTok"/>
+        </w:rPr>
+        <w:t xml:space="preserve">8500</w:t>
+      </w:r>
+      <w:r>
+        <w:rPr>
+          <w:rStyle w:val="FunctionTok"/>
+        </w:rPr>
+        <w:t xml:space="preserve">,</w:t>
+      </w:r>
+      <w:r>
+        <w:br/>
+      </w:r>
+      <w:r>
+        <w:rPr>
+          <w:rStyle w:val="NormalTok"/>
+        </w:rPr>
+        <w:t xml:space="preserve">      </w:t>
+      </w:r>
+      <w:r>
+        <w:rPr>
+          <w:rStyle w:val="DataTypeTok"/>
+        </w:rPr>
+        <w:t xml:space="preserve">"min_kg_per_day"</w:t>
+      </w:r>
+      <w:r>
+        <w:rPr>
+          <w:rStyle w:val="FunctionTok"/>
+        </w:rPr>
+        <w:t xml:space="preserve">:</w:t>
+      </w:r>
+      <w:r>
+        <w:rPr>
+          <w:rStyle w:val="NormalTok"/>
+        </w:rPr>
+        <w:t xml:space="preserve"> </w:t>
+      </w:r>
+      <w:r>
+        <w:rPr>
+          <w:rStyle w:val="FloatTok"/>
+        </w:rPr>
+        <w:t xml:space="preserve">2.0</w:t>
+      </w:r>
+      <w:r>
+        <w:rPr>
+          <w:rStyle w:val="FunctionTok"/>
+        </w:rPr>
+        <w:t xml:space="preserve">,</w:t>
+      </w:r>
+      <w:r>
+        <w:br/>
+      </w:r>
+      <w:r>
+        <w:rPr>
+          <w:rStyle w:val="NormalTok"/>
+        </w:rPr>
+        <w:t xml:space="preserve">      </w:t>
+      </w:r>
+      <w:r>
+        <w:rPr>
+          <w:rStyle w:val="DataTypeTok"/>
+        </w:rPr>
+        <w:t xml:space="preserve">"max_kg_per_day"</w:t>
+      </w:r>
+      <w:r>
+        <w:rPr>
+          <w:rStyle w:val="FunctionTok"/>
+        </w:rPr>
+        <w:t xml:space="preserve">:</w:t>
+      </w:r>
+      <w:r>
+        <w:rPr>
+          <w:rStyle w:val="NormalTok"/>
+        </w:rPr>
+        <w:t xml:space="preserve"> </w:t>
+      </w:r>
+      <w:r>
+        <w:rPr>
+          <w:rStyle w:val="FloatTok"/>
+        </w:rPr>
+        <w:t xml:space="preserve">6.5</w:t>
+      </w:r>
+      <w:r>
+        <w:br/>
+      </w:r>
+      <w:r>
+        <w:rPr>
+          <w:rStyle w:val="NormalTok"/>
+        </w:rPr>
+        <w:t xml:space="preserve">    </w:t>
+      </w:r>
+      <w:r>
+        <w:rPr>
+          <w:rStyle w:val="FunctionTok"/>
+        </w:rPr>
+        <w:t xml:space="preserve">}</w:t>
+      </w:r>
+      <w:r>
+        <w:br/>
+      </w:r>
+      <w:r>
+        <w:rPr>
+          <w:rStyle w:val="NormalTok"/>
+        </w:rPr>
+        <w:t xml:space="preserve">  </w:t>
+      </w:r>
+      <w:r>
+        <w:rPr>
+          <w:rStyle w:val="OtherTok"/>
+        </w:rPr>
+        <w:t xml:space="preserve">]</w:t>
+      </w:r>
+      <w:r>
+        <w:br/>
+      </w:r>
+      <w:r>
+        <w:rPr>
+          <w:rStyle w:val="FunctionTok"/>
+        </w:rPr>
+        <w:t xml:space="preserve">}</w:t>
+      </w:r>
+    </w:p>
+    <w:bookmarkEnd w:id="34"/>
+    <w:bookmarkStart w:id="35" w:name="Xaa0c10c266af99c199f8857ed4a09c03e15a904"/>
+    <w:p>
+      <w:pPr>
+        <w:pStyle w:val="Heading4"/>
+      </w:pPr>
+      <w:r>
+        <w:t xml:space="preserve">Toggle ON, only Max filled (Min blank → no lower bound)</w:t>
+      </w:r>
+    </w:p>
+    <w:p>
+      <w:pPr>
+        <w:pStyle w:val="SourceCode"/>
+      </w:pPr>
+      <w:r>
+        <w:rPr>
+          <w:rStyle w:val="FunctionTok"/>
+        </w:rPr>
+        <w:t xml:space="preserve">{</w:t>
+      </w:r>
+      <w:r>
+        <w:br/>
+      </w:r>
+      <w:r>
+        <w:rPr>
+          <w:rStyle w:val="NormalTok"/>
+        </w:rPr>
+        <w:t xml:space="preserve">  </w:t>
+      </w:r>
+      <w:r>
+        <w:rPr>
+          <w:rStyle w:val="DataTypeTok"/>
+        </w:rPr>
+        <w:t xml:space="preserve">"feed_selection"</w:t>
+      </w:r>
+      <w:r>
+        <w:rPr>
+          <w:rStyle w:val="FunctionTok"/>
+        </w:rPr>
+        <w:t xml:space="preserve">:</w:t>
+      </w:r>
+      <w:r>
+        <w:rPr>
+          <w:rStyle w:val="NormalTok"/>
+        </w:rPr>
+        <w:t xml:space="preserve"> </w:t>
+      </w:r>
+      <w:r>
+        <w:rPr>
+          <w:rStyle w:val="OtherTok"/>
+        </w:rPr>
+        <w:t xml:space="preserve">[</w:t>
+      </w:r>
+      <w:r>
+        <w:br/>
+      </w:r>
+      <w:r>
+        <w:rPr>
+          <w:rStyle w:val="NormalTok"/>
+        </w:rPr>
+        <w:t xml:space="preserve">    </w:t>
+      </w:r>
+      <w:r>
+        <w:rPr>
+          <w:rStyle w:val="FunctionTok"/>
+        </w:rPr>
+        <w:t xml:space="preserve">{</w:t>
+      </w:r>
+      <w:r>
+        <w:br/>
+      </w:r>
+      <w:r>
+        <w:rPr>
+          <w:rStyle w:val="NormalTok"/>
+        </w:rPr>
+        <w:t xml:space="preserve">      </w:t>
+      </w:r>
+      <w:r>
+        <w:rPr>
+          <w:rStyle w:val="DataTypeTok"/>
+        </w:rPr>
+        <w:t xml:space="preserve">"feed_id"</w:t>
+      </w:r>
+      <w:r>
+        <w:rPr>
+          <w:rStyle w:val="FunctionTok"/>
+        </w:rPr>
+        <w:t xml:space="preserve">:</w:t>
+      </w:r>
+      <w:r>
+        <w:rPr>
+          <w:rStyle w:val="NormalTok"/>
+        </w:rPr>
+        <w:t xml:space="preserve"> </w:t>
+      </w:r>
+      <w:r>
+        <w:rPr>
+          <w:rStyle w:val="StringTok"/>
+        </w:rPr>
+        <w:t xml:space="preserve">"5f1e9a04-1500-4603-8795-633ff80f1b21"</w:t>
+      </w:r>
+      <w:r>
+        <w:rPr>
+          <w:rStyle w:val="FunctionTok"/>
+        </w:rPr>
+        <w:t xml:space="preserve">,</w:t>
+      </w:r>
+      <w:r>
+        <w:br/>
+      </w:r>
+      <w:r>
+        <w:rPr>
+          <w:rStyle w:val="NormalTok"/>
+        </w:rPr>
+        <w:t xml:space="preserve">      </w:t>
+      </w:r>
+      <w:r>
+        <w:rPr>
+          <w:rStyle w:val="DataTypeTok"/>
+        </w:rPr>
+        <w:t xml:space="preserve">"price_per_kg"</w:t>
+      </w:r>
+      <w:r>
+        <w:rPr>
+          <w:rStyle w:val="FunctionTok"/>
+        </w:rPr>
+        <w:t xml:space="preserve">:</w:t>
+      </w:r>
+      <w:r>
+        <w:rPr>
+          <w:rStyle w:val="NormalTok"/>
+        </w:rPr>
+        <w:t xml:space="preserve"> </w:t>
+      </w:r>
+      <w:r>
+        <w:rPr>
+          <w:rStyle w:val="DecValTok"/>
+        </w:rPr>
+        <w:t xml:space="preserve">8500</w:t>
+      </w:r>
+      <w:r>
+        <w:rPr>
+          <w:rStyle w:val="FunctionTok"/>
+        </w:rPr>
+        <w:t xml:space="preserve">,</w:t>
+      </w:r>
+      <w:r>
+        <w:br/>
+      </w:r>
+      <w:r>
+        <w:rPr>
+          <w:rStyle w:val="NormalTok"/>
+        </w:rPr>
+        <w:t xml:space="preserve">      </w:t>
+      </w:r>
+      <w:r>
+        <w:rPr>
+          <w:rStyle w:val="DataTypeTok"/>
+        </w:rPr>
+        <w:t xml:space="preserve">"max_kg_per_day"</w:t>
+      </w:r>
+      <w:r>
+        <w:rPr>
+          <w:rStyle w:val="FunctionTok"/>
+        </w:rPr>
+        <w:t xml:space="preserve">:</w:t>
+      </w:r>
+      <w:r>
+        <w:rPr>
+          <w:rStyle w:val="NormalTok"/>
+        </w:rPr>
+        <w:t xml:space="preserve"> </w:t>
+      </w:r>
+      <w:r>
+        <w:rPr>
+          <w:rStyle w:val="FloatTok"/>
+        </w:rPr>
+        <w:t xml:space="preserve">6.5</w:t>
+      </w:r>
+      <w:r>
+        <w:br/>
+      </w:r>
+      <w:r>
+        <w:rPr>
+          <w:rStyle w:val="NormalTok"/>
+        </w:rPr>
+        <w:t xml:space="preserve">    </w:t>
+      </w:r>
+      <w:r>
+        <w:rPr>
+          <w:rStyle w:val="FunctionTok"/>
+        </w:rPr>
+        <w:t xml:space="preserve">}</w:t>
+      </w:r>
+      <w:r>
+        <w:br/>
+      </w:r>
+      <w:r>
+        <w:rPr>
+          <w:rStyle w:val="NormalTok"/>
+        </w:rPr>
+        <w:t xml:space="preserve">  </w:t>
+      </w:r>
+      <w:r>
+        <w:rPr>
+          <w:rStyle w:val="OtherTok"/>
+        </w:rPr>
+        <w:t xml:space="preserve">]</w:t>
+      </w:r>
+      <w:r>
+        <w:br/>
+      </w:r>
+      <w:r>
+        <w:rPr>
+          <w:rStyle w:val="FunctionTok"/>
+        </w:rPr>
+        <w:t xml:space="preserve">}</w:t>
+      </w:r>
+    </w:p>
+    <w:bookmarkEnd w:id="35"/>
+    <w:bookmarkStart w:id="36" w:name="X7e55744055ed54143f22e950574e0285bbf70ea"/>
+    <w:p>
+      <w:pPr>
+        <w:pStyle w:val="Heading4"/>
+      </w:pPr>
+      <w:r>
+        <w:t xml:space="preserve">Toggle ON, only Min filled (Max blank → no upper bound)</w:t>
+      </w:r>
+    </w:p>
+    <w:p>
+      <w:pPr>
+        <w:pStyle w:val="SourceCode"/>
+      </w:pPr>
+      <w:r>
+        <w:rPr>
+          <w:rStyle w:val="FunctionTok"/>
+        </w:rPr>
+        <w:t xml:space="preserve">{</w:t>
+      </w:r>
+      <w:r>
+        <w:br/>
+      </w:r>
+      <w:r>
+        <w:rPr>
+          <w:rStyle w:val="NormalTok"/>
+        </w:rPr>
+        <w:t xml:space="preserve">  </w:t>
+      </w:r>
+      <w:r>
+        <w:rPr>
+          <w:rStyle w:val="DataTypeTok"/>
+        </w:rPr>
+        <w:t xml:space="preserve">"feed_selection"</w:t>
+      </w:r>
+      <w:r>
+        <w:rPr>
+          <w:rStyle w:val="FunctionTok"/>
+        </w:rPr>
+        <w:t xml:space="preserve">:</w:t>
+      </w:r>
+      <w:r>
+        <w:rPr>
+          <w:rStyle w:val="NormalTok"/>
+        </w:rPr>
+        <w:t xml:space="preserve"> </w:t>
+      </w:r>
+      <w:r>
+        <w:rPr>
+          <w:rStyle w:val="OtherTok"/>
+        </w:rPr>
+        <w:t xml:space="preserve">[</w:t>
+      </w:r>
+      <w:r>
+        <w:br/>
+      </w:r>
+      <w:r>
+        <w:rPr>
+          <w:rStyle w:val="NormalTok"/>
+        </w:rPr>
+        <w:t xml:space="preserve">    </w:t>
+      </w:r>
+      <w:r>
+        <w:rPr>
+          <w:rStyle w:val="FunctionTok"/>
+        </w:rPr>
+        <w:t xml:space="preserve">{</w:t>
+      </w:r>
+      <w:r>
+        <w:br/>
+      </w:r>
+      <w:r>
+        <w:rPr>
+          <w:rStyle w:val="NormalTok"/>
+        </w:rPr>
+        <w:t xml:space="preserve">      </w:t>
+      </w:r>
+      <w:r>
+        <w:rPr>
+          <w:rStyle w:val="DataTypeTok"/>
+        </w:rPr>
+        <w:t xml:space="preserve">"feed_id"</w:t>
+      </w:r>
+      <w:r>
+        <w:rPr>
+          <w:rStyle w:val="FunctionTok"/>
+        </w:rPr>
+        <w:t xml:space="preserve">:</w:t>
+      </w:r>
+      <w:r>
+        <w:rPr>
+          <w:rStyle w:val="NormalTok"/>
+        </w:rPr>
+        <w:t xml:space="preserve"> </w:t>
+      </w:r>
+      <w:r>
+        <w:rPr>
+          <w:rStyle w:val="StringTok"/>
+        </w:rPr>
+        <w:t xml:space="preserve">"5f1e9a04-1500-4603-8795-633ff80f1b21"</w:t>
+      </w:r>
+      <w:r>
+        <w:rPr>
+          <w:rStyle w:val="FunctionTok"/>
+        </w:rPr>
+        <w:t xml:space="preserve">,</w:t>
+      </w:r>
+      <w:r>
+        <w:br/>
+      </w:r>
+      <w:r>
+        <w:rPr>
+          <w:rStyle w:val="NormalTok"/>
+        </w:rPr>
+        <w:t xml:space="preserve">      </w:t>
+      </w:r>
+      <w:r>
+        <w:rPr>
+          <w:rStyle w:val="DataTypeTok"/>
+        </w:rPr>
+        <w:t xml:space="preserve">"price_per_kg"</w:t>
+      </w:r>
+      <w:r>
+        <w:rPr>
+          <w:rStyle w:val="FunctionTok"/>
+        </w:rPr>
+        <w:t xml:space="preserve">:</w:t>
+      </w:r>
+      <w:r>
+        <w:rPr>
+          <w:rStyle w:val="NormalTok"/>
+        </w:rPr>
+        <w:t xml:space="preserve"> </w:t>
+      </w:r>
+      <w:r>
+        <w:rPr>
+          <w:rStyle w:val="DecValTok"/>
+        </w:rPr>
+        <w:t xml:space="preserve">8500</w:t>
+      </w:r>
+      <w:r>
+        <w:rPr>
+          <w:rStyle w:val="FunctionTok"/>
+        </w:rPr>
+        <w:t xml:space="preserve">,</w:t>
+      </w:r>
+      <w:r>
+        <w:br/>
+      </w:r>
+      <w:r>
+        <w:rPr>
+          <w:rStyle w:val="NormalTok"/>
+        </w:rPr>
+        <w:t xml:space="preserve">      </w:t>
+      </w:r>
+      <w:r>
+        <w:rPr>
+          <w:rStyle w:val="DataTypeTok"/>
+        </w:rPr>
+        <w:t xml:space="preserve">"min_kg_per_day"</w:t>
+      </w:r>
+      <w:r>
+        <w:rPr>
+          <w:rStyle w:val="FunctionTok"/>
+        </w:rPr>
+        <w:t xml:space="preserve">:</w:t>
+      </w:r>
+      <w:r>
+        <w:rPr>
+          <w:rStyle w:val="NormalTok"/>
+        </w:rPr>
+        <w:t xml:space="preserve"> </w:t>
+      </w:r>
+      <w:r>
+        <w:rPr>
+          <w:rStyle w:val="FloatTok"/>
+        </w:rPr>
+        <w:t xml:space="preserve">2.0</w:t>
+      </w:r>
+      <w:r>
+        <w:br/>
+      </w:r>
+      <w:r>
+        <w:rPr>
+          <w:rStyle w:val="NormalTok"/>
+        </w:rPr>
+        <w:t xml:space="preserve">    </w:t>
+      </w:r>
+      <w:r>
+        <w:rPr>
+          <w:rStyle w:val="FunctionTok"/>
+        </w:rPr>
+        <w:t xml:space="preserve">}</w:t>
+      </w:r>
+      <w:r>
+        <w:br/>
+      </w:r>
+      <w:r>
+        <w:rPr>
+          <w:rStyle w:val="NormalTok"/>
+        </w:rPr>
+        <w:t xml:space="preserve">  </w:t>
+      </w:r>
+      <w:r>
+        <w:rPr>
+          <w:rStyle w:val="OtherTok"/>
+        </w:rPr>
+        <w:t xml:space="preserve">]</w:t>
+      </w:r>
+      <w:r>
+        <w:br/>
+      </w:r>
+      <w:r>
+        <w:rPr>
+          <w:rStyle w:val="FunctionTok"/>
+        </w:rPr>
+        <w:t xml:space="preserve">}</w:t>
+      </w:r>
+    </w:p>
+    <w:bookmarkEnd w:id="36"/>
+    <w:bookmarkEnd w:id="37"/>
+    <w:bookmarkStart w:id="38" w:name="validation-expectations"/>
+    <w:p>
+      <w:pPr>
+        <w:pStyle w:val="Heading3"/>
+      </w:pPr>
+      <w:r>
+        <w:t xml:space="preserve">10.6 Validation expectations</w:t>
+      </w:r>
+    </w:p>
+    <w:p>
+      <w:pPr>
+        <w:pStyle w:val="Compact"/>
+        <w:numPr>
+          <w:ilvl w:val="0"/>
+          <w:numId w:val="1021"/>
+        </w:numPr>
+      </w:pPr>
+      <w:r>
+        <w:rPr>
+          <w:rStyle w:val="VerbatimChar"/>
+        </w:rPr>
+        <w:t xml:space="preserve">min_kg_per_day &gt;= 0</w:t>
+      </w:r>
+      <w:r>
+        <w:t xml:space="preserve"> </w:t>
+      </w:r>
+      <w:r>
+        <w:t xml:space="preserve">(frontend allows blank or any non-negative number)</w:t>
+      </w:r>
+    </w:p>
+    <w:p>
+      <w:pPr>
+        <w:pStyle w:val="Compact"/>
+        <w:numPr>
+          <w:ilvl w:val="0"/>
+          <w:numId w:val="1021"/>
+        </w:numPr>
+      </w:pPr>
+      <w:r>
+        <w:rPr>
+          <w:rStyle w:val="VerbatimChar"/>
+        </w:rPr>
+        <w:t xml:space="preserve">max_kg_per_day &gt;= 0</w:t>
+      </w:r>
+    </w:p>
+    <w:p>
+      <w:pPr>
+        <w:pStyle w:val="Compact"/>
+        <w:numPr>
+          <w:ilvl w:val="0"/>
+          <w:numId w:val="1021"/>
+        </w:numPr>
+      </w:pPr>
+      <w:r>
+        <w:t xml:space="preserve">If both are present, optimizer should treat</w:t>
+      </w:r>
+      <w:r>
+        <w:t xml:space="preserve"> </w:t>
+      </w:r>
+      <w:r>
+        <w:rPr>
+          <w:rStyle w:val="VerbatimChar"/>
+        </w:rPr>
+        <w:t xml:space="preserve">min &gt; max</w:t>
+      </w:r>
+      <w:r>
+        <w:t xml:space="preserve"> </w:t>
+      </w:r>
+      <w:r>
+        <w:t xml:space="preserve">as a</w:t>
+      </w:r>
+      <w:r>
+        <w:t xml:space="preserve"> </w:t>
+      </w:r>
+      <w:r>
+        <w:t xml:space="preserve">user-input error (frontend will eventually surface this; for now</w:t>
+      </w:r>
+      <w:r>
+        <w:t xml:space="preserve"> </w:t>
+      </w:r>
+      <w:r>
+        <w:t xml:space="preserve">the request is sent as-is and the backend may 422 it)</w:t>
+      </w:r>
+    </w:p>
+    <w:p>
+      <w:pPr>
+        <w:pStyle w:val="Compact"/>
+        <w:numPr>
+          <w:ilvl w:val="0"/>
+          <w:numId w:val="1021"/>
+        </w:numPr>
+      </w:pPr>
+      <w:r>
+        <w:t xml:space="preserve">Backend should accept floats — typical values 0.1 – 30.0</w:t>
+      </w:r>
+    </w:p>
+    <w:bookmarkEnd w:id="38"/>
+    <w:bookmarkStart w:id="39" w:name="frontend-status-1"/>
+    <w:p>
+      <w:pPr>
+        <w:pStyle w:val="Heading3"/>
+      </w:pPr>
+      <w:r>
+        <w:t xml:space="preserve">10.7 Frontend status</w:t>
+      </w:r>
+    </w:p>
+    <w:tbl>
+      <w:tblPr>
+        <w:tblStyle w:val="Table"/>
+        <w:tblW w:type="pct" w:w="5000"/>
+        <w:tblLayout w:type="fixed"/>
+        <w:tblLook w:firstRow="1" w:lastRow="0" w:firstColumn="0" w:lastColumn="0" w:noHBand="0" w:noVBand="0" w:val="0020"/>
+      </w:tblPr>
+      <w:tblGrid>
+        <w:gridCol w:w="3960"/>
+        <w:gridCol w:w="3960"/>
+      </w:tblGrid>
+      <w:tr>
+        <w:trPr>
+          <w:tblHeader w:val="on"/>
+        </w:trPr>
+        <w:tc>
+          <w:tcPr/>
+          <w:p>
+            <w:pPr>
+              <w:pStyle w:val="Compact"/>
+            </w:pPr>
+            <w:r>
+              <w:t xml:space="preserve">Item</w:t>
+            </w:r>
+          </w:p>
+        </w:tc>
+        <w:tc>
+          <w:tcPr/>
+          <w:p>
+            <w:pPr>
+              <w:pStyle w:val="Compact"/>
+            </w:pPr>
+            <w:r>
+              <w:t xml:space="preserve">Status</w:t>
+            </w:r>
+          </w:p>
+        </w:tc>
+      </w:tr>
+      <w:tr>
+        <w:tc>
+          <w:tcPr/>
+          <w:p>
+            <w:pPr>
+              <w:pStyle w:val="Compact"/>
+            </w:pPr>
+            <w:r>
+              <w:t xml:space="preserve">“Set inclusion limits”</w:t>
+            </w:r>
+            <w:r>
+              <w:t xml:space="preserve"> </w:t>
+            </w:r>
+            <w:r>
+              <w:t xml:space="preserve">toggle on each card, default off</w:t>
+            </w:r>
+          </w:p>
+        </w:tc>
+        <w:tc>
+          <w:tcPr/>
+          <w:p>
+            <w:pPr>
+              <w:pStyle w:val="Compact"/>
+            </w:pPr>
+            <w:r>
+              <w:t xml:space="preserve">Shipped</w:t>
+            </w:r>
+          </w:p>
+        </w:tc>
+      </w:tr>
+      <w:tr>
+        <w:tc>
+          <w:tcPr/>
+          <w:p>
+            <w:pPr>
+              <w:pStyle w:val="Compact"/>
+            </w:pPr>
+            <w:r>
+              <w:t xml:space="preserve">Min / Max fields shown only when toggle ON</w:t>
+            </w:r>
+          </w:p>
+        </w:tc>
+        <w:tc>
+          <w:tcPr/>
+          <w:p>
+            <w:pPr>
+              <w:pStyle w:val="Compact"/>
+            </w:pPr>
+            <w:r>
+              <w:t xml:space="preserve">Shipped</w:t>
+            </w:r>
+          </w:p>
+        </w:tc>
+      </w:tr>
+      <w:tr>
+        <w:tc>
+          <w:tcPr/>
+          <w:p>
+            <w:pPr>
+              <w:pStyle w:val="Compact"/>
+            </w:pPr>
+            <w:r>
+              <w:t xml:space="preserve">Blank Min and blank Max both honored as</w:t>
+            </w:r>
+            <w:r>
+              <w:t xml:space="preserve"> </w:t>
+            </w:r>
+            <w:r>
+              <w:t xml:space="preserve">“omit this bound”</w:t>
+            </w:r>
+          </w:p>
+        </w:tc>
+        <w:tc>
+          <w:tcPr/>
+          <w:p>
+            <w:pPr>
+              <w:pStyle w:val="Compact"/>
+            </w:pPr>
+            <w:r>
+              <w:t xml:space="preserve">Shipped</w:t>
+            </w:r>
+          </w:p>
+        </w:tc>
+      </w:tr>
+      <w:tr>
+        <w:tc>
+          <w:tcPr/>
+          <w:p>
+            <w:pPr>
+              <w:pStyle w:val="Compact"/>
+            </w:pPr>
+            <w:r>
+              <w:t xml:space="preserve">Toggle gated on feed_uuid (greyed out until a feed is picked)</w:t>
+            </w:r>
+          </w:p>
+        </w:tc>
+        <w:tc>
+          <w:tcPr/>
+          <w:p>
+            <w:pPr>
+              <w:pStyle w:val="Compact"/>
+            </w:pPr>
+            <w:r>
+              <w:t xml:space="preserve">Shipped</w:t>
+            </w:r>
+          </w:p>
+        </w:tc>
+      </w:tr>
+      <w:tr>
+        <w:tc>
+          <w:tcPr/>
+          <w:p>
+            <w:pPr>
+              <w:pStyle w:val="Compact"/>
+            </w:pPr>
+            <w:r>
+              <w:t xml:space="preserve">Toggle + Min/Max reset when feed_uuid clears</w:t>
+            </w:r>
+          </w:p>
+        </w:tc>
+        <w:tc>
+          <w:tcPr/>
+          <w:p>
+            <w:pPr>
+              <w:pStyle w:val="Compact"/>
+            </w:pPr>
+            <w:r>
+              <w:t xml:space="preserve">Shipped</w:t>
+            </w:r>
+          </w:p>
+        </w:tc>
+      </w:tr>
+      <w:tr>
+        <w:tc>
+          <w:tcPr/>
+          <w:p>
+            <w:pPr>
+              <w:pStyle w:val="Compact"/>
+            </w:pPr>
+            <w:r>
+              <w:t xml:space="preserve">Only the switch element flips the toggle (not the row)</w:t>
+            </w:r>
+          </w:p>
+        </w:tc>
+        <w:tc>
+          <w:tcPr/>
+          <w:p>
+            <w:pPr>
+              <w:pStyle w:val="Compact"/>
+            </w:pPr>
+            <w:r>
+              <w:t xml:space="preserve">Shipped</w:t>
+            </w:r>
+          </w:p>
+        </w:tc>
+      </w:tr>
+      <w:tr>
+        <w:tc>
+          <w:tcPr/>
+          <w:p>
+            <w:pPr>
+              <w:pStyle w:val="Compact"/>
+            </w:pPr>
+            <w:r>
+              <w:rPr>
+                <w:rStyle w:val="VerbatimChar"/>
+              </w:rPr>
+              <w:t xml:space="preserve">min_kg_per_day</w:t>
+            </w:r>
+            <w:r>
+              <w:t xml:space="preserve"> </w:t>
+            </w:r>
+            <w:r>
+              <w:t xml:space="preserve">/</w:t>
+            </w:r>
+            <w:r>
+              <w:t xml:space="preserve"> </w:t>
+            </w:r>
+            <w:r>
+              <w:rPr>
+                <w:rStyle w:val="VerbatimChar"/>
+              </w:rPr>
+              <w:t xml:space="preserve">max_kg_per_day</w:t>
+            </w:r>
+            <w:r>
+              <w:t xml:space="preserve"> </w:t>
+            </w:r>
+            <w:r>
+              <w:t xml:space="preserve">in request payload</w:t>
+            </w:r>
+          </w:p>
+        </w:tc>
+        <w:tc>
+          <w:tcPr/>
+          <w:p>
+            <w:pPr>
+              <w:pStyle w:val="Compact"/>
+            </w:pPr>
+            <w:r>
+              <w:t xml:space="preserve">Shipped (pending key-name confirmation)</w:t>
+            </w:r>
+          </w:p>
+        </w:tc>
+      </w:tr>
+    </w:tbl>
+    <w:bookmarkEnd w:id="39"/>
+    <w:bookmarkEnd w:id="40"/>
+    <w:bookmarkEnd w:id="41"/>
     <w:sectPr>
       <w:footnotePr>
         <w:numRestart w:val="eachSect"/>
@@ -6095,6 +8767,18 @@
     <w:lvlOverride w:ilvl="8">
       <w:startOverride w:val="1"/>
     </w:lvlOverride>
+  </w:num>
+  <w:num w:numId="1018">
+    <w:abstractNumId w:val="991"/>
+  </w:num>
+  <w:num w:numId="1019">
+    <w:abstractNumId w:val="991"/>
+  </w:num>
+  <w:num w:numId="1020">
+    <w:abstractNumId w:val="991"/>
+  </w:num>
+  <w:num w:numId="1021">
+    <w:abstractNumId w:val="991"/>
   </w:num>
 </w:numbering>
 </file>

--- a/frontend/docs/Search_Implmentation.docx
+++ b/frontend/docs/Search_Implmentation.docx
@@ -2,7 +2,7 @@
 <file path=word/document.xml><?xml version="1.0" encoding="utf-8"?>
 <w:document xmlns:w="http://schemas.openxmlformats.org/wordprocessingml/2006/main" xmlns:m="http://schemas.openxmlformats.org/officeDocument/2006/math" xmlns:r="http://schemas.openxmlformats.org/officeDocument/2006/relationships" xmlns:o="urn:schemas-microsoft-com:office:office" xmlns:v="urn:schemas-microsoft-com:vml" xmlns:w10="urn:schemas-microsoft-com:office:word" xmlns:a="http://schemas.openxmlformats.org/drawingml/2006/main" xmlns:pic="http://schemas.openxmlformats.org/drawingml/2006/picture" xmlns:wp="http://schemas.openxmlformats.org/drawingml/2006/wordprocessingDrawing">
   <w:body>
-    <w:bookmarkStart w:id="41" w:name="X7e2a5c88f230d54196d359e050e309060b2c887"/>
+    <w:bookmarkStart w:id="46" w:name="X7e2a5c88f230d54196d359e050e309060b2c887"/>
     <w:p>
       <w:pPr>
         <w:pStyle w:val="Heading1"/>
@@ -8170,9 +8170,598 @@
         </w:tc>
       </w:tr>
     </w:tbl>
+    <w:p>
+      <w:r>
+        <w:pict>
+          <v:rect style="width:0;height:1.5pt" o:hralign="center" o:hrstd="t" o:hr="t"/>
+        </w:pict>
+      </w:r>
+    </w:p>
     <w:bookmarkEnd w:id="39"/>
     <w:bookmarkEnd w:id="40"/>
+    <w:bookmarkStart w:id="45" w:name="feed_id-payload-rule-fd_code-rollout"/>
+    <w:p>
+      <w:pPr>
+        <w:pStyle w:val="Heading2"/>
+      </w:pPr>
+      <w:r>
+        <w:t xml:space="preserve">11. feed_id payload rule — fd_code rollout</w:t>
+      </w:r>
+    </w:p>
+    <w:p>
+      <w:pPr>
+        <w:pStyle w:val="FirstParagraph"/>
+      </w:pPr>
+      <w:r>
+        <w:t xml:space="preserve">Maria is migrating feed identification from the internal</w:t>
+      </w:r>
+      <w:r>
+        <w:t xml:space="preserve"> </w:t>
+      </w:r>
+      <w:r>
+        <w:rPr>
+          <w:rStyle w:val="VerbatimChar"/>
+        </w:rPr>
+        <w:t xml:space="preserve">feeds.id</w:t>
+      </w:r>
+      <w:r>
+        <w:t xml:space="preserve"> </w:t>
+      </w:r>
+      <w:r>
+        <w:t xml:space="preserve">UUID</w:t>
+      </w:r>
+      <w:r>
+        <w:t xml:space="preserve"> </w:t>
+      </w:r>
+      <w:r>
+        <w:t xml:space="preserve">to a human-readable</w:t>
+      </w:r>
+      <w:r>
+        <w:t xml:space="preserve"> </w:t>
+      </w:r>
+      <w:r>
+        <w:rPr>
+          <w:rStyle w:val="VerbatimChar"/>
+        </w:rPr>
+        <w:t xml:space="preserve">feeds.fd_code</w:t>
+      </w:r>
+      <w:r>
+        <w:t xml:space="preserve"> </w:t>
+      </w:r>
+      <w:r>
+        <w:t xml:space="preserve">column. As of writing all</w:t>
+      </w:r>
+      <w:r>
+        <w:t xml:space="preserve"> </w:t>
+      </w:r>
+      <w:r>
+        <w:rPr>
+          <w:rStyle w:val="VerbatimChar"/>
+        </w:rPr>
+        <w:t xml:space="preserve">fd_code</w:t>
+      </w:r>
+      <w:r>
+        <w:t xml:space="preserve"> </w:t>
+      </w:r>
+      <w:r>
+        <w:t xml:space="preserve">values in the DB are null; backfill is in progress.</w:t>
+      </w:r>
+    </w:p>
+    <w:bookmarkStart w:id="41" w:name="frontend-rule"/>
+    <w:p>
+      <w:pPr>
+        <w:pStyle w:val="Heading3"/>
+      </w:pPr>
+      <w:r>
+        <w:t xml:space="preserve">11.1 Frontend rule</w:t>
+      </w:r>
+    </w:p>
+    <w:p>
+      <w:pPr>
+        <w:pStyle w:val="FirstParagraph"/>
+      </w:pPr>
+      <w:r>
+        <w:t xml:space="preserve">The</w:t>
+      </w:r>
+      <w:r>
+        <w:t xml:space="preserve"> </w:t>
+      </w:r>
+      <w:r>
+        <w:rPr>
+          <w:rStyle w:val="VerbatimChar"/>
+        </w:rPr>
+        <w:t xml:space="preserve">feed_id</w:t>
+      </w:r>
+      <w:r>
+        <w:t xml:space="preserve"> </w:t>
+      </w:r>
+      <w:r>
+        <w:t xml:space="preserve">field on</w:t>
+      </w:r>
+      <w:r>
+        <w:t xml:space="preserve"> </w:t>
+      </w:r>
+      <w:r>
+        <w:rPr>
+          <w:b/>
+          <w:bCs/>
+        </w:rPr>
+        <w:t xml:space="preserve">both</w:t>
+      </w:r>
+      <w:r>
+        <w:t xml:space="preserve"> </w:t>
+      </w:r>
+      <w:r>
+        <w:t xml:space="preserve">outgoing payloads</w:t>
+      </w:r>
+      <w:r>
+        <w:t xml:space="preserve"> </w:t>
+      </w:r>
+      <w:r>
+        <w:t xml:space="preserve">(</w:t>
+      </w:r>
+      <w:r>
+        <w:rPr>
+          <w:rStyle w:val="VerbatimChar"/>
+        </w:rPr>
+        <w:t xml:space="preserve">POST /v1/animal/diet-recommendation</w:t>
+      </w:r>
+      <w:r>
+        <w:t xml:space="preserve"> </w:t>
+      </w:r>
+      <w:r>
+        <w:t xml:space="preserve">and</w:t>
+      </w:r>
+      <w:r>
+        <w:t xml:space="preserve"> </w:t>
+      </w:r>
+      <w:r>
+        <w:rPr>
+          <w:rStyle w:val="VerbatimChar"/>
+        </w:rPr>
+        <w:t xml:space="preserve">POST /v1/animal/evaluate-diet</w:t>
+      </w:r>
+      <w:r>
+        <w:t xml:space="preserve">) is computed as:</w:t>
+      </w:r>
+    </w:p>
+    <w:p>
+      <w:pPr>
+        <w:pStyle w:val="SourceCode"/>
+      </w:pPr>
+      <w:r>
+        <w:rPr>
+          <w:rStyle w:val="VerbatimChar"/>
+        </w:rPr>
+        <w:t xml:space="preserve">feed_id = item.fd_code ?? item.feed_uuid</w:t>
+      </w:r>
+    </w:p>
+    <w:p>
+      <w:pPr>
+        <w:pStyle w:val="FirstParagraph"/>
+      </w:pPr>
+      <w:r>
+        <w:t xml:space="preserve">In words: if the feed row carries an</w:t>
+      </w:r>
+      <w:r>
+        <w:t xml:space="preserve"> </w:t>
+      </w:r>
+      <w:r>
+        <w:rPr>
+          <w:rStyle w:val="VerbatimChar"/>
+        </w:rPr>
+        <w:t xml:space="preserve">fd_code</w:t>
+      </w:r>
+      <w:r>
+        <w:t xml:space="preserve">, send that. Otherwise</w:t>
+      </w:r>
+      <w:r>
+        <w:t xml:space="preserve"> </w:t>
+      </w:r>
+      <w:r>
+        <w:t xml:space="preserve">fall back to the UUID. Backend must accept either form on the same</w:t>
+      </w:r>
+      <w:r>
+        <w:t xml:space="preserve"> </w:t>
+      </w:r>
+      <w:r>
+        <w:t xml:space="preserve">field name (</w:t>
+      </w:r>
+      <w:r>
+        <w:rPr>
+          <w:rStyle w:val="VerbatimChar"/>
+        </w:rPr>
+        <w:t xml:space="preserve">feed_id</w:t>
+      </w:r>
+      <w:r>
+        <w:t xml:space="preserve">). The UUID fallback is permanent — custom feeds</w:t>
+      </w:r>
+      <w:r>
+        <w:t xml:space="preserve"> </w:t>
+      </w:r>
+      <w:r>
+        <w:t xml:space="preserve">or any row that never gets an</w:t>
+      </w:r>
+      <w:r>
+        <w:t xml:space="preserve"> </w:t>
+      </w:r>
+      <w:r>
+        <w:rPr>
+          <w:rStyle w:val="VerbatimChar"/>
+        </w:rPr>
+        <w:t xml:space="preserve">fd_code</w:t>
+      </w:r>
+      <w:r>
+        <w:t xml:space="preserve"> </w:t>
+      </w:r>
+      <w:r>
+        <w:t xml:space="preserve">will continue to send UUID.</w:t>
+      </w:r>
+    </w:p>
     <w:bookmarkEnd w:id="41"/>
+    <w:bookmarkStart w:id="42" w:name="frontend-parser"/>
+    <w:p>
+      <w:pPr>
+        <w:pStyle w:val="Heading3"/>
+      </w:pPr>
+      <w:r>
+        <w:t xml:space="preserve">11.2 Frontend parser</w:t>
+      </w:r>
+    </w:p>
+    <w:p>
+      <w:pPr>
+        <w:pStyle w:val="FirstParagraph"/>
+      </w:pPr>
+      <w:r>
+        <w:t xml:space="preserve">The PWA reads</w:t>
+      </w:r>
+      <w:r>
+        <w:t xml:space="preserve"> </w:t>
+      </w:r>
+      <w:r>
+        <w:rPr>
+          <w:rStyle w:val="VerbatimChar"/>
+        </w:rPr>
+        <w:t xml:space="preserve">fd_code</w:t>
+      </w:r>
+      <w:r>
+        <w:t xml:space="preserve"> </w:t>
+      </w:r>
+      <w:r>
+        <w:t xml:space="preserve">(or its</w:t>
+      </w:r>
+      <w:r>
+        <w:t xml:space="preserve"> </w:t>
+      </w:r>
+      <w:r>
+        <w:rPr>
+          <w:rStyle w:val="VerbatimChar"/>
+        </w:rPr>
+        <w:t xml:space="preserve">feed_code</w:t>
+      </w:r>
+      <w:r>
+        <w:t xml:space="preserve"> </w:t>
+      </w:r>
+      <w:r>
+        <w:t xml:space="preserve">alias — both accepted on</w:t>
+      </w:r>
+      <w:r>
+        <w:t xml:space="preserve"> </w:t>
+      </w:r>
+      <w:r>
+        <w:t xml:space="preserve">input for safety) from these response endpoints:</w:t>
+      </w:r>
+    </w:p>
+    <w:p>
+      <w:pPr>
+        <w:pStyle w:val="Compact"/>
+        <w:numPr>
+          <w:ilvl w:val="0"/>
+          <w:numId w:val="1022"/>
+        </w:numPr>
+      </w:pPr>
+      <w:r>
+        <w:rPr>
+          <w:rStyle w:val="VerbatimChar"/>
+        </w:rPr>
+        <w:t xml:space="preserve">GET /v1/animal/search-feeds</w:t>
+      </w:r>
+      <w:r>
+        <w:t xml:space="preserve"> </w:t>
+      </w:r>
+      <w:r>
+        <w:t xml:space="preserve">— search results</w:t>
+      </w:r>
+    </w:p>
+    <w:p>
+      <w:pPr>
+        <w:pStyle w:val="Compact"/>
+        <w:numPr>
+          <w:ilvl w:val="0"/>
+          <w:numId w:val="1022"/>
+        </w:numPr>
+      </w:pPr>
+      <w:r>
+        <w:rPr>
+          <w:rStyle w:val="VerbatimChar"/>
+        </w:rPr>
+        <w:t xml:space="preserve">GET /v1/animal/feed-name</w:t>
+      </w:r>
+      <w:r>
+        <w:t xml:space="preserve"> </w:t>
+      </w:r>
+      <w:r>
+        <w:t xml:space="preserve">— Feed dropdown rows</w:t>
+      </w:r>
+    </w:p>
+    <w:p>
+      <w:pPr>
+        <w:pStyle w:val="Compact"/>
+        <w:numPr>
+          <w:ilvl w:val="0"/>
+          <w:numId w:val="1022"/>
+        </w:numPr>
+      </w:pPr>
+      <w:r>
+        <w:rPr>
+          <w:rStyle w:val="VerbatimChar"/>
+        </w:rPr>
+        <w:t xml:space="preserve">GET /v1/animal/simulations/{report_id}</w:t>
+      </w:r>
+      <w:r>
+        <w:t xml:space="preserve"> </w:t>
+      </w:r>
+      <w:r>
+        <w:t xml:space="preserve">— restored history rows</w:t>
+      </w:r>
+    </w:p>
+    <w:p>
+      <w:pPr>
+        <w:pStyle w:val="Compact"/>
+        <w:numPr>
+          <w:ilvl w:val="0"/>
+          <w:numId w:val="1022"/>
+        </w:numPr>
+      </w:pPr>
+      <w:r>
+        <w:rPr>
+          <w:rStyle w:val="VerbatimChar"/>
+        </w:rPr>
+        <w:t xml:space="preserve">POST /v1/animal/custom-feeds</w:t>
+      </w:r>
+      <w:r>
+        <w:t xml:space="preserve"> </w:t>
+      </w:r>
+      <w:r>
+        <w:t xml:space="preserve">— newly-inserted custom feed</w:t>
+      </w:r>
+    </w:p>
+    <w:p>
+      <w:pPr>
+        <w:pStyle w:val="FirstParagraph"/>
+      </w:pPr>
+      <w:r>
+        <w:t xml:space="preserve">The code is stored on each</w:t>
+      </w:r>
+      <w:r>
+        <w:t xml:space="preserve"> </w:t>
+      </w:r>
+      <w:r>
+        <w:rPr>
+          <w:rStyle w:val="VerbatimChar"/>
+        </w:rPr>
+        <w:t xml:space="preserve">FeedItem</w:t>
+      </w:r>
+      <w:r>
+        <w:t xml:space="preserve"> </w:t>
+      </w:r>
+      <w:r>
+        <w:t xml:space="preserve">alongside the UUID; payload</w:t>
+      </w:r>
+      <w:r>
+        <w:t xml:space="preserve"> </w:t>
+      </w:r>
+      <w:r>
+        <w:t xml:space="preserve">construction picks one at send time per §11.1.</w:t>
+      </w:r>
+    </w:p>
+    <w:bookmarkEnd w:id="42"/>
+    <w:bookmarkStart w:id="43" w:name="no-payload-field-rename"/>
+    <w:p>
+      <w:pPr>
+        <w:pStyle w:val="Heading3"/>
+      </w:pPr>
+      <w:r>
+        <w:t xml:space="preserve">11.3 No payload field rename</w:t>
+      </w:r>
+    </w:p>
+    <w:p>
+      <w:pPr>
+        <w:pStyle w:val="FirstParagraph"/>
+      </w:pPr>
+      <w:r>
+        <w:t xml:space="preserve">Maria confirmed via user that the wire field stays named</w:t>
+      </w:r>
+      <w:r>
+        <w:t xml:space="preserve"> </w:t>
+      </w:r>
+      <w:r>
+        <w:rPr>
+          <w:rStyle w:val="VerbatimChar"/>
+        </w:rPr>
+        <w:t xml:space="preserve">feed_id</w:t>
+      </w:r>
+      <w:r>
+        <w:t xml:space="preserve">.</w:t>
+      </w:r>
+      <w:r>
+        <w:t xml:space="preserve"> </w:t>
+      </w:r>
+      <w:r>
+        <w:t xml:space="preserve">Only the</w:t>
+      </w:r>
+      <w:r>
+        <w:t xml:space="preserve"> </w:t>
+      </w:r>
+      <w:r>
+        <w:rPr>
+          <w:i/>
+          <w:iCs/>
+        </w:rPr>
+        <w:t xml:space="preserve">value</w:t>
+      </w:r>
+      <w:r>
+        <w:t xml:space="preserve"> </w:t>
+      </w:r>
+      <w:r>
+        <w:t xml:space="preserve">changes — frontend swaps which identifier sits in</w:t>
+      </w:r>
+      <w:r>
+        <w:t xml:space="preserve"> </w:t>
+      </w:r>
+      <w:r>
+        <w:t xml:space="preserve">that slot, backend resolves whichever form it receives.</w:t>
+      </w:r>
+    </w:p>
+    <w:bookmarkEnd w:id="43"/>
+    <w:bookmarkStart w:id="44" w:name="edge-cases"/>
+    <w:p>
+      <w:pPr>
+        <w:pStyle w:val="Heading3"/>
+      </w:pPr>
+      <w:r>
+        <w:t xml:space="preserve">11.4 Edge cases</w:t>
+      </w:r>
+    </w:p>
+    <w:p>
+      <w:pPr>
+        <w:pStyle w:val="Compact"/>
+        <w:numPr>
+          <w:ilvl w:val="0"/>
+          <w:numId w:val="1023"/>
+        </w:numPr>
+      </w:pPr>
+      <w:r>
+        <w:rPr>
+          <w:b/>
+          <w:bCs/>
+        </w:rPr>
+        <w:t xml:space="preserve">fd_code is a number in the DB</w:t>
+      </w:r>
+      <w:r>
+        <w:t xml:space="preserve"> </w:t>
+      </w:r>
+      <w:r>
+        <w:t xml:space="preserve">(</w:t>
+      </w:r>
+      <w:r>
+        <w:rPr>
+          <w:rStyle w:val="VerbatimChar"/>
+        </w:rPr>
+        <w:t xml:space="preserve">fd_code: numeric</w:t>
+      </w:r>
+      <w:r>
+        <w:t xml:space="preserve"> </w:t>
+      </w:r>
+      <w:r>
+        <w:t xml:space="preserve">per the</w:t>
+      </w:r>
+      <w:r>
+        <w:t xml:space="preserve"> </w:t>
+      </w:r>
+      <w:r>
+        <w:t xml:space="preserve">screenshot). Frontend coerces to string via</w:t>
+      </w:r>
+      <w:r>
+        <w:t xml:space="preserve"> </w:t>
+      </w:r>
+      <w:r>
+        <w:rPr>
+          <w:rStyle w:val="VerbatimChar"/>
+        </w:rPr>
+        <w:t xml:space="preserve">String(code)</w:t>
+      </w:r>
+      <w:r>
+        <w:t xml:space="preserve"> </w:t>
+      </w:r>
+      <w:r>
+        <w:t xml:space="preserve">so the</w:t>
+      </w:r>
+      <w:r>
+        <w:t xml:space="preserve"> </w:t>
+      </w:r>
+      <w:r>
+        <w:t xml:space="preserve">payload field stays consistently a string regardless of source.</w:t>
+      </w:r>
+    </w:p>
+    <w:p>
+      <w:pPr>
+        <w:pStyle w:val="Compact"/>
+        <w:numPr>
+          <w:ilvl w:val="0"/>
+          <w:numId w:val="1023"/>
+        </w:numPr>
+      </w:pPr>
+      <w:r>
+        <w:rPr>
+          <w:b/>
+          <w:bCs/>
+        </w:rPr>
+        <w:t xml:space="preserve">fd_code is null</w:t>
+      </w:r>
+      <w:r>
+        <w:t xml:space="preserve"> </w:t>
+      </w:r>
+      <w:r>
+        <w:t xml:space="preserve">on a row that the user is trying to send →</w:t>
+      </w:r>
+      <w:r>
+        <w:t xml:space="preserve"> </w:t>
+      </w:r>
+      <w:r>
+        <w:t xml:space="preserve">fallback to UUID. No user-visible error.</w:t>
+      </w:r>
+    </w:p>
+    <w:p>
+      <w:pPr>
+        <w:pStyle w:val="Compact"/>
+        <w:numPr>
+          <w:ilvl w:val="0"/>
+          <w:numId w:val="1023"/>
+        </w:numPr>
+      </w:pPr>
+      <w:r>
+        <w:rPr>
+          <w:b/>
+          <w:bCs/>
+        </w:rPr>
+        <w:t xml:space="preserve">Both null</w:t>
+      </w:r>
+      <w:r>
+        <w:t xml:space="preserve"> </w:t>
+      </w:r>
+      <w:r>
+        <w:t xml:space="preserve">(shouldn’t happen) → the row fails the</w:t>
+      </w:r>
+      <w:r>
+        <w:t xml:space="preserve"> </w:t>
+      </w:r>
+      <w:r>
+        <w:rPr>
+          <w:rStyle w:val="VerbatimChar"/>
+        </w:rPr>
+        <w:t xml:space="preserve">!!item.feed_uuid</w:t>
+      </w:r>
+      <w:r>
+        <w:t xml:space="preserve"> </w:t>
+      </w:r>
+      <w:r>
+        <w:t xml:space="preserve">gate and never reaches the payload.</w:t>
+      </w:r>
+    </w:p>
+    <w:bookmarkEnd w:id="44"/>
+    <w:bookmarkEnd w:id="45"/>
+    <w:bookmarkEnd w:id="46"/>
     <w:sectPr>
       <w:footnotePr>
         <w:numRestart w:val="eachSect"/>
@@ -8778,6 +9367,12 @@
     <w:abstractNumId w:val="991"/>
   </w:num>
   <w:num w:numId="1021">
+    <w:abstractNumId w:val="991"/>
+  </w:num>
+  <w:num w:numId="1022">
+    <w:abstractNumId w:val="991"/>
+  </w:num>
+  <w:num w:numId="1023">
     <w:abstractNumId w:val="991"/>
   </w:num>
 </w:numbering>

--- a/frontend/docs/Search_Implmentation.docx
+++ b/frontend/docs/Search_Implmentation.docx
@@ -2,7 +2,7 @@
 <file path=word/document.xml><?xml version="1.0" encoding="utf-8"?>
 <w:document xmlns:w="http://schemas.openxmlformats.org/wordprocessingml/2006/main" xmlns:m="http://schemas.openxmlformats.org/officeDocument/2006/math" xmlns:r="http://schemas.openxmlformats.org/officeDocument/2006/relationships" xmlns:o="urn:schemas-microsoft-com:office:office" xmlns:v="urn:schemas-microsoft-com:vml" xmlns:w10="urn:schemas-microsoft-com:office:word" xmlns:a="http://schemas.openxmlformats.org/drawingml/2006/main" xmlns:pic="http://schemas.openxmlformats.org/drawingml/2006/picture" xmlns:wp="http://schemas.openxmlformats.org/drawingml/2006/wordprocessingDrawing">
   <w:body>
-    <w:bookmarkStart w:id="46" w:name="X7e2a5c88f230d54196d359e050e309060b2c887"/>
+    <w:bookmarkStart w:id="59" w:name="X7e2a5c88f230d54196d359e050e309060b2c887"/>
     <w:p>
       <w:pPr>
         <w:pStyle w:val="Heading1"/>
@@ -8759,9 +8759,3203 @@
         <w:t xml:space="preserve">gate and never reaches the payload.</w:t>
       </w:r>
     </w:p>
+    <w:p>
+      <w:r>
+        <w:pict>
+          <v:rect style="width:0;height:1.5pt" o:hralign="center" o:hrstd="t" o:hr="t"/>
+        </w:pict>
+      </w:r>
+    </w:p>
     <w:bookmarkEnd w:id="44"/>
     <w:bookmarkEnd w:id="45"/>
+    <w:bookmarkStart w:id="58" w:name="y3-1.3-milk-price-input-cost-per-litre"/>
+    <w:p>
+      <w:pPr>
+        <w:pStyle w:val="Heading2"/>
+      </w:pPr>
+      <w:r>
+        <w:t xml:space="preserve">12. Y3 §1.3 — Milk Price input + cost-per-litre</w:t>
+      </w:r>
+    </w:p>
+    <w:p>
+      <w:pPr>
+        <w:pStyle w:val="FirstParagraph"/>
+      </w:pPr>
+      <w:r>
+        <w:t xml:space="preserve">Add a</w:t>
+      </w:r>
+      <w:r>
+        <w:t xml:space="preserve"> </w:t>
+      </w:r>
+      <w:r>
+        <w:t xml:space="preserve">“Milk Price”</w:t>
+      </w:r>
+      <w:r>
+        <w:t xml:space="preserve"> </w:t>
+      </w:r>
+      <w:r>
+        <w:t xml:space="preserve">input on the Animal Inputs (Milk Production)</w:t>
+      </w:r>
+      <w:r>
+        <w:t xml:space="preserve"> </w:t>
+      </w:r>
+      <w:r>
+        <w:t xml:space="preserve">section. The value drives a cost-per-litre figure on the report.</w:t>
+      </w:r>
+      <w:r>
+        <w:t xml:space="preserve"> </w:t>
+      </w:r>
+      <w:r>
+        <w:t xml:space="preserve">Per-card UI change is shipped; the request schema and the report</w:t>
+      </w:r>
+      <w:r>
+        <w:t xml:space="preserve"> </w:t>
+      </w:r>
+      <w:r>
+        <w:t xml:space="preserve">response both need backend work.</w:t>
+      </w:r>
+    </w:p>
+    <w:bookmarkStart w:id="46" w:name="frontend-status-2"/>
+    <w:p>
+      <w:pPr>
+        <w:pStyle w:val="Heading3"/>
+      </w:pPr>
+      <w:r>
+        <w:t xml:space="preserve">12.1 Frontend status</w:t>
+      </w:r>
+    </w:p>
+    <w:tbl>
+      <w:tblPr>
+        <w:tblStyle w:val="Table"/>
+        <w:tblW w:type="pct" w:w="5000"/>
+        <w:tblLayout w:type="fixed"/>
+        <w:tblLook w:firstRow="1" w:lastRow="0" w:firstColumn="0" w:lastColumn="0" w:noHBand="0" w:noVBand="0" w:val="0020"/>
+      </w:tblPr>
+      <w:tblGrid>
+        <w:gridCol w:w="2640"/>
+        <w:gridCol w:w="2640"/>
+        <w:gridCol w:w="2640"/>
+      </w:tblGrid>
+      <w:tr>
+        <w:trPr>
+          <w:tblHeader w:val="on"/>
+        </w:trPr>
+        <w:tc>
+          <w:tcPr/>
+          <w:p>
+            <w:pPr>
+              <w:pStyle w:val="Compact"/>
+            </w:pPr>
+            <w:r>
+              <w:t xml:space="preserve">Item</w:t>
+            </w:r>
+          </w:p>
+        </w:tc>
+        <w:tc>
+          <w:tcPr/>
+          <w:p>
+            <w:pPr>
+              <w:pStyle w:val="Compact"/>
+            </w:pPr>
+            <w:r>
+              <w:t xml:space="preserve">Status</w:t>
+            </w:r>
+          </w:p>
+        </w:tc>
+        <w:tc>
+          <w:tcPr/>
+          <w:p>
+            <w:pPr>
+              <w:pStyle w:val="Compact"/>
+            </w:pPr>
+            <w:r>
+              <w:t xml:space="preserve">Reference</w:t>
+            </w:r>
+          </w:p>
+        </w:tc>
+      </w:tr>
+      <w:tr>
+        <w:tc>
+          <w:tcPr/>
+          <w:p>
+            <w:pPr>
+              <w:pStyle w:val="Compact"/>
+            </w:pPr>
+            <w:r>
+              <w:t xml:space="preserve">“Milk Price ({currency}/L)”</w:t>
+            </w:r>
+            <w:r>
+              <w:t xml:space="preserve"> </w:t>
+            </w:r>
+            <w:r>
+              <w:t xml:space="preserve">input under Milk Protein / Milk Fat</w:t>
+            </w:r>
+          </w:p>
+        </w:tc>
+        <w:tc>
+          <w:tcPr/>
+          <w:p>
+            <w:pPr>
+              <w:pStyle w:val="Compact"/>
+            </w:pPr>
+            <w:r>
+              <w:t xml:space="preserve">Shipped</w:t>
+            </w:r>
+          </w:p>
+        </w:tc>
+        <w:tc>
+          <w:tcPr/>
+          <w:p>
+            <w:pPr>
+              <w:pStyle w:val="Compact"/>
+            </w:pPr>
+            <w:r>
+              <w:rPr>
+                <w:rStyle w:val="VerbatimChar"/>
+              </w:rPr>
+              <w:t xml:space="preserve">src/app/(main)/cattle-info/page.tsx:801-814</w:t>
+            </w:r>
+          </w:p>
+        </w:tc>
+      </w:tr>
+      <w:tr>
+        <w:tc>
+          <w:tcPr/>
+          <w:p>
+            <w:pPr>
+              <w:pStyle w:val="Compact"/>
+            </w:pPr>
+            <w:r>
+              <w:t xml:space="preserve">Hidden when animal category is non-lactating (whole section hides)</w:t>
+            </w:r>
+          </w:p>
+        </w:tc>
+        <w:tc>
+          <w:tcPr/>
+          <w:p>
+            <w:pPr>
+              <w:pStyle w:val="Compact"/>
+            </w:pPr>
+            <w:r>
+              <w:t xml:space="preserve">Shipped</w:t>
+            </w:r>
+          </w:p>
+        </w:tc>
+        <w:tc>
+          <w:tcPr/>
+          <w:p>
+            <w:pPr>
+              <w:pStyle w:val="Compact"/>
+            </w:pPr>
+            <w:r>
+              <w:rPr>
+                <w:rStyle w:val="VerbatimChar"/>
+              </w:rPr>
+              <w:t xml:space="preserve">showMilkSection</w:t>
+            </w:r>
+            <w:r>
+              <w:t xml:space="preserve"> </w:t>
+            </w:r>
+            <w:r>
+              <w:t xml:space="preserve">derived from</w:t>
+            </w:r>
+            <w:r>
+              <w:t xml:space="preserve"> </w:t>
+            </w:r>
+            <w:r>
+              <w:rPr>
+                <w:rStyle w:val="VerbatimChar"/>
+              </w:rPr>
+              <w:t xml:space="preserve">animal_category</w:t>
+            </w:r>
+          </w:p>
+        </w:tc>
+      </w:tr>
+      <w:tr>
+        <w:tc>
+          <w:tcPr/>
+          <w:p>
+            <w:pPr>
+              <w:pStyle w:val="Compact"/>
+            </w:pPr>
+            <w:r>
+              <w:t xml:space="preserve">Optional — blank converts to null</w:t>
+            </w:r>
+          </w:p>
+        </w:tc>
+        <w:tc>
+          <w:tcPr/>
+          <w:p>
+            <w:pPr>
+              <w:pStyle w:val="Compact"/>
+            </w:pPr>
+            <w:r>
+              <w:t xml:space="preserve">Shipped</w:t>
+            </w:r>
+          </w:p>
+        </w:tc>
+        <w:tc>
+          <w:tcPr/>
+          <w:p>
+            <w:pPr>
+              <w:pStyle w:val="Compact"/>
+            </w:pPr>
+            <w:r>
+              <w:rPr>
+                <w:rStyle w:val="VerbatimChar"/>
+              </w:rPr>
+              <w:t xml:space="preserve">cattle-info/page.tsx:585</w:t>
+            </w:r>
+          </w:p>
+        </w:tc>
+      </w:tr>
+      <w:tr>
+        <w:tc>
+          <w:tcPr/>
+          <w:p>
+            <w:pPr>
+              <w:pStyle w:val="Compact"/>
+            </w:pPr>
+            <w:r>
+              <w:t xml:space="preserve">Currency suffix label from</w:t>
+            </w:r>
+            <w:r>
+              <w:t xml:space="preserve"> </w:t>
+            </w:r>
+            <w:r>
+              <w:rPr>
+                <w:rStyle w:val="VerbatimChar"/>
+              </w:rPr>
+              <w:t xml:space="preserve">user.currency</w:t>
+            </w:r>
+            <w:r>
+              <w:t xml:space="preserve"> </w:t>
+            </w:r>
+            <w:r>
+              <w:t xml:space="preserve">(no Intl)</w:t>
+            </w:r>
+          </w:p>
+        </w:tc>
+        <w:tc>
+          <w:tcPr/>
+          <w:p>
+            <w:pPr>
+              <w:pStyle w:val="Compact"/>
+            </w:pPr>
+            <w:r>
+              <w:t xml:space="preserve">Shipped</w:t>
+            </w:r>
+          </w:p>
+        </w:tc>
+        <w:tc>
+          <w:tcPr/>
+          <w:p>
+            <w:pPr>
+              <w:pStyle w:val="Compact"/>
+            </w:pPr>
+            <w:r>
+              <w:t xml:space="preserve">line 803</w:t>
+            </w:r>
+          </w:p>
+        </w:tc>
+      </w:tr>
+      <w:tr>
+        <w:tc>
+          <w:tcPr/>
+          <w:p>
+            <w:pPr>
+              <w:pStyle w:val="Compact"/>
+            </w:pPr>
+            <w:r>
+              <w:t xml:space="preserve">Hydrates on edit + simulation history restore</w:t>
+            </w:r>
+          </w:p>
+        </w:tc>
+        <w:tc>
+          <w:tcPr/>
+          <w:p>
+            <w:pPr>
+              <w:pStyle w:val="Compact"/>
+            </w:pPr>
+            <w:r>
+              <w:t xml:space="preserve">Shipped</w:t>
+            </w:r>
+          </w:p>
+        </w:tc>
+        <w:tc>
+          <w:tcPr/>
+          <w:p>
+            <w:pPr>
+              <w:pStyle w:val="Compact"/>
+            </w:pPr>
+            <w:r>
+              <w:t xml:space="preserve">lines 220, 294</w:t>
+            </w:r>
+          </w:p>
+        </w:tc>
+      </w:tr>
+      <w:tr>
+        <w:tc>
+          <w:tcPr/>
+          <w:p>
+            <w:pPr>
+              <w:pStyle w:val="Compact"/>
+            </w:pPr>
+            <w:r>
+              <w:t xml:space="preserve">Sent in</w:t>
+            </w:r>
+            <w:r>
+              <w:t xml:space="preserve"> </w:t>
+            </w:r>
+            <w:r>
+              <w:rPr>
+                <w:rStyle w:val="VerbatimChar"/>
+              </w:rPr>
+              <w:t xml:space="preserve">toCattleInfoPayload()</w:t>
+            </w:r>
+            <w:r>
+              <w:t xml:space="preserve"> </w:t>
+            </w:r>
+            <w:r>
+              <w:t xml:space="preserve">as</w:t>
+            </w:r>
+            <w:r>
+              <w:t xml:space="preserve"> </w:t>
+            </w:r>
+            <w:r>
+              <w:rPr>
+                <w:rStyle w:val="VerbatimChar"/>
+              </w:rPr>
+              <w:t xml:space="preserve">cattle_info.milk_price</w:t>
+            </w:r>
+            <w:r>
+              <w:t xml:space="preserve"> </w:t>
+            </w:r>
+            <w:r>
+              <w:t xml:space="preserve">(number | null)</w:t>
+            </w:r>
+          </w:p>
+        </w:tc>
+        <w:tc>
+          <w:tcPr/>
+          <w:p>
+            <w:pPr>
+              <w:pStyle w:val="Compact"/>
+            </w:pPr>
+            <w:r>
+              <w:t xml:space="preserve">Shipped</w:t>
+            </w:r>
+          </w:p>
+        </w:tc>
+        <w:tc>
+          <w:tcPr/>
+          <w:p>
+            <w:pPr>
+              <w:pStyle w:val="Compact"/>
+            </w:pPr>
+            <w:r>
+              <w:rPr>
+                <w:rStyle w:val="VerbatimChar"/>
+              </w:rPr>
+              <w:t xml:space="preserve">api.ts:107, 145</w:t>
+            </w:r>
+          </w:p>
+        </w:tc>
+      </w:tr>
+    </w:tbl>
     <w:bookmarkEnd w:id="46"/>
+    <w:bookmarkStart w:id="47" w:name="backend-what-the-swagger-shows-today"/>
+    <w:p>
+      <w:pPr>
+        <w:pStyle w:val="Heading3"/>
+      </w:pPr>
+      <w:r>
+        <w:t xml:space="preserve">12.2 Backend — what the swagger shows today</w:t>
+      </w:r>
+    </w:p>
+    <w:p>
+      <w:pPr>
+        <w:pStyle w:val="FirstParagraph"/>
+      </w:pPr>
+      <w:r>
+        <w:rPr>
+          <w:rStyle w:val="VerbatimChar"/>
+        </w:rPr>
+        <w:t xml:space="preserve">CattleInfo</w:t>
+      </w:r>
+      <w:r>
+        <w:t xml:space="preserve"> </w:t>
+      </w:r>
+      <w:r>
+        <w:t xml:space="preserve">schema at the live</w:t>
+      </w:r>
+      <w:r>
+        <w:t xml:space="preserve"> </w:t>
+      </w:r>
+      <w:r>
+        <w:rPr>
+          <w:rStyle w:val="VerbatimChar"/>
+        </w:rPr>
+        <w:t xml:space="preserve">47.128.1.51:8000/openapi.json</w:t>
+      </w:r>
+      <w:r>
+        <w:t xml:space="preserve"> </w:t>
+      </w:r>
+      <w:r>
+        <w:t xml:space="preserve">has:</w:t>
+      </w:r>
+    </w:p>
+    <w:p>
+      <w:pPr>
+        <w:pStyle w:val="SourceCode"/>
+      </w:pPr>
+      <w:r>
+        <w:rPr>
+          <w:rStyle w:val="VerbatimChar"/>
+        </w:rPr>
+        <w:t xml:space="preserve">body_weight, breed, lactating, milk_production, days_in_milk,</w:t>
+      </w:r>
+      <w:r>
+        <w:br/>
+      </w:r>
+      <w:r>
+        <w:rPr>
+          <w:rStyle w:val="VerbatimChar"/>
+        </w:rPr>
+        <w:t xml:space="preserve">parity, days_of_pregnancy, tp_milk, fat_milk, temperature,</w:t>
+      </w:r>
+      <w:r>
+        <w:br/>
+      </w:r>
+      <w:r>
+        <w:rPr>
+          <w:rStyle w:val="VerbatimChar"/>
+        </w:rPr>
+        <w:t xml:space="preserve">topography, distance, grazing, calving_interval, bw_gain, bc_score</w:t>
+      </w:r>
+    </w:p>
+    <w:p>
+      <w:pPr>
+        <w:pStyle w:val="FirstParagraph"/>
+      </w:pPr>
+      <w:r>
+        <w:rPr>
+          <w:b/>
+          <w:bCs/>
+        </w:rPr>
+        <w:t xml:space="preserve">No</w:t>
+      </w:r>
+      <w:r>
+        <w:rPr>
+          <w:b/>
+          <w:bCs/>
+        </w:rPr>
+        <w:t xml:space="preserve"> </w:t>
+      </w:r>
+      <w:r>
+        <w:rPr>
+          <w:rStyle w:val="VerbatimChar"/>
+          <w:b/>
+          <w:bCs/>
+        </w:rPr>
+        <w:t xml:space="preserve">milk_price</w:t>
+      </w:r>
+      <w:r>
+        <w:rPr>
+          <w:b/>
+          <w:bCs/>
+        </w:rPr>
+        <w:t xml:space="preserve"> </w:t>
+      </w:r>
+      <w:r>
+        <w:rPr>
+          <w:b/>
+          <w:bCs/>
+        </w:rPr>
+        <w:t xml:space="preserve">field present.</w:t>
+      </w:r>
+      <w:r>
+        <w:t xml:space="preserve"> </w:t>
+      </w:r>
+      <w:r>
+        <w:t xml:space="preserve">Also no</w:t>
+      </w:r>
+      <w:r>
+        <w:t xml:space="preserve"> </w:t>
+      </w:r>
+      <w:r>
+        <w:rPr>
+          <w:rStyle w:val="VerbatimChar"/>
+        </w:rPr>
+        <w:t xml:space="preserve">animal_category</w:t>
+      </w:r>
+      <w:r>
+        <w:t xml:space="preserve"> </w:t>
+      </w:r>
+      <w:r>
+        <w:t xml:space="preserve">(separate Y3 §1.4 ask). The frontend is already sending the field</w:t>
+      </w:r>
+      <w:r>
+        <w:t xml:space="preserve"> </w:t>
+      </w:r>
+      <w:r>
+        <w:t xml:space="preserve">on every payload, but it gets dropped by FastAPI’s</w:t>
+      </w:r>
+      <w:r>
+        <w:t xml:space="preserve"> </w:t>
+      </w:r>
+      <w:r>
+        <w:rPr>
+          <w:rStyle w:val="VerbatimChar"/>
+        </w:rPr>
+        <w:t xml:space="preserve">model_extra = ignore</w:t>
+      </w:r>
+      <w:r>
+        <w:t xml:space="preserve"> </w:t>
+      </w:r>
+      <w:r>
+        <w:t xml:space="preserve">(or rejected if</w:t>
+      </w:r>
+      <w:r>
+        <w:t xml:space="preserve"> </w:t>
+      </w:r>
+      <w:r>
+        <w:rPr>
+          <w:rStyle w:val="VerbatimChar"/>
+        </w:rPr>
+        <w:t xml:space="preserve">extra = forbid</w:t>
+      </w:r>
+      <w:r>
+        <w:t xml:space="preserve">).</w:t>
+      </w:r>
+    </w:p>
+    <w:bookmarkEnd w:id="47"/>
+    <w:bookmarkStart w:id="51" w:name="backend-changes-needed"/>
+    <w:p>
+      <w:pPr>
+        <w:pStyle w:val="Heading3"/>
+      </w:pPr>
+      <w:r>
+        <w:t xml:space="preserve">12.3 Backend changes needed</w:t>
+      </w:r>
+    </w:p>
+    <w:bookmarkStart w:id="48" w:name="cattleinfo-schema-add-milk_price"/>
+    <w:p>
+      <w:pPr>
+        <w:pStyle w:val="Heading4"/>
+      </w:pPr>
+      <w:r>
+        <w:t xml:space="preserve">12.3.1</w:t>
+      </w:r>
+      <w:r>
+        <w:t xml:space="preserve"> </w:t>
+      </w:r>
+      <w:r>
+        <w:rPr>
+          <w:rStyle w:val="VerbatimChar"/>
+        </w:rPr>
+        <w:t xml:space="preserve">CattleInfo</w:t>
+      </w:r>
+      <w:r>
+        <w:t xml:space="preserve"> </w:t>
+      </w:r>
+      <w:r>
+        <w:t xml:space="preserve">schema — add</w:t>
+      </w:r>
+      <w:r>
+        <w:t xml:space="preserve"> </w:t>
+      </w:r>
+      <w:r>
+        <w:rPr>
+          <w:rStyle w:val="VerbatimChar"/>
+        </w:rPr>
+        <w:t xml:space="preserve">milk_price</w:t>
+      </w:r>
+    </w:p>
+    <w:p>
+      <w:pPr>
+        <w:pStyle w:val="SourceCode"/>
+      </w:pPr>
+      <w:r>
+        <w:rPr>
+          <w:rStyle w:val="KeywordTok"/>
+        </w:rPr>
+        <w:t xml:space="preserve">class</w:t>
+      </w:r>
+      <w:r>
+        <w:rPr>
+          <w:rStyle w:val="NormalTok"/>
+        </w:rPr>
+        <w:t xml:space="preserve"> CattleInfo(BaseModel):</w:t>
+      </w:r>
+      <w:r>
+        <w:br/>
+      </w:r>
+      <w:r>
+        <w:rPr>
+          <w:rStyle w:val="NormalTok"/>
+        </w:rPr>
+        <w:t xml:space="preserve">    </w:t>
+      </w:r>
+      <w:r>
+        <w:rPr>
+          <w:rStyle w:val="CommentTok"/>
+        </w:rPr>
+        <w:t xml:space="preserve"># ... existing fields ...</w:t>
+      </w:r>
+      <w:r>
+        <w:br/>
+      </w:r>
+      <w:r>
+        <w:rPr>
+          <w:rStyle w:val="NormalTok"/>
+        </w:rPr>
+        <w:t xml:space="preserve">    milk_price: </w:t>
+      </w:r>
+      <w:r>
+        <w:rPr>
+          <w:rStyle w:val="BuiltInTok"/>
+        </w:rPr>
+        <w:t xml:space="preserve">float</w:t>
+      </w:r>
+      <w:r>
+        <w:rPr>
+          <w:rStyle w:val="NormalTok"/>
+        </w:rPr>
+        <w:t xml:space="preserve"> </w:t>
+      </w:r>
+      <w:r>
+        <w:rPr>
+          <w:rStyle w:val="OperatorTok"/>
+        </w:rPr>
+        <w:t xml:space="preserve">|</w:t>
+      </w:r>
+      <w:r>
+        <w:rPr>
+          <w:rStyle w:val="NormalTok"/>
+        </w:rPr>
+        <w:t xml:space="preserve"> </w:t>
+      </w:r>
+      <w:r>
+        <w:rPr>
+          <w:rStyle w:val="VariableTok"/>
+        </w:rPr>
+        <w:t xml:space="preserve">None</w:t>
+      </w:r>
+      <w:r>
+        <w:rPr>
+          <w:rStyle w:val="NormalTok"/>
+        </w:rPr>
+        <w:t xml:space="preserve"> </w:t>
+      </w:r>
+      <w:r>
+        <w:rPr>
+          <w:rStyle w:val="OperatorTok"/>
+        </w:rPr>
+        <w:t xml:space="preserve">=</w:t>
+      </w:r>
+      <w:r>
+        <w:rPr>
+          <w:rStyle w:val="NormalTok"/>
+        </w:rPr>
+        <w:t xml:space="preserve"> Field(</w:t>
+      </w:r>
+      <w:r>
+        <w:br/>
+      </w:r>
+      <w:r>
+        <w:rPr>
+          <w:rStyle w:val="NormalTok"/>
+        </w:rPr>
+        <w:t xml:space="preserve">        default</w:t>
+      </w:r>
+      <w:r>
+        <w:rPr>
+          <w:rStyle w:val="OperatorTok"/>
+        </w:rPr>
+        <w:t xml:space="preserve">=</w:t>
+      </w:r>
+      <w:r>
+        <w:rPr>
+          <w:rStyle w:val="VariableTok"/>
+        </w:rPr>
+        <w:t xml:space="preserve">None</w:t>
+      </w:r>
+      <w:r>
+        <w:rPr>
+          <w:rStyle w:val="NormalTok"/>
+        </w:rPr>
+        <w:t xml:space="preserve">,</w:t>
+      </w:r>
+      <w:r>
+        <w:br/>
+      </w:r>
+      <w:r>
+        <w:rPr>
+          <w:rStyle w:val="NormalTok"/>
+        </w:rPr>
+        <w:t xml:space="preserve">        ge</w:t>
+      </w:r>
+      <w:r>
+        <w:rPr>
+          <w:rStyle w:val="OperatorTok"/>
+        </w:rPr>
+        <w:t xml:space="preserve">=</w:t>
+      </w:r>
+      <w:r>
+        <w:rPr>
+          <w:rStyle w:val="DecValTok"/>
+        </w:rPr>
+        <w:t xml:space="preserve">0</w:t>
+      </w:r>
+      <w:r>
+        <w:rPr>
+          <w:rStyle w:val="NormalTok"/>
+        </w:rPr>
+        <w:t xml:space="preserve">,</w:t>
+      </w:r>
+      <w:r>
+        <w:br/>
+      </w:r>
+      <w:r>
+        <w:rPr>
+          <w:rStyle w:val="NormalTok"/>
+        </w:rPr>
+        <w:t xml:space="preserve">        description</w:t>
+      </w:r>
+      <w:r>
+        <w:rPr>
+          <w:rStyle w:val="OperatorTok"/>
+        </w:rPr>
+        <w:t xml:space="preserve">=</w:t>
+      </w:r>
+      <w:r>
+        <w:rPr>
+          <w:rStyle w:val="StringTok"/>
+        </w:rPr>
+        <w:t xml:space="preserve">"Price per litre of milk in local currency. "</w:t>
+      </w:r>
+      <w:r>
+        <w:br/>
+      </w:r>
+      <w:r>
+        <w:rPr>
+          <w:rStyle w:val="NormalTok"/>
+        </w:rPr>
+        <w:t xml:space="preserve">                    </w:t>
+      </w:r>
+      <w:r>
+        <w:rPr>
+          <w:rStyle w:val="StringTok"/>
+        </w:rPr>
+        <w:t xml:space="preserve">"Optional — null when farmer hasn't set one. "</w:t>
+      </w:r>
+      <w:r>
+        <w:br/>
+      </w:r>
+      <w:r>
+        <w:rPr>
+          <w:rStyle w:val="NormalTok"/>
+        </w:rPr>
+        <w:t xml:space="preserve">                    </w:t>
+      </w:r>
+      <w:r>
+        <w:rPr>
+          <w:rStyle w:val="StringTok"/>
+        </w:rPr>
+        <w:t xml:space="preserve">"Used by /v1/animal/diet-recommendation and "</w:t>
+      </w:r>
+      <w:r>
+        <w:br/>
+      </w:r>
+      <w:r>
+        <w:rPr>
+          <w:rStyle w:val="NormalTok"/>
+        </w:rPr>
+        <w:t xml:space="preserve">                    </w:t>
+      </w:r>
+      <w:r>
+        <w:rPr>
+          <w:rStyle w:val="StringTok"/>
+        </w:rPr>
+        <w:t xml:space="preserve">"/v1/animal/evaluate-diet to compute the "</w:t>
+      </w:r>
+      <w:r>
+        <w:br/>
+      </w:r>
+      <w:r>
+        <w:rPr>
+          <w:rStyle w:val="NormalTok"/>
+        </w:rPr>
+        <w:t xml:space="preserve">                    </w:t>
+      </w:r>
+      <w:r>
+        <w:rPr>
+          <w:rStyle w:val="StringTok"/>
+        </w:rPr>
+        <w:t xml:space="preserve">"milk-cost margin on the report."</w:t>
+      </w:r>
+      <w:r>
+        <w:br/>
+      </w:r>
+      <w:r>
+        <w:rPr>
+          <w:rStyle w:val="NormalTok"/>
+        </w:rPr>
+        <w:t xml:space="preserve">    )</w:t>
+      </w:r>
+    </w:p>
+    <w:p>
+      <w:pPr>
+        <w:pStyle w:val="FirstParagraph"/>
+      </w:pPr>
+      <w:r>
+        <w:t xml:space="preserve">Notes for Maria:</w:t>
+      </w:r>
+      <w:r>
+        <w:t xml:space="preserve"> </w:t>
+      </w:r>
+      <w:r>
+        <w:t xml:space="preserve">-</w:t>
+      </w:r>
+      <w:r>
+        <w:t xml:space="preserve"> </w:t>
+      </w:r>
+      <w:r>
+        <w:rPr>
+          <w:b/>
+          <w:bCs/>
+        </w:rPr>
+        <w:t xml:space="preserve">Optional + nullable.</w:t>
+      </w:r>
+      <w:r>
+        <w:t xml:space="preserve"> </w:t>
+      </w:r>
+      <w:r>
+        <w:t xml:space="preserve">Blank input on the frontend →</w:t>
+      </w:r>
+      <w:r>
+        <w:t xml:space="preserve"> </w:t>
+      </w:r>
+      <w:r>
+        <w:rPr>
+          <w:rStyle w:val="VerbatimChar"/>
+        </w:rPr>
+        <w:t xml:space="preserve">null</w:t>
+      </w:r>
+      <w:r>
+        <w:t xml:space="preserve"> </w:t>
+      </w:r>
+      <w:r>
+        <w:t xml:space="preserve">in</w:t>
+      </w:r>
+      <w:r>
+        <w:t xml:space="preserve"> </w:t>
+      </w:r>
+      <w:r>
+        <w:t xml:space="preserve">the JSON. Backend should not 422 when the field is missing.</w:t>
+      </w:r>
+      <w:r>
+        <w:t xml:space="preserve"> </w:t>
+      </w:r>
+      <w:r>
+        <w:t xml:space="preserve">-</w:t>
+      </w:r>
+      <w:r>
+        <w:t xml:space="preserve"> </w:t>
+      </w:r>
+      <w:r>
+        <w:rPr>
+          <w:b/>
+          <w:bCs/>
+        </w:rPr>
+        <w:t xml:space="preserve">Unit:</w:t>
+      </w:r>
+      <w:r>
+        <w:t xml:space="preserve"> </w:t>
+      </w:r>
+      <w:r>
+        <w:t xml:space="preserve">per</w:t>
+      </w:r>
+      <w:r>
+        <w:t xml:space="preserve"> </w:t>
+      </w:r>
+      <w:r>
+        <w:rPr>
+          <w:b/>
+          <w:bCs/>
+        </w:rPr>
+        <w:t xml:space="preserve">litre</w:t>
+      </w:r>
+      <w:r>
+        <w:t xml:space="preserve">, not per kg. The frontend label is</w:t>
+      </w:r>
+      <w:r>
+        <w:t xml:space="preserve"> </w:t>
+      </w:r>
+      <w:r>
+        <w:rPr>
+          <w:rStyle w:val="VerbatimChar"/>
+        </w:rPr>
+        <w:t xml:space="preserve">"Milk Price (VND/L)"</w:t>
+      </w:r>
+      <w:r>
+        <w:t xml:space="preserve"> </w:t>
+      </w:r>
+      <w:r>
+        <w:t xml:space="preserve">etc. Confirm before the rename — if you</w:t>
+      </w:r>
+      <w:r>
+        <w:t xml:space="preserve"> </w:t>
+      </w:r>
+      <w:r>
+        <w:t xml:space="preserve">prefer per-kg, frontend can change the label in one edit.</w:t>
+      </w:r>
+      <w:r>
+        <w:t xml:space="preserve"> </w:t>
+      </w:r>
+      <w:r>
+        <w:t xml:space="preserve">-</w:t>
+      </w:r>
+      <w:r>
+        <w:t xml:space="preserve"> </w:t>
+      </w:r>
+      <w:r>
+        <w:rPr>
+          <w:b/>
+          <w:bCs/>
+        </w:rPr>
+        <w:t xml:space="preserve">No persistence migration needed</w:t>
+      </w:r>
+      <w:r>
+        <w:t xml:space="preserve"> </w:t>
+      </w:r>
+      <w:r>
+        <w:t xml:space="preserve">if you don’t want to store it</w:t>
+      </w:r>
+      <w:r>
+        <w:t xml:space="preserve"> </w:t>
+      </w:r>
+      <w:r>
+        <w:t xml:space="preserve">on the simulation. But see §12.3.3 — restore should round-trip</w:t>
+      </w:r>
+      <w:r>
+        <w:t xml:space="preserve"> </w:t>
+      </w:r>
+      <w:r>
+        <w:t xml:space="preserve">the value when present.</w:t>
+      </w:r>
+    </w:p>
+    <w:bookmarkEnd w:id="48"/>
+    <w:bookmarkStart w:id="49" w:name="final-field-name-please-confirm"/>
+    <w:p>
+      <w:pPr>
+        <w:pStyle w:val="Heading4"/>
+      </w:pPr>
+      <w:r>
+        <w:t xml:space="preserve">12.3.2 Final field name — please confirm</w:t>
+      </w:r>
+    </w:p>
+    <w:p>
+      <w:pPr>
+        <w:pStyle w:val="FirstParagraph"/>
+      </w:pPr>
+      <w:r>
+        <w:t xml:space="preserve">Frontend currently uses</w:t>
+      </w:r>
+      <w:r>
+        <w:t xml:space="preserve"> </w:t>
+      </w:r>
+      <w:r>
+        <w:rPr>
+          <w:rStyle w:val="VerbatimChar"/>
+        </w:rPr>
+        <w:t xml:space="preserve">milk_price</w:t>
+      </w:r>
+      <w:r>
+        <w:t xml:space="preserve"> </w:t>
+      </w:r>
+      <w:r>
+        <w:t xml:space="preserve">(matches Android convention).</w:t>
+      </w:r>
+      <w:r>
+        <w:t xml:space="preserve"> </w:t>
+      </w:r>
+      <w:r>
+        <w:t xml:space="preserve">If you prefer:</w:t>
+      </w:r>
+    </w:p>
+    <w:tbl>
+      <w:tblPr>
+        <w:tblStyle w:val="Table"/>
+        <w:tblW w:type="auto" w:w="0"/>
+        <w:tblLook w:firstRow="1" w:lastRow="0" w:firstColumn="0" w:lastColumn="0" w:noHBand="0" w:noVBand="0" w:val="0020"/>
+      </w:tblPr>
+      <w:tblGrid>
+        <w:gridCol w:w="3960"/>
+        <w:gridCol w:w="3960"/>
+      </w:tblGrid>
+      <w:tr>
+        <w:trPr>
+          <w:tblHeader w:val="on"/>
+        </w:trPr>
+        <w:tc>
+          <w:tcPr/>
+          <w:p>
+            <w:pPr>
+              <w:pStyle w:val="Compact"/>
+            </w:pPr>
+            <w:r>
+              <w:t xml:space="preserve">Candidate</w:t>
+            </w:r>
+          </w:p>
+        </w:tc>
+        <w:tc>
+          <w:tcPr/>
+          <w:p>
+            <w:pPr>
+              <w:pStyle w:val="Compact"/>
+            </w:pPr>
+            <w:r>
+              <w:t xml:space="preserve">Note</w:t>
+            </w:r>
+          </w:p>
+        </w:tc>
+      </w:tr>
+      <w:tr>
+        <w:tc>
+          <w:tcPr/>
+          <w:p>
+            <w:pPr>
+              <w:pStyle w:val="Compact"/>
+            </w:pPr>
+            <w:r>
+              <w:rPr>
+                <w:rStyle w:val="VerbatimChar"/>
+              </w:rPr>
+              <w:t xml:space="preserve">milk_price</w:t>
+            </w:r>
+            <w:r>
+              <w:t xml:space="preserve"> </w:t>
+            </w:r>
+            <w:r>
+              <w:t xml:space="preserve">(recommended)</w:t>
+            </w:r>
+          </w:p>
+        </w:tc>
+        <w:tc>
+          <w:tcPr/>
+          <w:p>
+            <w:pPr>
+              <w:pStyle w:val="Compact"/>
+            </w:pPr>
+            <w:r>
+              <w:t xml:space="preserve">Matches Android, snake_case, plain</w:t>
+            </w:r>
+          </w:p>
+        </w:tc>
+      </w:tr>
+      <w:tr>
+        <w:tc>
+          <w:tcPr/>
+          <w:p>
+            <w:pPr>
+              <w:pStyle w:val="Compact"/>
+            </w:pPr>
+            <w:r>
+              <w:rPr>
+                <w:rStyle w:val="VerbatimChar"/>
+              </w:rPr>
+              <w:t xml:space="preserve">price_per_litre</w:t>
+            </w:r>
+          </w:p>
+        </w:tc>
+        <w:tc>
+          <w:tcPr/>
+          <w:p>
+            <w:pPr>
+              <w:pStyle w:val="Compact"/>
+            </w:pPr>
+            <w:r>
+              <w:t xml:space="preserve">More descriptive but verbose</w:t>
+            </w:r>
+          </w:p>
+        </w:tc>
+      </w:tr>
+      <w:tr>
+        <w:tc>
+          <w:tcPr/>
+          <w:p>
+            <w:pPr>
+              <w:pStyle w:val="Compact"/>
+            </w:pPr>
+            <w:r>
+              <w:rPr>
+                <w:rStyle w:val="VerbatimChar"/>
+              </w:rPr>
+              <w:t xml:space="preserve">milk_unit_price</w:t>
+            </w:r>
+          </w:p>
+        </w:tc>
+        <w:tc>
+          <w:tcPr/>
+          <w:p>
+            <w:pPr>
+              <w:pStyle w:val="Compact"/>
+            </w:pPr>
+            <w:r>
+              <w:t xml:space="preserve">Generic — leaves unit unstated</w:t>
+            </w:r>
+          </w:p>
+        </w:tc>
+      </w:tr>
+    </w:tbl>
+    <w:p>
+      <w:pPr>
+        <w:pStyle w:val="BodyText"/>
+      </w:pPr>
+      <w:r>
+        <w:t xml:space="preserve">Whichever you pick, the frontend swap is a one-line rename in</w:t>
+      </w:r>
+      <w:r>
+        <w:t xml:space="preserve"> </w:t>
+      </w:r>
+      <w:r>
+        <w:rPr>
+          <w:rStyle w:val="VerbatimChar"/>
+        </w:rPr>
+        <w:t xml:space="preserve">src/lib/api.ts</w:t>
+      </w:r>
+      <w:r>
+        <w:t xml:space="preserve">. Until then we keep</w:t>
+      </w:r>
+      <w:r>
+        <w:t xml:space="preserve"> </w:t>
+      </w:r>
+      <w:r>
+        <w:rPr>
+          <w:rStyle w:val="VerbatimChar"/>
+        </w:rPr>
+        <w:t xml:space="preserve">milk_price</w:t>
+      </w:r>
+      <w:r>
+        <w:t xml:space="preserve">.</w:t>
+      </w:r>
+    </w:p>
+    <w:bookmarkEnd w:id="49"/>
+    <w:bookmarkStart w:id="50" w:name="X6b19069d3ff930d2dceb22ead419b7c37a0398f"/>
+    <w:p>
+      <w:pPr>
+        <w:pStyle w:val="Heading4"/>
+      </w:pPr>
+      <w:r>
+        <w:t xml:space="preserve">12.3.3</w:t>
+      </w:r>
+      <w:r>
+        <w:t xml:space="preserve"> </w:t>
+      </w:r>
+      <w:r>
+        <w:rPr>
+          <w:rStyle w:val="VerbatimChar"/>
+        </w:rPr>
+        <w:t xml:space="preserve">SimulationFeedDetail</w:t>
+      </w:r>
+      <w:r>
+        <w:t xml:space="preserve"> </w:t>
+      </w:r>
+      <w:r>
+        <w:t xml:space="preserve">/</w:t>
+      </w:r>
+      <w:r>
+        <w:t xml:space="preserve"> </w:t>
+      </w:r>
+      <w:r>
+        <w:rPr>
+          <w:rStyle w:val="VerbatimChar"/>
+        </w:rPr>
+        <w:t xml:space="preserve">FetchSimulationDetailsResponse</w:t>
+      </w:r>
+    </w:p>
+    <w:p>
+      <w:pPr>
+        <w:pStyle w:val="FirstParagraph"/>
+      </w:pPr>
+      <w:r>
+        <w:t xml:space="preserve">When</w:t>
+      </w:r>
+      <w:r>
+        <w:t xml:space="preserve"> </w:t>
+      </w:r>
+      <w:r>
+        <w:rPr>
+          <w:rStyle w:val="VerbatimChar"/>
+        </w:rPr>
+        <w:t xml:space="preserve">milk_price</w:t>
+      </w:r>
+      <w:r>
+        <w:t xml:space="preserve"> </w:t>
+      </w:r>
+      <w:r>
+        <w:t xml:space="preserve">is persisted with the simulation, the history</w:t>
+      </w:r>
+      <w:r>
+        <w:t xml:space="preserve"> </w:t>
+      </w:r>
+      <w:r>
+        <w:t xml:space="preserve">restore endpoint should echo it back. Currently</w:t>
+      </w:r>
+      <w:r>
+        <w:t xml:space="preserve"> </w:t>
+      </w:r>
+      <w:r>
+        <w:rPr>
+          <w:rStyle w:val="VerbatimChar"/>
+        </w:rPr>
+        <w:t xml:space="preserve">FetchSimulationDetailsResponse.cattle_info</w:t>
+      </w:r>
+      <w:r>
+        <w:t xml:space="preserve"> </w:t>
+      </w:r>
+      <w:r>
+        <w:t xml:space="preserve">is the same</w:t>
+      </w:r>
+      <w:r>
+        <w:t xml:space="preserve"> </w:t>
+      </w:r>
+      <w:r>
+        <w:rPr>
+          <w:rStyle w:val="VerbatimChar"/>
+        </w:rPr>
+        <w:t xml:space="preserve">CattleInfo</w:t>
+      </w:r>
+      <w:r>
+        <w:t xml:space="preserve"> </w:t>
+      </w:r>
+      <w:r>
+        <w:t xml:space="preserve">schema — adding the field there transparently fixes restore too.</w:t>
+      </w:r>
+      <w:r>
+        <w:t xml:space="preserve"> </w:t>
+      </w:r>
+      <w:r>
+        <w:t xml:space="preserve">No extra schema work needed beyond §12.3.1.</w:t>
+      </w:r>
+    </w:p>
+    <w:bookmarkEnd w:id="50"/>
+    <w:bookmarkEnd w:id="51"/>
+    <w:bookmarkStart w:id="55" w:name="example-request-payload-post-change"/>
+    <w:p>
+      <w:pPr>
+        <w:pStyle w:val="Heading3"/>
+      </w:pPr>
+      <w:r>
+        <w:t xml:space="preserve">12.4 Example request payload (post-change)</w:t>
+      </w:r>
+    </w:p>
+    <w:bookmarkStart w:id="52" w:name="lactating-milk-price-set"/>
+    <w:p>
+      <w:pPr>
+        <w:pStyle w:val="Heading4"/>
+      </w:pPr>
+      <w:r>
+        <w:t xml:space="preserve">Lactating, milk price set</w:t>
+      </w:r>
+    </w:p>
+    <w:p>
+      <w:pPr>
+        <w:pStyle w:val="SourceCode"/>
+      </w:pPr>
+      <w:r>
+        <w:rPr>
+          <w:rStyle w:val="FunctionTok"/>
+        </w:rPr>
+        <w:t xml:space="preserve">{</w:t>
+      </w:r>
+      <w:r>
+        <w:br/>
+      </w:r>
+      <w:r>
+        <w:rPr>
+          <w:rStyle w:val="NormalTok"/>
+        </w:rPr>
+        <w:t xml:space="preserve">  </w:t>
+      </w:r>
+      <w:r>
+        <w:rPr>
+          <w:rStyle w:val="DataTypeTok"/>
+        </w:rPr>
+        <w:t xml:space="preserve">"simulation_id"</w:t>
+      </w:r>
+      <w:r>
+        <w:rPr>
+          <w:rStyle w:val="FunctionTok"/>
+        </w:rPr>
+        <w:t xml:space="preserve">:</w:t>
+      </w:r>
+      <w:r>
+        <w:rPr>
+          <w:rStyle w:val="NormalTok"/>
+        </w:rPr>
+        <w:t xml:space="preserve"> </w:t>
+      </w:r>
+      <w:r>
+        <w:rPr>
+          <w:rStyle w:val="StringTok"/>
+        </w:rPr>
+        <w:t xml:space="preserve">"demo-sim"</w:t>
+      </w:r>
+      <w:r>
+        <w:rPr>
+          <w:rStyle w:val="FunctionTok"/>
+        </w:rPr>
+        <w:t xml:space="preserve">,</w:t>
+      </w:r>
+      <w:r>
+        <w:br/>
+      </w:r>
+      <w:r>
+        <w:rPr>
+          <w:rStyle w:val="NormalTok"/>
+        </w:rPr>
+        <w:t xml:space="preserve">  </w:t>
+      </w:r>
+      <w:r>
+        <w:rPr>
+          <w:rStyle w:val="DataTypeTok"/>
+        </w:rPr>
+        <w:t xml:space="preserve">"user_id"</w:t>
+      </w:r>
+      <w:r>
+        <w:rPr>
+          <w:rStyle w:val="FunctionTok"/>
+        </w:rPr>
+        <w:t xml:space="preserve">:</w:t>
+      </w:r>
+      <w:r>
+        <w:rPr>
+          <w:rStyle w:val="NormalTok"/>
+        </w:rPr>
+        <w:t xml:space="preserve"> </w:t>
+      </w:r>
+      <w:r>
+        <w:rPr>
+          <w:rStyle w:val="StringTok"/>
+        </w:rPr>
+        <w:t xml:space="preserve">"..."</w:t>
+      </w:r>
+      <w:r>
+        <w:rPr>
+          <w:rStyle w:val="FunctionTok"/>
+        </w:rPr>
+        <w:t xml:space="preserve">,</w:t>
+      </w:r>
+      <w:r>
+        <w:br/>
+      </w:r>
+      <w:r>
+        <w:rPr>
+          <w:rStyle w:val="NormalTok"/>
+        </w:rPr>
+        <w:t xml:space="preserve">  </w:t>
+      </w:r>
+      <w:r>
+        <w:rPr>
+          <w:rStyle w:val="DataTypeTok"/>
+        </w:rPr>
+        <w:t xml:space="preserve">"country_id"</w:t>
+      </w:r>
+      <w:r>
+        <w:rPr>
+          <w:rStyle w:val="FunctionTok"/>
+        </w:rPr>
+        <w:t xml:space="preserve">:</w:t>
+      </w:r>
+      <w:r>
+        <w:rPr>
+          <w:rStyle w:val="NormalTok"/>
+        </w:rPr>
+        <w:t xml:space="preserve"> </w:t>
+      </w:r>
+      <w:r>
+        <w:rPr>
+          <w:rStyle w:val="StringTok"/>
+        </w:rPr>
+        <w:t xml:space="preserve">"..."</w:t>
+      </w:r>
+      <w:r>
+        <w:rPr>
+          <w:rStyle w:val="FunctionTok"/>
+        </w:rPr>
+        <w:t xml:space="preserve">,</w:t>
+      </w:r>
+      <w:r>
+        <w:br/>
+      </w:r>
+      <w:r>
+        <w:rPr>
+          <w:rStyle w:val="NormalTok"/>
+        </w:rPr>
+        <w:t xml:space="preserve">  </w:t>
+      </w:r>
+      <w:r>
+        <w:rPr>
+          <w:rStyle w:val="DataTypeTok"/>
+        </w:rPr>
+        <w:t xml:space="preserve">"cattle_info"</w:t>
+      </w:r>
+      <w:r>
+        <w:rPr>
+          <w:rStyle w:val="FunctionTok"/>
+        </w:rPr>
+        <w:t xml:space="preserve">:</w:t>
+      </w:r>
+      <w:r>
+        <w:rPr>
+          <w:rStyle w:val="NormalTok"/>
+        </w:rPr>
+        <w:t xml:space="preserve"> </w:t>
+      </w:r>
+      <w:r>
+        <w:rPr>
+          <w:rStyle w:val="FunctionTok"/>
+        </w:rPr>
+        <w:t xml:space="preserve">{</w:t>
+      </w:r>
+      <w:r>
+        <w:br/>
+      </w:r>
+      <w:r>
+        <w:rPr>
+          <w:rStyle w:val="NormalTok"/>
+        </w:rPr>
+        <w:t xml:space="preserve">    </w:t>
+      </w:r>
+      <w:r>
+        <w:rPr>
+          <w:rStyle w:val="DataTypeTok"/>
+        </w:rPr>
+        <w:t xml:space="preserve">"body_weight"</w:t>
+      </w:r>
+      <w:r>
+        <w:rPr>
+          <w:rStyle w:val="FunctionTok"/>
+        </w:rPr>
+        <w:t xml:space="preserve">:</w:t>
+      </w:r>
+      <w:r>
+        <w:rPr>
+          <w:rStyle w:val="NormalTok"/>
+        </w:rPr>
+        <w:t xml:space="preserve"> </w:t>
+      </w:r>
+      <w:r>
+        <w:rPr>
+          <w:rStyle w:val="DecValTok"/>
+        </w:rPr>
+        <w:t xml:space="preserve">450</w:t>
+      </w:r>
+      <w:r>
+        <w:rPr>
+          <w:rStyle w:val="FunctionTok"/>
+        </w:rPr>
+        <w:t xml:space="preserve">,</w:t>
+      </w:r>
+      <w:r>
+        <w:br/>
+      </w:r>
+      <w:r>
+        <w:rPr>
+          <w:rStyle w:val="NormalTok"/>
+        </w:rPr>
+        <w:t xml:space="preserve">    </w:t>
+      </w:r>
+      <w:r>
+        <w:rPr>
+          <w:rStyle w:val="DataTypeTok"/>
+        </w:rPr>
+        <w:t xml:space="preserve">"breed"</w:t>
+      </w:r>
+      <w:r>
+        <w:rPr>
+          <w:rStyle w:val="FunctionTok"/>
+        </w:rPr>
+        <w:t xml:space="preserve">:</w:t>
+      </w:r>
+      <w:r>
+        <w:rPr>
+          <w:rStyle w:val="NormalTok"/>
+        </w:rPr>
+        <w:t xml:space="preserve"> </w:t>
+      </w:r>
+      <w:r>
+        <w:rPr>
+          <w:rStyle w:val="StringTok"/>
+        </w:rPr>
+        <w:t xml:space="preserve">"Cross Bred"</w:t>
+      </w:r>
+      <w:r>
+        <w:rPr>
+          <w:rStyle w:val="FunctionTok"/>
+        </w:rPr>
+        <w:t xml:space="preserve">,</w:t>
+      </w:r>
+      <w:r>
+        <w:br/>
+      </w:r>
+      <w:r>
+        <w:rPr>
+          <w:rStyle w:val="NormalTok"/>
+        </w:rPr>
+        <w:t xml:space="preserve">    </w:t>
+      </w:r>
+      <w:r>
+        <w:rPr>
+          <w:rStyle w:val="DataTypeTok"/>
+        </w:rPr>
+        <w:t xml:space="preserve">"lactating"</w:t>
+      </w:r>
+      <w:r>
+        <w:rPr>
+          <w:rStyle w:val="FunctionTok"/>
+        </w:rPr>
+        <w:t xml:space="preserve">:</w:t>
+      </w:r>
+      <w:r>
+        <w:rPr>
+          <w:rStyle w:val="NormalTok"/>
+        </w:rPr>
+        <w:t xml:space="preserve"> </w:t>
+      </w:r>
+      <w:r>
+        <w:rPr>
+          <w:rStyle w:val="KeywordTok"/>
+        </w:rPr>
+        <w:t xml:space="preserve">true</w:t>
+      </w:r>
+      <w:r>
+        <w:rPr>
+          <w:rStyle w:val="FunctionTok"/>
+        </w:rPr>
+        <w:t xml:space="preserve">,</w:t>
+      </w:r>
+      <w:r>
+        <w:br/>
+      </w:r>
+      <w:r>
+        <w:rPr>
+          <w:rStyle w:val="NormalTok"/>
+        </w:rPr>
+        <w:t xml:space="preserve">    </w:t>
+      </w:r>
+      <w:r>
+        <w:rPr>
+          <w:rStyle w:val="DataTypeTok"/>
+        </w:rPr>
+        <w:t xml:space="preserve">"milk_production"</w:t>
+      </w:r>
+      <w:r>
+        <w:rPr>
+          <w:rStyle w:val="FunctionTok"/>
+        </w:rPr>
+        <w:t xml:space="preserve">:</w:t>
+      </w:r>
+      <w:r>
+        <w:rPr>
+          <w:rStyle w:val="NormalTok"/>
+        </w:rPr>
+        <w:t xml:space="preserve"> </w:t>
+      </w:r>
+      <w:r>
+        <w:rPr>
+          <w:rStyle w:val="FloatTok"/>
+        </w:rPr>
+        <w:t xml:space="preserve">18.5</w:t>
+      </w:r>
+      <w:r>
+        <w:rPr>
+          <w:rStyle w:val="FunctionTok"/>
+        </w:rPr>
+        <w:t xml:space="preserve">,</w:t>
+      </w:r>
+      <w:r>
+        <w:br/>
+      </w:r>
+      <w:r>
+        <w:rPr>
+          <w:rStyle w:val="NormalTok"/>
+        </w:rPr>
+        <w:t xml:space="preserve">    </w:t>
+      </w:r>
+      <w:r>
+        <w:rPr>
+          <w:rStyle w:val="DataTypeTok"/>
+        </w:rPr>
+        <w:t xml:space="preserve">"days_in_milk"</w:t>
+      </w:r>
+      <w:r>
+        <w:rPr>
+          <w:rStyle w:val="FunctionTok"/>
+        </w:rPr>
+        <w:t xml:space="preserve">:</w:t>
+      </w:r>
+      <w:r>
+        <w:rPr>
+          <w:rStyle w:val="NormalTok"/>
+        </w:rPr>
+        <w:t xml:space="preserve"> </w:t>
+      </w:r>
+      <w:r>
+        <w:rPr>
+          <w:rStyle w:val="DecValTok"/>
+        </w:rPr>
+        <w:t xml:space="preserve">120</w:t>
+      </w:r>
+      <w:r>
+        <w:rPr>
+          <w:rStyle w:val="FunctionTok"/>
+        </w:rPr>
+        <w:t xml:space="preserve">,</w:t>
+      </w:r>
+      <w:r>
+        <w:br/>
+      </w:r>
+      <w:r>
+        <w:rPr>
+          <w:rStyle w:val="NormalTok"/>
+        </w:rPr>
+        <w:t xml:space="preserve">    </w:t>
+      </w:r>
+      <w:r>
+        <w:rPr>
+          <w:rStyle w:val="DataTypeTok"/>
+        </w:rPr>
+        <w:t xml:space="preserve">"parity"</w:t>
+      </w:r>
+      <w:r>
+        <w:rPr>
+          <w:rStyle w:val="FunctionTok"/>
+        </w:rPr>
+        <w:t xml:space="preserve">:</w:t>
+      </w:r>
+      <w:r>
+        <w:rPr>
+          <w:rStyle w:val="NormalTok"/>
+        </w:rPr>
+        <w:t xml:space="preserve"> </w:t>
+      </w:r>
+      <w:r>
+        <w:rPr>
+          <w:rStyle w:val="DecValTok"/>
+        </w:rPr>
+        <w:t xml:space="preserve">2</w:t>
+      </w:r>
+      <w:r>
+        <w:rPr>
+          <w:rStyle w:val="FunctionTok"/>
+        </w:rPr>
+        <w:t xml:space="preserve">,</w:t>
+      </w:r>
+      <w:r>
+        <w:br/>
+      </w:r>
+      <w:r>
+        <w:rPr>
+          <w:rStyle w:val="NormalTok"/>
+        </w:rPr>
+        <w:t xml:space="preserve">    </w:t>
+      </w:r>
+      <w:r>
+        <w:rPr>
+          <w:rStyle w:val="DataTypeTok"/>
+        </w:rPr>
+        <w:t xml:space="preserve">"days_of_pregnancy"</w:t>
+      </w:r>
+      <w:r>
+        <w:rPr>
+          <w:rStyle w:val="FunctionTok"/>
+        </w:rPr>
+        <w:t xml:space="preserve">:</w:t>
+      </w:r>
+      <w:r>
+        <w:rPr>
+          <w:rStyle w:val="NormalTok"/>
+        </w:rPr>
+        <w:t xml:space="preserve"> </w:t>
+      </w:r>
+      <w:r>
+        <w:rPr>
+          <w:rStyle w:val="DecValTok"/>
+        </w:rPr>
+        <w:t xml:space="preserve">0</w:t>
+      </w:r>
+      <w:r>
+        <w:rPr>
+          <w:rStyle w:val="FunctionTok"/>
+        </w:rPr>
+        <w:t xml:space="preserve">,</w:t>
+      </w:r>
+      <w:r>
+        <w:br/>
+      </w:r>
+      <w:r>
+        <w:rPr>
+          <w:rStyle w:val="NormalTok"/>
+        </w:rPr>
+        <w:t xml:space="preserve">    </w:t>
+      </w:r>
+      <w:r>
+        <w:rPr>
+          <w:rStyle w:val="DataTypeTok"/>
+        </w:rPr>
+        <w:t xml:space="preserve">"tp_milk"</w:t>
+      </w:r>
+      <w:r>
+        <w:rPr>
+          <w:rStyle w:val="FunctionTok"/>
+        </w:rPr>
+        <w:t xml:space="preserve">:</w:t>
+      </w:r>
+      <w:r>
+        <w:rPr>
+          <w:rStyle w:val="NormalTok"/>
+        </w:rPr>
+        <w:t xml:space="preserve"> </w:t>
+      </w:r>
+      <w:r>
+        <w:rPr>
+          <w:rStyle w:val="FloatTok"/>
+        </w:rPr>
+        <w:t xml:space="preserve">3.2</w:t>
+      </w:r>
+      <w:r>
+        <w:rPr>
+          <w:rStyle w:val="FunctionTok"/>
+        </w:rPr>
+        <w:t xml:space="preserve">,</w:t>
+      </w:r>
+      <w:r>
+        <w:br/>
+      </w:r>
+      <w:r>
+        <w:rPr>
+          <w:rStyle w:val="NormalTok"/>
+        </w:rPr>
+        <w:t xml:space="preserve">    </w:t>
+      </w:r>
+      <w:r>
+        <w:rPr>
+          <w:rStyle w:val="DataTypeTok"/>
+        </w:rPr>
+        <w:t xml:space="preserve">"fat_milk"</w:t>
+      </w:r>
+      <w:r>
+        <w:rPr>
+          <w:rStyle w:val="FunctionTok"/>
+        </w:rPr>
+        <w:t xml:space="preserve">:</w:t>
+      </w:r>
+      <w:r>
+        <w:rPr>
+          <w:rStyle w:val="NormalTok"/>
+        </w:rPr>
+        <w:t xml:space="preserve"> </w:t>
+      </w:r>
+      <w:r>
+        <w:rPr>
+          <w:rStyle w:val="FloatTok"/>
+        </w:rPr>
+        <w:t xml:space="preserve">3.8</w:t>
+      </w:r>
+      <w:r>
+        <w:rPr>
+          <w:rStyle w:val="FunctionTok"/>
+        </w:rPr>
+        <w:t xml:space="preserve">,</w:t>
+      </w:r>
+      <w:r>
+        <w:br/>
+      </w:r>
+      <w:r>
+        <w:rPr>
+          <w:rStyle w:val="NormalTok"/>
+        </w:rPr>
+        <w:t xml:space="preserve">    </w:t>
+      </w:r>
+      <w:r>
+        <w:rPr>
+          <w:rStyle w:val="DataTypeTok"/>
+        </w:rPr>
+        <w:t xml:space="preserve">"temperature"</w:t>
+      </w:r>
+      <w:r>
+        <w:rPr>
+          <w:rStyle w:val="FunctionTok"/>
+        </w:rPr>
+        <w:t xml:space="preserve">:</w:t>
+      </w:r>
+      <w:r>
+        <w:rPr>
+          <w:rStyle w:val="NormalTok"/>
+        </w:rPr>
+        <w:t xml:space="preserve"> </w:t>
+      </w:r>
+      <w:r>
+        <w:rPr>
+          <w:rStyle w:val="DecValTok"/>
+        </w:rPr>
+        <w:t xml:space="preserve">26</w:t>
+      </w:r>
+      <w:r>
+        <w:rPr>
+          <w:rStyle w:val="FunctionTok"/>
+        </w:rPr>
+        <w:t xml:space="preserve">,</w:t>
+      </w:r>
+      <w:r>
+        <w:br/>
+      </w:r>
+      <w:r>
+        <w:rPr>
+          <w:rStyle w:val="NormalTok"/>
+        </w:rPr>
+        <w:t xml:space="preserve">    </w:t>
+      </w:r>
+      <w:r>
+        <w:rPr>
+          <w:rStyle w:val="DataTypeTok"/>
+        </w:rPr>
+        <w:t xml:space="preserve">"topography"</w:t>
+      </w:r>
+      <w:r>
+        <w:rPr>
+          <w:rStyle w:val="FunctionTok"/>
+        </w:rPr>
+        <w:t xml:space="preserve">:</w:t>
+      </w:r>
+      <w:r>
+        <w:rPr>
+          <w:rStyle w:val="NormalTok"/>
+        </w:rPr>
+        <w:t xml:space="preserve"> </w:t>
+      </w:r>
+      <w:r>
+        <w:rPr>
+          <w:rStyle w:val="StringTok"/>
+        </w:rPr>
+        <w:t xml:space="preserve">"Flat"</w:t>
+      </w:r>
+      <w:r>
+        <w:rPr>
+          <w:rStyle w:val="FunctionTok"/>
+        </w:rPr>
+        <w:t xml:space="preserve">,</w:t>
+      </w:r>
+      <w:r>
+        <w:br/>
+      </w:r>
+      <w:r>
+        <w:rPr>
+          <w:rStyle w:val="NormalTok"/>
+        </w:rPr>
+        <w:t xml:space="preserve">    </w:t>
+      </w:r>
+      <w:r>
+        <w:rPr>
+          <w:rStyle w:val="DataTypeTok"/>
+        </w:rPr>
+        <w:t xml:space="preserve">"distance"</w:t>
+      </w:r>
+      <w:r>
+        <w:rPr>
+          <w:rStyle w:val="FunctionTok"/>
+        </w:rPr>
+        <w:t xml:space="preserve">:</w:t>
+      </w:r>
+      <w:r>
+        <w:rPr>
+          <w:rStyle w:val="NormalTok"/>
+        </w:rPr>
+        <w:t xml:space="preserve"> </w:t>
+      </w:r>
+      <w:r>
+        <w:rPr>
+          <w:rStyle w:val="DecValTok"/>
+        </w:rPr>
+        <w:t xml:space="preserve">0</w:t>
+      </w:r>
+      <w:r>
+        <w:rPr>
+          <w:rStyle w:val="FunctionTok"/>
+        </w:rPr>
+        <w:t xml:space="preserve">,</w:t>
+      </w:r>
+      <w:r>
+        <w:br/>
+      </w:r>
+      <w:r>
+        <w:rPr>
+          <w:rStyle w:val="NormalTok"/>
+        </w:rPr>
+        <w:t xml:space="preserve">    </w:t>
+      </w:r>
+      <w:r>
+        <w:rPr>
+          <w:rStyle w:val="DataTypeTok"/>
+        </w:rPr>
+        <w:t xml:space="preserve">"grazing"</w:t>
+      </w:r>
+      <w:r>
+        <w:rPr>
+          <w:rStyle w:val="FunctionTok"/>
+        </w:rPr>
+        <w:t xml:space="preserve">:</w:t>
+      </w:r>
+      <w:r>
+        <w:rPr>
+          <w:rStyle w:val="NormalTok"/>
+        </w:rPr>
+        <w:t xml:space="preserve"> </w:t>
+      </w:r>
+      <w:r>
+        <w:rPr>
+          <w:rStyle w:val="KeywordTok"/>
+        </w:rPr>
+        <w:t xml:space="preserve">false</w:t>
+      </w:r>
+      <w:r>
+        <w:rPr>
+          <w:rStyle w:val="FunctionTok"/>
+        </w:rPr>
+        <w:t xml:space="preserve">,</w:t>
+      </w:r>
+      <w:r>
+        <w:br/>
+      </w:r>
+      <w:r>
+        <w:rPr>
+          <w:rStyle w:val="NormalTok"/>
+        </w:rPr>
+        <w:t xml:space="preserve">    </w:t>
+      </w:r>
+      <w:r>
+        <w:rPr>
+          <w:rStyle w:val="DataTypeTok"/>
+        </w:rPr>
+        <w:t xml:space="preserve">"calving_interval"</w:t>
+      </w:r>
+      <w:r>
+        <w:rPr>
+          <w:rStyle w:val="FunctionTok"/>
+        </w:rPr>
+        <w:t xml:space="preserve">:</w:t>
+      </w:r>
+      <w:r>
+        <w:rPr>
+          <w:rStyle w:val="NormalTok"/>
+        </w:rPr>
+        <w:t xml:space="preserve"> </w:t>
+      </w:r>
+      <w:r>
+        <w:rPr>
+          <w:rStyle w:val="DecValTok"/>
+        </w:rPr>
+        <w:t xml:space="preserve">370</w:t>
+      </w:r>
+      <w:r>
+        <w:rPr>
+          <w:rStyle w:val="FunctionTok"/>
+        </w:rPr>
+        <w:t xml:space="preserve">,</w:t>
+      </w:r>
+      <w:r>
+        <w:br/>
+      </w:r>
+      <w:r>
+        <w:rPr>
+          <w:rStyle w:val="NormalTok"/>
+        </w:rPr>
+        <w:t xml:space="preserve">    </w:t>
+      </w:r>
+      <w:r>
+        <w:rPr>
+          <w:rStyle w:val="DataTypeTok"/>
+        </w:rPr>
+        <w:t xml:space="preserve">"bw_gain"</w:t>
+      </w:r>
+      <w:r>
+        <w:rPr>
+          <w:rStyle w:val="FunctionTok"/>
+        </w:rPr>
+        <w:t xml:space="preserve">:</w:t>
+      </w:r>
+      <w:r>
+        <w:rPr>
+          <w:rStyle w:val="NormalTok"/>
+        </w:rPr>
+        <w:t xml:space="preserve"> </w:t>
+      </w:r>
+      <w:r>
+        <w:rPr>
+          <w:rStyle w:val="FloatTok"/>
+        </w:rPr>
+        <w:t xml:space="preserve">0.3</w:t>
+      </w:r>
+      <w:r>
+        <w:rPr>
+          <w:rStyle w:val="FunctionTok"/>
+        </w:rPr>
+        <w:t xml:space="preserve">,</w:t>
+      </w:r>
+      <w:r>
+        <w:br/>
+      </w:r>
+      <w:r>
+        <w:rPr>
+          <w:rStyle w:val="NormalTok"/>
+        </w:rPr>
+        <w:t xml:space="preserve">    </w:t>
+      </w:r>
+      <w:r>
+        <w:rPr>
+          <w:rStyle w:val="DataTypeTok"/>
+        </w:rPr>
+        <w:t xml:space="preserve">"bc_score"</w:t>
+      </w:r>
+      <w:r>
+        <w:rPr>
+          <w:rStyle w:val="FunctionTok"/>
+        </w:rPr>
+        <w:t xml:space="preserve">:</w:t>
+      </w:r>
+      <w:r>
+        <w:rPr>
+          <w:rStyle w:val="NormalTok"/>
+        </w:rPr>
+        <w:t xml:space="preserve"> </w:t>
+      </w:r>
+      <w:r>
+        <w:rPr>
+          <w:rStyle w:val="FloatTok"/>
+        </w:rPr>
+        <w:t xml:space="preserve">3.0</w:t>
+      </w:r>
+      <w:r>
+        <w:rPr>
+          <w:rStyle w:val="FunctionTok"/>
+        </w:rPr>
+        <w:t xml:space="preserve">,</w:t>
+      </w:r>
+      <w:r>
+        <w:br/>
+      </w:r>
+      <w:r>
+        <w:rPr>
+          <w:rStyle w:val="NormalTok"/>
+        </w:rPr>
+        <w:t xml:space="preserve">    </w:t>
+      </w:r>
+      <w:r>
+        <w:rPr>
+          <w:rStyle w:val="DataTypeTok"/>
+        </w:rPr>
+        <w:t xml:space="preserve">"milk_price"</w:t>
+      </w:r>
+      <w:r>
+        <w:rPr>
+          <w:rStyle w:val="FunctionTok"/>
+        </w:rPr>
+        <w:t xml:space="preserve">:</w:t>
+      </w:r>
+      <w:r>
+        <w:rPr>
+          <w:rStyle w:val="NormalTok"/>
+        </w:rPr>
+        <w:t xml:space="preserve"> </w:t>
+      </w:r>
+      <w:r>
+        <w:rPr>
+          <w:rStyle w:val="DecValTok"/>
+        </w:rPr>
+        <w:t xml:space="preserve">12500</w:t>
+      </w:r>
+      <w:r>
+        <w:br/>
+      </w:r>
+      <w:r>
+        <w:rPr>
+          <w:rStyle w:val="NormalTok"/>
+        </w:rPr>
+        <w:t xml:space="preserve">  </w:t>
+      </w:r>
+      <w:r>
+        <w:rPr>
+          <w:rStyle w:val="FunctionTok"/>
+        </w:rPr>
+        <w:t xml:space="preserve">},</w:t>
+      </w:r>
+      <w:r>
+        <w:br/>
+      </w:r>
+      <w:r>
+        <w:rPr>
+          <w:rStyle w:val="NormalTok"/>
+        </w:rPr>
+        <w:t xml:space="preserve">  </w:t>
+      </w:r>
+      <w:r>
+        <w:rPr>
+          <w:rStyle w:val="DataTypeTok"/>
+        </w:rPr>
+        <w:t xml:space="preserve">"feed_selection"</w:t>
+      </w:r>
+      <w:r>
+        <w:rPr>
+          <w:rStyle w:val="FunctionTok"/>
+        </w:rPr>
+        <w:t xml:space="preserve">:</w:t>
+      </w:r>
+      <w:r>
+        <w:rPr>
+          <w:rStyle w:val="NormalTok"/>
+        </w:rPr>
+        <w:t xml:space="preserve"> </w:t>
+      </w:r>
+      <w:r>
+        <w:rPr>
+          <w:rStyle w:val="OtherTok"/>
+        </w:rPr>
+        <w:t xml:space="preserve">[</w:t>
+      </w:r>
+      <w:r>
+        <w:rPr>
+          <w:rStyle w:val="NormalTok"/>
+        </w:rPr>
+        <w:t xml:space="preserve"> </w:t>
+      </w:r>
+      <w:r>
+        <w:rPr>
+          <w:rStyle w:val="StringTok"/>
+        </w:rPr>
+        <w:t xml:space="preserve">"..."</w:t>
+      </w:r>
+      <w:r>
+        <w:rPr>
+          <w:rStyle w:val="NormalTok"/>
+        </w:rPr>
+        <w:t xml:space="preserve"> </w:t>
+      </w:r>
+      <w:r>
+        <w:rPr>
+          <w:rStyle w:val="OtherTok"/>
+        </w:rPr>
+        <w:t xml:space="preserve">]</w:t>
+      </w:r>
+      <w:r>
+        <w:rPr>
+          <w:rStyle w:val="FunctionTok"/>
+        </w:rPr>
+        <w:t xml:space="preserve">,</w:t>
+      </w:r>
+      <w:r>
+        <w:br/>
+      </w:r>
+      <w:r>
+        <w:rPr>
+          <w:rStyle w:val="NormalTok"/>
+        </w:rPr>
+        <w:t xml:space="preserve">  </w:t>
+      </w:r>
+      <w:r>
+        <w:rPr>
+          <w:rStyle w:val="DataTypeTok"/>
+        </w:rPr>
+        <w:t xml:space="preserve">"base_thresholds"</w:t>
+      </w:r>
+      <w:r>
+        <w:rPr>
+          <w:rStyle w:val="FunctionTok"/>
+        </w:rPr>
+        <w:t xml:space="preserve">:</w:t>
+      </w:r>
+      <w:r>
+        <w:rPr>
+          <w:rStyle w:val="NormalTok"/>
+        </w:rPr>
+        <w:t xml:space="preserve"> </w:t>
+      </w:r>
+      <w:r>
+        <w:rPr>
+          <w:rStyle w:val="FunctionTok"/>
+        </w:rPr>
+        <w:t xml:space="preserve">{</w:t>
+      </w:r>
+      <w:r>
+        <w:rPr>
+          <w:rStyle w:val="NormalTok"/>
+        </w:rPr>
+        <w:t xml:space="preserve"> </w:t>
+      </w:r>
+      <w:r>
+        <w:rPr>
+          <w:rStyle w:val="DataTypeTok"/>
+        </w:rPr>
+        <w:t xml:space="preserve">"..."</w:t>
+      </w:r>
+      <w:r>
+        <w:rPr>
+          <w:rStyle w:val="NormalTok"/>
+        </w:rPr>
+        <w:t xml:space="preserve"> </w:t>
+      </w:r>
+      <w:r>
+        <w:rPr>
+          <w:rStyle w:val="FunctionTok"/>
+        </w:rPr>
+        <w:t xml:space="preserve">}</w:t>
+      </w:r>
+      <w:r>
+        <w:br/>
+      </w:r>
+      <w:r>
+        <w:rPr>
+          <w:rStyle w:val="FunctionTok"/>
+        </w:rPr>
+        <w:t xml:space="preserve">}</w:t>
+      </w:r>
+    </w:p>
+    <w:bookmarkEnd w:id="52"/>
+    <w:bookmarkStart w:id="53" w:name="X2dc2c104c11a1daaa90c11cb76bd8461453f0e6"/>
+    <w:p>
+      <w:pPr>
+        <w:pStyle w:val="Heading4"/>
+      </w:pPr>
+      <w:r>
+        <w:t xml:space="preserve">Lactating, milk price blank (omit OR send null)</w:t>
+      </w:r>
+    </w:p>
+    <w:p>
+      <w:pPr>
+        <w:pStyle w:val="SourceCode"/>
+      </w:pPr>
+      <w:r>
+        <w:rPr>
+          <w:rStyle w:val="FunctionTok"/>
+        </w:rPr>
+        <w:t xml:space="preserve">{</w:t>
+      </w:r>
+      <w:r>
+        <w:br/>
+      </w:r>
+      <w:r>
+        <w:rPr>
+          <w:rStyle w:val="NormalTok"/>
+        </w:rPr>
+        <w:t xml:space="preserve">  </w:t>
+      </w:r>
+      <w:r>
+        <w:rPr>
+          <w:rStyle w:val="DataTypeTok"/>
+        </w:rPr>
+        <w:t xml:space="preserve">"cattle_info"</w:t>
+      </w:r>
+      <w:r>
+        <w:rPr>
+          <w:rStyle w:val="FunctionTok"/>
+        </w:rPr>
+        <w:t xml:space="preserve">:</w:t>
+      </w:r>
+      <w:r>
+        <w:rPr>
+          <w:rStyle w:val="NormalTok"/>
+        </w:rPr>
+        <w:t xml:space="preserve"> </w:t>
+      </w:r>
+      <w:r>
+        <w:rPr>
+          <w:rStyle w:val="FunctionTok"/>
+        </w:rPr>
+        <w:t xml:space="preserve">{</w:t>
+      </w:r>
+      <w:r>
+        <w:br/>
+      </w:r>
+      <w:r>
+        <w:rPr>
+          <w:rStyle w:val="NormalTok"/>
+        </w:rPr>
+        <w:t xml:space="preserve">    </w:t>
+      </w:r>
+      <w:r>
+        <w:rPr>
+          <w:rStyle w:val="DataTypeTok"/>
+        </w:rPr>
+        <w:t xml:space="preserve">"..."</w:t>
+      </w:r>
+      <w:r>
+        <w:rPr>
+          <w:rStyle w:val="FunctionTok"/>
+        </w:rPr>
+        <w:t xml:space="preserve">:</w:t>
+      </w:r>
+      <w:r>
+        <w:rPr>
+          <w:rStyle w:val="NormalTok"/>
+        </w:rPr>
+        <w:t xml:space="preserve"> </w:t>
+      </w:r>
+      <w:r>
+        <w:rPr>
+          <w:rStyle w:val="StringTok"/>
+        </w:rPr>
+        <w:t xml:space="preserve">"..."</w:t>
+      </w:r>
+      <w:r>
+        <w:rPr>
+          <w:rStyle w:val="FunctionTok"/>
+        </w:rPr>
+        <w:t xml:space="preserve">,</w:t>
+      </w:r>
+      <w:r>
+        <w:br/>
+      </w:r>
+      <w:r>
+        <w:rPr>
+          <w:rStyle w:val="NormalTok"/>
+        </w:rPr>
+        <w:t xml:space="preserve">    </w:t>
+      </w:r>
+      <w:r>
+        <w:rPr>
+          <w:rStyle w:val="DataTypeTok"/>
+        </w:rPr>
+        <w:t xml:space="preserve">"milk_price"</w:t>
+      </w:r>
+      <w:r>
+        <w:rPr>
+          <w:rStyle w:val="FunctionTok"/>
+        </w:rPr>
+        <w:t xml:space="preserve">:</w:t>
+      </w:r>
+      <w:r>
+        <w:rPr>
+          <w:rStyle w:val="NormalTok"/>
+        </w:rPr>
+        <w:t xml:space="preserve"> </w:t>
+      </w:r>
+      <w:r>
+        <w:rPr>
+          <w:rStyle w:val="KeywordTok"/>
+        </w:rPr>
+        <w:t xml:space="preserve">null</w:t>
+      </w:r>
+      <w:r>
+        <w:br/>
+      </w:r>
+      <w:r>
+        <w:rPr>
+          <w:rStyle w:val="NormalTok"/>
+        </w:rPr>
+        <w:t xml:space="preserve">  </w:t>
+      </w:r>
+      <w:r>
+        <w:rPr>
+          <w:rStyle w:val="FunctionTok"/>
+        </w:rPr>
+        <w:t xml:space="preserve">}</w:t>
+      </w:r>
+      <w:r>
+        <w:br/>
+      </w:r>
+      <w:r>
+        <w:rPr>
+          <w:rStyle w:val="FunctionTok"/>
+        </w:rPr>
+        <w:t xml:space="preserve">}</w:t>
+      </w:r>
+    </w:p>
+    <w:bookmarkEnd w:id="53"/>
+    <w:bookmarkStart w:id="54" w:name="Xc4c239e376bdec367624bf32cf36cebbc168e15"/>
+    <w:p>
+      <w:pPr>
+        <w:pStyle w:val="Heading4"/>
+      </w:pPr>
+      <w:r>
+        <w:t xml:space="preserve">Non-lactating animal (frontend hides the field)</w:t>
+      </w:r>
+    </w:p>
+    <w:p>
+      <w:pPr>
+        <w:pStyle w:val="SourceCode"/>
+      </w:pPr>
+      <w:r>
+        <w:rPr>
+          <w:rStyle w:val="FunctionTok"/>
+        </w:rPr>
+        <w:t xml:space="preserve">{</w:t>
+      </w:r>
+      <w:r>
+        <w:br/>
+      </w:r>
+      <w:r>
+        <w:rPr>
+          <w:rStyle w:val="NormalTok"/>
+        </w:rPr>
+        <w:t xml:space="preserve">  </w:t>
+      </w:r>
+      <w:r>
+        <w:rPr>
+          <w:rStyle w:val="DataTypeTok"/>
+        </w:rPr>
+        <w:t xml:space="preserve">"cattle_info"</w:t>
+      </w:r>
+      <w:r>
+        <w:rPr>
+          <w:rStyle w:val="FunctionTok"/>
+        </w:rPr>
+        <w:t xml:space="preserve">:</w:t>
+      </w:r>
+      <w:r>
+        <w:rPr>
+          <w:rStyle w:val="NormalTok"/>
+        </w:rPr>
+        <w:t xml:space="preserve"> </w:t>
+      </w:r>
+      <w:r>
+        <w:rPr>
+          <w:rStyle w:val="FunctionTok"/>
+        </w:rPr>
+        <w:t xml:space="preserve">{</w:t>
+      </w:r>
+      <w:r>
+        <w:br/>
+      </w:r>
+      <w:r>
+        <w:rPr>
+          <w:rStyle w:val="NormalTok"/>
+        </w:rPr>
+        <w:t xml:space="preserve">    </w:t>
+      </w:r>
+      <w:r>
+        <w:rPr>
+          <w:rStyle w:val="DataTypeTok"/>
+        </w:rPr>
+        <w:t xml:space="preserve">"lactating"</w:t>
+      </w:r>
+      <w:r>
+        <w:rPr>
+          <w:rStyle w:val="FunctionTok"/>
+        </w:rPr>
+        <w:t xml:space="preserve">:</w:t>
+      </w:r>
+      <w:r>
+        <w:rPr>
+          <w:rStyle w:val="NormalTok"/>
+        </w:rPr>
+        <w:t xml:space="preserve"> </w:t>
+      </w:r>
+      <w:r>
+        <w:rPr>
+          <w:rStyle w:val="KeywordTok"/>
+        </w:rPr>
+        <w:t xml:space="preserve">false</w:t>
+      </w:r>
+      <w:r>
+        <w:rPr>
+          <w:rStyle w:val="FunctionTok"/>
+        </w:rPr>
+        <w:t xml:space="preserve">,</w:t>
+      </w:r>
+      <w:r>
+        <w:br/>
+      </w:r>
+      <w:r>
+        <w:rPr>
+          <w:rStyle w:val="NormalTok"/>
+        </w:rPr>
+        <w:t xml:space="preserve">    </w:t>
+      </w:r>
+      <w:r>
+        <w:rPr>
+          <w:rStyle w:val="DataTypeTok"/>
+        </w:rPr>
+        <w:t xml:space="preserve">"milk_production"</w:t>
+      </w:r>
+      <w:r>
+        <w:rPr>
+          <w:rStyle w:val="FunctionTok"/>
+        </w:rPr>
+        <w:t xml:space="preserve">:</w:t>
+      </w:r>
+      <w:r>
+        <w:rPr>
+          <w:rStyle w:val="NormalTok"/>
+        </w:rPr>
+        <w:t xml:space="preserve"> </w:t>
+      </w:r>
+      <w:r>
+        <w:rPr>
+          <w:rStyle w:val="DecValTok"/>
+        </w:rPr>
+        <w:t xml:space="preserve">0</w:t>
+      </w:r>
+      <w:r>
+        <w:rPr>
+          <w:rStyle w:val="FunctionTok"/>
+        </w:rPr>
+        <w:t xml:space="preserve">,</w:t>
+      </w:r>
+      <w:r>
+        <w:br/>
+      </w:r>
+      <w:r>
+        <w:rPr>
+          <w:rStyle w:val="NormalTok"/>
+        </w:rPr>
+        <w:t xml:space="preserve">    </w:t>
+      </w:r>
+      <w:r>
+        <w:rPr>
+          <w:rStyle w:val="DataTypeTok"/>
+        </w:rPr>
+        <w:t xml:space="preserve">"milk_price"</w:t>
+      </w:r>
+      <w:r>
+        <w:rPr>
+          <w:rStyle w:val="FunctionTok"/>
+        </w:rPr>
+        <w:t xml:space="preserve">:</w:t>
+      </w:r>
+      <w:r>
+        <w:rPr>
+          <w:rStyle w:val="NormalTok"/>
+        </w:rPr>
+        <w:t xml:space="preserve"> </w:t>
+      </w:r>
+      <w:r>
+        <w:rPr>
+          <w:rStyle w:val="KeywordTok"/>
+        </w:rPr>
+        <w:t xml:space="preserve">null</w:t>
+      </w:r>
+      <w:r>
+        <w:br/>
+      </w:r>
+      <w:r>
+        <w:rPr>
+          <w:rStyle w:val="NormalTok"/>
+        </w:rPr>
+        <w:t xml:space="preserve">  </w:t>
+      </w:r>
+      <w:r>
+        <w:rPr>
+          <w:rStyle w:val="FunctionTok"/>
+        </w:rPr>
+        <w:t xml:space="preserve">}</w:t>
+      </w:r>
+      <w:r>
+        <w:br/>
+      </w:r>
+      <w:r>
+        <w:rPr>
+          <w:rStyle w:val="FunctionTok"/>
+        </w:rPr>
+        <w:t xml:space="preserve">}</w:t>
+      </w:r>
+    </w:p>
+    <w:bookmarkEnd w:id="54"/>
+    <w:bookmarkEnd w:id="55"/>
+    <w:bookmarkStart w:id="56" w:name="Xc9805ae52aa5b66e7adeba36ed4d2fd7bc52aec"/>
+    <w:p>
+      <w:pPr>
+        <w:pStyle w:val="Heading3"/>
+      </w:pPr>
+      <w:r>
+        <w:t xml:space="preserve">12.5 Y3 §2.1 follow-up — cost-per-litre on the report</w:t>
+      </w:r>
+    </w:p>
+    <w:p>
+      <w:pPr>
+        <w:pStyle w:val="FirstParagraph"/>
+      </w:pPr>
+      <w:r>
+        <w:t xml:space="preserve">This is the consumer of</w:t>
+      </w:r>
+      <w:r>
+        <w:t xml:space="preserve"> </w:t>
+      </w:r>
+      <w:r>
+        <w:rPr>
+          <w:rStyle w:val="VerbatimChar"/>
+        </w:rPr>
+        <w:t xml:space="preserve">milk_price</w:t>
+      </w:r>
+      <w:r>
+        <w:t xml:space="preserve">. Currently blocked: the</w:t>
+      </w:r>
+      <w:r>
+        <w:t xml:space="preserve"> </w:t>
+      </w:r>
+      <w:r>
+        <w:t xml:space="preserve">recommendation response doesn’t carry a margin / cost-per-litre</w:t>
+      </w:r>
+      <w:r>
+        <w:t xml:space="preserve"> </w:t>
+      </w:r>
+      <w:r>
+        <w:t xml:space="preserve">field. Two ways to ship it:</w:t>
+      </w:r>
+    </w:p>
+    <w:p>
+      <w:pPr>
+        <w:pStyle w:val="BodyText"/>
+      </w:pPr>
+      <w:r>
+        <w:rPr>
+          <w:b/>
+          <w:bCs/>
+        </w:rPr>
+        <w:t xml:space="preserve">Option A — backend computes (preferred):</w:t>
+      </w:r>
+      <w:r>
+        <w:t xml:space="preserve"> </w:t>
+      </w:r>
+      <w:r>
+        <w:t xml:space="preserve">Add a</w:t>
+      </w:r>
+      <w:r>
+        <w:t xml:space="preserve"> </w:t>
+      </w:r>
+      <w:r>
+        <w:rPr>
+          <w:rStyle w:val="VerbatimChar"/>
+        </w:rPr>
+        <w:t xml:space="preserve">milk_cost_margin</w:t>
+      </w:r>
+      <w:r>
+        <w:t xml:space="preserve"> </w:t>
+      </w:r>
+      <w:r>
+        <w:t xml:space="preserve">block to the recommendation/evaluation</w:t>
+      </w:r>
+      <w:r>
+        <w:t xml:space="preserve"> </w:t>
+      </w:r>
+      <w:r>
+        <w:t xml:space="preserve">response:</w:t>
+      </w:r>
+    </w:p>
+    <w:p>
+      <w:pPr>
+        <w:pStyle w:val="SourceCode"/>
+      </w:pPr>
+      <w:r>
+        <w:rPr>
+          <w:rStyle w:val="KeywordTok"/>
+        </w:rPr>
+        <w:t xml:space="preserve">class</w:t>
+      </w:r>
+      <w:r>
+        <w:rPr>
+          <w:rStyle w:val="NormalTok"/>
+        </w:rPr>
+        <w:t xml:space="preserve"> MilkCostMargin(BaseModel):</w:t>
+      </w:r>
+      <w:r>
+        <w:br/>
+      </w:r>
+      <w:r>
+        <w:rPr>
+          <w:rStyle w:val="NormalTok"/>
+        </w:rPr>
+        <w:t xml:space="preserve">    milk_price_per_litre: </w:t>
+      </w:r>
+      <w:r>
+        <w:rPr>
+          <w:rStyle w:val="BuiltInTok"/>
+        </w:rPr>
+        <w:t xml:space="preserve">float</w:t>
+      </w:r>
+      <w:r>
+        <w:rPr>
+          <w:rStyle w:val="NormalTok"/>
+        </w:rPr>
+        <w:t xml:space="preserve"> </w:t>
+      </w:r>
+      <w:r>
+        <w:rPr>
+          <w:rStyle w:val="OperatorTok"/>
+        </w:rPr>
+        <w:t xml:space="preserve">|</w:t>
+      </w:r>
+      <w:r>
+        <w:rPr>
+          <w:rStyle w:val="NormalTok"/>
+        </w:rPr>
+        <w:t xml:space="preserve"> </w:t>
+      </w:r>
+      <w:r>
+        <w:rPr>
+          <w:rStyle w:val="VariableTok"/>
+        </w:rPr>
+        <w:t xml:space="preserve">None</w:t>
+      </w:r>
+      <w:r>
+        <w:br/>
+      </w:r>
+      <w:r>
+        <w:rPr>
+          <w:rStyle w:val="NormalTok"/>
+        </w:rPr>
+        <w:t xml:space="preserve">    total_diet_cost_as_fed: </w:t>
+      </w:r>
+      <w:r>
+        <w:rPr>
+          <w:rStyle w:val="BuiltInTok"/>
+        </w:rPr>
+        <w:t xml:space="preserve">float</w:t>
+      </w:r>
+      <w:r>
+        <w:br/>
+      </w:r>
+      <w:r>
+        <w:rPr>
+          <w:rStyle w:val="NormalTok"/>
+        </w:rPr>
+        <w:t xml:space="preserve">    daily_milk_production_l: </w:t>
+      </w:r>
+      <w:r>
+        <w:rPr>
+          <w:rStyle w:val="BuiltInTok"/>
+        </w:rPr>
+        <w:t xml:space="preserve">float</w:t>
+      </w:r>
+      <w:r>
+        <w:br/>
+      </w:r>
+      <w:r>
+        <w:rPr>
+          <w:rStyle w:val="NormalTok"/>
+        </w:rPr>
+        <w:t xml:space="preserve">    cost_per_litre: </w:t>
+      </w:r>
+      <w:r>
+        <w:rPr>
+          <w:rStyle w:val="BuiltInTok"/>
+        </w:rPr>
+        <w:t xml:space="preserve">float</w:t>
+      </w:r>
+      <w:r>
+        <w:rPr>
+          <w:rStyle w:val="NormalTok"/>
+        </w:rPr>
+        <w:t xml:space="preserve"> </w:t>
+      </w:r>
+      <w:r>
+        <w:rPr>
+          <w:rStyle w:val="OperatorTok"/>
+        </w:rPr>
+        <w:t xml:space="preserve">|</w:t>
+      </w:r>
+      <w:r>
+        <w:rPr>
+          <w:rStyle w:val="NormalTok"/>
+        </w:rPr>
+        <w:t xml:space="preserve"> </w:t>
+      </w:r>
+      <w:r>
+        <w:rPr>
+          <w:rStyle w:val="VariableTok"/>
+        </w:rPr>
+        <w:t xml:space="preserve">None</w:t>
+      </w:r>
+      <w:r>
+        <w:rPr>
+          <w:rStyle w:val="NormalTok"/>
+        </w:rPr>
+        <w:t xml:space="preserve">      </w:t>
+      </w:r>
+      <w:r>
+        <w:rPr>
+          <w:rStyle w:val="CommentTok"/>
+        </w:rPr>
+        <w:t xml:space="preserve"># daily_diet_cost / daily_milk_l</w:t>
+      </w:r>
+      <w:r>
+        <w:br/>
+      </w:r>
+      <w:r>
+        <w:rPr>
+          <w:rStyle w:val="NormalTok"/>
+        </w:rPr>
+        <w:t xml:space="preserve">    margin_per_litre: </w:t>
+      </w:r>
+      <w:r>
+        <w:rPr>
+          <w:rStyle w:val="BuiltInTok"/>
+        </w:rPr>
+        <w:t xml:space="preserve">float</w:t>
+      </w:r>
+      <w:r>
+        <w:rPr>
+          <w:rStyle w:val="NormalTok"/>
+        </w:rPr>
+        <w:t xml:space="preserve"> </w:t>
+      </w:r>
+      <w:r>
+        <w:rPr>
+          <w:rStyle w:val="OperatorTok"/>
+        </w:rPr>
+        <w:t xml:space="preserve">|</w:t>
+      </w:r>
+      <w:r>
+        <w:rPr>
+          <w:rStyle w:val="NormalTok"/>
+        </w:rPr>
+        <w:t xml:space="preserve"> </w:t>
+      </w:r>
+      <w:r>
+        <w:rPr>
+          <w:rStyle w:val="VariableTok"/>
+        </w:rPr>
+        <w:t xml:space="preserve">None</w:t>
+      </w:r>
+      <w:r>
+        <w:rPr>
+          <w:rStyle w:val="NormalTok"/>
+        </w:rPr>
+        <w:t xml:space="preserve">    </w:t>
+      </w:r>
+      <w:r>
+        <w:rPr>
+          <w:rStyle w:val="CommentTok"/>
+        </w:rPr>
+        <w:t xml:space="preserve"># milk_price - cost_per_litre</w:t>
+      </w:r>
+      <w:r>
+        <w:br/>
+      </w:r>
+      <w:r>
+        <w:rPr>
+          <w:rStyle w:val="NormalTok"/>
+        </w:rPr>
+        <w:t xml:space="preserve">    currency: </w:t>
+      </w:r>
+      <w:r>
+        <w:rPr>
+          <w:rStyle w:val="BuiltInTok"/>
+        </w:rPr>
+        <w:t xml:space="preserve">str</w:t>
+      </w:r>
+    </w:p>
+    <w:p>
+      <w:pPr>
+        <w:pStyle w:val="FirstParagraph"/>
+      </w:pPr>
+      <w:r>
+        <w:t xml:space="preserve">Send</w:t>
+      </w:r>
+      <w:r>
+        <w:t xml:space="preserve"> </w:t>
+      </w:r>
+      <w:r>
+        <w:rPr>
+          <w:rStyle w:val="VerbatimChar"/>
+        </w:rPr>
+        <w:t xml:space="preserve">null</w:t>
+      </w:r>
+      <w:r>
+        <w:t xml:space="preserve"> </w:t>
+      </w:r>
+      <w:r>
+        <w:t xml:space="preserve">for the derived fields when</w:t>
+      </w:r>
+      <w:r>
+        <w:t xml:space="preserve"> </w:t>
+      </w:r>
+      <w:r>
+        <w:rPr>
+          <w:rStyle w:val="VerbatimChar"/>
+        </w:rPr>
+        <w:t xml:space="preserve">milk_price</w:t>
+      </w:r>
+      <w:r>
+        <w:t xml:space="preserve"> </w:t>
+      </w:r>
+      <w:r>
+        <w:t xml:space="preserve">is missing.</w:t>
+      </w:r>
+    </w:p>
+    <w:p>
+      <w:pPr>
+        <w:pStyle w:val="BodyText"/>
+      </w:pPr>
+      <w:r>
+        <w:rPr>
+          <w:b/>
+          <w:bCs/>
+        </w:rPr>
+        <w:t xml:space="preserve">Option B — frontend computes:</w:t>
+      </w:r>
+      <w:r>
+        <w:t xml:space="preserve"> </w:t>
+      </w:r>
+      <w:r>
+        <w:t xml:space="preserve">Frontend reads</w:t>
+      </w:r>
+      <w:r>
+        <w:t xml:space="preserve"> </w:t>
+      </w:r>
+      <w:r>
+        <w:rPr>
+          <w:rStyle w:val="VerbatimChar"/>
+        </w:rPr>
+        <w:t xml:space="preserve">report.solution_summary.total_diet_cost_as_fed</w:t>
+      </w:r>
+      <w:r>
+        <w:t xml:space="preserve"> </w:t>
+      </w:r>
+      <w:r>
+        <w:t xml:space="preserve">and</w:t>
+      </w:r>
+      <w:r>
+        <w:t xml:space="preserve"> </w:t>
+      </w:r>
+      <w:r>
+        <w:rPr>
+          <w:rStyle w:val="VerbatimChar"/>
+        </w:rPr>
+        <w:t xml:space="preserve">cattle_info.milk_production</w:t>
+      </w:r>
+      <w:r>
+        <w:t xml:space="preserve"> </w:t>
+      </w:r>
+      <w:r>
+        <w:t xml:space="preserve">from the recommendation response and</w:t>
+      </w:r>
+      <w:r>
+        <w:t xml:space="preserve"> </w:t>
+      </w:r>
+      <w:r>
+        <w:t xml:space="preserve">divides client-side. No backend change. Less precise (doesn’t see</w:t>
+      </w:r>
+      <w:r>
+        <w:t xml:space="preserve"> </w:t>
+      </w:r>
+      <w:r>
+        <w:t xml:space="preserve">DMI conversions) but unblocks the UI immediately.</w:t>
+      </w:r>
+    </w:p>
+    <w:p>
+      <w:pPr>
+        <w:pStyle w:val="BodyText"/>
+      </w:pPr>
+      <w:r>
+        <w:t xml:space="preserve">Recommendation: ship</w:t>
+      </w:r>
+      <w:r>
+        <w:t xml:space="preserve"> </w:t>
+      </w:r>
+      <w:r>
+        <w:rPr>
+          <w:b/>
+          <w:bCs/>
+        </w:rPr>
+        <w:t xml:space="preserve">Option A</w:t>
+      </w:r>
+      <w:r>
+        <w:t xml:space="preserve"> </w:t>
+      </w:r>
+      <w:r>
+        <w:t xml:space="preserve">when you can; frontend will use</w:t>
+      </w:r>
+      <w:r>
+        <w:t xml:space="preserve"> </w:t>
+      </w:r>
+      <w:r>
+        <w:t xml:space="preserve">Option B as a fallback if the new field is absent.</w:t>
+      </w:r>
+    </w:p>
+    <w:bookmarkEnd w:id="56"/>
+    <w:bookmarkStart w:id="57" w:name="acceptance-criteria-when-both-ends-ship"/>
+    <w:p>
+      <w:pPr>
+        <w:pStyle w:val="Heading3"/>
+      </w:pPr>
+      <w:r>
+        <w:t xml:space="preserve">12.6 Acceptance criteria (when both ends ship)</w:t>
+      </w:r>
+    </w:p>
+    <w:p>
+      <w:pPr>
+        <w:pStyle w:val="Compact"/>
+        <w:numPr>
+          <w:ilvl w:val="0"/>
+          <w:numId w:val="1024"/>
+        </w:numPr>
+      </w:pPr>
+      <w:r>
+        <w:t xml:space="preserve">Lactating animal + milk_price entered → payload carries</w:t>
+      </w:r>
+      <w:r>
+        <w:t xml:space="preserve"> </w:t>
+      </w:r>
+      <w:r>
+        <w:rPr>
+          <w:rStyle w:val="VerbatimChar"/>
+        </w:rPr>
+        <w:t xml:space="preserve">cattle_info.milk_price</w:t>
+      </w:r>
+      <w:r>
+        <w:t xml:space="preserve"> </w:t>
+      </w:r>
+      <w:r>
+        <w:t xml:space="preserve">as a number; no 422 from backend.</w:t>
+      </w:r>
+    </w:p>
+    <w:p>
+      <w:pPr>
+        <w:pStyle w:val="Compact"/>
+        <w:numPr>
+          <w:ilvl w:val="0"/>
+          <w:numId w:val="1024"/>
+        </w:numPr>
+      </w:pPr>
+      <w:r>
+        <w:t xml:space="preserve">Lactating + milk_price blank → payload sends</w:t>
+      </w:r>
+      <w:r>
+        <w:t xml:space="preserve"> </w:t>
+      </w:r>
+      <w:r>
+        <w:rPr>
+          <w:rStyle w:val="VerbatimChar"/>
+        </w:rPr>
+        <w:t xml:space="preserve">null</w:t>
+      </w:r>
+      <w:r>
+        <w:t xml:space="preserve">; backend</w:t>
+      </w:r>
+      <w:r>
+        <w:t xml:space="preserve"> </w:t>
+      </w:r>
+      <w:r>
+        <w:t xml:space="preserve">accepts; response’s milk-cost margin section shows</w:t>
+      </w:r>
+      <w:r>
+        <w:t xml:space="preserve"> </w:t>
+      </w:r>
+      <w:r>
+        <w:rPr>
+          <w:rStyle w:val="VerbatimChar"/>
+        </w:rPr>
+        <w:t xml:space="preserve">cost_per_litre</w:t>
+      </w:r>
+      <w:r>
+        <w:t xml:space="preserve"> </w:t>
+      </w:r>
+      <w:r>
+        <w:t xml:space="preserve">but</w:t>
+      </w:r>
+      <w:r>
+        <w:t xml:space="preserve"> </w:t>
+      </w:r>
+      <w:r>
+        <w:rPr>
+          <w:rStyle w:val="VerbatimChar"/>
+        </w:rPr>
+        <w:t xml:space="preserve">margin_per_litre</w:t>
+      </w:r>
+      <w:r>
+        <w:t xml:space="preserve"> </w:t>
+      </w:r>
+      <w:r>
+        <w:t xml:space="preserve">= null.</w:t>
+      </w:r>
+    </w:p>
+    <w:p>
+      <w:pPr>
+        <w:pStyle w:val="Compact"/>
+        <w:numPr>
+          <w:ilvl w:val="0"/>
+          <w:numId w:val="1024"/>
+        </w:numPr>
+      </w:pPr>
+      <w:r>
+        <w:t xml:space="preserve">Non-lactating → frontend hides the field; payload sends</w:t>
+      </w:r>
+      <w:r>
+        <w:t xml:space="preserve"> </w:t>
+      </w:r>
+      <w:r>
+        <w:rPr>
+          <w:rStyle w:val="VerbatimChar"/>
+        </w:rPr>
+        <w:t xml:space="preserve">milk_price: null</w:t>
+      </w:r>
+      <w:r>
+        <w:t xml:space="preserve">; response’s milk-cost margin section is</w:t>
+      </w:r>
+      <w:r>
+        <w:t xml:space="preserve"> </w:t>
+      </w:r>
+      <w:r>
+        <w:t xml:space="preserve">suppressed entirely on the UI.</w:t>
+      </w:r>
+    </w:p>
+    <w:p>
+      <w:pPr>
+        <w:pStyle w:val="Compact"/>
+        <w:numPr>
+          <w:ilvl w:val="0"/>
+          <w:numId w:val="1024"/>
+        </w:numPr>
+      </w:pPr>
+      <w:r>
+        <w:t xml:space="preserve">Restoring an older simulation that pre-dates this field → frontend</w:t>
+      </w:r>
+      <w:r>
+        <w:t xml:space="preserve"> </w:t>
+      </w:r>
+      <w:r>
+        <w:t xml:space="preserve">hydrates</w:t>
+      </w:r>
+      <w:r>
+        <w:t xml:space="preserve"> </w:t>
+      </w:r>
+      <w:r>
+        <w:rPr>
+          <w:rStyle w:val="VerbatimChar"/>
+        </w:rPr>
+        <w:t xml:space="preserve">milk_price</w:t>
+      </w:r>
+      <w:r>
+        <w:t xml:space="preserve"> </w:t>
+      </w:r>
+      <w:r>
+        <w:t xml:space="preserve">from null without error.</w:t>
+      </w:r>
+    </w:p>
+    <w:p>
+      <w:pPr>
+        <w:pStyle w:val="Compact"/>
+        <w:numPr>
+          <w:ilvl w:val="0"/>
+          <w:numId w:val="1024"/>
+        </w:numPr>
+      </w:pPr>
+      <w:r>
+        <w:t xml:space="preserve">Restoring a simulation with milk_price = 12500 → form pre-fills,</w:t>
+      </w:r>
+      <w:r>
+        <w:t xml:space="preserve"> </w:t>
+      </w:r>
+      <w:r>
+        <w:t xml:space="preserve">margin card renders correctly.</w:t>
+      </w:r>
+    </w:p>
+    <w:bookmarkEnd w:id="57"/>
+    <w:bookmarkEnd w:id="58"/>
+    <w:bookmarkEnd w:id="59"/>
     <w:sectPr>
       <w:footnotePr>
         <w:numRestart w:val="eachSect"/>
@@ -9374,6 +12568,36 @@
   </w:num>
   <w:num w:numId="1023">
     <w:abstractNumId w:val="991"/>
+  </w:num>
+  <w:num w:numId="1024">
+    <w:abstractNumId w:val="99411"/>
+    <w:lvlOverride w:ilvl="0">
+      <w:startOverride w:val="1"/>
+    </w:lvlOverride>
+    <w:lvlOverride w:ilvl="1">
+      <w:startOverride w:val="1"/>
+    </w:lvlOverride>
+    <w:lvlOverride w:ilvl="2">
+      <w:startOverride w:val="1"/>
+    </w:lvlOverride>
+    <w:lvlOverride w:ilvl="3">
+      <w:startOverride w:val="1"/>
+    </w:lvlOverride>
+    <w:lvlOverride w:ilvl="4">
+      <w:startOverride w:val="1"/>
+    </w:lvlOverride>
+    <w:lvlOverride w:ilvl="5">
+      <w:startOverride w:val="1"/>
+    </w:lvlOverride>
+    <w:lvlOverride w:ilvl="6">
+      <w:startOverride w:val="1"/>
+    </w:lvlOverride>
+    <w:lvlOverride w:ilvl="7">
+      <w:startOverride w:val="1"/>
+    </w:lvlOverride>
+    <w:lvlOverride w:ilvl="8">
+      <w:startOverride w:val="1"/>
+    </w:lvlOverride>
   </w:num>
 </w:numbering>
 </file>

--- a/frontend/docs/Search_Implmentation.docx
+++ b/frontend/docs/Search_Implmentation.docx
@@ -2,7 +2,7 @@
 <file path=word/document.xml><?xml version="1.0" encoding="utf-8"?>
 <w:document xmlns:w="http://schemas.openxmlformats.org/wordprocessingml/2006/main" xmlns:m="http://schemas.openxmlformats.org/officeDocument/2006/math" xmlns:r="http://schemas.openxmlformats.org/officeDocument/2006/relationships" xmlns:o="urn:schemas-microsoft-com:office:office" xmlns:v="urn:schemas-microsoft-com:vml" xmlns:w10="urn:schemas-microsoft-com:office:word" xmlns:a="http://schemas.openxmlformats.org/drawingml/2006/main" xmlns:pic="http://schemas.openxmlformats.org/drawingml/2006/picture" xmlns:wp="http://schemas.openxmlformats.org/drawingml/2006/wordprocessingDrawing">
   <w:body>
-    <w:bookmarkStart w:id="59" w:name="X7e2a5c88f230d54196d359e050e309060b2c887"/>
+    <w:bookmarkStart w:id="71" w:name="X7e2a5c88f230d54196d359e050e309060b2c887"/>
     <w:p>
       <w:pPr>
         <w:pStyle w:val="Heading1"/>
@@ -11953,9 +11953,3285 @@
         <w:t xml:space="preserve">margin card renders correctly.</w:t>
       </w:r>
     </w:p>
+    <w:p>
+      <w:r>
+        <w:pict>
+          <v:rect style="width:0;height:1.5pt" o:hralign="center" o:hrstd="t" o:hr="t"/>
+        </w:pict>
+      </w:r>
+    </w:p>
     <w:bookmarkEnd w:id="57"/>
     <w:bookmarkEnd w:id="58"/>
+    <w:bookmarkStart w:id="63" w:name="y3-2.2-forage-concentrate-ratio-as-fed"/>
+    <w:p>
+      <w:pPr>
+        <w:pStyle w:val="Heading2"/>
+      </w:pPr>
+      <w:r>
+        <w:t xml:space="preserve">13. Y3 §2.2 — Forage : Concentrate ratio (as-fed)</w:t>
+      </w:r>
+    </w:p>
+    <w:p>
+      <w:pPr>
+        <w:pStyle w:val="FirstParagraph"/>
+      </w:pPr>
+      <w:r>
+        <w:t xml:space="preserve">The report summary shows a Forage:Concentrate ratio tile on a fresh</w:t>
+      </w:r>
+      <w:r>
+        <w:t xml:space="preserve"> </w:t>
+      </w:r>
+      <w:r>
+        <w:t xml:space="preserve">matter (as-fed) basis, just under the Milk Cost Margin card.</w:t>
+      </w:r>
+    </w:p>
+    <w:bookmarkStart w:id="59" w:name="Xc877ce31ea948c7d526a1394c6be4079e215dd4"/>
+    <w:p>
+      <w:pPr>
+        <w:pStyle w:val="Heading3"/>
+      </w:pPr>
+      <w:r>
+        <w:t xml:space="preserve">13.1 Frontend status — shipped (client-side compute)</w:t>
+      </w:r>
+    </w:p>
+    <w:p>
+      <w:pPr>
+        <w:pStyle w:val="FirstParagraph"/>
+      </w:pPr>
+      <w:r>
+        <w:t xml:space="preserve">The tile is implemented entirely client-side from existing response</w:t>
+      </w:r>
+      <w:r>
+        <w:t xml:space="preserve"> </w:t>
+      </w:r>
+      <w:r>
+        <w:t xml:space="preserve">fields. No backend change required to ship the card.</w:t>
+      </w:r>
+    </w:p>
+    <w:tbl>
+      <w:tblPr>
+        <w:tblStyle w:val="Table"/>
+        <w:tblW w:type="pct" w:w="5000"/>
+        <w:tblLayout w:type="fixed"/>
+        <w:tblLook w:firstRow="1" w:lastRow="0" w:firstColumn="0" w:lastColumn="0" w:noHBand="0" w:noVBand="0" w:val="0020"/>
+      </w:tblPr>
+      <w:tblGrid>
+        <w:gridCol w:w="2640"/>
+        <w:gridCol w:w="2640"/>
+        <w:gridCol w:w="2640"/>
+      </w:tblGrid>
+      <w:tr>
+        <w:trPr>
+          <w:tblHeader w:val="on"/>
+        </w:trPr>
+        <w:tc>
+          <w:tcPr/>
+          <w:p>
+            <w:pPr>
+              <w:pStyle w:val="Compact"/>
+            </w:pPr>
+            <w:r>
+              <w:t xml:space="preserve">Mode</w:t>
+            </w:r>
+          </w:p>
+        </w:tc>
+        <w:tc>
+          <w:tcPr/>
+          <w:p>
+            <w:pPr>
+              <w:pStyle w:val="Compact"/>
+            </w:pPr>
+            <w:r>
+              <w:t xml:space="preserve">Data source</w:t>
+            </w:r>
+          </w:p>
+        </w:tc>
+        <w:tc>
+          <w:tcPr/>
+          <w:p>
+            <w:pPr>
+              <w:pStyle w:val="Compact"/>
+            </w:pPr>
+            <w:r>
+              <w:t xml:space="preserve">Per-row fields used</w:t>
+            </w:r>
+          </w:p>
+        </w:tc>
+      </w:tr>
+      <w:tr>
+        <w:tc>
+          <w:tcPr/>
+          <w:p>
+            <w:pPr>
+              <w:pStyle w:val="Compact"/>
+            </w:pPr>
+            <w:r>
+              <w:t xml:space="preserve">Evaluation</w:t>
+            </w:r>
+          </w:p>
+        </w:tc>
+        <w:tc>
+          <w:tcPr/>
+          <w:p>
+            <w:pPr>
+              <w:pStyle w:val="Compact"/>
+            </w:pPr>
+            <w:r>
+              <w:rPr>
+                <w:rStyle w:val="VerbatimChar"/>
+              </w:rPr>
+              <w:t xml:space="preserve">evalReport.feed_breakdown[]</w:t>
+            </w:r>
+          </w:p>
+        </w:tc>
+        <w:tc>
+          <w:tcPr/>
+          <w:p>
+            <w:pPr>
+              <w:pStyle w:val="Compact"/>
+            </w:pPr>
+            <w:r>
+              <w:rPr>
+                <w:rStyle w:val="VerbatimChar"/>
+              </w:rPr>
+              <w:t xml:space="preserve">feed_type</w:t>
+            </w:r>
+            <w:r>
+              <w:t xml:space="preserve">,</w:t>
+            </w:r>
+            <w:r>
+              <w:t xml:space="preserve"> </w:t>
+            </w:r>
+            <w:r>
+              <w:rPr>
+                <w:rStyle w:val="VerbatimChar"/>
+              </w:rPr>
+              <w:t xml:space="preserve">quantity_as_fed_kg_per_day</w:t>
+            </w:r>
+          </w:p>
+        </w:tc>
+      </w:tr>
+      <w:tr>
+        <w:tc>
+          <w:tcPr/>
+          <w:p>
+            <w:pPr>
+              <w:pStyle w:val="Compact"/>
+            </w:pPr>
+            <w:r>
+              <w:t xml:space="preserve">Recommendation</w:t>
+            </w:r>
+          </w:p>
+        </w:tc>
+        <w:tc>
+          <w:tcPr/>
+          <w:p>
+            <w:pPr>
+              <w:pStyle w:val="Compact"/>
+            </w:pPr>
+            <w:r>
+              <w:rPr>
+                <w:rStyle w:val="VerbatimChar"/>
+              </w:rPr>
+              <w:t xml:space="preserve">recReport.least_cost_diet[]</w:t>
+            </w:r>
+          </w:p>
+        </w:tc>
+        <w:tc>
+          <w:tcPr/>
+          <w:p>
+            <w:pPr>
+              <w:pStyle w:val="Compact"/>
+            </w:pPr>
+            <w:r>
+              <w:rPr>
+                <w:rStyle w:val="VerbatimChar"/>
+              </w:rPr>
+              <w:t xml:space="preserve">feed_name</w:t>
+            </w:r>
+            <w:r>
+              <w:t xml:space="preserve">,</w:t>
+            </w:r>
+            <w:r>
+              <w:t xml:space="preserve"> </w:t>
+            </w:r>
+            <w:r>
+              <w:rPr>
+                <w:rStyle w:val="VerbatimChar"/>
+              </w:rPr>
+              <w:t xml:space="preserve">quantity_kg_per_day</w:t>
+            </w:r>
+            <w:r>
+              <w:t xml:space="preserve"> </w:t>
+            </w:r>
+            <w:r>
+              <w:t xml:space="preserve">+ cross-ref against the store’s</w:t>
+            </w:r>
+            <w:r>
+              <w:t xml:space="preserve"> </w:t>
+            </w:r>
+            <w:r>
+              <w:rPr>
+                <w:rStyle w:val="VerbatimChar"/>
+              </w:rPr>
+              <w:t xml:space="preserve">feedSelections</w:t>
+            </w:r>
+            <w:r>
+              <w:t xml:space="preserve"> </w:t>
+            </w:r>
+            <w:r>
+              <w:t xml:space="preserve">by name to recover</w:t>
+            </w:r>
+            <w:r>
+              <w:t xml:space="preserve"> </w:t>
+            </w:r>
+            <w:r>
+              <w:rPr>
+                <w:rStyle w:val="VerbatimChar"/>
+              </w:rPr>
+              <w:t xml:space="preserve">feed_type</w:t>
+            </w:r>
+          </w:p>
+        </w:tc>
+      </w:tr>
+    </w:tbl>
+    <w:p>
+      <w:pPr>
+        <w:pStyle w:val="BodyText"/>
+      </w:pPr>
+      <w:r>
+        <w:t xml:space="preserve">Classification rule:</w:t>
+      </w:r>
+      <w:r>
+        <w:t xml:space="preserve"> </w:t>
+      </w:r>
+      <w:r>
+        <w:t xml:space="preserve">-</w:t>
+      </w:r>
+      <w:r>
+        <w:t xml:space="preserve"> </w:t>
+      </w:r>
+      <w:r>
+        <w:rPr>
+          <w:rStyle w:val="VerbatimChar"/>
+        </w:rPr>
+        <w:t xml:space="preserve">feed_type ∈ {"Forage", "Roughage"}</w:t>
+      </w:r>
+      <w:r>
+        <w:t xml:space="preserve"> </w:t>
+      </w:r>
+      <w:r>
+        <w:t xml:space="preserve">(case-insensitive) → Forage bucket</w:t>
+      </w:r>
+      <w:r>
+        <w:t xml:space="preserve"> </w:t>
+      </w:r>
+      <w:r>
+        <w:t xml:space="preserve">- Everything else with a known</w:t>
+      </w:r>
+      <w:r>
+        <w:t xml:space="preserve"> </w:t>
+      </w:r>
+      <w:r>
+        <w:rPr>
+          <w:rStyle w:val="VerbatimChar"/>
+        </w:rPr>
+        <w:t xml:space="preserve">feed_type</w:t>
+      </w:r>
+      <w:r>
+        <w:t xml:space="preserve"> </w:t>
+      </w:r>
+      <w:r>
+        <w:t xml:space="preserve">→ Concentrate</w:t>
+      </w:r>
+      <w:r>
+        <w:t xml:space="preserve"> </w:t>
+      </w:r>
+      <w:r>
+        <w:t xml:space="preserve">- Unclassified (recommendation rows where cross-ref failed) → Other</w:t>
+      </w:r>
+    </w:p>
+    <w:p>
+      <w:pPr>
+        <w:pStyle w:val="BodyText"/>
+      </w:pPr>
+      <w:r>
+        <w:t xml:space="preserve">Hidden when total as-fed = 0 or no diet rows parse.</w:t>
+      </w:r>
+    </w:p>
     <w:bookmarkEnd w:id="59"/>
+    <w:bookmarkStart w:id="60" w:name="X912f204a35575ac8c15573bd4ed782764cb1b4f"/>
+    <w:p>
+      <w:pPr>
+        <w:pStyle w:val="Heading3"/>
+      </w:pPr>
+      <w:r>
+        <w:t xml:space="preserve">13.2 Optional backend improvement —</w:t>
+      </w:r>
+      <w:r>
+        <w:t xml:space="preserve"> </w:t>
+      </w:r>
+      <w:r>
+        <w:rPr>
+          <w:rStyle w:val="VerbatimChar"/>
+        </w:rPr>
+        <w:t xml:space="preserve">least_cost_diet[].feed_type</w:t>
+      </w:r>
+    </w:p>
+    <w:p>
+      <w:pPr>
+        <w:pStyle w:val="FirstParagraph"/>
+      </w:pPr>
+      <w:r>
+        <w:t xml:space="preserve">The cross-reference in recommendation mode is fragile — if a feed</w:t>
+      </w:r>
+      <w:r>
+        <w:t xml:space="preserve"> </w:t>
+      </w:r>
+      <w:r>
+        <w:t xml:space="preserve">name returned in</w:t>
+      </w:r>
+      <w:r>
+        <w:t xml:space="preserve"> </w:t>
+      </w:r>
+      <w:r>
+        <w:rPr>
+          <w:rStyle w:val="VerbatimChar"/>
+        </w:rPr>
+        <w:t xml:space="preserve">least_cost_diet[]</w:t>
+      </w:r>
+      <w:r>
+        <w:t xml:space="preserve"> </w:t>
+      </w:r>
+      <w:r>
+        <w:t xml:space="preserve">doesn’t match exactly what the</w:t>
+      </w:r>
+      <w:r>
+        <w:t xml:space="preserve"> </w:t>
+      </w:r>
+      <w:r>
+        <w:t xml:space="preserve">user saw in the Feed dropdown, the line falls into the</w:t>
+      </w:r>
+      <w:r>
+        <w:t xml:space="preserve"> </w:t>
+      </w:r>
+      <w:r>
+        <w:t xml:space="preserve">“Other”</w:t>
+      </w:r>
+      <w:r>
+        <w:t xml:space="preserve"> </w:t>
+      </w:r>
+      <w:r>
+        <w:t xml:space="preserve">bucket and the percentages drift.</w:t>
+      </w:r>
+    </w:p>
+    <w:p>
+      <w:pPr>
+        <w:pStyle w:val="BodyText"/>
+      </w:pPr>
+      <w:r>
+        <w:rPr>
+          <w:b/>
+          <w:bCs/>
+        </w:rPr>
+        <w:t xml:space="preserve">Ask:</w:t>
+      </w:r>
+      <w:r>
+        <w:t xml:space="preserve"> </w:t>
+      </w:r>
+      <w:r>
+        <w:t xml:space="preserve">add</w:t>
+      </w:r>
+      <w:r>
+        <w:t xml:space="preserve"> </w:t>
+      </w:r>
+      <w:r>
+        <w:rPr>
+          <w:rStyle w:val="VerbatimChar"/>
+        </w:rPr>
+        <w:t xml:space="preserve">feed_type</w:t>
+      </w:r>
+      <w:r>
+        <w:t xml:space="preserve"> </w:t>
+      </w:r>
+      <w:r>
+        <w:t xml:space="preserve">(string) to each item in</w:t>
+      </w:r>
+      <w:r>
+        <w:t xml:space="preserve"> </w:t>
+      </w:r>
+      <w:r>
+        <w:rPr>
+          <w:rStyle w:val="VerbatimChar"/>
+        </w:rPr>
+        <w:t xml:space="preserve">least_cost_diet[]</w:t>
+      </w:r>
+      <w:r>
+        <w:t xml:space="preserve"> </w:t>
+      </w:r>
+      <w:r>
+        <w:t xml:space="preserve">on the diet-recommendation response. Same string the search /</w:t>
+      </w:r>
+      <w:r>
+        <w:t xml:space="preserve"> </w:t>
+      </w:r>
+      <w:r>
+        <w:t xml:space="preserve">unique-feed-type endpoints already use (</w:t>
+      </w:r>
+      <w:r>
+        <w:rPr>
+          <w:rStyle w:val="VerbatimChar"/>
+        </w:rPr>
+        <w:t xml:space="preserve">"Forage"</w:t>
+      </w:r>
+      <w:r>
+        <w:t xml:space="preserve"> </w:t>
+      </w:r>
+      <w:r>
+        <w:t xml:space="preserve">/</w:t>
+      </w:r>
+      <w:r>
+        <w:t xml:space="preserve"> </w:t>
+      </w:r>
+      <w:r>
+        <w:rPr>
+          <w:rStyle w:val="VerbatimChar"/>
+        </w:rPr>
+        <w:t xml:space="preserve">"Concentrate"</w:t>
+      </w:r>
+      <w:r>
+        <w:t xml:space="preserve"> </w:t>
+      </w:r>
+      <w:r>
+        <w:t xml:space="preserve">/ etc.).</w:t>
+      </w:r>
+    </w:p>
+    <w:p>
+      <w:pPr>
+        <w:pStyle w:val="SourceCode"/>
+      </w:pPr>
+      <w:r>
+        <w:rPr>
+          <w:rStyle w:val="KeywordTok"/>
+        </w:rPr>
+        <w:t xml:space="preserve">class</w:t>
+      </w:r>
+      <w:r>
+        <w:rPr>
+          <w:rStyle w:val="NormalTok"/>
+        </w:rPr>
+        <w:t xml:space="preserve"> LeastCostDietItem(BaseModel):</w:t>
+      </w:r>
+      <w:r>
+        <w:br/>
+      </w:r>
+      <w:r>
+        <w:rPr>
+          <w:rStyle w:val="NormalTok"/>
+        </w:rPr>
+        <w:t xml:space="preserve">    feed_name: </w:t>
+      </w:r>
+      <w:r>
+        <w:rPr>
+          <w:rStyle w:val="BuiltInTok"/>
+        </w:rPr>
+        <w:t xml:space="preserve">str</w:t>
+      </w:r>
+      <w:r>
+        <w:br/>
+      </w:r>
+      <w:r>
+        <w:rPr>
+          <w:rStyle w:val="NormalTok"/>
+        </w:rPr>
+        <w:t xml:space="preserve">    quantity_kg_per_day: </w:t>
+      </w:r>
+      <w:r>
+        <w:rPr>
+          <w:rStyle w:val="BuiltInTok"/>
+        </w:rPr>
+        <w:t xml:space="preserve">float</w:t>
+      </w:r>
+      <w:r>
+        <w:br/>
+      </w:r>
+      <w:r>
+        <w:rPr>
+          <w:rStyle w:val="NormalTok"/>
+        </w:rPr>
+        <w:t xml:space="preserve">    price_per_kg: </w:t>
+      </w:r>
+      <w:r>
+        <w:rPr>
+          <w:rStyle w:val="BuiltInTok"/>
+        </w:rPr>
+        <w:t xml:space="preserve">float</w:t>
+      </w:r>
+      <w:r>
+        <w:br/>
+      </w:r>
+      <w:r>
+        <w:rPr>
+          <w:rStyle w:val="NormalTok"/>
+        </w:rPr>
+        <w:t xml:space="preserve">    daily_cost: </w:t>
+      </w:r>
+      <w:r>
+        <w:rPr>
+          <w:rStyle w:val="BuiltInTok"/>
+        </w:rPr>
+        <w:t xml:space="preserve">float</w:t>
+      </w:r>
+      <w:r>
+        <w:br/>
+      </w:r>
+      <w:r>
+        <w:rPr>
+          <w:rStyle w:val="NormalTok"/>
+        </w:rPr>
+        <w:t xml:space="preserve">    currency: </w:t>
+      </w:r>
+      <w:r>
+        <w:rPr>
+          <w:rStyle w:val="BuiltInTok"/>
+        </w:rPr>
+        <w:t xml:space="preserve">str</w:t>
+      </w:r>
+      <w:r>
+        <w:br/>
+      </w:r>
+      <w:r>
+        <w:rPr>
+          <w:rStyle w:val="NormalTok"/>
+        </w:rPr>
+        <w:t xml:space="preserve">    feed_type: </w:t>
+      </w:r>
+      <w:r>
+        <w:rPr>
+          <w:rStyle w:val="BuiltInTok"/>
+        </w:rPr>
+        <w:t xml:space="preserve">str</w:t>
+      </w:r>
+      <w:r>
+        <w:rPr>
+          <w:rStyle w:val="NormalTok"/>
+        </w:rPr>
+        <w:t xml:space="preserve"> </w:t>
+      </w:r>
+      <w:r>
+        <w:rPr>
+          <w:rStyle w:val="OperatorTok"/>
+        </w:rPr>
+        <w:t xml:space="preserve">|</w:t>
+      </w:r>
+      <w:r>
+        <w:rPr>
+          <w:rStyle w:val="NormalTok"/>
+        </w:rPr>
+        <w:t xml:space="preserve"> </w:t>
+      </w:r>
+      <w:r>
+        <w:rPr>
+          <w:rStyle w:val="VariableTok"/>
+        </w:rPr>
+        <w:t xml:space="preserve">None</w:t>
+      </w:r>
+      <w:r>
+        <w:rPr>
+          <w:rStyle w:val="NormalTok"/>
+        </w:rPr>
+        <w:t xml:space="preserve"> </w:t>
+      </w:r>
+      <w:r>
+        <w:rPr>
+          <w:rStyle w:val="OperatorTok"/>
+        </w:rPr>
+        <w:t xml:space="preserve">=</w:t>
+      </w:r>
+      <w:r>
+        <w:rPr>
+          <w:rStyle w:val="NormalTok"/>
+        </w:rPr>
+        <w:t xml:space="preserve"> </w:t>
+      </w:r>
+      <w:r>
+        <w:rPr>
+          <w:rStyle w:val="VariableTok"/>
+        </w:rPr>
+        <w:t xml:space="preserve">None</w:t>
+      </w:r>
+      <w:r>
+        <w:rPr>
+          <w:rStyle w:val="NormalTok"/>
+        </w:rPr>
+        <w:t xml:space="preserve">    </w:t>
+      </w:r>
+      <w:r>
+        <w:rPr>
+          <w:rStyle w:val="CommentTok"/>
+        </w:rPr>
+        <w:t xml:space="preserve"># &lt;- add this</w:t>
+      </w:r>
+    </w:p>
+    <w:p>
+      <w:pPr>
+        <w:pStyle w:val="FirstParagraph"/>
+      </w:pPr>
+      <w:r>
+        <w:t xml:space="preserve">When this lands, the frontend cross-ref is dead code (kept as a</w:t>
+      </w:r>
+      <w:r>
+        <w:t xml:space="preserve"> </w:t>
+      </w:r>
+      <w:r>
+        <w:t xml:space="preserve">fallback for older response shapes). Card numbers become precise.</w:t>
+      </w:r>
+    </w:p>
+    <w:bookmarkEnd w:id="60"/>
+    <w:bookmarkStart w:id="61" w:name="X9ef566cb81ec2c8d1ca9f5b979075cf77362f10"/>
+    <w:p>
+      <w:pPr>
+        <w:pStyle w:val="Heading3"/>
+      </w:pPr>
+      <w:r>
+        <w:t xml:space="preserve">13.3 Optional backend improvement — pre-computed ratio block</w:t>
+      </w:r>
+    </w:p>
+    <w:p>
+      <w:pPr>
+        <w:pStyle w:val="FirstParagraph"/>
+      </w:pPr>
+      <w:r>
+        <w:t xml:space="preserve">Even cleaner: bundle the F:C math into the response so the frontend</w:t>
+      </w:r>
+      <w:r>
+        <w:t xml:space="preserve"> </w:t>
+      </w:r>
+      <w:r>
+        <w:t xml:space="preserve">doesn’t have to sum across feed lines at all. Lets backend tweak</w:t>
+      </w:r>
+      <w:r>
+        <w:t xml:space="preserve"> </w:t>
+      </w:r>
+      <w:r>
+        <w:t xml:space="preserve">the rounding / fresh-vs-dry-matter basis without a frontend release.</w:t>
+      </w:r>
+    </w:p>
+    <w:p>
+      <w:pPr>
+        <w:pStyle w:val="SourceCode"/>
+      </w:pPr>
+      <w:r>
+        <w:rPr>
+          <w:rStyle w:val="KeywordTok"/>
+        </w:rPr>
+        <w:t xml:space="preserve">class</w:t>
+      </w:r>
+      <w:r>
+        <w:rPr>
+          <w:rStyle w:val="NormalTok"/>
+        </w:rPr>
+        <w:t xml:space="preserve"> ForageConcentrateRatio(BaseModel):</w:t>
+      </w:r>
+      <w:r>
+        <w:br/>
+      </w:r>
+      <w:r>
+        <w:rPr>
+          <w:rStyle w:val="NormalTok"/>
+        </w:rPr>
+        <w:t xml:space="preserve">    forage_kg_as_fed: </w:t>
+      </w:r>
+      <w:r>
+        <w:rPr>
+          <w:rStyle w:val="BuiltInTok"/>
+        </w:rPr>
+        <w:t xml:space="preserve">float</w:t>
+      </w:r>
+      <w:r>
+        <w:br/>
+      </w:r>
+      <w:r>
+        <w:rPr>
+          <w:rStyle w:val="NormalTok"/>
+        </w:rPr>
+        <w:t xml:space="preserve">    concentrate_kg_as_fed: </w:t>
+      </w:r>
+      <w:r>
+        <w:rPr>
+          <w:rStyle w:val="BuiltInTok"/>
+        </w:rPr>
+        <w:t xml:space="preserve">float</w:t>
+      </w:r>
+      <w:r>
+        <w:br/>
+      </w:r>
+      <w:r>
+        <w:rPr>
+          <w:rStyle w:val="NormalTok"/>
+        </w:rPr>
+        <w:t xml:space="preserve">    other_kg_as_fed: </w:t>
+      </w:r>
+      <w:r>
+        <w:rPr>
+          <w:rStyle w:val="BuiltInTok"/>
+        </w:rPr>
+        <w:t xml:space="preserve">float</w:t>
+      </w:r>
+      <w:r>
+        <w:rPr>
+          <w:rStyle w:val="NormalTok"/>
+        </w:rPr>
+        <w:t xml:space="preserve">       </w:t>
+      </w:r>
+      <w:r>
+        <w:rPr>
+          <w:rStyle w:val="CommentTok"/>
+        </w:rPr>
+        <w:t xml:space="preserve"># rows the optimizer couldn't classify</w:t>
+      </w:r>
+      <w:r>
+        <w:br/>
+      </w:r>
+      <w:r>
+        <w:rPr>
+          <w:rStyle w:val="NormalTok"/>
+        </w:rPr>
+        <w:t xml:space="preserve">    forage_pct: </w:t>
+      </w:r>
+      <w:r>
+        <w:rPr>
+          <w:rStyle w:val="BuiltInTok"/>
+        </w:rPr>
+        <w:t xml:space="preserve">float</w:t>
+      </w:r>
+      <w:r>
+        <w:rPr>
+          <w:rStyle w:val="NormalTok"/>
+        </w:rPr>
+        <w:t xml:space="preserve">            </w:t>
+      </w:r>
+      <w:r>
+        <w:rPr>
+          <w:rStyle w:val="CommentTok"/>
+        </w:rPr>
+        <w:t xml:space="preserve"># 0–100</w:t>
+      </w:r>
+      <w:r>
+        <w:br/>
+      </w:r>
+      <w:r>
+        <w:rPr>
+          <w:rStyle w:val="NormalTok"/>
+        </w:rPr>
+        <w:t xml:space="preserve">    concentrate_pct: </w:t>
+      </w:r>
+      <w:r>
+        <w:rPr>
+          <w:rStyle w:val="BuiltInTok"/>
+        </w:rPr>
+        <w:t xml:space="preserve">float</w:t>
+      </w:r>
+      <w:r>
+        <w:br/>
+      </w:r>
+      <w:r>
+        <w:rPr>
+          <w:rStyle w:val="NormalTok"/>
+        </w:rPr>
+        <w:t xml:space="preserve">    other_pct: </w:t>
+      </w:r>
+      <w:r>
+        <w:rPr>
+          <w:rStyle w:val="BuiltInTok"/>
+        </w:rPr>
+        <w:t xml:space="preserve">float</w:t>
+      </w:r>
+      <w:r>
+        <w:br/>
+      </w:r>
+      <w:r>
+        <w:rPr>
+          <w:rStyle w:val="NormalTok"/>
+        </w:rPr>
+        <w:t xml:space="preserve">    basis: Literal[</w:t>
+      </w:r>
+      <w:r>
+        <w:rPr>
+          <w:rStyle w:val="StringTok"/>
+        </w:rPr>
+        <w:t xml:space="preserve">"as_fed"</w:t>
+      </w:r>
+      <w:r>
+        <w:rPr>
+          <w:rStyle w:val="NormalTok"/>
+        </w:rPr>
+        <w:t xml:space="preserve">, </w:t>
+      </w:r>
+      <w:r>
+        <w:rPr>
+          <w:rStyle w:val="StringTok"/>
+        </w:rPr>
+        <w:t xml:space="preserve">"dry_matter"</w:t>
+      </w:r>
+      <w:r>
+        <w:rPr>
+          <w:rStyle w:val="NormalTok"/>
+        </w:rPr>
+        <w:t xml:space="preserve">]   </w:t>
+      </w:r>
+      <w:r>
+        <w:rPr>
+          <w:rStyle w:val="CommentTok"/>
+        </w:rPr>
+        <w:t xml:space="preserve"># always "as_fed" for now</w:t>
+      </w:r>
+    </w:p>
+    <w:p>
+      <w:pPr>
+        <w:pStyle w:val="FirstParagraph"/>
+      </w:pPr>
+      <w:r>
+        <w:t xml:space="preserve">Add as an optional top-level field on the recommendation /</w:t>
+      </w:r>
+      <w:r>
+        <w:t xml:space="preserve"> </w:t>
+      </w:r>
+      <w:r>
+        <w:t xml:space="preserve">evaluation response:</w:t>
+      </w:r>
+    </w:p>
+    <w:p>
+      <w:pPr>
+        <w:pStyle w:val="SourceCode"/>
+      </w:pPr>
+      <w:r>
+        <w:rPr>
+          <w:rStyle w:val="NormalTok"/>
+        </w:rPr>
+        <w:t xml:space="preserve">forage_concentrate_ratio: ForageConcentrateRatio </w:t>
+      </w:r>
+      <w:r>
+        <w:rPr>
+          <w:rStyle w:val="OperatorTok"/>
+        </w:rPr>
+        <w:t xml:space="preserve">|</w:t>
+      </w:r>
+      <w:r>
+        <w:rPr>
+          <w:rStyle w:val="NormalTok"/>
+        </w:rPr>
+        <w:t xml:space="preserve"> </w:t>
+      </w:r>
+      <w:r>
+        <w:rPr>
+          <w:rStyle w:val="VariableTok"/>
+        </w:rPr>
+        <w:t xml:space="preserve">None</w:t>
+      </w:r>
+      <w:r>
+        <w:rPr>
+          <w:rStyle w:val="NormalTok"/>
+        </w:rPr>
+        <w:t xml:space="preserve"> </w:t>
+      </w:r>
+      <w:r>
+        <w:rPr>
+          <w:rStyle w:val="OperatorTok"/>
+        </w:rPr>
+        <w:t xml:space="preserve">=</w:t>
+      </w:r>
+      <w:r>
+        <w:rPr>
+          <w:rStyle w:val="NormalTok"/>
+        </w:rPr>
+        <w:t xml:space="preserve"> </w:t>
+      </w:r>
+      <w:r>
+        <w:rPr>
+          <w:rStyle w:val="VariableTok"/>
+        </w:rPr>
+        <w:t xml:space="preserve">None</w:t>
+      </w:r>
+    </w:p>
+    <w:p>
+      <w:pPr>
+        <w:pStyle w:val="FirstParagraph"/>
+      </w:pPr>
+      <w:r>
+        <w:t xml:space="preserve">Frontend prefers this when present; falls back to client-side</w:t>
+      </w:r>
+      <w:r>
+        <w:t xml:space="preserve"> </w:t>
+      </w:r>
+      <w:r>
+        <w:t xml:space="preserve">compute when absent. Same UI either way.</w:t>
+      </w:r>
+    </w:p>
+    <w:bookmarkEnd w:id="61"/>
+    <w:bookmarkStart w:id="62" w:name="acceptance"/>
+    <w:p>
+      <w:pPr>
+        <w:pStyle w:val="Heading3"/>
+      </w:pPr>
+      <w:r>
+        <w:t xml:space="preserve">13.4 Acceptance</w:t>
+      </w:r>
+    </w:p>
+    <w:p>
+      <w:pPr>
+        <w:pStyle w:val="Compact"/>
+        <w:numPr>
+          <w:ilvl w:val="0"/>
+          <w:numId w:val="1025"/>
+        </w:numPr>
+      </w:pPr>
+      <w:r>
+        <w:t xml:space="preserve">Recommendation diet with 60% Forage + 40% Concentrate by as-fed</w:t>
+      </w:r>
+      <w:r>
+        <w:t xml:space="preserve"> </w:t>
+      </w:r>
+      <w:r>
+        <w:t xml:space="preserve">weight → tile reads</w:t>
+      </w:r>
+      <w:r>
+        <w:t xml:space="preserve"> </w:t>
+      </w:r>
+      <w:r>
+        <w:t xml:space="preserve">“60 : 40”</w:t>
+      </w:r>
+      <w:r>
+        <w:t xml:space="preserve">, legend shows both kg/day values.</w:t>
+      </w:r>
+    </w:p>
+    <w:p>
+      <w:pPr>
+        <w:pStyle w:val="Compact"/>
+        <w:numPr>
+          <w:ilvl w:val="0"/>
+          <w:numId w:val="1025"/>
+        </w:numPr>
+      </w:pPr>
+      <w:r>
+        <w:t xml:space="preserve">All-concentrate diet (no forage actually selected; should not</w:t>
+      </w:r>
+      <w:r>
+        <w:t xml:space="preserve"> </w:t>
+      </w:r>
+      <w:r>
+        <w:t xml:space="preserve">happen post-Forage-gate but defensive) →</w:t>
+      </w:r>
+      <w:r>
+        <w:t xml:space="preserve"> </w:t>
+      </w:r>
+      <w:r>
+        <w:t xml:space="preserve">“0 : 100”</w:t>
+      </w:r>
+      <w:r>
+        <w:t xml:space="preserve">.</w:t>
+      </w:r>
+    </w:p>
+    <w:p>
+      <w:pPr>
+        <w:pStyle w:val="Compact"/>
+        <w:numPr>
+          <w:ilvl w:val="0"/>
+          <w:numId w:val="1025"/>
+        </w:numPr>
+      </w:pPr>
+      <w:r>
+        <w:t xml:space="preserve">Empty</w:t>
+      </w:r>
+      <w:r>
+        <w:t xml:space="preserve"> </w:t>
+      </w:r>
+      <w:r>
+        <w:rPr>
+          <w:rStyle w:val="VerbatimChar"/>
+        </w:rPr>
+        <w:t xml:space="preserve">least_cost_diet[]</w:t>
+      </w:r>
+      <w:r>
+        <w:t xml:space="preserve"> </w:t>
+      </w:r>
+      <w:r>
+        <w:t xml:space="preserve">or</w:t>
+      </w:r>
+      <w:r>
+        <w:t xml:space="preserve"> </w:t>
+      </w:r>
+      <w:r>
+        <w:rPr>
+          <w:rStyle w:val="VerbatimChar"/>
+        </w:rPr>
+        <w:t xml:space="preserve">feed_breakdown[]</w:t>
+      </w:r>
+      <w:r>
+        <w:t xml:space="preserve"> </w:t>
+      </w:r>
+      <w:r>
+        <w:t xml:space="preserve">→ tile hidden.</w:t>
+      </w:r>
+    </w:p>
+    <w:p>
+      <w:pPr>
+        <w:pStyle w:val="Compact"/>
+        <w:numPr>
+          <w:ilvl w:val="0"/>
+          <w:numId w:val="1025"/>
+        </w:numPr>
+      </w:pPr>
+      <w:r>
+        <w:t xml:space="preserve">Once the backend ships §13.3, frontend swaps to those numbers</w:t>
+      </w:r>
+      <w:r>
+        <w:t xml:space="preserve"> </w:t>
+      </w:r>
+      <w:r>
+        <w:t xml:space="preserve">without UI change.</w:t>
+      </w:r>
+    </w:p>
+    <w:p>
+      <w:r>
+        <w:pict>
+          <v:rect style="width:0;height:1.5pt" o:hralign="center" o:hrstd="t" o:hr="t"/>
+        </w:pict>
+      </w:r>
+    </w:p>
+    <w:bookmarkEnd w:id="62"/>
+    <w:bookmarkEnd w:id="63"/>
+    <w:bookmarkStart w:id="70" w:name="X99ceeacab4dc1e0cd4fa8858d7e34cfd3bae9fd"/>
+    <w:p>
+      <w:pPr>
+        <w:pStyle w:val="Heading2"/>
+      </w:pPr>
+      <w:r>
+        <w:t xml:space="preserve">14. Y3 §2.3 — State-aware report sections +</w:t>
+      </w:r>
+      <w:r>
+        <w:t xml:space="preserve"> </w:t>
+      </w:r>
+      <w:r>
+        <w:rPr>
+          <w:rStyle w:val="VerbatimChar"/>
+        </w:rPr>
+        <w:t xml:space="preserve">build_report_context</w:t>
+      </w:r>
+    </w:p>
+    <w:p>
+      <w:pPr>
+        <w:pStyle w:val="FirstParagraph"/>
+      </w:pPr>
+      <w:r>
+        <w:t xml:space="preserve">Different animal categories make different report sections relevant.</w:t>
+      </w:r>
+      <w:r>
+        <w:t xml:space="preserve"> </w:t>
+      </w:r>
+      <w:r>
+        <w:t xml:space="preserve">Per the spec: add a helper that reads</w:t>
+      </w:r>
+      <w:r>
+        <w:t xml:space="preserve"> </w:t>
+      </w:r>
+      <w:r>
+        <w:rPr>
+          <w:rStyle w:val="VerbatimChar"/>
+        </w:rPr>
+        <w:t xml:space="preserve">An_StatePhys</w:t>
+      </w:r>
+      <w:r>
+        <w:t xml:space="preserve"> </w:t>
+      </w:r>
+      <w:r>
+        <w:t xml:space="preserve">and returns a</w:t>
+      </w:r>
+      <w:r>
+        <w:t xml:space="preserve"> </w:t>
+      </w:r>
+      <w:r>
+        <w:t xml:space="preserve">context object listing which sections to render.</w:t>
+      </w:r>
+    </w:p>
+    <w:bookmarkStart w:id="64" w:name="the-four-states"/>
+    <w:p>
+      <w:pPr>
+        <w:pStyle w:val="Heading3"/>
+      </w:pPr>
+      <w:r>
+        <w:t xml:space="preserve">14.1 The four states</w:t>
+      </w:r>
+    </w:p>
+    <w:tbl>
+      <w:tblPr>
+        <w:tblStyle w:val="Table"/>
+        <w:tblW w:type="pct" w:w="5000"/>
+        <w:tblLayout w:type="fixed"/>
+        <w:tblLook w:firstRow="1" w:lastRow="0" w:firstColumn="0" w:lastColumn="0" w:noHBand="0" w:noVBand="0" w:val="0020"/>
+      </w:tblPr>
+      <w:tblGrid>
+        <w:gridCol w:w="1980"/>
+        <w:gridCol w:w="1980"/>
+        <w:gridCol w:w="1980"/>
+        <w:gridCol w:w="1980"/>
+      </w:tblGrid>
+      <w:tr>
+        <w:trPr>
+          <w:tblHeader w:val="on"/>
+        </w:trPr>
+        <w:tc>
+          <w:tcPr/>
+          <w:p>
+            <w:pPr>
+              <w:pStyle w:val="Compact"/>
+            </w:pPr>
+            <w:r>
+              <w:rPr>
+                <w:rStyle w:val="VerbatimChar"/>
+              </w:rPr>
+              <w:t xml:space="preserve">An_StatePhys</w:t>
+            </w:r>
+            <w:r>
+              <w:t xml:space="preserve"> </w:t>
+            </w:r>
+            <w:r>
+              <w:t xml:space="preserve">(display string)</w:t>
+            </w:r>
+          </w:p>
+        </w:tc>
+        <w:tc>
+          <w:tcPr/>
+          <w:p>
+            <w:pPr>
+              <w:pStyle w:val="Compact"/>
+            </w:pPr>
+            <w:r>
+              <w:t xml:space="preserve">Lactating?</w:t>
+            </w:r>
+          </w:p>
+        </w:tc>
+        <w:tc>
+          <w:tcPr/>
+          <w:p>
+            <w:pPr>
+              <w:pStyle w:val="Compact"/>
+            </w:pPr>
+            <w:r>
+              <w:t xml:space="preserve">Pregnancy-relevant?</w:t>
+            </w:r>
+          </w:p>
+        </w:tc>
+        <w:tc>
+          <w:tcPr/>
+          <w:p>
+            <w:pPr>
+              <w:pStyle w:val="Compact"/>
+            </w:pPr>
+            <w:r>
+              <w:t xml:space="preserve">Calf-feeding section?</w:t>
+            </w:r>
+          </w:p>
+        </w:tc>
+      </w:tr>
+      <w:tr>
+        <w:tc>
+          <w:tcPr/>
+          <w:p>
+            <w:pPr>
+              <w:pStyle w:val="Compact"/>
+            </w:pPr>
+            <w:r>
+              <w:rPr>
+                <w:rStyle w:val="VerbatimChar"/>
+              </w:rPr>
+              <w:t xml:space="preserve">Lactating Cow</w:t>
+            </w:r>
+          </w:p>
+        </w:tc>
+        <w:tc>
+          <w:tcPr/>
+          <w:p>
+            <w:pPr>
+              <w:pStyle w:val="Compact"/>
+            </w:pPr>
+            <w:r>
+              <w:t xml:space="preserve">yes</w:t>
+            </w:r>
+          </w:p>
+        </w:tc>
+        <w:tc>
+          <w:tcPr/>
+          <w:p>
+            <w:pPr>
+              <w:pStyle w:val="Compact"/>
+            </w:pPr>
+            <w:r>
+              <w:t xml:space="preserve">yes</w:t>
+            </w:r>
+          </w:p>
+        </w:tc>
+        <w:tc>
+          <w:tcPr/>
+          <w:p>
+            <w:pPr>
+              <w:pStyle w:val="Compact"/>
+            </w:pPr>
+            <w:r>
+              <w:t xml:space="preserve">no</w:t>
+            </w:r>
+          </w:p>
+        </w:tc>
+      </w:tr>
+      <w:tr>
+        <w:tc>
+          <w:tcPr/>
+          <w:p>
+            <w:pPr>
+              <w:pStyle w:val="Compact"/>
+            </w:pPr>
+            <w:r>
+              <w:rPr>
+                <w:rStyle w:val="VerbatimChar"/>
+              </w:rPr>
+              <w:t xml:space="preserve">Dry Cow</w:t>
+            </w:r>
+          </w:p>
+        </w:tc>
+        <w:tc>
+          <w:tcPr/>
+          <w:p>
+            <w:pPr>
+              <w:pStyle w:val="Compact"/>
+            </w:pPr>
+            <w:r>
+              <w:t xml:space="preserve">no</w:t>
+            </w:r>
+          </w:p>
+        </w:tc>
+        <w:tc>
+          <w:tcPr/>
+          <w:p>
+            <w:pPr>
+              <w:pStyle w:val="Compact"/>
+            </w:pPr>
+            <w:r>
+              <w:t xml:space="preserve">yes</w:t>
+            </w:r>
+          </w:p>
+        </w:tc>
+        <w:tc>
+          <w:tcPr/>
+          <w:p>
+            <w:pPr>
+              <w:pStyle w:val="Compact"/>
+            </w:pPr>
+            <w:r>
+              <w:t xml:space="preserve">no</w:t>
+            </w:r>
+          </w:p>
+        </w:tc>
+      </w:tr>
+      <w:tr>
+        <w:tc>
+          <w:tcPr/>
+          <w:p>
+            <w:pPr>
+              <w:pStyle w:val="Compact"/>
+            </w:pPr>
+            <w:r>
+              <w:rPr>
+                <w:rStyle w:val="VerbatimChar"/>
+              </w:rPr>
+              <w:t xml:space="preserve">Heifer</w:t>
+            </w:r>
+          </w:p>
+        </w:tc>
+        <w:tc>
+          <w:tcPr/>
+          <w:p>
+            <w:pPr>
+              <w:pStyle w:val="Compact"/>
+            </w:pPr>
+            <w:r>
+              <w:t xml:space="preserve">no</w:t>
+            </w:r>
+          </w:p>
+        </w:tc>
+        <w:tc>
+          <w:tcPr/>
+          <w:p>
+            <w:pPr>
+              <w:pStyle w:val="Compact"/>
+            </w:pPr>
+            <w:r>
+              <w:t xml:space="preserve">sometimes</w:t>
+            </w:r>
+          </w:p>
+        </w:tc>
+        <w:tc>
+          <w:tcPr/>
+          <w:p>
+            <w:pPr>
+              <w:pStyle w:val="Compact"/>
+            </w:pPr>
+            <w:r>
+              <w:t xml:space="preserve">no</w:t>
+            </w:r>
+          </w:p>
+        </w:tc>
+      </w:tr>
+      <w:tr>
+        <w:tc>
+          <w:tcPr/>
+          <w:p>
+            <w:pPr>
+              <w:pStyle w:val="Compact"/>
+            </w:pPr>
+            <w:r>
+              <w:rPr>
+                <w:rStyle w:val="VerbatimChar"/>
+              </w:rPr>
+              <w:t xml:space="preserve">Baby Calf/Heifer</w:t>
+            </w:r>
+          </w:p>
+        </w:tc>
+        <w:tc>
+          <w:tcPr/>
+          <w:p>
+            <w:pPr>
+              <w:pStyle w:val="Compact"/>
+            </w:pPr>
+            <w:r>
+              <w:t xml:space="preserve">no</w:t>
+            </w:r>
+          </w:p>
+        </w:tc>
+        <w:tc>
+          <w:tcPr/>
+          <w:p>
+            <w:pPr>
+              <w:pStyle w:val="Compact"/>
+            </w:pPr>
+            <w:r>
+              <w:t xml:space="preserve">no</w:t>
+            </w:r>
+          </w:p>
+        </w:tc>
+        <w:tc>
+          <w:tcPr/>
+          <w:p>
+            <w:pPr>
+              <w:pStyle w:val="Compact"/>
+            </w:pPr>
+            <w:r>
+              <w:rPr>
+                <w:b/>
+                <w:bCs/>
+              </w:rPr>
+              <w:t xml:space="preserve">yes</w:t>
+            </w:r>
+          </w:p>
+        </w:tc>
+      </w:tr>
+    </w:tbl>
+    <w:bookmarkEnd w:id="64"/>
+    <w:bookmarkStart w:id="65" w:name="Xbb0f88a506b5f5ff8e913b8a3801c88ed3f47ba"/>
+    <w:p>
+      <w:pPr>
+        <w:pStyle w:val="Heading3"/>
+      </w:pPr>
+      <w:r>
+        <w:t xml:space="preserve">14.2</w:t>
+      </w:r>
+      <w:r>
+        <w:t xml:space="preserve"> </w:t>
+      </w:r>
+      <w:r>
+        <w:rPr>
+          <w:rStyle w:val="VerbatimChar"/>
+        </w:rPr>
+        <w:t xml:space="preserve">build_report_context</w:t>
+      </w:r>
+      <w:r>
+        <w:t xml:space="preserve"> </w:t>
+      </w:r>
+      <w:r>
+        <w:t xml:space="preserve">— backend helper (recommended)</w:t>
+      </w:r>
+    </w:p>
+    <w:p>
+      <w:pPr>
+        <w:pStyle w:val="FirstParagraph"/>
+      </w:pPr>
+      <w:r>
+        <w:t xml:space="preserve">Compute the context once on the backend so the frontend doesn’t need</w:t>
+      </w:r>
+      <w:r>
+        <w:t xml:space="preserve"> </w:t>
+      </w:r>
+      <w:r>
+        <w:t xml:space="preserve">the rules duplicated. Add this on the recommendation /</w:t>
+      </w:r>
+      <w:r>
+        <w:t xml:space="preserve"> </w:t>
+      </w:r>
+      <w:r>
+        <w:t xml:space="preserve">evaluation response:</w:t>
+      </w:r>
+    </w:p>
+    <w:p>
+      <w:pPr>
+        <w:pStyle w:val="SourceCode"/>
+      </w:pPr>
+      <w:r>
+        <w:rPr>
+          <w:rStyle w:val="KeywordTok"/>
+        </w:rPr>
+        <w:t xml:space="preserve">class</w:t>
+      </w:r>
+      <w:r>
+        <w:rPr>
+          <w:rStyle w:val="NormalTok"/>
+        </w:rPr>
+        <w:t xml:space="preserve"> ReportContext(BaseModel):</w:t>
+      </w:r>
+      <w:r>
+        <w:br/>
+      </w:r>
+      <w:r>
+        <w:rPr>
+          <w:rStyle w:val="NormalTok"/>
+        </w:rPr>
+        <w:t xml:space="preserve">    show_milk_production_section: </w:t>
+      </w:r>
+      <w:r>
+        <w:rPr>
+          <w:rStyle w:val="BuiltInTok"/>
+        </w:rPr>
+        <w:t xml:space="preserve">bool</w:t>
+      </w:r>
+      <w:r>
+        <w:rPr>
+          <w:rStyle w:val="NormalTok"/>
+        </w:rPr>
+        <w:t xml:space="preserve">       </w:t>
+      </w:r>
+      <w:r>
+        <w:rPr>
+          <w:rStyle w:val="CommentTok"/>
+        </w:rPr>
+        <w:t xml:space="preserve"># eval Milk Production card</w:t>
+      </w:r>
+      <w:r>
+        <w:br/>
+      </w:r>
+      <w:r>
+        <w:rPr>
+          <w:rStyle w:val="NormalTok"/>
+        </w:rPr>
+        <w:t xml:space="preserve">    show_milk_cost_margin_card: </w:t>
+      </w:r>
+      <w:r>
+        <w:rPr>
+          <w:rStyle w:val="BuiltInTok"/>
+        </w:rPr>
+        <w:t xml:space="preserve">bool</w:t>
+      </w:r>
+      <w:r>
+        <w:rPr>
+          <w:rStyle w:val="NormalTok"/>
+        </w:rPr>
+        <w:t xml:space="preserve">         </w:t>
+      </w:r>
+      <w:r>
+        <w:rPr>
+          <w:rStyle w:val="CommentTok"/>
+        </w:rPr>
+        <w:t xml:space="preserve"># /report §2.1 tile</w:t>
+      </w:r>
+      <w:r>
+        <w:br/>
+      </w:r>
+      <w:r>
+        <w:rPr>
+          <w:rStyle w:val="NormalTok"/>
+        </w:rPr>
+        <w:t xml:space="preserve">    show_solution_summary_milk: </w:t>
+      </w:r>
+      <w:r>
+        <w:rPr>
+          <w:rStyle w:val="BuiltInTok"/>
+        </w:rPr>
+        <w:t xml:space="preserve">bool</w:t>
+      </w:r>
+      <w:r>
+        <w:rPr>
+          <w:rStyle w:val="NormalTok"/>
+        </w:rPr>
+        <w:t xml:space="preserve">         </w:t>
+      </w:r>
+      <w:r>
+        <w:rPr>
+          <w:rStyle w:val="CommentTok"/>
+        </w:rPr>
+        <w:t xml:space="preserve"># rec Solution Summary milk row</w:t>
+      </w:r>
+      <w:r>
+        <w:br/>
+      </w:r>
+      <w:r>
+        <w:rPr>
+          <w:rStyle w:val="NormalTok"/>
+        </w:rPr>
+        <w:t xml:space="preserve">    show_calf_milk_feeding_section: </w:t>
+      </w:r>
+      <w:r>
+        <w:rPr>
+          <w:rStyle w:val="BuiltInTok"/>
+        </w:rPr>
+        <w:t xml:space="preserve">bool</w:t>
+      </w:r>
+      <w:r>
+        <w:rPr>
+          <w:rStyle w:val="NormalTok"/>
+        </w:rPr>
+        <w:t xml:space="preserve">     </w:t>
+      </w:r>
+      <w:r>
+        <w:rPr>
+          <w:rStyle w:val="CommentTok"/>
+        </w:rPr>
+        <w:t xml:space="preserve"># NEW — only for Baby Calf/Heifer</w:t>
+      </w:r>
+      <w:r>
+        <w:br/>
+      </w:r>
+      <w:r>
+        <w:rPr>
+          <w:rStyle w:val="NormalTok"/>
+        </w:rPr>
+        <w:t xml:space="preserve">    notes: </w:t>
+      </w:r>
+      <w:r>
+        <w:rPr>
+          <w:rStyle w:val="BuiltInTok"/>
+        </w:rPr>
+        <w:t xml:space="preserve">list</w:t>
+      </w:r>
+      <w:r>
+        <w:rPr>
+          <w:rStyle w:val="NormalTok"/>
+        </w:rPr>
+        <w:t xml:space="preserve">[</w:t>
+      </w:r>
+      <w:r>
+        <w:rPr>
+          <w:rStyle w:val="BuiltInTok"/>
+        </w:rPr>
+        <w:t xml:space="preserve">str</w:t>
+      </w:r>
+      <w:r>
+        <w:rPr>
+          <w:rStyle w:val="NormalTok"/>
+        </w:rPr>
+        <w:t xml:space="preserve">]                         </w:t>
+      </w:r>
+      <w:r>
+        <w:rPr>
+          <w:rStyle w:val="CommentTok"/>
+        </w:rPr>
+        <w:t xml:space="preserve"># state-specific copy</w:t>
+      </w:r>
+      <w:r>
+        <w:br/>
+      </w:r>
+      <w:r>
+        <w:br/>
+      </w:r>
+      <w:r>
+        <w:rPr>
+          <w:rStyle w:val="KeywordTok"/>
+        </w:rPr>
+        <w:t xml:space="preserve">def</w:t>
+      </w:r>
+      <w:r>
+        <w:rPr>
+          <w:rStyle w:val="NormalTok"/>
+        </w:rPr>
+        <w:t xml:space="preserve"> build_report_context(an_state_phys: </w:t>
+      </w:r>
+      <w:r>
+        <w:rPr>
+          <w:rStyle w:val="BuiltInTok"/>
+        </w:rPr>
+        <w:t xml:space="preserve">str</w:t>
+      </w:r>
+      <w:r>
+        <w:rPr>
+          <w:rStyle w:val="NormalTok"/>
+        </w:rPr>
+        <w:t xml:space="preserve">) </w:t>
+      </w:r>
+      <w:r>
+        <w:rPr>
+          <w:rStyle w:val="OperatorTok"/>
+        </w:rPr>
+        <w:t xml:space="preserve">-&gt;</w:t>
+      </w:r>
+      <w:r>
+        <w:rPr>
+          <w:rStyle w:val="NormalTok"/>
+        </w:rPr>
+        <w:t xml:space="preserve"> ReportContext:</w:t>
+      </w:r>
+      <w:r>
+        <w:br/>
+      </w:r>
+      <w:r>
+        <w:rPr>
+          <w:rStyle w:val="NormalTok"/>
+        </w:rPr>
+        <w:t xml:space="preserve">    s </w:t>
+      </w:r>
+      <w:r>
+        <w:rPr>
+          <w:rStyle w:val="OperatorTok"/>
+        </w:rPr>
+        <w:t xml:space="preserve">=</w:t>
+      </w:r>
+      <w:r>
+        <w:rPr>
+          <w:rStyle w:val="NormalTok"/>
+        </w:rPr>
+        <w:t xml:space="preserve"> an_state_phys.strip()</w:t>
+      </w:r>
+      <w:r>
+        <w:br/>
+      </w:r>
+      <w:r>
+        <w:rPr>
+          <w:rStyle w:val="NormalTok"/>
+        </w:rPr>
+        <w:t xml:space="preserve">    is_lactating </w:t>
+      </w:r>
+      <w:r>
+        <w:rPr>
+          <w:rStyle w:val="OperatorTok"/>
+        </w:rPr>
+        <w:t xml:space="preserve">=</w:t>
+      </w:r>
+      <w:r>
+        <w:rPr>
+          <w:rStyle w:val="NormalTok"/>
+        </w:rPr>
+        <w:t xml:space="preserve"> s </w:t>
+      </w:r>
+      <w:r>
+        <w:rPr>
+          <w:rStyle w:val="OperatorTok"/>
+        </w:rPr>
+        <w:t xml:space="preserve">==</w:t>
+      </w:r>
+      <w:r>
+        <w:rPr>
+          <w:rStyle w:val="NormalTok"/>
+        </w:rPr>
+        <w:t xml:space="preserve"> </w:t>
+      </w:r>
+      <w:r>
+        <w:rPr>
+          <w:rStyle w:val="StringTok"/>
+        </w:rPr>
+        <w:t xml:space="preserve">"Lactating Cow"</w:t>
+      </w:r>
+      <w:r>
+        <w:br/>
+      </w:r>
+      <w:r>
+        <w:rPr>
+          <w:rStyle w:val="NormalTok"/>
+        </w:rPr>
+        <w:t xml:space="preserve">    is_calf </w:t>
+      </w:r>
+      <w:r>
+        <w:rPr>
+          <w:rStyle w:val="OperatorTok"/>
+        </w:rPr>
+        <w:t xml:space="preserve">=</w:t>
+      </w:r>
+      <w:r>
+        <w:rPr>
+          <w:rStyle w:val="NormalTok"/>
+        </w:rPr>
+        <w:t xml:space="preserve"> s </w:t>
+      </w:r>
+      <w:r>
+        <w:rPr>
+          <w:rStyle w:val="OperatorTok"/>
+        </w:rPr>
+        <w:t xml:space="preserve">==</w:t>
+      </w:r>
+      <w:r>
+        <w:rPr>
+          <w:rStyle w:val="NormalTok"/>
+        </w:rPr>
+        <w:t xml:space="preserve"> </w:t>
+      </w:r>
+      <w:r>
+        <w:rPr>
+          <w:rStyle w:val="StringTok"/>
+        </w:rPr>
+        <w:t xml:space="preserve">"Baby Calf/Heifer"</w:t>
+      </w:r>
+      <w:r>
+        <w:br/>
+      </w:r>
+      <w:r>
+        <w:rPr>
+          <w:rStyle w:val="NormalTok"/>
+        </w:rPr>
+        <w:t xml:space="preserve">    </w:t>
+      </w:r>
+      <w:r>
+        <w:rPr>
+          <w:rStyle w:val="ControlFlowTok"/>
+        </w:rPr>
+        <w:t xml:space="preserve">return</w:t>
+      </w:r>
+      <w:r>
+        <w:rPr>
+          <w:rStyle w:val="NormalTok"/>
+        </w:rPr>
+        <w:t xml:space="preserve"> ReportContext(</w:t>
+      </w:r>
+      <w:r>
+        <w:br/>
+      </w:r>
+      <w:r>
+        <w:rPr>
+          <w:rStyle w:val="NormalTok"/>
+        </w:rPr>
+        <w:t xml:space="preserve">        show_milk_production_section</w:t>
+      </w:r>
+      <w:r>
+        <w:rPr>
+          <w:rStyle w:val="OperatorTok"/>
+        </w:rPr>
+        <w:t xml:space="preserve">=</w:t>
+      </w:r>
+      <w:r>
+        <w:rPr>
+          <w:rStyle w:val="NormalTok"/>
+        </w:rPr>
+        <w:t xml:space="preserve">is_lactating,</w:t>
+      </w:r>
+      <w:r>
+        <w:br/>
+      </w:r>
+      <w:r>
+        <w:rPr>
+          <w:rStyle w:val="NormalTok"/>
+        </w:rPr>
+        <w:t xml:space="preserve">        show_milk_cost_margin_card</w:t>
+      </w:r>
+      <w:r>
+        <w:rPr>
+          <w:rStyle w:val="OperatorTok"/>
+        </w:rPr>
+        <w:t xml:space="preserve">=</w:t>
+      </w:r>
+      <w:r>
+        <w:rPr>
+          <w:rStyle w:val="NormalTok"/>
+        </w:rPr>
+        <w:t xml:space="preserve">is_lactating,</w:t>
+      </w:r>
+      <w:r>
+        <w:br/>
+      </w:r>
+      <w:r>
+        <w:rPr>
+          <w:rStyle w:val="NormalTok"/>
+        </w:rPr>
+        <w:t xml:space="preserve">        show_solution_summary_milk</w:t>
+      </w:r>
+      <w:r>
+        <w:rPr>
+          <w:rStyle w:val="OperatorTok"/>
+        </w:rPr>
+        <w:t xml:space="preserve">=</w:t>
+      </w:r>
+      <w:r>
+        <w:rPr>
+          <w:rStyle w:val="NormalTok"/>
+        </w:rPr>
+        <w:t xml:space="preserve">is_lactating,</w:t>
+      </w:r>
+      <w:r>
+        <w:br/>
+      </w:r>
+      <w:r>
+        <w:rPr>
+          <w:rStyle w:val="NormalTok"/>
+        </w:rPr>
+        <w:t xml:space="preserve">        show_calf_milk_feeding_section</w:t>
+      </w:r>
+      <w:r>
+        <w:rPr>
+          <w:rStyle w:val="OperatorTok"/>
+        </w:rPr>
+        <w:t xml:space="preserve">=</w:t>
+      </w:r>
+      <w:r>
+        <w:rPr>
+          <w:rStyle w:val="NormalTok"/>
+        </w:rPr>
+        <w:t xml:space="preserve">is_calf,</w:t>
+      </w:r>
+      <w:r>
+        <w:br/>
+      </w:r>
+      <w:r>
+        <w:rPr>
+          <w:rStyle w:val="NormalTok"/>
+        </w:rPr>
+        <w:t xml:space="preserve">        notes</w:t>
+      </w:r>
+      <w:r>
+        <w:rPr>
+          <w:rStyle w:val="OperatorTok"/>
+        </w:rPr>
+        <w:t xml:space="preserve">=</w:t>
+      </w:r>
+      <w:r>
+        <w:rPr>
+          <w:rStyle w:val="NormalTok"/>
+        </w:rPr>
+        <w:t xml:space="preserve">_notes_for(s),    </w:t>
+      </w:r>
+      <w:r>
+        <w:rPr>
+          <w:rStyle w:val="CommentTok"/>
+        </w:rPr>
+        <w:t xml:space="preserve"># implementation choice</w:t>
+      </w:r>
+      <w:r>
+        <w:br/>
+      </w:r>
+      <w:r>
+        <w:rPr>
+          <w:rStyle w:val="NormalTok"/>
+        </w:rPr>
+        <w:t xml:space="preserve">    )</w:t>
+      </w:r>
+    </w:p>
+    <w:p>
+      <w:pPr>
+        <w:pStyle w:val="FirstParagraph"/>
+      </w:pPr>
+      <w:r>
+        <w:t xml:space="preserve">Then on the diet-recommendation + evaluate-diet responses:</w:t>
+      </w:r>
+    </w:p>
+    <w:p>
+      <w:pPr>
+        <w:pStyle w:val="SourceCode"/>
+      </w:pPr>
+      <w:r>
+        <w:rPr>
+          <w:rStyle w:val="NormalTok"/>
+        </w:rPr>
+        <w:t xml:space="preserve">report_context: ReportContext </w:t>
+      </w:r>
+      <w:r>
+        <w:rPr>
+          <w:rStyle w:val="OperatorTok"/>
+        </w:rPr>
+        <w:t xml:space="preserve">|</w:t>
+      </w:r>
+      <w:r>
+        <w:rPr>
+          <w:rStyle w:val="NormalTok"/>
+        </w:rPr>
+        <w:t xml:space="preserve"> </w:t>
+      </w:r>
+      <w:r>
+        <w:rPr>
+          <w:rStyle w:val="VariableTok"/>
+        </w:rPr>
+        <w:t xml:space="preserve">None</w:t>
+      </w:r>
+      <w:r>
+        <w:rPr>
+          <w:rStyle w:val="NormalTok"/>
+        </w:rPr>
+        <w:t xml:space="preserve"> </w:t>
+      </w:r>
+      <w:r>
+        <w:rPr>
+          <w:rStyle w:val="OperatorTok"/>
+        </w:rPr>
+        <w:t xml:space="preserve">=</w:t>
+      </w:r>
+      <w:r>
+        <w:rPr>
+          <w:rStyle w:val="NormalTok"/>
+        </w:rPr>
+        <w:t xml:space="preserve"> </w:t>
+      </w:r>
+      <w:r>
+        <w:rPr>
+          <w:rStyle w:val="VariableTok"/>
+        </w:rPr>
+        <w:t xml:space="preserve">None</w:t>
+      </w:r>
+    </w:p>
+    <w:bookmarkEnd w:id="65"/>
+    <w:bookmarkStart w:id="66" w:name="calf-milk-feeding-section-content"/>
+    <w:p>
+      <w:pPr>
+        <w:pStyle w:val="Heading3"/>
+      </w:pPr>
+      <w:r>
+        <w:t xml:space="preserve">14.3 Calf milk-feeding section — content</w:t>
+      </w:r>
+    </w:p>
+    <w:p>
+      <w:pPr>
+        <w:pStyle w:val="FirstParagraph"/>
+      </w:pPr>
+      <w:r>
+        <w:t xml:space="preserve">Only renders when</w:t>
+      </w:r>
+      <w:r>
+        <w:t xml:space="preserve"> </w:t>
+      </w:r>
+      <w:r>
+        <w:rPr>
+          <w:rStyle w:val="VerbatimChar"/>
+        </w:rPr>
+        <w:t xml:space="preserve">show_calf_milk_feeding_section = True</w:t>
+      </w:r>
+      <w:r>
+        <w:t xml:space="preserve">. Contains</w:t>
+      </w:r>
+      <w:r>
+        <w:t xml:space="preserve"> </w:t>
+      </w:r>
+      <w:r>
+        <w:t xml:space="preserve">the milk / milk-replacer schedule for the calf, derived from age +</w:t>
+      </w:r>
+      <w:r>
+        <w:t xml:space="preserve"> </w:t>
+      </w:r>
+      <w:r>
+        <w:t xml:space="preserve">body weight. Recommended schema:</w:t>
+      </w:r>
+    </w:p>
+    <w:p>
+      <w:pPr>
+        <w:pStyle w:val="SourceCode"/>
+      </w:pPr>
+      <w:r>
+        <w:rPr>
+          <w:rStyle w:val="KeywordTok"/>
+        </w:rPr>
+        <w:t xml:space="preserve">class</w:t>
+      </w:r>
+      <w:r>
+        <w:rPr>
+          <w:rStyle w:val="NormalTok"/>
+        </w:rPr>
+        <w:t xml:space="preserve"> CalfMilkFeedingPlan(BaseModel):</w:t>
+      </w:r>
+      <w:r>
+        <w:br/>
+      </w:r>
+      <w:r>
+        <w:rPr>
+          <w:rStyle w:val="NormalTok"/>
+        </w:rPr>
+        <w:t xml:space="preserve">    daily_milk_volume_l: </w:t>
+      </w:r>
+      <w:r>
+        <w:rPr>
+          <w:rStyle w:val="BuiltInTok"/>
+        </w:rPr>
+        <w:t xml:space="preserve">float</w:t>
+      </w:r>
+      <w:r>
+        <w:rPr>
+          <w:rStyle w:val="NormalTok"/>
+        </w:rPr>
+        <w:t xml:space="preserve">        </w:t>
+      </w:r>
+      <w:r>
+        <w:rPr>
+          <w:rStyle w:val="CommentTok"/>
+        </w:rPr>
+        <w:t xml:space="preserve"># whole milk or replacer equiv</w:t>
+      </w:r>
+      <w:r>
+        <w:br/>
+      </w:r>
+      <w:r>
+        <w:rPr>
+          <w:rStyle w:val="NormalTok"/>
+        </w:rPr>
+        <w:t xml:space="preserve">    feedings_per_day: </w:t>
+      </w:r>
+      <w:r>
+        <w:rPr>
+          <w:rStyle w:val="BuiltInTok"/>
+        </w:rPr>
+        <w:t xml:space="preserve">int</w:t>
+      </w:r>
+      <w:r>
+        <w:rPr>
+          <w:rStyle w:val="NormalTok"/>
+        </w:rPr>
+        <w:t xml:space="preserve">             </w:t>
+      </w:r>
+      <w:r>
+        <w:rPr>
+          <w:rStyle w:val="CommentTok"/>
+        </w:rPr>
+        <w:t xml:space="preserve"># typically 2</w:t>
+      </w:r>
+      <w:r>
+        <w:br/>
+      </w:r>
+      <w:r>
+        <w:rPr>
+          <w:rStyle w:val="NormalTok"/>
+        </w:rPr>
+        <w:t xml:space="preserve">    estimated_weaning_age_days: </w:t>
+      </w:r>
+      <w:r>
+        <w:rPr>
+          <w:rStyle w:val="BuiltInTok"/>
+        </w:rPr>
+        <w:t xml:space="preserve">int</w:t>
+      </w:r>
+      <w:r>
+        <w:rPr>
+          <w:rStyle w:val="NormalTok"/>
+        </w:rPr>
+        <w:t xml:space="preserve">   </w:t>
+      </w:r>
+      <w:r>
+        <w:rPr>
+          <w:rStyle w:val="CommentTok"/>
+        </w:rPr>
+        <w:t xml:space="preserve"># typically 56–63</w:t>
+      </w:r>
+      <w:r>
+        <w:br/>
+      </w:r>
+      <w:r>
+        <w:rPr>
+          <w:rStyle w:val="NormalTok"/>
+        </w:rPr>
+        <w:t xml:space="preserve">    milk_solids_pct: </w:t>
+      </w:r>
+      <w:r>
+        <w:rPr>
+          <w:rStyle w:val="BuiltInTok"/>
+        </w:rPr>
+        <w:t xml:space="preserve">float</w:t>
+      </w:r>
+      <w:r>
+        <w:rPr>
+          <w:rStyle w:val="NormalTok"/>
+        </w:rPr>
+        <w:t xml:space="preserve"> </w:t>
+      </w:r>
+      <w:r>
+        <w:rPr>
+          <w:rStyle w:val="OperatorTok"/>
+        </w:rPr>
+        <w:t xml:space="preserve">|</w:t>
+      </w:r>
+      <w:r>
+        <w:rPr>
+          <w:rStyle w:val="NormalTok"/>
+        </w:rPr>
+        <w:t xml:space="preserve"> </w:t>
+      </w:r>
+      <w:r>
+        <w:rPr>
+          <w:rStyle w:val="VariableTok"/>
+        </w:rPr>
+        <w:t xml:space="preserve">None</w:t>
+      </w:r>
+      <w:r>
+        <w:rPr>
+          <w:rStyle w:val="NormalTok"/>
+        </w:rPr>
+        <w:t xml:space="preserve">     </w:t>
+      </w:r>
+      <w:r>
+        <w:rPr>
+          <w:rStyle w:val="CommentTok"/>
+        </w:rPr>
+        <w:t xml:space="preserve"># for replacer</w:t>
+      </w:r>
+      <w:r>
+        <w:br/>
+      </w:r>
+      <w:r>
+        <w:rPr>
+          <w:rStyle w:val="NormalTok"/>
+        </w:rPr>
+        <w:t xml:space="preserve">    notes: </w:t>
+      </w:r>
+      <w:r>
+        <w:rPr>
+          <w:rStyle w:val="BuiltInTok"/>
+        </w:rPr>
+        <w:t xml:space="preserve">list</w:t>
+      </w:r>
+      <w:r>
+        <w:rPr>
+          <w:rStyle w:val="NormalTok"/>
+        </w:rPr>
+        <w:t xml:space="preserve">[</w:t>
+      </w:r>
+      <w:r>
+        <w:rPr>
+          <w:rStyle w:val="BuiltInTok"/>
+        </w:rPr>
+        <w:t xml:space="preserve">str</w:t>
+      </w:r>
+      <w:r>
+        <w:rPr>
+          <w:rStyle w:val="NormalTok"/>
+        </w:rPr>
+        <w:t xml:space="preserve">]                  </w:t>
+      </w:r>
+      <w:r>
+        <w:rPr>
+          <w:rStyle w:val="CommentTok"/>
+        </w:rPr>
+        <w:t xml:space="preserve"># warnings / vet recommendations</w:t>
+      </w:r>
+      <w:r>
+        <w:br/>
+      </w:r>
+      <w:r>
+        <w:br/>
+      </w:r>
+      <w:r>
+        <w:rPr>
+          <w:rStyle w:val="NormalTok"/>
+        </w:rPr>
+        <w:t xml:space="preserve">calf_milk_feeding_plan: CalfMilkFeedingPlan </w:t>
+      </w:r>
+      <w:r>
+        <w:rPr>
+          <w:rStyle w:val="OperatorTok"/>
+        </w:rPr>
+        <w:t xml:space="preserve">|</w:t>
+      </w:r>
+      <w:r>
+        <w:rPr>
+          <w:rStyle w:val="NormalTok"/>
+        </w:rPr>
+        <w:t xml:space="preserve"> </w:t>
+      </w:r>
+      <w:r>
+        <w:rPr>
+          <w:rStyle w:val="VariableTok"/>
+        </w:rPr>
+        <w:t xml:space="preserve">None</w:t>
+      </w:r>
+      <w:r>
+        <w:rPr>
+          <w:rStyle w:val="NormalTok"/>
+        </w:rPr>
+        <w:t xml:space="preserve"> </w:t>
+      </w:r>
+      <w:r>
+        <w:rPr>
+          <w:rStyle w:val="OperatorTok"/>
+        </w:rPr>
+        <w:t xml:space="preserve">=</w:t>
+      </w:r>
+      <w:r>
+        <w:rPr>
+          <w:rStyle w:val="NormalTok"/>
+        </w:rPr>
+        <w:t xml:space="preserve"> </w:t>
+      </w:r>
+      <w:r>
+        <w:rPr>
+          <w:rStyle w:val="VariableTok"/>
+        </w:rPr>
+        <w:t xml:space="preserve">None</w:t>
+      </w:r>
+    </w:p>
+    <w:p>
+      <w:pPr>
+        <w:pStyle w:val="FirstParagraph"/>
+      </w:pPr>
+      <w:r>
+        <w:t xml:space="preserve">Default rule (when no other data available):</w:t>
+      </w:r>
+      <w:r>
+        <w:t xml:space="preserve"> </w:t>
+      </w:r>
+      <w:r>
+        <w:t xml:space="preserve">- daily volume = 10% of body_weight (kg) → in litres (whole milk)</w:t>
+      </w:r>
+      <w:r>
+        <w:t xml:space="preserve"> </w:t>
+      </w:r>
+      <w:r>
+        <w:t xml:space="preserve">- feedings_per_day = 2</w:t>
+      </w:r>
+      <w:r>
+        <w:t xml:space="preserve"> </w:t>
+      </w:r>
+      <w:r>
+        <w:t xml:space="preserve">- weaning_age_days = 56</w:t>
+      </w:r>
+    </w:p>
+    <w:p>
+      <w:pPr>
+        <w:pStyle w:val="BodyText"/>
+      </w:pPr>
+      <w:r>
+        <w:t xml:space="preserve">Backend can refine this with breed / season / health context later.</w:t>
+      </w:r>
+    </w:p>
+    <w:bookmarkEnd w:id="66"/>
+    <w:bookmarkStart w:id="67" w:name="frontend-status-partial-client-side-now"/>
+    <w:p>
+      <w:pPr>
+        <w:pStyle w:val="Heading3"/>
+      </w:pPr>
+      <w:r>
+        <w:t xml:space="preserve">14.4 Frontend status — partial, client-side now</w:t>
+      </w:r>
+    </w:p>
+    <w:p>
+      <w:pPr>
+        <w:pStyle w:val="FirstParagraph"/>
+      </w:pPr>
+      <w:r>
+        <w:t xml:space="preserve">Until</w:t>
+      </w:r>
+      <w:r>
+        <w:t xml:space="preserve"> </w:t>
+      </w:r>
+      <w:r>
+        <w:rPr>
+          <w:rStyle w:val="VerbatimChar"/>
+        </w:rPr>
+        <w:t xml:space="preserve">report_context</w:t>
+      </w:r>
+      <w:r>
+        <w:t xml:space="preserve"> </w:t>
+      </w:r>
+      <w:r>
+        <w:t xml:space="preserve">ships on the response, the frontend computes</w:t>
+      </w:r>
+      <w:r>
+        <w:t xml:space="preserve"> </w:t>
+      </w:r>
+      <w:r>
+        <w:t xml:space="preserve">the same booleans locally from</w:t>
+      </w:r>
+      <w:r>
+        <w:t xml:space="preserve"> </w:t>
+      </w:r>
+      <w:r>
+        <w:rPr>
+          <w:rStyle w:val="VerbatimChar"/>
+        </w:rPr>
+        <w:t xml:space="preserve">cattleInfo.animal_category</w:t>
+      </w:r>
+      <w:r>
+        <w:t xml:space="preserve">:</w:t>
+      </w:r>
+    </w:p>
+    <w:p>
+      <w:pPr>
+        <w:pStyle w:val="SourceCode"/>
+      </w:pPr>
+      <w:r>
+        <w:rPr>
+          <w:rStyle w:val="KeywordTok"/>
+        </w:rPr>
+        <w:t xml:space="preserve">function</w:t>
+      </w:r>
+      <w:r>
+        <w:rPr>
+          <w:rStyle w:val="NormalTok"/>
+        </w:rPr>
+        <w:t xml:space="preserve"> </w:t>
+      </w:r>
+      <w:r>
+        <w:rPr>
+          <w:rStyle w:val="FunctionTok"/>
+        </w:rPr>
+        <w:t xml:space="preserve">buildReportContext</w:t>
+      </w:r>
+      <w:r>
+        <w:rPr>
+          <w:rStyle w:val="NormalTok"/>
+        </w:rPr>
+        <w:t xml:space="preserve">(category</w:t>
+      </w:r>
+      <w:r>
+        <w:rPr>
+          <w:rStyle w:val="OperatorTok"/>
+        </w:rPr>
+        <w:t xml:space="preserve">?:</w:t>
+      </w:r>
+      <w:r>
+        <w:rPr>
+          <w:rStyle w:val="NormalTok"/>
+        </w:rPr>
+        <w:t xml:space="preserve"> AnimalCategory) {</w:t>
+      </w:r>
+      <w:r>
+        <w:br/>
+      </w:r>
+      <w:r>
+        <w:rPr>
+          <w:rStyle w:val="NormalTok"/>
+        </w:rPr>
+        <w:t xml:space="preserve">  </w:t>
+      </w:r>
+      <w:r>
+        <w:rPr>
+          <w:rStyle w:val="KeywordTok"/>
+        </w:rPr>
+        <w:t xml:space="preserve">const</w:t>
+      </w:r>
+      <w:r>
+        <w:rPr>
+          <w:rStyle w:val="NormalTok"/>
+        </w:rPr>
+        <w:t xml:space="preserve"> isLactating </w:t>
+      </w:r>
+      <w:r>
+        <w:rPr>
+          <w:rStyle w:val="OperatorTok"/>
+        </w:rPr>
+        <w:t xml:space="preserve">=</w:t>
+      </w:r>
+      <w:r>
+        <w:rPr>
+          <w:rStyle w:val="NormalTok"/>
+        </w:rPr>
+        <w:t xml:space="preserve"> category </w:t>
+      </w:r>
+      <w:r>
+        <w:rPr>
+          <w:rStyle w:val="OperatorTok"/>
+        </w:rPr>
+        <w:t xml:space="preserve">===</w:t>
+      </w:r>
+      <w:r>
+        <w:rPr>
+          <w:rStyle w:val="NormalTok"/>
+        </w:rPr>
+        <w:t xml:space="preserve"> </w:t>
+      </w:r>
+      <w:r>
+        <w:rPr>
+          <w:rStyle w:val="StringTok"/>
+        </w:rPr>
+        <w:t xml:space="preserve">"Lactating Cow"</w:t>
+      </w:r>
+      <w:r>
+        <w:rPr>
+          <w:rStyle w:val="OperatorTok"/>
+        </w:rPr>
+        <w:t xml:space="preserve">;</w:t>
+      </w:r>
+      <w:r>
+        <w:br/>
+      </w:r>
+      <w:r>
+        <w:rPr>
+          <w:rStyle w:val="NormalTok"/>
+        </w:rPr>
+        <w:t xml:space="preserve">  </w:t>
+      </w:r>
+      <w:r>
+        <w:rPr>
+          <w:rStyle w:val="KeywordTok"/>
+        </w:rPr>
+        <w:t xml:space="preserve">const</w:t>
+      </w:r>
+      <w:r>
+        <w:rPr>
+          <w:rStyle w:val="NormalTok"/>
+        </w:rPr>
+        <w:t xml:space="preserve"> isCalf </w:t>
+      </w:r>
+      <w:r>
+        <w:rPr>
+          <w:rStyle w:val="OperatorTok"/>
+        </w:rPr>
+        <w:t xml:space="preserve">=</w:t>
+      </w:r>
+      <w:r>
+        <w:rPr>
+          <w:rStyle w:val="NormalTok"/>
+        </w:rPr>
+        <w:t xml:space="preserve"> category </w:t>
+      </w:r>
+      <w:r>
+        <w:rPr>
+          <w:rStyle w:val="OperatorTok"/>
+        </w:rPr>
+        <w:t xml:space="preserve">===</w:t>
+      </w:r>
+      <w:r>
+        <w:rPr>
+          <w:rStyle w:val="NormalTok"/>
+        </w:rPr>
+        <w:t xml:space="preserve"> </w:t>
+      </w:r>
+      <w:r>
+        <w:rPr>
+          <w:rStyle w:val="StringTok"/>
+        </w:rPr>
+        <w:t xml:space="preserve">"Baby Calf/Heifer"</w:t>
+      </w:r>
+      <w:r>
+        <w:rPr>
+          <w:rStyle w:val="OperatorTok"/>
+        </w:rPr>
+        <w:t xml:space="preserve">;</w:t>
+      </w:r>
+      <w:r>
+        <w:br/>
+      </w:r>
+      <w:r>
+        <w:rPr>
+          <w:rStyle w:val="NormalTok"/>
+        </w:rPr>
+        <w:t xml:space="preserve">  </w:t>
+      </w:r>
+      <w:r>
+        <w:rPr>
+          <w:rStyle w:val="ControlFlowTok"/>
+        </w:rPr>
+        <w:t xml:space="preserve">return</w:t>
+      </w:r>
+      <w:r>
+        <w:rPr>
+          <w:rStyle w:val="NormalTok"/>
+        </w:rPr>
+        <w:t xml:space="preserve"> {</w:t>
+      </w:r>
+      <w:r>
+        <w:br/>
+      </w:r>
+      <w:r>
+        <w:rPr>
+          <w:rStyle w:val="NormalTok"/>
+        </w:rPr>
+        <w:t xml:space="preserve">    showMilkProductionSection</w:t>
+      </w:r>
+      <w:r>
+        <w:rPr>
+          <w:rStyle w:val="OperatorTok"/>
+        </w:rPr>
+        <w:t xml:space="preserve">:</w:t>
+      </w:r>
+      <w:r>
+        <w:rPr>
+          <w:rStyle w:val="NormalTok"/>
+        </w:rPr>
+        <w:t xml:space="preserve"> isLactating</w:t>
+      </w:r>
+      <w:r>
+        <w:rPr>
+          <w:rStyle w:val="OperatorTok"/>
+        </w:rPr>
+        <w:t xml:space="preserve">,</w:t>
+      </w:r>
+      <w:r>
+        <w:br/>
+      </w:r>
+      <w:r>
+        <w:rPr>
+          <w:rStyle w:val="NormalTok"/>
+        </w:rPr>
+        <w:t xml:space="preserve">    showMilkCostMarginCard</w:t>
+      </w:r>
+      <w:r>
+        <w:rPr>
+          <w:rStyle w:val="OperatorTok"/>
+        </w:rPr>
+        <w:t xml:space="preserve">:</w:t>
+      </w:r>
+      <w:r>
+        <w:rPr>
+          <w:rStyle w:val="NormalTok"/>
+        </w:rPr>
+        <w:t xml:space="preserve"> isLactating</w:t>
+      </w:r>
+      <w:r>
+        <w:rPr>
+          <w:rStyle w:val="OperatorTok"/>
+        </w:rPr>
+        <w:t xml:space="preserve">,</w:t>
+      </w:r>
+      <w:r>
+        <w:br/>
+      </w:r>
+      <w:r>
+        <w:rPr>
+          <w:rStyle w:val="NormalTok"/>
+        </w:rPr>
+        <w:t xml:space="preserve">    showSolutionSummaryMilk</w:t>
+      </w:r>
+      <w:r>
+        <w:rPr>
+          <w:rStyle w:val="OperatorTok"/>
+        </w:rPr>
+        <w:t xml:space="preserve">:</w:t>
+      </w:r>
+      <w:r>
+        <w:rPr>
+          <w:rStyle w:val="NormalTok"/>
+        </w:rPr>
+        <w:t xml:space="preserve"> isLactating</w:t>
+      </w:r>
+      <w:r>
+        <w:rPr>
+          <w:rStyle w:val="OperatorTok"/>
+        </w:rPr>
+        <w:t xml:space="preserve">,</w:t>
+      </w:r>
+      <w:r>
+        <w:br/>
+      </w:r>
+      <w:r>
+        <w:rPr>
+          <w:rStyle w:val="NormalTok"/>
+        </w:rPr>
+        <w:t xml:space="preserve">    showCalfMilkFeedingSection</w:t>
+      </w:r>
+      <w:r>
+        <w:rPr>
+          <w:rStyle w:val="OperatorTok"/>
+        </w:rPr>
+        <w:t xml:space="preserve">:</w:t>
+      </w:r>
+      <w:r>
+        <w:rPr>
+          <w:rStyle w:val="NormalTok"/>
+        </w:rPr>
+        <w:t xml:space="preserve"> isCalf</w:t>
+      </w:r>
+      <w:r>
+        <w:rPr>
+          <w:rStyle w:val="OperatorTok"/>
+        </w:rPr>
+        <w:t xml:space="preserve">,</w:t>
+      </w:r>
+      <w:r>
+        <w:br/>
+      </w:r>
+      <w:r>
+        <w:rPr>
+          <w:rStyle w:val="NormalTok"/>
+        </w:rPr>
+        <w:t xml:space="preserve">  }</w:t>
+      </w:r>
+      <w:r>
+        <w:rPr>
+          <w:rStyle w:val="OperatorTok"/>
+        </w:rPr>
+        <w:t xml:space="preserve">;</w:t>
+      </w:r>
+      <w:r>
+        <w:br/>
+      </w:r>
+      <w:r>
+        <w:rPr>
+          <w:rStyle w:val="NormalTok"/>
+        </w:rPr>
+        <w:t xml:space="preserve">}</w:t>
+      </w:r>
+    </w:p>
+    <w:p>
+      <w:pPr>
+        <w:pStyle w:val="FirstParagraph"/>
+      </w:pPr>
+      <w:r>
+        <w:t xml:space="preserve">When the backend ships §14.2, the helper switches to:</w:t>
+      </w:r>
+    </w:p>
+    <w:p>
+      <w:pPr>
+        <w:pStyle w:val="SourceCode"/>
+      </w:pPr>
+      <w:r>
+        <w:rPr>
+          <w:rStyle w:val="KeywordTok"/>
+        </w:rPr>
+        <w:t xml:space="preserve">const</w:t>
+      </w:r>
+      <w:r>
+        <w:rPr>
+          <w:rStyle w:val="NormalTok"/>
+        </w:rPr>
+        <w:t xml:space="preserve"> ctx </w:t>
+      </w:r>
+      <w:r>
+        <w:rPr>
+          <w:rStyle w:val="OperatorTok"/>
+        </w:rPr>
+        <w:t xml:space="preserve">=</w:t>
+      </w:r>
+      <w:r>
+        <w:rPr>
+          <w:rStyle w:val="NormalTok"/>
+        </w:rPr>
+        <w:t xml:space="preserve"> reportData</w:t>
+      </w:r>
+      <w:r>
+        <w:rPr>
+          <w:rStyle w:val="OperatorTok"/>
+        </w:rPr>
+        <w:t xml:space="preserve">.</w:t>
+      </w:r>
+      <w:r>
+        <w:rPr>
+          <w:rStyle w:val="AttributeTok"/>
+        </w:rPr>
+        <w:t xml:space="preserve">report_context</w:t>
+      </w:r>
+      <w:r>
+        <w:rPr>
+          <w:rStyle w:val="NormalTok"/>
+        </w:rPr>
+        <w:t xml:space="preserve"> </w:t>
+      </w:r>
+      <w:r>
+        <w:rPr>
+          <w:rStyle w:val="OperatorTok"/>
+        </w:rPr>
+        <w:t xml:space="preserve">??</w:t>
+      </w:r>
+      <w:r>
+        <w:rPr>
+          <w:rStyle w:val="NormalTok"/>
+        </w:rPr>
+        <w:t xml:space="preserve"> </w:t>
+      </w:r>
+      <w:r>
+        <w:rPr>
+          <w:rStyle w:val="FunctionTok"/>
+        </w:rPr>
+        <w:t xml:space="preserve">buildReportContext</w:t>
+      </w:r>
+      <w:r>
+        <w:rPr>
+          <w:rStyle w:val="NormalTok"/>
+        </w:rPr>
+        <w:t xml:space="preserve">(cattleInfo</w:t>
+      </w:r>
+      <w:r>
+        <w:rPr>
+          <w:rStyle w:val="OperatorTok"/>
+        </w:rPr>
+        <w:t xml:space="preserve">.</w:t>
+      </w:r>
+      <w:r>
+        <w:rPr>
+          <w:rStyle w:val="AttributeTok"/>
+        </w:rPr>
+        <w:t xml:space="preserve">animal_category</w:t>
+      </w:r>
+      <w:r>
+        <w:rPr>
+          <w:rStyle w:val="NormalTok"/>
+        </w:rPr>
+        <w:t xml:space="preserve">)</w:t>
+      </w:r>
+      <w:r>
+        <w:rPr>
+          <w:rStyle w:val="OperatorTok"/>
+        </w:rPr>
+        <w:t xml:space="preserve">;</w:t>
+      </w:r>
+    </w:p>
+    <w:bookmarkEnd w:id="67"/>
+    <w:bookmarkStart w:id="68" w:name="sections-gated-by-the-helper"/>
+    <w:p>
+      <w:pPr>
+        <w:pStyle w:val="Heading3"/>
+      </w:pPr>
+      <w:r>
+        <w:t xml:space="preserve">14.5 Sections gated by the helper</w:t>
+      </w:r>
+    </w:p>
+    <w:tbl>
+      <w:tblPr>
+        <w:tblStyle w:val="Table"/>
+        <w:tblW w:type="pct" w:w="5000"/>
+        <w:tblLayout w:type="fixed"/>
+        <w:tblLook w:firstRow="1" w:lastRow="0" w:firstColumn="0" w:lastColumn="0" w:noHBand="0" w:noVBand="0" w:val="0020"/>
+      </w:tblPr>
+      <w:tblGrid>
+        <w:gridCol w:w="2640"/>
+        <w:gridCol w:w="2640"/>
+        <w:gridCol w:w="2640"/>
+      </w:tblGrid>
+      <w:tr>
+        <w:trPr>
+          <w:tblHeader w:val="on"/>
+        </w:trPr>
+        <w:tc>
+          <w:tcPr/>
+          <w:p>
+            <w:pPr>
+              <w:pStyle w:val="Compact"/>
+            </w:pPr>
+            <w:r>
+              <w:t xml:space="preserve">Section</w:t>
+            </w:r>
+          </w:p>
+        </w:tc>
+        <w:tc>
+          <w:tcPr/>
+          <w:p>
+            <w:pPr>
+              <w:pStyle w:val="Compact"/>
+            </w:pPr>
+            <w:r>
+              <w:t xml:space="preserve">Gate</w:t>
+            </w:r>
+          </w:p>
+        </w:tc>
+        <w:tc>
+          <w:tcPr/>
+          <w:p>
+            <w:pPr>
+              <w:pStyle w:val="Compact"/>
+            </w:pPr>
+            <w:r>
+              <w:t xml:space="preserve">Currently</w:t>
+            </w:r>
+          </w:p>
+        </w:tc>
+      </w:tr>
+      <w:tr>
+        <w:tc>
+          <w:tcPr/>
+          <w:p>
+            <w:pPr>
+              <w:pStyle w:val="Compact"/>
+            </w:pPr>
+            <w:r>
+              <w:t xml:space="preserve">Milk Cost Margin (§2.1 card)</w:t>
+            </w:r>
+          </w:p>
+        </w:tc>
+        <w:tc>
+          <w:tcPr/>
+          <w:p>
+            <w:pPr>
+              <w:pStyle w:val="Compact"/>
+            </w:pPr>
+            <w:r>
+              <w:rPr>
+                <w:rStyle w:val="VerbatimChar"/>
+              </w:rPr>
+              <w:t xml:space="preserve">showMilkCostMarginCard</w:t>
+            </w:r>
+          </w:p>
+        </w:tc>
+        <w:tc>
+          <w:tcPr/>
+          <w:p>
+            <w:pPr>
+              <w:pStyle w:val="Compact"/>
+            </w:pPr>
+            <w:r>
+              <w:t xml:space="preserve">Already implicit — hidden when</w:t>
+            </w:r>
+            <w:r>
+              <w:t xml:space="preserve"> </w:t>
+            </w:r>
+            <w:r>
+              <w:rPr>
+                <w:rStyle w:val="VerbatimChar"/>
+              </w:rPr>
+              <w:t xml:space="preserve">milk_price == null</w:t>
+            </w:r>
+          </w:p>
+        </w:tc>
+      </w:tr>
+      <w:tr>
+        <w:tc>
+          <w:tcPr/>
+          <w:p>
+            <w:pPr>
+              <w:pStyle w:val="Compact"/>
+            </w:pPr>
+            <w:r>
+              <w:t xml:space="preserve">Eval-mode Milk Production Analysis</w:t>
+            </w:r>
+          </w:p>
+        </w:tc>
+        <w:tc>
+          <w:tcPr/>
+          <w:p>
+            <w:pPr>
+              <w:pStyle w:val="Compact"/>
+            </w:pPr>
+            <w:r>
+              <w:rPr>
+                <w:rStyle w:val="VerbatimChar"/>
+              </w:rPr>
+              <w:t xml:space="preserve">showMilkProductionSection</w:t>
+            </w:r>
+          </w:p>
+        </w:tc>
+        <w:tc>
+          <w:tcPr/>
+          <w:p>
+            <w:pPr>
+              <w:pStyle w:val="Compact"/>
+            </w:pPr>
+            <w:r>
+              <w:t xml:space="preserve">NEEDS gating</w:t>
+            </w:r>
+          </w:p>
+        </w:tc>
+      </w:tr>
+      <w:tr>
+        <w:tc>
+          <w:tcPr/>
+          <w:p>
+            <w:pPr>
+              <w:pStyle w:val="Compact"/>
+            </w:pPr>
+            <w:r>
+              <w:t xml:space="preserve">Rec-mode Solution Summary</w:t>
+            </w:r>
+            <w:r>
+              <w:t xml:space="preserve"> </w:t>
+            </w:r>
+            <w:r>
+              <w:t xml:space="preserve">“Milk Production”</w:t>
+            </w:r>
+            <w:r>
+              <w:t xml:space="preserve"> </w:t>
+            </w:r>
+            <w:r>
+              <w:t xml:space="preserve">+</w:t>
+            </w:r>
+            <w:r>
+              <w:t xml:space="preserve"> </w:t>
+            </w:r>
+            <w:r>
+              <w:t xml:space="preserve">“Daily Cost / litre milk”</w:t>
+            </w:r>
+            <w:r>
+              <w:t xml:space="preserve"> </w:t>
+            </w:r>
+            <w:r>
+              <w:t xml:space="preserve">rows</w:t>
+            </w:r>
+          </w:p>
+        </w:tc>
+        <w:tc>
+          <w:tcPr/>
+          <w:p>
+            <w:pPr>
+              <w:pStyle w:val="Compact"/>
+            </w:pPr>
+            <w:r>
+              <w:rPr>
+                <w:rStyle w:val="VerbatimChar"/>
+              </w:rPr>
+              <w:t xml:space="preserve">showSolutionSummaryMilk</w:t>
+            </w:r>
+          </w:p>
+        </w:tc>
+        <w:tc>
+          <w:tcPr/>
+          <w:p>
+            <w:pPr>
+              <w:pStyle w:val="Compact"/>
+            </w:pPr>
+            <w:r>
+              <w:t xml:space="preserve">NEEDS gating</w:t>
+            </w:r>
+          </w:p>
+        </w:tc>
+      </w:tr>
+      <w:tr>
+        <w:tc>
+          <w:tcPr/>
+          <w:p>
+            <w:pPr>
+              <w:pStyle w:val="Compact"/>
+            </w:pPr>
+            <w:r>
+              <w:t xml:space="preserve">Cattle Info:</w:t>
+            </w:r>
+            <w:r>
+              <w:t xml:space="preserve"> </w:t>
+            </w:r>
+            <w:r>
+              <w:t xml:space="preserve">“Milk Production”</w:t>
+            </w:r>
+            <w:r>
+              <w:t xml:space="preserve"> </w:t>
+            </w:r>
+            <w:r>
+              <w:t xml:space="preserve">label-value row</w:t>
+            </w:r>
+          </w:p>
+        </w:tc>
+        <w:tc>
+          <w:tcPr/>
+          <w:p>
+            <w:pPr>
+              <w:pStyle w:val="Compact"/>
+            </w:pPr>
+            <w:r>
+              <w:rPr>
+                <w:rStyle w:val="VerbatimChar"/>
+              </w:rPr>
+              <w:t xml:space="preserve">showMilkProductionSection</w:t>
+            </w:r>
+          </w:p>
+        </w:tc>
+        <w:tc>
+          <w:tcPr/>
+          <w:p>
+            <w:pPr>
+              <w:pStyle w:val="Compact"/>
+            </w:pPr>
+            <w:r>
+              <w:t xml:space="preserve">NEEDS gating</w:t>
+            </w:r>
+          </w:p>
+        </w:tc>
+      </w:tr>
+      <w:tr>
+        <w:tc>
+          <w:tcPr/>
+          <w:p>
+            <w:pPr>
+              <w:pStyle w:val="Compact"/>
+            </w:pPr>
+            <w:r>
+              <w:t xml:space="preserve">Forage:Concentrate Ratio</w:t>
+            </w:r>
+          </w:p>
+        </w:tc>
+        <w:tc>
+          <w:tcPr/>
+          <w:p>
+            <w:pPr>
+              <w:pStyle w:val="Compact"/>
+            </w:pPr>
+            <w:r>
+              <w:t xml:space="preserve">none</w:t>
+            </w:r>
+          </w:p>
+        </w:tc>
+        <w:tc>
+          <w:tcPr/>
+          <w:p>
+            <w:pPr>
+              <w:pStyle w:val="Compact"/>
+            </w:pPr>
+            <w:r>
+              <w:t xml:space="preserve">Always shown</w:t>
+            </w:r>
+          </w:p>
+        </w:tc>
+      </w:tr>
+      <w:tr>
+        <w:tc>
+          <w:tcPr/>
+          <w:p>
+            <w:pPr>
+              <w:pStyle w:val="Compact"/>
+            </w:pPr>
+            <w:r>
+              <w:t xml:space="preserve">Cost-Effective Diet table</w:t>
+            </w:r>
+          </w:p>
+        </w:tc>
+        <w:tc>
+          <w:tcPr/>
+          <w:p>
+            <w:pPr>
+              <w:pStyle w:val="Compact"/>
+            </w:pPr>
+            <w:r>
+              <w:t xml:space="preserve">none</w:t>
+            </w:r>
+          </w:p>
+        </w:tc>
+        <w:tc>
+          <w:tcPr/>
+          <w:p>
+            <w:pPr>
+              <w:pStyle w:val="Compact"/>
+            </w:pPr>
+            <w:r>
+              <w:t xml:space="preserve">Always shown</w:t>
+            </w:r>
+          </w:p>
+        </w:tc>
+      </w:tr>
+      <w:tr>
+        <w:tc>
+          <w:tcPr/>
+          <w:p>
+            <w:pPr>
+              <w:pStyle w:val="Compact"/>
+            </w:pPr>
+            <w:r>
+              <w:t xml:space="preserve">Environmental Impact</w:t>
+            </w:r>
+          </w:p>
+        </w:tc>
+        <w:tc>
+          <w:tcPr/>
+          <w:p>
+            <w:pPr>
+              <w:pStyle w:val="Compact"/>
+            </w:pPr>
+            <w:r>
+              <w:t xml:space="preserve">none</w:t>
+            </w:r>
+          </w:p>
+        </w:tc>
+        <w:tc>
+          <w:tcPr/>
+          <w:p>
+            <w:pPr>
+              <w:pStyle w:val="Compact"/>
+            </w:pPr>
+            <w:r>
+              <w:t xml:space="preserve">Always shown</w:t>
+            </w:r>
+          </w:p>
+        </w:tc>
+      </w:tr>
+      <w:tr>
+        <w:tc>
+          <w:tcPr/>
+          <w:p>
+            <w:pPr>
+              <w:pStyle w:val="Compact"/>
+            </w:pPr>
+            <w:r>
+              <w:rPr>
+                <w:b/>
+                <w:bCs/>
+              </w:rPr>
+              <w:t xml:space="preserve">Calf Milk Feeding section</w:t>
+            </w:r>
+          </w:p>
+        </w:tc>
+        <w:tc>
+          <w:tcPr/>
+          <w:p>
+            <w:pPr>
+              <w:pStyle w:val="Compact"/>
+            </w:pPr>
+            <w:r>
+              <w:rPr>
+                <w:rStyle w:val="VerbatimChar"/>
+              </w:rPr>
+              <w:t xml:space="preserve">showCalfMilkFeedingSection</w:t>
+            </w:r>
+          </w:p>
+        </w:tc>
+        <w:tc>
+          <w:tcPr/>
+          <w:p>
+            <w:pPr>
+              <w:pStyle w:val="Compact"/>
+            </w:pPr>
+            <w:r>
+              <w:t xml:space="preserve">NEW — placeholder until backend ships content</w:t>
+            </w:r>
+          </w:p>
+        </w:tc>
+      </w:tr>
+    </w:tbl>
+    <w:bookmarkEnd w:id="68"/>
+    <w:bookmarkStart w:id="69" w:name="acceptance-1"/>
+    <w:p>
+      <w:pPr>
+        <w:pStyle w:val="Heading3"/>
+      </w:pPr>
+      <w:r>
+        <w:t xml:space="preserve">14.6 Acceptance</w:t>
+      </w:r>
+    </w:p>
+    <w:p>
+      <w:pPr>
+        <w:pStyle w:val="Compact"/>
+        <w:numPr>
+          <w:ilvl w:val="0"/>
+          <w:numId w:val="1026"/>
+        </w:numPr>
+      </w:pPr>
+      <w:r>
+        <w:rPr>
+          <w:rStyle w:val="VerbatimChar"/>
+        </w:rPr>
+        <w:t xml:space="preserve">Lactating Cow</w:t>
+      </w:r>
+      <w:r>
+        <w:t xml:space="preserve"> </w:t>
+      </w:r>
+      <w:r>
+        <w:t xml:space="preserve">→ milk sections + margin card visible; calf</w:t>
+      </w:r>
+      <w:r>
+        <w:t xml:space="preserve"> </w:t>
+      </w:r>
+      <w:r>
+        <w:t xml:space="preserve">section hidden.</w:t>
+      </w:r>
+    </w:p>
+    <w:p>
+      <w:pPr>
+        <w:pStyle w:val="Compact"/>
+        <w:numPr>
+          <w:ilvl w:val="0"/>
+          <w:numId w:val="1026"/>
+        </w:numPr>
+      </w:pPr>
+      <w:r>
+        <w:rPr>
+          <w:rStyle w:val="VerbatimChar"/>
+        </w:rPr>
+        <w:t xml:space="preserve">Dry Cow</w:t>
+      </w:r>
+      <w:r>
+        <w:t xml:space="preserve"> </w:t>
+      </w:r>
+      <w:r>
+        <w:t xml:space="preserve">→ milk sections + margin card hidden; calf section</w:t>
+      </w:r>
+      <w:r>
+        <w:t xml:space="preserve"> </w:t>
+      </w:r>
+      <w:r>
+        <w:t xml:space="preserve">hidden.</w:t>
+      </w:r>
+    </w:p>
+    <w:p>
+      <w:pPr>
+        <w:pStyle w:val="Compact"/>
+        <w:numPr>
+          <w:ilvl w:val="0"/>
+          <w:numId w:val="1026"/>
+        </w:numPr>
+      </w:pPr>
+      <w:r>
+        <w:rPr>
+          <w:rStyle w:val="VerbatimChar"/>
+        </w:rPr>
+        <w:t xml:space="preserve">Heifer</w:t>
+      </w:r>
+      <w:r>
+        <w:t xml:space="preserve"> </w:t>
+      </w:r>
+      <w:r>
+        <w:t xml:space="preserve">→ milk sections + margin card hidden; calf section</w:t>
+      </w:r>
+      <w:r>
+        <w:t xml:space="preserve"> </w:t>
+      </w:r>
+      <w:r>
+        <w:t xml:space="preserve">hidden.</w:t>
+      </w:r>
+    </w:p>
+    <w:p>
+      <w:pPr>
+        <w:pStyle w:val="Compact"/>
+        <w:numPr>
+          <w:ilvl w:val="0"/>
+          <w:numId w:val="1026"/>
+        </w:numPr>
+      </w:pPr>
+      <w:r>
+        <w:rPr>
+          <w:rStyle w:val="VerbatimChar"/>
+        </w:rPr>
+        <w:t xml:space="preserve">Baby Calf/Heifer</w:t>
+      </w:r>
+      <w:r>
+        <w:t xml:space="preserve"> </w:t>
+      </w:r>
+      <w:r>
+        <w:t xml:space="preserve">→ milk sections + margin card hidden; calf</w:t>
+      </w:r>
+      <w:r>
+        <w:t xml:space="preserve"> </w:t>
+      </w:r>
+      <w:r>
+        <w:t xml:space="preserve">milk-feeding section visible.</w:t>
+      </w:r>
+    </w:p>
+    <w:p>
+      <w:pPr>
+        <w:pStyle w:val="Compact"/>
+        <w:numPr>
+          <w:ilvl w:val="0"/>
+          <w:numId w:val="1026"/>
+        </w:numPr>
+      </w:pPr>
+      <w:r>
+        <w:t xml:space="preserve">Backend swaps to</w:t>
+      </w:r>
+      <w:r>
+        <w:t xml:space="preserve"> </w:t>
+      </w:r>
+      <w:r>
+        <w:rPr>
+          <w:rStyle w:val="VerbatimChar"/>
+        </w:rPr>
+        <w:t xml:space="preserve">report_context</w:t>
+      </w:r>
+      <w:r>
+        <w:t xml:space="preserve"> </w:t>
+      </w:r>
+      <w:r>
+        <w:t xml:space="preserve">on the response → frontend</w:t>
+      </w:r>
+      <w:r>
+        <w:t xml:space="preserve"> </w:t>
+      </w:r>
+      <w:r>
+        <w:t xml:space="preserve">picks it up automatically with no code change (helper has the</w:t>
+      </w:r>
+      <w:r>
+        <w:t xml:space="preserve"> </w:t>
+      </w:r>
+      <w:r>
+        <w:t xml:space="preserve">fallback wired).</w:t>
+      </w:r>
+    </w:p>
+    <w:bookmarkEnd w:id="69"/>
+    <w:bookmarkEnd w:id="70"/>
+    <w:bookmarkEnd w:id="71"/>
     <w:sectPr>
       <w:footnotePr>
         <w:numRestart w:val="eachSect"/>
@@ -12570,6 +15846,66 @@
     <w:abstractNumId w:val="991"/>
   </w:num>
   <w:num w:numId="1024">
+    <w:abstractNumId w:val="99411"/>
+    <w:lvlOverride w:ilvl="0">
+      <w:startOverride w:val="1"/>
+    </w:lvlOverride>
+    <w:lvlOverride w:ilvl="1">
+      <w:startOverride w:val="1"/>
+    </w:lvlOverride>
+    <w:lvlOverride w:ilvl="2">
+      <w:startOverride w:val="1"/>
+    </w:lvlOverride>
+    <w:lvlOverride w:ilvl="3">
+      <w:startOverride w:val="1"/>
+    </w:lvlOverride>
+    <w:lvlOverride w:ilvl="4">
+      <w:startOverride w:val="1"/>
+    </w:lvlOverride>
+    <w:lvlOverride w:ilvl="5">
+      <w:startOverride w:val="1"/>
+    </w:lvlOverride>
+    <w:lvlOverride w:ilvl="6">
+      <w:startOverride w:val="1"/>
+    </w:lvlOverride>
+    <w:lvlOverride w:ilvl="7">
+      <w:startOverride w:val="1"/>
+    </w:lvlOverride>
+    <w:lvlOverride w:ilvl="8">
+      <w:startOverride w:val="1"/>
+    </w:lvlOverride>
+  </w:num>
+  <w:num w:numId="1025">
+    <w:abstractNumId w:val="99411"/>
+    <w:lvlOverride w:ilvl="0">
+      <w:startOverride w:val="1"/>
+    </w:lvlOverride>
+    <w:lvlOverride w:ilvl="1">
+      <w:startOverride w:val="1"/>
+    </w:lvlOverride>
+    <w:lvlOverride w:ilvl="2">
+      <w:startOverride w:val="1"/>
+    </w:lvlOverride>
+    <w:lvlOverride w:ilvl="3">
+      <w:startOverride w:val="1"/>
+    </w:lvlOverride>
+    <w:lvlOverride w:ilvl="4">
+      <w:startOverride w:val="1"/>
+    </w:lvlOverride>
+    <w:lvlOverride w:ilvl="5">
+      <w:startOverride w:val="1"/>
+    </w:lvlOverride>
+    <w:lvlOverride w:ilvl="6">
+      <w:startOverride w:val="1"/>
+    </w:lvlOverride>
+    <w:lvlOverride w:ilvl="7">
+      <w:startOverride w:val="1"/>
+    </w:lvlOverride>
+    <w:lvlOverride w:ilvl="8">
+      <w:startOverride w:val="1"/>
+    </w:lvlOverride>
+  </w:num>
+  <w:num w:numId="1026">
     <w:abstractNumId w:val="99411"/>
     <w:lvlOverride w:ilvl="0">
       <w:startOverride w:val="1"/>

--- a/frontend/docs/Search_Implmentation.docx
+++ b/frontend/docs/Search_Implmentation.docx
@@ -2,7 +2,7 @@
 <file path=word/document.xml><?xml version="1.0" encoding="utf-8"?>
 <w:document xmlns:w="http://schemas.openxmlformats.org/wordprocessingml/2006/main" xmlns:m="http://schemas.openxmlformats.org/officeDocument/2006/math" xmlns:r="http://schemas.openxmlformats.org/officeDocument/2006/relationships" xmlns:o="urn:schemas-microsoft-com:office:office" xmlns:v="urn:schemas-microsoft-com:vml" xmlns:w10="urn:schemas-microsoft-com:office:word" xmlns:a="http://schemas.openxmlformats.org/drawingml/2006/main" xmlns:pic="http://schemas.openxmlformats.org/drawingml/2006/picture" xmlns:wp="http://schemas.openxmlformats.org/drawingml/2006/wordprocessingDrawing">
   <w:body>
-    <w:bookmarkStart w:id="71" w:name="X7e2a5c88f230d54196d359e050e309060b2c887"/>
+    <w:bookmarkStart w:id="84" w:name="X7e2a5c88f230d54196d359e050e309060b2c887"/>
     <w:p>
       <w:pPr>
         <w:pStyle w:val="Heading1"/>
@@ -15229,9 +15229,4908 @@
         <w:t xml:space="preserve">fallback wired).</w:t>
       </w:r>
     </w:p>
+    <w:p>
+      <w:r>
+        <w:pict>
+          <v:rect style="width:0;height:1.5pt" o:hralign="center" o:hrstd="t" o:hr="t"/>
+        </w:pict>
+      </w:r>
+    </w:p>
     <w:bookmarkEnd w:id="69"/>
     <w:bookmarkEnd w:id="70"/>
+    <w:bookmarkStart w:id="83" w:name="y3-1.4-animal-category-selector"/>
+    <w:p>
+      <w:pPr>
+        <w:pStyle w:val="Heading2"/>
+      </w:pPr>
+      <w:r>
+        <w:t xml:space="preserve">15. Y3 §1.4 — Animal Category selector</w:t>
+      </w:r>
+    </w:p>
+    <w:p>
+      <w:pPr>
+        <w:pStyle w:val="FirstParagraph"/>
+      </w:pPr>
+      <w:r>
+        <w:t xml:space="preserve">Exposes the animal’s physiological state as a selectable field with</w:t>
+      </w:r>
+      <w:r>
+        <w:t xml:space="preserve"> </w:t>
+      </w:r>
+      <w:r>
+        <w:t xml:space="preserve">four options. Drives §2.3 report gating and the milk-fields</w:t>
+      </w:r>
+      <w:r>
+        <w:t xml:space="preserve"> </w:t>
+      </w:r>
+      <w:r>
+        <w:t xml:space="preserve">visibility on the Animal Inputs screen.</w:t>
+      </w:r>
+    </w:p>
+    <w:bookmarkStart w:id="71" w:name="the-four-options"/>
+    <w:p>
+      <w:pPr>
+        <w:pStyle w:val="Heading3"/>
+      </w:pPr>
+      <w:r>
+        <w:t xml:space="preserve">15.1 The four options</w:t>
+      </w:r>
+    </w:p>
+    <w:p>
+      <w:pPr>
+        <w:pStyle w:val="FirstParagraph"/>
+      </w:pPr>
+      <w:r>
+        <w:t xml:space="preserve">The Y3 spec uses plural display strings; the wire values stay</w:t>
+      </w:r>
+      <w:r>
+        <w:t xml:space="preserve"> </w:t>
+      </w:r>
+      <w:r>
+        <w:t xml:space="preserve">singular so existing simulations don’t break. Frontend renders the</w:t>
+      </w:r>
+      <w:r>
+        <w:t xml:space="preserve"> </w:t>
+      </w:r>
+      <w:r>
+        <w:t xml:space="preserve">plural in the dropdown; the singular is what gets sent to / stored</w:t>
+      </w:r>
+      <w:r>
+        <w:t xml:space="preserve"> </w:t>
+      </w:r>
+      <w:r>
+        <w:t xml:space="preserve">by the backend.</w:t>
+      </w:r>
+    </w:p>
+    <w:tbl>
+      <w:tblPr>
+        <w:tblStyle w:val="Table"/>
+        <w:tblW w:type="auto" w:w="0"/>
+        <w:tblLook w:firstRow="1" w:lastRow="0" w:firstColumn="0" w:lastColumn="0" w:noHBand="0" w:noVBand="0" w:val="0020"/>
+      </w:tblPr>
+      <w:tblGrid>
+        <w:gridCol w:w="3960"/>
+        <w:gridCol w:w="3960"/>
+      </w:tblGrid>
+      <w:tr>
+        <w:trPr>
+          <w:tblHeader w:val="on"/>
+        </w:trPr>
+        <w:tc>
+          <w:tcPr/>
+          <w:p>
+            <w:pPr>
+              <w:pStyle w:val="Compact"/>
+            </w:pPr>
+            <w:r>
+              <w:t xml:space="preserve">Display label (UI)</w:t>
+            </w:r>
+          </w:p>
+        </w:tc>
+        <w:tc>
+          <w:tcPr/>
+          <w:p>
+            <w:pPr>
+              <w:pStyle w:val="Compact"/>
+            </w:pPr>
+            <w:r>
+              <w:t xml:space="preserve">Wire value (payload / DB)</w:t>
+            </w:r>
+          </w:p>
+        </w:tc>
+      </w:tr>
+      <w:tr>
+        <w:tc>
+          <w:tcPr/>
+          <w:p>
+            <w:pPr>
+              <w:pStyle w:val="Compact"/>
+            </w:pPr>
+            <w:r>
+              <w:t xml:space="preserve">Lactating cows</w:t>
+            </w:r>
+          </w:p>
+        </w:tc>
+        <w:tc>
+          <w:tcPr/>
+          <w:p>
+            <w:pPr>
+              <w:pStyle w:val="Compact"/>
+            </w:pPr>
+            <w:r>
+              <w:rPr>
+                <w:rStyle w:val="VerbatimChar"/>
+              </w:rPr>
+              <w:t xml:space="preserve">Lactating Cow</w:t>
+            </w:r>
+          </w:p>
+        </w:tc>
+      </w:tr>
+      <w:tr>
+        <w:tc>
+          <w:tcPr/>
+          <w:p>
+            <w:pPr>
+              <w:pStyle w:val="Compact"/>
+            </w:pPr>
+            <w:r>
+              <w:t xml:space="preserve">Dry cows</w:t>
+            </w:r>
+          </w:p>
+        </w:tc>
+        <w:tc>
+          <w:tcPr/>
+          <w:p>
+            <w:pPr>
+              <w:pStyle w:val="Compact"/>
+            </w:pPr>
+            <w:r>
+              <w:rPr>
+                <w:rStyle w:val="VerbatimChar"/>
+              </w:rPr>
+              <w:t xml:space="preserve">Dry Cow</w:t>
+            </w:r>
+          </w:p>
+        </w:tc>
+      </w:tr>
+      <w:tr>
+        <w:tc>
+          <w:tcPr/>
+          <w:p>
+            <w:pPr>
+              <w:pStyle w:val="Compact"/>
+            </w:pPr>
+            <w:r>
+              <w:t xml:space="preserve">Heifers</w:t>
+            </w:r>
+          </w:p>
+        </w:tc>
+        <w:tc>
+          <w:tcPr/>
+          <w:p>
+            <w:pPr>
+              <w:pStyle w:val="Compact"/>
+            </w:pPr>
+            <w:r>
+              <w:rPr>
+                <w:rStyle w:val="VerbatimChar"/>
+              </w:rPr>
+              <w:t xml:space="preserve">Heifer</w:t>
+            </w:r>
+          </w:p>
+        </w:tc>
+      </w:tr>
+      <w:tr>
+        <w:tc>
+          <w:tcPr/>
+          <w:p>
+            <w:pPr>
+              <w:pStyle w:val="Compact"/>
+            </w:pPr>
+            <w:r>
+              <w:t xml:space="preserve">Baby calves/heifers</w:t>
+            </w:r>
+          </w:p>
+        </w:tc>
+        <w:tc>
+          <w:tcPr/>
+          <w:p>
+            <w:pPr>
+              <w:pStyle w:val="Compact"/>
+            </w:pPr>
+            <w:r>
+              <w:rPr>
+                <w:rStyle w:val="VerbatimChar"/>
+              </w:rPr>
+              <w:t xml:space="preserve">Baby Calf/Heifer</w:t>
+            </w:r>
+          </w:p>
+        </w:tc>
+      </w:tr>
+    </w:tbl>
+    <w:p>
+      <w:pPr>
+        <w:pStyle w:val="BodyText"/>
+      </w:pPr>
+      <w:r>
+        <w:t xml:space="preserve">If Maria prefers the plural form on the wire, the only change is the</w:t>
+      </w:r>
+      <w:r>
+        <w:t xml:space="preserve"> </w:t>
+      </w:r>
+      <w:r>
+        <w:rPr>
+          <w:rStyle w:val="VerbatimChar"/>
+        </w:rPr>
+        <w:t xml:space="preserve">ANIMAL_CATEGORIES</w:t>
+      </w:r>
+      <w:r>
+        <w:t xml:space="preserve"> </w:t>
+      </w:r>
+      <w:r>
+        <w:t xml:space="preserve">constant in</w:t>
+      </w:r>
+      <w:r>
+        <w:t xml:space="preserve"> </w:t>
+      </w:r>
+      <w:r>
+        <w:rPr>
+          <w:rStyle w:val="VerbatimChar"/>
+        </w:rPr>
+        <w:t xml:space="preserve">src/lib/api.ts</w:t>
+      </w:r>
+      <w:r>
+        <w:t xml:space="preserve"> </w:t>
+      </w:r>
+      <w:r>
+        <w:t xml:space="preserve">— display labels</w:t>
+      </w:r>
+      <w:r>
+        <w:t xml:space="preserve"> </w:t>
+      </w:r>
+      <w:r>
+        <w:t xml:space="preserve">and wire values would re-align. Until she confirms, singular is the</w:t>
+      </w:r>
+      <w:r>
+        <w:t xml:space="preserve"> </w:t>
+      </w:r>
+      <w:r>
+        <w:t xml:space="preserve">canonical wire form.</w:t>
+      </w:r>
+    </w:p>
     <w:bookmarkEnd w:id="71"/>
+    <w:bookmarkStart w:id="72" w:name="frontend-status-shipped"/>
+    <w:p>
+      <w:pPr>
+        <w:pStyle w:val="Heading3"/>
+      </w:pPr>
+      <w:r>
+        <w:t xml:space="preserve">15.2 Frontend status — shipped</w:t>
+      </w:r>
+    </w:p>
+    <w:tbl>
+      <w:tblPr>
+        <w:tblStyle w:val="Table"/>
+        <w:tblW w:type="pct" w:w="5000"/>
+        <w:tblLayout w:type="fixed"/>
+        <w:tblLook w:firstRow="1" w:lastRow="0" w:firstColumn="0" w:lastColumn="0" w:noHBand="0" w:noVBand="0" w:val="0020"/>
+      </w:tblPr>
+      <w:tblGrid>
+        <w:gridCol w:w="2640"/>
+        <w:gridCol w:w="2640"/>
+        <w:gridCol w:w="2640"/>
+      </w:tblGrid>
+      <w:tr>
+        <w:trPr>
+          <w:tblHeader w:val="on"/>
+        </w:trPr>
+        <w:tc>
+          <w:tcPr/>
+          <w:p>
+            <w:pPr>
+              <w:pStyle w:val="Compact"/>
+            </w:pPr>
+            <w:r>
+              <w:t xml:space="preserve">Item</w:t>
+            </w:r>
+          </w:p>
+        </w:tc>
+        <w:tc>
+          <w:tcPr/>
+          <w:p>
+            <w:pPr>
+              <w:pStyle w:val="Compact"/>
+            </w:pPr>
+            <w:r>
+              <w:t xml:space="preserve">Status</w:t>
+            </w:r>
+          </w:p>
+        </w:tc>
+        <w:tc>
+          <w:tcPr/>
+          <w:p>
+            <w:pPr>
+              <w:pStyle w:val="Compact"/>
+            </w:pPr>
+            <w:r>
+              <w:t xml:space="preserve">Reference</w:t>
+            </w:r>
+          </w:p>
+        </w:tc>
+      </w:tr>
+      <w:tr>
+        <w:tc>
+          <w:tcPr/>
+          <w:p>
+            <w:pPr>
+              <w:pStyle w:val="Compact"/>
+            </w:pPr>
+            <w:r>
+              <w:t xml:space="preserve">Selector under Simulation Details (top of /cattle-info form)</w:t>
+            </w:r>
+          </w:p>
+        </w:tc>
+        <w:tc>
+          <w:tcPr/>
+          <w:p>
+            <w:pPr>
+              <w:pStyle w:val="Compact"/>
+            </w:pPr>
+            <w:r>
+              <w:t xml:space="preserve">Shipped</w:t>
+            </w:r>
+          </w:p>
+        </w:tc>
+        <w:tc>
+          <w:tcPr/>
+          <w:p>
+            <w:pPr>
+              <w:pStyle w:val="Compact"/>
+            </w:pPr>
+            <w:r>
+              <w:rPr>
+                <w:rStyle w:val="VerbatimChar"/>
+              </w:rPr>
+              <w:t xml:space="preserve">cattle-info/page.tsx:652-662</w:t>
+            </w:r>
+          </w:p>
+        </w:tc>
+      </w:tr>
+      <w:tr>
+        <w:tc>
+          <w:tcPr/>
+          <w:p>
+            <w:pPr>
+              <w:pStyle w:val="Compact"/>
+            </w:pPr>
+            <w:r>
+              <w:t xml:space="preserve">Default selection on a new form</w:t>
+            </w:r>
+          </w:p>
+        </w:tc>
+        <w:tc>
+          <w:tcPr/>
+          <w:p>
+            <w:pPr>
+              <w:pStyle w:val="Compact"/>
+            </w:pPr>
+            <w:r>
+              <w:rPr>
+                <w:rStyle w:val="VerbatimChar"/>
+              </w:rPr>
+              <w:t xml:space="preserve">Lactating Cow</w:t>
+            </w:r>
+          </w:p>
+        </w:tc>
+        <w:tc>
+          <w:tcPr/>
+          <w:p>
+            <w:pPr>
+              <w:pStyle w:val="Compact"/>
+            </w:pPr>
+            <w:r>
+              <w:rPr>
+                <w:rStyle w:val="VerbatimChar"/>
+              </w:rPr>
+              <w:t xml:space="preserve">cattle-info/page.tsx:113</w:t>
+            </w:r>
+          </w:p>
+        </w:tc>
+      </w:tr>
+      <w:tr>
+        <w:tc>
+          <w:tcPr/>
+          <w:p>
+            <w:pPr>
+              <w:pStyle w:val="Compact"/>
+            </w:pPr>
+            <w:r>
+              <w:t xml:space="preserve">Plural display labels (per spec wording)</w:t>
+            </w:r>
+          </w:p>
+        </w:tc>
+        <w:tc>
+          <w:tcPr/>
+          <w:p>
+            <w:pPr>
+              <w:pStyle w:val="Compact"/>
+            </w:pPr>
+            <w:r>
+              <w:t xml:space="preserve">Shipped</w:t>
+            </w:r>
+          </w:p>
+        </w:tc>
+        <w:tc>
+          <w:tcPr/>
+          <w:p>
+            <w:pPr>
+              <w:pStyle w:val="Compact"/>
+            </w:pPr>
+            <w:r>
+              <w:rPr>
+                <w:rStyle w:val="VerbatimChar"/>
+              </w:rPr>
+              <w:t xml:space="preserve">api.ts</w:t>
+            </w:r>
+            <w:r>
+              <w:t xml:space="preserve"> </w:t>
+            </w:r>
+            <w:r>
+              <w:rPr>
+                <w:rStyle w:val="VerbatimChar"/>
+              </w:rPr>
+              <w:t xml:space="preserve">ANIMAL_CATEGORY_LABELS</w:t>
+            </w:r>
+          </w:p>
+        </w:tc>
+      </w:tr>
+      <w:tr>
+        <w:tc>
+          <w:tcPr/>
+          <w:p>
+            <w:pPr>
+              <w:pStyle w:val="Compact"/>
+            </w:pPr>
+            <w:r>
+              <w:t xml:space="preserve">Hydration on edit + simulation restore</w:t>
+            </w:r>
+          </w:p>
+        </w:tc>
+        <w:tc>
+          <w:tcPr/>
+          <w:p>
+            <w:pPr>
+              <w:pStyle w:val="Compact"/>
+            </w:pPr>
+            <w:r>
+              <w:t xml:space="preserve">Shipped</w:t>
+            </w:r>
+          </w:p>
+        </w:tc>
+        <w:tc>
+          <w:tcPr/>
+          <w:p>
+            <w:pPr>
+              <w:pStyle w:val="Compact"/>
+            </w:pPr>
+            <w:r>
+              <w:t xml:space="preserve">lines 221, 295</w:t>
+            </w:r>
+          </w:p>
+        </w:tc>
+      </w:tr>
+      <w:tr>
+        <w:tc>
+          <w:tcPr/>
+          <w:p>
+            <w:pPr>
+              <w:pStyle w:val="Compact"/>
+            </w:pPr>
+            <w:r>
+              <w:t xml:space="preserve">Stored on</w:t>
+            </w:r>
+            <w:r>
+              <w:t xml:space="preserve"> </w:t>
+            </w:r>
+            <w:r>
+              <w:rPr>
+                <w:rStyle w:val="VerbatimChar"/>
+              </w:rPr>
+              <w:t xml:space="preserve">cattleInfo.animal_category</w:t>
+            </w:r>
+          </w:p>
+        </w:tc>
+        <w:tc>
+          <w:tcPr/>
+          <w:p>
+            <w:pPr>
+              <w:pStyle w:val="Compact"/>
+            </w:pPr>
+            <w:r>
+              <w:t xml:space="preserve">Shipped</w:t>
+            </w:r>
+          </w:p>
+        </w:tc>
+        <w:tc>
+          <w:tcPr/>
+          <w:p>
+            <w:pPr>
+              <w:pStyle w:val="Compact"/>
+            </w:pPr>
+            <w:r>
+              <w:t xml:space="preserve">line 587</w:t>
+            </w:r>
+          </w:p>
+        </w:tc>
+      </w:tr>
+      <w:tr>
+        <w:tc>
+          <w:tcPr/>
+          <w:p>
+            <w:pPr>
+              <w:pStyle w:val="Compact"/>
+            </w:pPr>
+            <w:r>
+              <w:t xml:space="preserve">Sent in</w:t>
+            </w:r>
+            <w:r>
+              <w:t xml:space="preserve"> </w:t>
+            </w:r>
+            <w:r>
+              <w:rPr>
+                <w:rStyle w:val="VerbatimChar"/>
+              </w:rPr>
+              <w:t xml:space="preserve">toCattleInfoPayload()</w:t>
+            </w:r>
+            <w:r>
+              <w:t xml:space="preserve"> </w:t>
+            </w:r>
+            <w:r>
+              <w:t xml:space="preserve">as</w:t>
+            </w:r>
+            <w:r>
+              <w:t xml:space="preserve"> </w:t>
+            </w:r>
+            <w:r>
+              <w:rPr>
+                <w:rStyle w:val="VerbatimChar"/>
+              </w:rPr>
+              <w:t xml:space="preserve">cattle_info.animal_category</w:t>
+            </w:r>
+          </w:p>
+        </w:tc>
+        <w:tc>
+          <w:tcPr/>
+          <w:p>
+            <w:pPr>
+              <w:pStyle w:val="Compact"/>
+            </w:pPr>
+            <w:r>
+              <w:t xml:space="preserve">Shipped</w:t>
+            </w:r>
+          </w:p>
+        </w:tc>
+        <w:tc>
+          <w:tcPr/>
+          <w:p>
+            <w:pPr>
+              <w:pStyle w:val="Compact"/>
+            </w:pPr>
+            <w:r>
+              <w:rPr>
+                <w:rStyle w:val="VerbatimChar"/>
+              </w:rPr>
+              <w:t xml:space="preserve">api.ts:146</w:t>
+            </w:r>
+          </w:p>
+        </w:tc>
+      </w:tr>
+      <w:tr>
+        <w:tc>
+          <w:tcPr/>
+          <w:p>
+            <w:pPr>
+              <w:pStyle w:val="Compact"/>
+            </w:pPr>
+            <w:r>
+              <w:t xml:space="preserve">Drives</w:t>
+            </w:r>
+            <w:r>
+              <w:t xml:space="preserve"> </w:t>
+            </w:r>
+            <w:r>
+              <w:rPr>
+                <w:rStyle w:val="VerbatimChar"/>
+              </w:rPr>
+              <w:t xml:space="preserve">showMilkSection</w:t>
+            </w:r>
+            <w:r>
+              <w:t xml:space="preserve"> </w:t>
+            </w:r>
+            <w:r>
+              <w:t xml:space="preserve">form gate</w:t>
+            </w:r>
+          </w:p>
+        </w:tc>
+        <w:tc>
+          <w:tcPr/>
+          <w:p>
+            <w:pPr>
+              <w:pStyle w:val="Compact"/>
+            </w:pPr>
+            <w:r>
+              <w:t xml:space="preserve">Shipped</w:t>
+            </w:r>
+          </w:p>
+        </w:tc>
+        <w:tc>
+          <w:tcPr/>
+          <w:p>
+            <w:pPr>
+              <w:pStyle w:val="Compact"/>
+            </w:pPr>
+            <w:r>
+              <w:rPr>
+                <w:rStyle w:val="VerbatimChar"/>
+              </w:rPr>
+              <w:t xml:space="preserve">cattle-info/page.tsx:498</w:t>
+            </w:r>
+          </w:p>
+        </w:tc>
+      </w:tr>
+      <w:tr>
+        <w:tc>
+          <w:tcPr/>
+          <w:p>
+            <w:pPr>
+              <w:pStyle w:val="Compact"/>
+            </w:pPr>
+            <w:r>
+              <w:t xml:space="preserve">Drives</w:t>
+            </w:r>
+            <w:r>
+              <w:t xml:space="preserve"> </w:t>
+            </w:r>
+            <w:r>
+              <w:rPr>
+                <w:rStyle w:val="VerbatimChar"/>
+              </w:rPr>
+              <w:t xml:space="preserve">buildReportContext</w:t>
+            </w:r>
+            <w:r>
+              <w:t xml:space="preserve"> </w:t>
+            </w:r>
+            <w:r>
+              <w:t xml:space="preserve">→</w:t>
+            </w:r>
+            <w:r>
+              <w:t xml:space="preserve"> </w:t>
+            </w:r>
+            <w:r>
+              <w:rPr>
+                <w:rStyle w:val="VerbatimChar"/>
+              </w:rPr>
+              <w:t xml:space="preserve">/report</w:t>
+            </w:r>
+            <w:r>
+              <w:t xml:space="preserve"> </w:t>
+            </w:r>
+            <w:r>
+              <w:t xml:space="preserve">sections</w:t>
+            </w:r>
+          </w:p>
+        </w:tc>
+        <w:tc>
+          <w:tcPr/>
+          <w:p>
+            <w:pPr>
+              <w:pStyle w:val="Compact"/>
+            </w:pPr>
+            <w:r>
+              <w:t xml:space="preserve">Shipped</w:t>
+            </w:r>
+          </w:p>
+        </w:tc>
+        <w:tc>
+          <w:tcPr/>
+          <w:p>
+            <w:pPr>
+              <w:pStyle w:val="Compact"/>
+            </w:pPr>
+            <w:r>
+              <w:rPr>
+                <w:rStyle w:val="VerbatimChar"/>
+              </w:rPr>
+              <w:t xml:space="preserve">report/page.tsx</w:t>
+            </w:r>
+            <w:r>
+              <w:t xml:space="preserve"> </w:t>
+            </w:r>
+            <w:r>
+              <w:t xml:space="preserve">§2.3</w:t>
+            </w:r>
+          </w:p>
+        </w:tc>
+      </w:tr>
+      <w:tr>
+        <w:tc>
+          <w:tcPr/>
+          <w:p>
+            <w:pPr>
+              <w:pStyle w:val="Compact"/>
+            </w:pPr>
+            <w:r>
+              <w:t xml:space="preserve">Drives Calf Milk Feeding section on /report</w:t>
+            </w:r>
+          </w:p>
+        </w:tc>
+        <w:tc>
+          <w:tcPr/>
+          <w:p>
+            <w:pPr>
+              <w:pStyle w:val="Compact"/>
+            </w:pPr>
+            <w:r>
+              <w:t xml:space="preserve">Shipped</w:t>
+            </w:r>
+          </w:p>
+        </w:tc>
+        <w:tc>
+          <w:tcPr/>
+          <w:p>
+            <w:pPr>
+              <w:pStyle w:val="Compact"/>
+            </w:pPr>
+            <w:r>
+              <w:rPr>
+                <w:rStyle w:val="VerbatimChar"/>
+              </w:rPr>
+              <w:t xml:space="preserve">report/page.tsx</w:t>
+            </w:r>
+            <w:r>
+              <w:t xml:space="preserve"> </w:t>
+            </w:r>
+            <w:r>
+              <w:t xml:space="preserve">§2.3</w:t>
+            </w:r>
+          </w:p>
+        </w:tc>
+      </w:tr>
+    </w:tbl>
+    <w:bookmarkEnd w:id="72"/>
+    <w:bookmarkStart w:id="73" w:name="Xef21c1123496674c96de4bb556ca4ce3c017872"/>
+    <w:p>
+      <w:pPr>
+        <w:pStyle w:val="Heading3"/>
+      </w:pPr>
+      <w:r>
+        <w:t xml:space="preserve">15.3 Form gating — what hides when non-lactating</w:t>
+      </w:r>
+    </w:p>
+    <w:p>
+      <w:pPr>
+        <w:pStyle w:val="FirstParagraph"/>
+      </w:pPr>
+      <w:r>
+        <w:t xml:space="preserve">When</w:t>
+      </w:r>
+      <w:r>
+        <w:t xml:space="preserve"> </w:t>
+      </w:r>
+      <w:r>
+        <w:rPr>
+          <w:rStyle w:val="VerbatimChar"/>
+        </w:rPr>
+        <w:t xml:space="preserve">animal_category !== "Lactating Cow"</w:t>
+      </w:r>
+      <w:r>
+        <w:t xml:space="preserve">:</w:t>
+      </w:r>
+    </w:p>
+    <w:p>
+      <w:pPr>
+        <w:pStyle w:val="Compact"/>
+        <w:numPr>
+          <w:ilvl w:val="0"/>
+          <w:numId w:val="1027"/>
+        </w:numPr>
+      </w:pPr>
+      <w:r>
+        <w:t xml:space="preserve">Whole</w:t>
+      </w:r>
+      <w:r>
+        <w:t xml:space="preserve"> </w:t>
+      </w:r>
+      <w:r>
+        <w:rPr>
+          <w:b/>
+          <w:bCs/>
+        </w:rPr>
+        <w:t xml:space="preserve">Milk Production</w:t>
+      </w:r>
+      <w:r>
+        <w:t xml:space="preserve"> </w:t>
+      </w:r>
+      <w:r>
+        <w:t xml:space="preserve">section card hidden:</w:t>
+      </w:r>
+    </w:p>
+    <w:p>
+      <w:pPr>
+        <w:pStyle w:val="Compact"/>
+        <w:numPr>
+          <w:ilvl w:val="1"/>
+          <w:numId w:val="1028"/>
+        </w:numPr>
+      </w:pPr>
+      <w:r>
+        <w:t xml:space="preserve">Milk Production (L) input</w:t>
+      </w:r>
+    </w:p>
+    <w:p>
+      <w:pPr>
+        <w:pStyle w:val="Compact"/>
+        <w:numPr>
+          <w:ilvl w:val="1"/>
+          <w:numId w:val="1028"/>
+        </w:numPr>
+      </w:pPr>
+      <w:r>
+        <w:t xml:space="preserve">Milk Protein % / Milk Fat % dropdowns</w:t>
+      </w:r>
+    </w:p>
+    <w:p>
+      <w:pPr>
+        <w:pStyle w:val="Compact"/>
+        <w:numPr>
+          <w:ilvl w:val="1"/>
+          <w:numId w:val="1028"/>
+        </w:numPr>
+      </w:pPr>
+      <w:r>
+        <w:t xml:space="preserve">Milk Price input</w:t>
+      </w:r>
+    </w:p>
+    <w:p>
+      <w:pPr>
+        <w:pStyle w:val="Compact"/>
+        <w:numPr>
+          <w:ilvl w:val="0"/>
+          <w:numId w:val="1027"/>
+        </w:numPr>
+      </w:pPr>
+      <w:r>
+        <w:t xml:space="preserve">Form validation no longer requires those three fields.</w:t>
+      </w:r>
+    </w:p>
+    <w:p>
+      <w:pPr>
+        <w:pStyle w:val="FirstParagraph"/>
+      </w:pPr>
+      <w:r>
+        <w:t xml:space="preserve">When the user flips between categories,</w:t>
+      </w:r>
+      <w:r>
+        <w:t xml:space="preserve"> </w:t>
+      </w:r>
+      <w:r>
+        <w:rPr>
+          <w:b/>
+          <w:bCs/>
+        </w:rPr>
+        <w:t xml:space="preserve">field values persist in the</w:t>
+      </w:r>
+      <w:r>
+        <w:rPr>
+          <w:b/>
+          <w:bCs/>
+        </w:rPr>
+        <w:t xml:space="preserve"> </w:t>
+      </w:r>
+      <w:r>
+        <w:rPr>
+          <w:b/>
+          <w:bCs/>
+        </w:rPr>
+        <w:t xml:space="preserve">form state</w:t>
+      </w:r>
+      <w:r>
+        <w:t xml:space="preserve"> </w:t>
+      </w:r>
+      <w:r>
+        <w:t xml:space="preserve">so accidental switches don’t lose data. The wire-level</w:t>
+      </w:r>
+      <w:r>
+        <w:t xml:space="preserve"> </w:t>
+      </w:r>
+      <w:r>
+        <w:t xml:space="preserve">sanitisation happens at payload-build time (§15.4) — what gets sent</w:t>
+      </w:r>
+      <w:r>
+        <w:t xml:space="preserve"> </w:t>
+      </w:r>
+      <w:r>
+        <w:t xml:space="preserve">always matches the CURRENT category.</w:t>
+      </w:r>
+    </w:p>
+    <w:bookmarkEnd w:id="73"/>
+    <w:bookmarkStart w:id="74" w:name="X8e675d902f97039736909f4f6a40e8cccc3600b"/>
+    <w:p>
+      <w:pPr>
+        <w:pStyle w:val="Heading3"/>
+      </w:pPr>
+      <w:r>
+        <w:t xml:space="preserve">15.4 Payload sanitisation — what</w:t>
+      </w:r>
+      <w:r>
+        <w:t xml:space="preserve"> </w:t>
+      </w:r>
+      <w:r>
+        <w:rPr>
+          <w:rStyle w:val="VerbatimChar"/>
+        </w:rPr>
+        <w:t xml:space="preserve">toCattleInfoPayload</w:t>
+      </w:r>
+      <w:r>
+        <w:t xml:space="preserve"> </w:t>
+      </w:r>
+      <w:r>
+        <w:t xml:space="preserve">zeros out for non-lactating</w:t>
+      </w:r>
+    </w:p>
+    <w:p>
+      <w:pPr>
+        <w:pStyle w:val="FirstParagraph"/>
+      </w:pPr>
+      <w:r>
+        <w:t xml:space="preserve">Even if the user previously typed milk values, the payload helper</w:t>
+      </w:r>
+      <w:r>
+        <w:t xml:space="preserve"> </w:t>
+      </w:r>
+      <w:r>
+        <w:t xml:space="preserve">zeroes them out when the current category isn’t Lactating Cow:</w:t>
+      </w:r>
+    </w:p>
+    <w:tbl>
+      <w:tblPr>
+        <w:tblStyle w:val="Table"/>
+        <w:tblW w:type="auto" w:w="0"/>
+        <w:tblLook w:firstRow="1" w:lastRow="0" w:firstColumn="0" w:lastColumn="0" w:noHBand="0" w:noVBand="0" w:val="0020"/>
+      </w:tblPr>
+      <w:tblGrid>
+        <w:gridCol w:w="3960"/>
+        <w:gridCol w:w="3960"/>
+      </w:tblGrid>
+      <w:tr>
+        <w:trPr>
+          <w:tblHeader w:val="on"/>
+        </w:trPr>
+        <w:tc>
+          <w:tcPr/>
+          <w:p>
+            <w:pPr>
+              <w:pStyle w:val="Compact"/>
+            </w:pPr>
+            <w:r>
+              <w:t xml:space="preserve">Wire field</w:t>
+            </w:r>
+          </w:p>
+        </w:tc>
+        <w:tc>
+          <w:tcPr/>
+          <w:p>
+            <w:pPr>
+              <w:pStyle w:val="Compact"/>
+            </w:pPr>
+            <w:r>
+              <w:t xml:space="preserve">Non-lactating value</w:t>
+            </w:r>
+          </w:p>
+        </w:tc>
+      </w:tr>
+      <w:tr>
+        <w:tc>
+          <w:tcPr/>
+          <w:p>
+            <w:pPr>
+              <w:pStyle w:val="Compact"/>
+            </w:pPr>
+            <w:r>
+              <w:rPr>
+                <w:rStyle w:val="VerbatimChar"/>
+              </w:rPr>
+              <w:t xml:space="preserve">lactating</w:t>
+            </w:r>
+          </w:p>
+        </w:tc>
+        <w:tc>
+          <w:tcPr/>
+          <w:p>
+            <w:pPr>
+              <w:pStyle w:val="Compact"/>
+            </w:pPr>
+            <w:r>
+              <w:rPr>
+                <w:rStyle w:val="VerbatimChar"/>
+              </w:rPr>
+              <w:t xml:space="preserve">false</w:t>
+            </w:r>
+          </w:p>
+        </w:tc>
+      </w:tr>
+      <w:tr>
+        <w:tc>
+          <w:tcPr/>
+          <w:p>
+            <w:pPr>
+              <w:pStyle w:val="Compact"/>
+            </w:pPr>
+            <w:r>
+              <w:rPr>
+                <w:rStyle w:val="VerbatimChar"/>
+              </w:rPr>
+              <w:t xml:space="preserve">milk_production</w:t>
+            </w:r>
+          </w:p>
+        </w:tc>
+        <w:tc>
+          <w:tcPr/>
+          <w:p>
+            <w:pPr>
+              <w:pStyle w:val="Compact"/>
+            </w:pPr>
+            <w:r>
+              <w:rPr>
+                <w:rStyle w:val="VerbatimChar"/>
+              </w:rPr>
+              <w:t xml:space="preserve">0</w:t>
+            </w:r>
+          </w:p>
+        </w:tc>
+      </w:tr>
+      <w:tr>
+        <w:tc>
+          <w:tcPr/>
+          <w:p>
+            <w:pPr>
+              <w:pStyle w:val="Compact"/>
+            </w:pPr>
+            <w:r>
+              <w:rPr>
+                <w:rStyle w:val="VerbatimChar"/>
+              </w:rPr>
+              <w:t xml:space="preserve">tp_milk</w:t>
+            </w:r>
+            <w:r>
+              <w:t xml:space="preserve"> </w:t>
+            </w:r>
+            <w:r>
+              <w:t xml:space="preserve">(protein)</w:t>
+            </w:r>
+          </w:p>
+        </w:tc>
+        <w:tc>
+          <w:tcPr/>
+          <w:p>
+            <w:pPr>
+              <w:pStyle w:val="Compact"/>
+            </w:pPr>
+            <w:r>
+              <w:rPr>
+                <w:rStyle w:val="VerbatimChar"/>
+              </w:rPr>
+              <w:t xml:space="preserve">0</w:t>
+            </w:r>
+          </w:p>
+        </w:tc>
+      </w:tr>
+      <w:tr>
+        <w:tc>
+          <w:tcPr/>
+          <w:p>
+            <w:pPr>
+              <w:pStyle w:val="Compact"/>
+            </w:pPr>
+            <w:r>
+              <w:rPr>
+                <w:rStyle w:val="VerbatimChar"/>
+              </w:rPr>
+              <w:t xml:space="preserve">fat_milk</w:t>
+            </w:r>
+          </w:p>
+        </w:tc>
+        <w:tc>
+          <w:tcPr/>
+          <w:p>
+            <w:pPr>
+              <w:pStyle w:val="Compact"/>
+            </w:pPr>
+            <w:r>
+              <w:rPr>
+                <w:rStyle w:val="VerbatimChar"/>
+              </w:rPr>
+              <w:t xml:space="preserve">0</w:t>
+            </w:r>
+          </w:p>
+        </w:tc>
+      </w:tr>
+      <w:tr>
+        <w:tc>
+          <w:tcPr/>
+          <w:p>
+            <w:pPr>
+              <w:pStyle w:val="Compact"/>
+            </w:pPr>
+            <w:r>
+              <w:rPr>
+                <w:rStyle w:val="VerbatimChar"/>
+              </w:rPr>
+              <w:t xml:space="preserve">days_in_milk</w:t>
+            </w:r>
+          </w:p>
+        </w:tc>
+        <w:tc>
+          <w:tcPr/>
+          <w:p>
+            <w:pPr>
+              <w:pStyle w:val="Compact"/>
+            </w:pPr>
+            <w:r>
+              <w:rPr>
+                <w:rStyle w:val="VerbatimChar"/>
+              </w:rPr>
+              <w:t xml:space="preserve">0</w:t>
+            </w:r>
+          </w:p>
+        </w:tc>
+      </w:tr>
+      <w:tr>
+        <w:tc>
+          <w:tcPr/>
+          <w:p>
+            <w:pPr>
+              <w:pStyle w:val="Compact"/>
+            </w:pPr>
+            <w:r>
+              <w:rPr>
+                <w:rStyle w:val="VerbatimChar"/>
+              </w:rPr>
+              <w:t xml:space="preserve">milk_price</w:t>
+            </w:r>
+          </w:p>
+        </w:tc>
+        <w:tc>
+          <w:tcPr/>
+          <w:p>
+            <w:pPr>
+              <w:pStyle w:val="Compact"/>
+            </w:pPr>
+            <w:r>
+              <w:rPr>
+                <w:rStyle w:val="VerbatimChar"/>
+              </w:rPr>
+              <w:t xml:space="preserve">null</w:t>
+            </w:r>
+          </w:p>
+        </w:tc>
+      </w:tr>
+    </w:tbl>
+    <w:p>
+      <w:pPr>
+        <w:pStyle w:val="BodyText"/>
+      </w:pPr>
+      <w:r>
+        <w:rPr>
+          <w:rStyle w:val="VerbatimChar"/>
+        </w:rPr>
+        <w:t xml:space="preserve">animal_category</w:t>
+      </w:r>
+      <w:r>
+        <w:t xml:space="preserve"> </w:t>
+      </w:r>
+      <w:r>
+        <w:t xml:space="preserve">always carries the chosen value regardless of</w:t>
+      </w:r>
+      <w:r>
+        <w:t xml:space="preserve"> </w:t>
+      </w:r>
+      <w:r>
+        <w:t xml:space="preserve">state.</w:t>
+      </w:r>
+      <w:r>
+        <w:t xml:space="preserve"> </w:t>
+      </w:r>
+      <w:r>
+        <w:rPr>
+          <w:rStyle w:val="VerbatimChar"/>
+        </w:rPr>
+        <w:t xml:space="preserve">days_of_pregnancy</w:t>
+      </w:r>
+      <w:r>
+        <w:t xml:space="preserve">,</w:t>
+      </w:r>
+      <w:r>
+        <w:t xml:space="preserve"> </w:t>
+      </w:r>
+      <w:r>
+        <w:rPr>
+          <w:rStyle w:val="VerbatimChar"/>
+        </w:rPr>
+        <w:t xml:space="preserve">parity</w:t>
+      </w:r>
+      <w:r>
+        <w:t xml:space="preserve">,</w:t>
+      </w:r>
+      <w:r>
+        <w:t xml:space="preserve"> </w:t>
+      </w:r>
+      <w:r>
+        <w:rPr>
+          <w:rStyle w:val="VerbatimChar"/>
+        </w:rPr>
+        <w:t xml:space="preserve">body_weight</w:t>
+      </w:r>
+      <w:r>
+        <w:t xml:space="preserve">,</w:t>
+      </w:r>
+      <w:r>
+        <w:t xml:space="preserve"> </w:t>
+      </w:r>
+      <w:r>
+        <w:rPr>
+          <w:rStyle w:val="VerbatimChar"/>
+        </w:rPr>
+        <w:t xml:space="preserve">bc_score</w:t>
+      </w:r>
+      <w:r>
+        <w:t xml:space="preserve">,</w:t>
+      </w:r>
+      <w:r>
+        <w:t xml:space="preserve"> </w:t>
+      </w:r>
+      <w:r>
+        <w:rPr>
+          <w:rStyle w:val="VerbatimChar"/>
+        </w:rPr>
+        <w:t xml:space="preserve">bw_gain</w:t>
+      </w:r>
+      <w:r>
+        <w:t xml:space="preserve">, grazing fields and temperature are all NOT category-gated</w:t>
+      </w:r>
+      <w:r>
+        <w:t xml:space="preserve"> </w:t>
+      </w:r>
+      <w:r>
+        <w:t xml:space="preserve">— they apply to all animals.</w:t>
+      </w:r>
+    </w:p>
+    <w:bookmarkEnd w:id="74"/>
+    <w:bookmarkStart w:id="75" w:name="backend-what-the-swagger-shows-today-1"/>
+    <w:p>
+      <w:pPr>
+        <w:pStyle w:val="Heading3"/>
+      </w:pPr>
+      <w:r>
+        <w:t xml:space="preserve">15.5 Backend — what the swagger shows today</w:t>
+      </w:r>
+    </w:p>
+    <w:p>
+      <w:pPr>
+        <w:pStyle w:val="FirstParagraph"/>
+      </w:pPr>
+      <w:r>
+        <w:t xml:space="preserve">Swagger pull (same one referenced in §12.2):</w:t>
+      </w:r>
+      <w:r>
+        <w:t xml:space="preserve"> </w:t>
+      </w:r>
+      <w:r>
+        <w:rPr>
+          <w:rStyle w:val="VerbatimChar"/>
+        </w:rPr>
+        <w:t xml:space="preserve">CattleInfo</w:t>
+      </w:r>
+      <w:r>
+        <w:t xml:space="preserve"> </w:t>
+      </w:r>
+      <w:r>
+        <w:t xml:space="preserve">schema at</w:t>
+      </w:r>
+      <w:r>
+        <w:t xml:space="preserve"> </w:t>
+      </w:r>
+      <w:r>
+        <w:rPr>
+          <w:rStyle w:val="VerbatimChar"/>
+        </w:rPr>
+        <w:t xml:space="preserve">47.128.1.51:8000/openapi.json</w:t>
+      </w:r>
+      <w:r>
+        <w:t xml:space="preserve"> </w:t>
+      </w:r>
+      <w:r>
+        <w:t xml:space="preserve">does</w:t>
+      </w:r>
+      <w:r>
+        <w:t xml:space="preserve"> </w:t>
+      </w:r>
+      <w:r>
+        <w:rPr>
+          <w:b/>
+          <w:bCs/>
+        </w:rPr>
+        <w:t xml:space="preserve">NOT</w:t>
+      </w:r>
+      <w:r>
+        <w:t xml:space="preserve"> </w:t>
+      </w:r>
+      <w:r>
+        <w:t xml:space="preserve">include</w:t>
+      </w:r>
+      <w:r>
+        <w:t xml:space="preserve"> </w:t>
+      </w:r>
+      <w:r>
+        <w:rPr>
+          <w:rStyle w:val="VerbatimChar"/>
+        </w:rPr>
+        <w:t xml:space="preserve">animal_category</w:t>
+      </w:r>
+      <w:r>
+        <w:t xml:space="preserve">. FastAPI silently drops the field unless Maria</w:t>
+      </w:r>
+      <w:r>
+        <w:t xml:space="preserve"> </w:t>
+      </w:r>
+      <w:r>
+        <w:t xml:space="preserve">adds it.</w:t>
+      </w:r>
+    </w:p>
+    <w:bookmarkEnd w:id="75"/>
+    <w:bookmarkStart w:id="76" w:name="X2746db752e6639a873fecf20045ccd030264189"/>
+    <w:p>
+      <w:pPr>
+        <w:pStyle w:val="Heading3"/>
+      </w:pPr>
+      <w:r>
+        <w:t xml:space="preserve">15.6 Backend ask — add</w:t>
+      </w:r>
+      <w:r>
+        <w:t xml:space="preserve"> </w:t>
+      </w:r>
+      <w:r>
+        <w:rPr>
+          <w:rStyle w:val="VerbatimChar"/>
+        </w:rPr>
+        <w:t xml:space="preserve">animal_category</w:t>
+      </w:r>
+      <w:r>
+        <w:t xml:space="preserve"> </w:t>
+      </w:r>
+      <w:r>
+        <w:t xml:space="preserve">to</w:t>
+      </w:r>
+      <w:r>
+        <w:t xml:space="preserve"> </w:t>
+      </w:r>
+      <w:r>
+        <w:rPr>
+          <w:rStyle w:val="VerbatimChar"/>
+        </w:rPr>
+        <w:t xml:space="preserve">CattleInfo</w:t>
+      </w:r>
+    </w:p>
+    <w:p>
+      <w:pPr>
+        <w:pStyle w:val="SourceCode"/>
+      </w:pPr>
+      <w:r>
+        <w:rPr>
+          <w:rStyle w:val="ImportTok"/>
+        </w:rPr>
+        <w:t xml:space="preserve">from</w:t>
+      </w:r>
+      <w:r>
+        <w:rPr>
+          <w:rStyle w:val="NormalTok"/>
+        </w:rPr>
+        <w:t xml:space="preserve"> typing </w:t>
+      </w:r>
+      <w:r>
+        <w:rPr>
+          <w:rStyle w:val="ImportTok"/>
+        </w:rPr>
+        <w:t xml:space="preserve">import</w:t>
+      </w:r>
+      <w:r>
+        <w:rPr>
+          <w:rStyle w:val="NormalTok"/>
+        </w:rPr>
+        <w:t xml:space="preserve"> Literal</w:t>
+      </w:r>
+      <w:r>
+        <w:br/>
+      </w:r>
+      <w:r>
+        <w:br/>
+      </w:r>
+      <w:r>
+        <w:rPr>
+          <w:rStyle w:val="NormalTok"/>
+        </w:rPr>
+        <w:t xml:space="preserve">AnimalCategory </w:t>
+      </w:r>
+      <w:r>
+        <w:rPr>
+          <w:rStyle w:val="OperatorTok"/>
+        </w:rPr>
+        <w:t xml:space="preserve">=</w:t>
+      </w:r>
+      <w:r>
+        <w:rPr>
+          <w:rStyle w:val="NormalTok"/>
+        </w:rPr>
+        <w:t xml:space="preserve"> Literal[</w:t>
+      </w:r>
+      <w:r>
+        <w:br/>
+      </w:r>
+      <w:r>
+        <w:rPr>
+          <w:rStyle w:val="NormalTok"/>
+        </w:rPr>
+        <w:t xml:space="preserve">    </w:t>
+      </w:r>
+      <w:r>
+        <w:rPr>
+          <w:rStyle w:val="StringTok"/>
+        </w:rPr>
+        <w:t xml:space="preserve">"Lactating Cow"</w:t>
+      </w:r>
+      <w:r>
+        <w:rPr>
+          <w:rStyle w:val="NormalTok"/>
+        </w:rPr>
+        <w:t xml:space="preserve">,</w:t>
+      </w:r>
+      <w:r>
+        <w:br/>
+      </w:r>
+      <w:r>
+        <w:rPr>
+          <w:rStyle w:val="NormalTok"/>
+        </w:rPr>
+        <w:t xml:space="preserve">    </w:t>
+      </w:r>
+      <w:r>
+        <w:rPr>
+          <w:rStyle w:val="StringTok"/>
+        </w:rPr>
+        <w:t xml:space="preserve">"Dry Cow"</w:t>
+      </w:r>
+      <w:r>
+        <w:rPr>
+          <w:rStyle w:val="NormalTok"/>
+        </w:rPr>
+        <w:t xml:space="preserve">,</w:t>
+      </w:r>
+      <w:r>
+        <w:br/>
+      </w:r>
+      <w:r>
+        <w:rPr>
+          <w:rStyle w:val="NormalTok"/>
+        </w:rPr>
+        <w:t xml:space="preserve">    </w:t>
+      </w:r>
+      <w:r>
+        <w:rPr>
+          <w:rStyle w:val="StringTok"/>
+        </w:rPr>
+        <w:t xml:space="preserve">"Heifer"</w:t>
+      </w:r>
+      <w:r>
+        <w:rPr>
+          <w:rStyle w:val="NormalTok"/>
+        </w:rPr>
+        <w:t xml:space="preserve">,</w:t>
+      </w:r>
+      <w:r>
+        <w:br/>
+      </w:r>
+      <w:r>
+        <w:rPr>
+          <w:rStyle w:val="NormalTok"/>
+        </w:rPr>
+        <w:t xml:space="preserve">    </w:t>
+      </w:r>
+      <w:r>
+        <w:rPr>
+          <w:rStyle w:val="StringTok"/>
+        </w:rPr>
+        <w:t xml:space="preserve">"Baby Calf/Heifer"</w:t>
+      </w:r>
+      <w:r>
+        <w:rPr>
+          <w:rStyle w:val="NormalTok"/>
+        </w:rPr>
+        <w:t xml:space="preserve">,</w:t>
+      </w:r>
+      <w:r>
+        <w:br/>
+      </w:r>
+      <w:r>
+        <w:rPr>
+          <w:rStyle w:val="NormalTok"/>
+        </w:rPr>
+        <w:t xml:space="preserve">]</w:t>
+      </w:r>
+      <w:r>
+        <w:br/>
+      </w:r>
+      <w:r>
+        <w:br/>
+      </w:r>
+      <w:r>
+        <w:rPr>
+          <w:rStyle w:val="KeywordTok"/>
+        </w:rPr>
+        <w:t xml:space="preserve">class</w:t>
+      </w:r>
+      <w:r>
+        <w:rPr>
+          <w:rStyle w:val="NormalTok"/>
+        </w:rPr>
+        <w:t xml:space="preserve"> CattleInfo(BaseModel):</w:t>
+      </w:r>
+      <w:r>
+        <w:br/>
+      </w:r>
+      <w:r>
+        <w:rPr>
+          <w:rStyle w:val="NormalTok"/>
+        </w:rPr>
+        <w:t xml:space="preserve">    </w:t>
+      </w:r>
+      <w:r>
+        <w:rPr>
+          <w:rStyle w:val="CommentTok"/>
+        </w:rPr>
+        <w:t xml:space="preserve"># ... existing fields ...</w:t>
+      </w:r>
+      <w:r>
+        <w:br/>
+      </w:r>
+      <w:r>
+        <w:rPr>
+          <w:rStyle w:val="NormalTok"/>
+        </w:rPr>
+        <w:t xml:space="preserve">    animal_category: AnimalCategory </w:t>
+      </w:r>
+      <w:r>
+        <w:rPr>
+          <w:rStyle w:val="OperatorTok"/>
+        </w:rPr>
+        <w:t xml:space="preserve">|</w:t>
+      </w:r>
+      <w:r>
+        <w:rPr>
+          <w:rStyle w:val="NormalTok"/>
+        </w:rPr>
+        <w:t xml:space="preserve"> </w:t>
+      </w:r>
+      <w:r>
+        <w:rPr>
+          <w:rStyle w:val="VariableTok"/>
+        </w:rPr>
+        <w:t xml:space="preserve">None</w:t>
+      </w:r>
+      <w:r>
+        <w:rPr>
+          <w:rStyle w:val="NormalTok"/>
+        </w:rPr>
+        <w:t xml:space="preserve"> </w:t>
+      </w:r>
+      <w:r>
+        <w:rPr>
+          <w:rStyle w:val="OperatorTok"/>
+        </w:rPr>
+        <w:t xml:space="preserve">=</w:t>
+      </w:r>
+      <w:r>
+        <w:rPr>
+          <w:rStyle w:val="NormalTok"/>
+        </w:rPr>
+        <w:t xml:space="preserve"> Field(</w:t>
+      </w:r>
+      <w:r>
+        <w:br/>
+      </w:r>
+      <w:r>
+        <w:rPr>
+          <w:rStyle w:val="NormalTok"/>
+        </w:rPr>
+        <w:t xml:space="preserve">        default</w:t>
+      </w:r>
+      <w:r>
+        <w:rPr>
+          <w:rStyle w:val="OperatorTok"/>
+        </w:rPr>
+        <w:t xml:space="preserve">=</w:t>
+      </w:r>
+      <w:r>
+        <w:rPr>
+          <w:rStyle w:val="VariableTok"/>
+        </w:rPr>
+        <w:t xml:space="preserve">None</w:t>
+      </w:r>
+      <w:r>
+        <w:rPr>
+          <w:rStyle w:val="NormalTok"/>
+        </w:rPr>
+        <w:t xml:space="preserve">,</w:t>
+      </w:r>
+      <w:r>
+        <w:br/>
+      </w:r>
+      <w:r>
+        <w:rPr>
+          <w:rStyle w:val="NormalTok"/>
+        </w:rPr>
+        <w:t xml:space="preserve">        description</w:t>
+      </w:r>
+      <w:r>
+        <w:rPr>
+          <w:rStyle w:val="OperatorTok"/>
+        </w:rPr>
+        <w:t xml:space="preserve">=</w:t>
+      </w:r>
+      <w:r>
+        <w:rPr>
+          <w:rStyle w:val="NormalTok"/>
+        </w:rPr>
+        <w:t xml:space="preserve">(</w:t>
+      </w:r>
+      <w:r>
+        <w:br/>
+      </w:r>
+      <w:r>
+        <w:rPr>
+          <w:rStyle w:val="NormalTok"/>
+        </w:rPr>
+        <w:t xml:space="preserve">            </w:t>
+      </w:r>
+      <w:r>
+        <w:rPr>
+          <w:rStyle w:val="StringTok"/>
+        </w:rPr>
+        <w:t xml:space="preserve">"Physiological state of the animal. Drives lactating flag, "</w:t>
+      </w:r>
+      <w:r>
+        <w:br/>
+      </w:r>
+      <w:r>
+        <w:rPr>
+          <w:rStyle w:val="NormalTok"/>
+        </w:rPr>
+        <w:t xml:space="preserve">            </w:t>
+      </w:r>
+      <w:r>
+        <w:rPr>
+          <w:rStyle w:val="StringTok"/>
+        </w:rPr>
+        <w:t xml:space="preserve">"milk-related field requirements, and report section "</w:t>
+      </w:r>
+      <w:r>
+        <w:br/>
+      </w:r>
+      <w:r>
+        <w:rPr>
+          <w:rStyle w:val="NormalTok"/>
+        </w:rPr>
+        <w:t xml:space="preserve">            </w:t>
+      </w:r>
+      <w:r>
+        <w:rPr>
+          <w:rStyle w:val="StringTok"/>
+        </w:rPr>
+        <w:t xml:space="preserve">"visibility (see build_report_context in §14). Null treated "</w:t>
+      </w:r>
+      <w:r>
+        <w:br/>
+      </w:r>
+      <w:r>
+        <w:rPr>
+          <w:rStyle w:val="NormalTok"/>
+        </w:rPr>
+        <w:t xml:space="preserve">            </w:t>
+      </w:r>
+      <w:r>
+        <w:rPr>
+          <w:rStyle w:val="StringTok"/>
+        </w:rPr>
+        <w:t xml:space="preserve">"as 'Lactating Cow' for backward compatibility with older "</w:t>
+      </w:r>
+      <w:r>
+        <w:br/>
+      </w:r>
+      <w:r>
+        <w:rPr>
+          <w:rStyle w:val="NormalTok"/>
+        </w:rPr>
+        <w:t xml:space="preserve">            </w:t>
+      </w:r>
+      <w:r>
+        <w:rPr>
+          <w:rStyle w:val="StringTok"/>
+        </w:rPr>
+        <w:t xml:space="preserve">"simulations that pre-date this field."</w:t>
+      </w:r>
+      <w:r>
+        <w:br/>
+      </w:r>
+      <w:r>
+        <w:rPr>
+          <w:rStyle w:val="NormalTok"/>
+        </w:rPr>
+        <w:t xml:space="preserve">        ),</w:t>
+      </w:r>
+      <w:r>
+        <w:br/>
+      </w:r>
+      <w:r>
+        <w:rPr>
+          <w:rStyle w:val="NormalTok"/>
+        </w:rPr>
+        <w:t xml:space="preserve">    )</w:t>
+      </w:r>
+    </w:p>
+    <w:p>
+      <w:pPr>
+        <w:pStyle w:val="FirstParagraph"/>
+      </w:pPr>
+      <w:r>
+        <w:t xml:space="preserve">Notes:</w:t>
+      </w:r>
+      <w:r>
+        <w:t xml:space="preserve"> </w:t>
+      </w:r>
+      <w:r>
+        <w:t xml:space="preserve">-</w:t>
+      </w:r>
+      <w:r>
+        <w:t xml:space="preserve"> </w:t>
+      </w:r>
+      <w:r>
+        <w:rPr>
+          <w:b/>
+          <w:bCs/>
+        </w:rPr>
+        <w:t xml:space="preserve">Nullable + default null.</w:t>
+      </w:r>
+      <w:r>
+        <w:t xml:space="preserve"> </w:t>
+      </w:r>
+      <w:r>
+        <w:t xml:space="preserve">Older saved simulations don’t have</w:t>
+      </w:r>
+      <w:r>
+        <w:t xml:space="preserve"> </w:t>
+      </w:r>
+      <w:r>
+        <w:t xml:space="preserve">this field; backend should treat null as Lactating Cow (the only</w:t>
+      </w:r>
+      <w:r>
+        <w:t xml:space="preserve"> </w:t>
+      </w:r>
+      <w:r>
+        <w:t xml:space="preserve">state the pre-Y3 app supported).</w:t>
+      </w:r>
+      <w:r>
+        <w:t xml:space="preserve"> </w:t>
+      </w:r>
+      <w:r>
+        <w:t xml:space="preserve">-</w:t>
+      </w:r>
+      <w:r>
+        <w:t xml:space="preserve"> </w:t>
+      </w:r>
+      <w:r>
+        <w:rPr>
+          <w:b/>
+          <w:bCs/>
+        </w:rPr>
+        <w:t xml:space="preserve">Wire values stay singular</w:t>
+      </w:r>
+      <w:r>
+        <w:t xml:space="preserve"> </w:t>
+      </w:r>
+      <w:r>
+        <w:t xml:space="preserve">unless Maria explicitly wants the</w:t>
+      </w:r>
+      <w:r>
+        <w:t xml:space="preserve"> </w:t>
+      </w:r>
+      <w:r>
+        <w:t xml:space="preserve">plural — see §15.1.</w:t>
+      </w:r>
+      <w:r>
+        <w:t xml:space="preserve"> </w:t>
+      </w:r>
+      <w:r>
+        <w:t xml:space="preserve">-</w:t>
+      </w:r>
+      <w:r>
+        <w:t xml:space="preserve"> </w:t>
+      </w:r>
+      <w:r>
+        <w:rPr>
+          <w:b/>
+          <w:bCs/>
+        </w:rPr>
+        <w:t xml:space="preserve">No DB migration required for legacy rows.</w:t>
+      </w:r>
+      <w:r>
+        <w:t xml:space="preserve"> </w:t>
+      </w:r>
+      <w:r>
+        <w:t xml:space="preserve">Backfill with</w:t>
+      </w:r>
+      <w:r>
+        <w:t xml:space="preserve"> </w:t>
+      </w:r>
+      <w:r>
+        <w:rPr>
+          <w:rStyle w:val="VerbatimChar"/>
+        </w:rPr>
+        <w:t xml:space="preserve">"Lactating Cow"</w:t>
+      </w:r>
+      <w:r>
+        <w:t xml:space="preserve"> </w:t>
+      </w:r>
+      <w:r>
+        <w:t xml:space="preserve">for any historical record where the field is</w:t>
+      </w:r>
+      <w:r>
+        <w:t xml:space="preserve"> </w:t>
+      </w:r>
+      <w:r>
+        <w:t xml:space="preserve">null and persistence is needed.</w:t>
+      </w:r>
+    </w:p>
+    <w:bookmarkEnd w:id="76"/>
+    <w:bookmarkStart w:id="80" w:name="example-payloads-post-backend-change"/>
+    <w:p>
+      <w:pPr>
+        <w:pStyle w:val="Heading3"/>
+      </w:pPr>
+      <w:r>
+        <w:t xml:space="preserve">15.7 Example payloads (post backend change)</w:t>
+      </w:r>
+    </w:p>
+    <w:bookmarkStart w:id="77" w:name="lactating-cow"/>
+    <w:p>
+      <w:pPr>
+        <w:pStyle w:val="Heading4"/>
+      </w:pPr>
+      <w:r>
+        <w:t xml:space="preserve">Lactating Cow</w:t>
+      </w:r>
+    </w:p>
+    <w:p>
+      <w:pPr>
+        <w:pStyle w:val="SourceCode"/>
+      </w:pPr>
+      <w:r>
+        <w:rPr>
+          <w:rStyle w:val="FunctionTok"/>
+        </w:rPr>
+        <w:t xml:space="preserve">{</w:t>
+      </w:r>
+      <w:r>
+        <w:br/>
+      </w:r>
+      <w:r>
+        <w:rPr>
+          <w:rStyle w:val="NormalTok"/>
+        </w:rPr>
+        <w:t xml:space="preserve">  </w:t>
+      </w:r>
+      <w:r>
+        <w:rPr>
+          <w:rStyle w:val="DataTypeTok"/>
+        </w:rPr>
+        <w:t xml:space="preserve">"cattle_info"</w:t>
+      </w:r>
+      <w:r>
+        <w:rPr>
+          <w:rStyle w:val="FunctionTok"/>
+        </w:rPr>
+        <w:t xml:space="preserve">:</w:t>
+      </w:r>
+      <w:r>
+        <w:rPr>
+          <w:rStyle w:val="NormalTok"/>
+        </w:rPr>
+        <w:t xml:space="preserve"> </w:t>
+      </w:r>
+      <w:r>
+        <w:rPr>
+          <w:rStyle w:val="FunctionTok"/>
+        </w:rPr>
+        <w:t xml:space="preserve">{</w:t>
+      </w:r>
+      <w:r>
+        <w:br/>
+      </w:r>
+      <w:r>
+        <w:rPr>
+          <w:rStyle w:val="NormalTok"/>
+        </w:rPr>
+        <w:t xml:space="preserve">    </w:t>
+      </w:r>
+      <w:r>
+        <w:rPr>
+          <w:rStyle w:val="DataTypeTok"/>
+        </w:rPr>
+        <w:t xml:space="preserve">"body_weight"</w:t>
+      </w:r>
+      <w:r>
+        <w:rPr>
+          <w:rStyle w:val="FunctionTok"/>
+        </w:rPr>
+        <w:t xml:space="preserve">:</w:t>
+      </w:r>
+      <w:r>
+        <w:rPr>
+          <w:rStyle w:val="NormalTok"/>
+        </w:rPr>
+        <w:t xml:space="preserve"> </w:t>
+      </w:r>
+      <w:r>
+        <w:rPr>
+          <w:rStyle w:val="DecValTok"/>
+        </w:rPr>
+        <w:t xml:space="preserve">450</w:t>
+      </w:r>
+      <w:r>
+        <w:rPr>
+          <w:rStyle w:val="FunctionTok"/>
+        </w:rPr>
+        <w:t xml:space="preserve">,</w:t>
+      </w:r>
+      <w:r>
+        <w:br/>
+      </w:r>
+      <w:r>
+        <w:rPr>
+          <w:rStyle w:val="NormalTok"/>
+        </w:rPr>
+        <w:t xml:space="preserve">    </w:t>
+      </w:r>
+      <w:r>
+        <w:rPr>
+          <w:rStyle w:val="DataTypeTok"/>
+        </w:rPr>
+        <w:t xml:space="preserve">"breed"</w:t>
+      </w:r>
+      <w:r>
+        <w:rPr>
+          <w:rStyle w:val="FunctionTok"/>
+        </w:rPr>
+        <w:t xml:space="preserve">:</w:t>
+      </w:r>
+      <w:r>
+        <w:rPr>
+          <w:rStyle w:val="NormalTok"/>
+        </w:rPr>
+        <w:t xml:space="preserve"> </w:t>
+      </w:r>
+      <w:r>
+        <w:rPr>
+          <w:rStyle w:val="StringTok"/>
+        </w:rPr>
+        <w:t xml:space="preserve">"Cross Bred"</w:t>
+      </w:r>
+      <w:r>
+        <w:rPr>
+          <w:rStyle w:val="FunctionTok"/>
+        </w:rPr>
+        <w:t xml:space="preserve">,</w:t>
+      </w:r>
+      <w:r>
+        <w:br/>
+      </w:r>
+      <w:r>
+        <w:rPr>
+          <w:rStyle w:val="NormalTok"/>
+        </w:rPr>
+        <w:t xml:space="preserve">    </w:t>
+      </w:r>
+      <w:r>
+        <w:rPr>
+          <w:rStyle w:val="DataTypeTok"/>
+        </w:rPr>
+        <w:t xml:space="preserve">"lactating"</w:t>
+      </w:r>
+      <w:r>
+        <w:rPr>
+          <w:rStyle w:val="FunctionTok"/>
+        </w:rPr>
+        <w:t xml:space="preserve">:</w:t>
+      </w:r>
+      <w:r>
+        <w:rPr>
+          <w:rStyle w:val="NormalTok"/>
+        </w:rPr>
+        <w:t xml:space="preserve"> </w:t>
+      </w:r>
+      <w:r>
+        <w:rPr>
+          <w:rStyle w:val="KeywordTok"/>
+        </w:rPr>
+        <w:t xml:space="preserve">true</w:t>
+      </w:r>
+      <w:r>
+        <w:rPr>
+          <w:rStyle w:val="FunctionTok"/>
+        </w:rPr>
+        <w:t xml:space="preserve">,</w:t>
+      </w:r>
+      <w:r>
+        <w:br/>
+      </w:r>
+      <w:r>
+        <w:rPr>
+          <w:rStyle w:val="NormalTok"/>
+        </w:rPr>
+        <w:t xml:space="preserve">    </w:t>
+      </w:r>
+      <w:r>
+        <w:rPr>
+          <w:rStyle w:val="DataTypeTok"/>
+        </w:rPr>
+        <w:t xml:space="preserve">"milk_production"</w:t>
+      </w:r>
+      <w:r>
+        <w:rPr>
+          <w:rStyle w:val="FunctionTok"/>
+        </w:rPr>
+        <w:t xml:space="preserve">:</w:t>
+      </w:r>
+      <w:r>
+        <w:rPr>
+          <w:rStyle w:val="NormalTok"/>
+        </w:rPr>
+        <w:t xml:space="preserve"> </w:t>
+      </w:r>
+      <w:r>
+        <w:rPr>
+          <w:rStyle w:val="FloatTok"/>
+        </w:rPr>
+        <w:t xml:space="preserve">18.5</w:t>
+      </w:r>
+      <w:r>
+        <w:rPr>
+          <w:rStyle w:val="FunctionTok"/>
+        </w:rPr>
+        <w:t xml:space="preserve">,</w:t>
+      </w:r>
+      <w:r>
+        <w:br/>
+      </w:r>
+      <w:r>
+        <w:rPr>
+          <w:rStyle w:val="NormalTok"/>
+        </w:rPr>
+        <w:t xml:space="preserve">    </w:t>
+      </w:r>
+      <w:r>
+        <w:rPr>
+          <w:rStyle w:val="DataTypeTok"/>
+        </w:rPr>
+        <w:t xml:space="preserve">"tp_milk"</w:t>
+      </w:r>
+      <w:r>
+        <w:rPr>
+          <w:rStyle w:val="FunctionTok"/>
+        </w:rPr>
+        <w:t xml:space="preserve">:</w:t>
+      </w:r>
+      <w:r>
+        <w:rPr>
+          <w:rStyle w:val="NormalTok"/>
+        </w:rPr>
+        <w:t xml:space="preserve"> </w:t>
+      </w:r>
+      <w:r>
+        <w:rPr>
+          <w:rStyle w:val="FloatTok"/>
+        </w:rPr>
+        <w:t xml:space="preserve">3.2</w:t>
+      </w:r>
+      <w:r>
+        <w:rPr>
+          <w:rStyle w:val="FunctionTok"/>
+        </w:rPr>
+        <w:t xml:space="preserve">,</w:t>
+      </w:r>
+      <w:r>
+        <w:br/>
+      </w:r>
+      <w:r>
+        <w:rPr>
+          <w:rStyle w:val="NormalTok"/>
+        </w:rPr>
+        <w:t xml:space="preserve">    </w:t>
+      </w:r>
+      <w:r>
+        <w:rPr>
+          <w:rStyle w:val="DataTypeTok"/>
+        </w:rPr>
+        <w:t xml:space="preserve">"fat_milk"</w:t>
+      </w:r>
+      <w:r>
+        <w:rPr>
+          <w:rStyle w:val="FunctionTok"/>
+        </w:rPr>
+        <w:t xml:space="preserve">:</w:t>
+      </w:r>
+      <w:r>
+        <w:rPr>
+          <w:rStyle w:val="NormalTok"/>
+        </w:rPr>
+        <w:t xml:space="preserve"> </w:t>
+      </w:r>
+      <w:r>
+        <w:rPr>
+          <w:rStyle w:val="FloatTok"/>
+        </w:rPr>
+        <w:t xml:space="preserve">3.8</w:t>
+      </w:r>
+      <w:r>
+        <w:rPr>
+          <w:rStyle w:val="FunctionTok"/>
+        </w:rPr>
+        <w:t xml:space="preserve">,</w:t>
+      </w:r>
+      <w:r>
+        <w:br/>
+      </w:r>
+      <w:r>
+        <w:rPr>
+          <w:rStyle w:val="NormalTok"/>
+        </w:rPr>
+        <w:t xml:space="preserve">    </w:t>
+      </w:r>
+      <w:r>
+        <w:rPr>
+          <w:rStyle w:val="DataTypeTok"/>
+        </w:rPr>
+        <w:t xml:space="preserve">"days_in_milk"</w:t>
+      </w:r>
+      <w:r>
+        <w:rPr>
+          <w:rStyle w:val="FunctionTok"/>
+        </w:rPr>
+        <w:t xml:space="preserve">:</w:t>
+      </w:r>
+      <w:r>
+        <w:rPr>
+          <w:rStyle w:val="NormalTok"/>
+        </w:rPr>
+        <w:t xml:space="preserve"> </w:t>
+      </w:r>
+      <w:r>
+        <w:rPr>
+          <w:rStyle w:val="DecValTok"/>
+        </w:rPr>
+        <w:t xml:space="preserve">120</w:t>
+      </w:r>
+      <w:r>
+        <w:rPr>
+          <w:rStyle w:val="FunctionTok"/>
+        </w:rPr>
+        <w:t xml:space="preserve">,</w:t>
+      </w:r>
+      <w:r>
+        <w:br/>
+      </w:r>
+      <w:r>
+        <w:rPr>
+          <w:rStyle w:val="NormalTok"/>
+        </w:rPr>
+        <w:t xml:space="preserve">    </w:t>
+      </w:r>
+      <w:r>
+        <w:rPr>
+          <w:rStyle w:val="DataTypeTok"/>
+        </w:rPr>
+        <w:t xml:space="preserve">"days_of_pregnancy"</w:t>
+      </w:r>
+      <w:r>
+        <w:rPr>
+          <w:rStyle w:val="FunctionTok"/>
+        </w:rPr>
+        <w:t xml:space="preserve">:</w:t>
+      </w:r>
+      <w:r>
+        <w:rPr>
+          <w:rStyle w:val="NormalTok"/>
+        </w:rPr>
+        <w:t xml:space="preserve"> </w:t>
+      </w:r>
+      <w:r>
+        <w:rPr>
+          <w:rStyle w:val="DecValTok"/>
+        </w:rPr>
+        <w:t xml:space="preserve">0</w:t>
+      </w:r>
+      <w:r>
+        <w:rPr>
+          <w:rStyle w:val="FunctionTok"/>
+        </w:rPr>
+        <w:t xml:space="preserve">,</w:t>
+      </w:r>
+      <w:r>
+        <w:br/>
+      </w:r>
+      <w:r>
+        <w:rPr>
+          <w:rStyle w:val="NormalTok"/>
+        </w:rPr>
+        <w:t xml:space="preserve">    </w:t>
+      </w:r>
+      <w:r>
+        <w:rPr>
+          <w:rStyle w:val="DataTypeTok"/>
+        </w:rPr>
+        <w:t xml:space="preserve">"parity"</w:t>
+      </w:r>
+      <w:r>
+        <w:rPr>
+          <w:rStyle w:val="FunctionTok"/>
+        </w:rPr>
+        <w:t xml:space="preserve">:</w:t>
+      </w:r>
+      <w:r>
+        <w:rPr>
+          <w:rStyle w:val="NormalTok"/>
+        </w:rPr>
+        <w:t xml:space="preserve"> </w:t>
+      </w:r>
+      <w:r>
+        <w:rPr>
+          <w:rStyle w:val="DecValTok"/>
+        </w:rPr>
+        <w:t xml:space="preserve">2</w:t>
+      </w:r>
+      <w:r>
+        <w:rPr>
+          <w:rStyle w:val="FunctionTok"/>
+        </w:rPr>
+        <w:t xml:space="preserve">,</w:t>
+      </w:r>
+      <w:r>
+        <w:br/>
+      </w:r>
+      <w:r>
+        <w:rPr>
+          <w:rStyle w:val="NormalTok"/>
+        </w:rPr>
+        <w:t xml:space="preserve">    </w:t>
+      </w:r>
+      <w:r>
+        <w:rPr>
+          <w:rStyle w:val="DataTypeTok"/>
+        </w:rPr>
+        <w:t xml:space="preserve">"temperature"</w:t>
+      </w:r>
+      <w:r>
+        <w:rPr>
+          <w:rStyle w:val="FunctionTok"/>
+        </w:rPr>
+        <w:t xml:space="preserve">:</w:t>
+      </w:r>
+      <w:r>
+        <w:rPr>
+          <w:rStyle w:val="NormalTok"/>
+        </w:rPr>
+        <w:t xml:space="preserve"> </w:t>
+      </w:r>
+      <w:r>
+        <w:rPr>
+          <w:rStyle w:val="DecValTok"/>
+        </w:rPr>
+        <w:t xml:space="preserve">26</w:t>
+      </w:r>
+      <w:r>
+        <w:rPr>
+          <w:rStyle w:val="FunctionTok"/>
+        </w:rPr>
+        <w:t xml:space="preserve">,</w:t>
+      </w:r>
+      <w:r>
+        <w:br/>
+      </w:r>
+      <w:r>
+        <w:rPr>
+          <w:rStyle w:val="NormalTok"/>
+        </w:rPr>
+        <w:t xml:space="preserve">    </w:t>
+      </w:r>
+      <w:r>
+        <w:rPr>
+          <w:rStyle w:val="DataTypeTok"/>
+        </w:rPr>
+        <w:t xml:space="preserve">"topography"</w:t>
+      </w:r>
+      <w:r>
+        <w:rPr>
+          <w:rStyle w:val="FunctionTok"/>
+        </w:rPr>
+        <w:t xml:space="preserve">:</w:t>
+      </w:r>
+      <w:r>
+        <w:rPr>
+          <w:rStyle w:val="NormalTok"/>
+        </w:rPr>
+        <w:t xml:space="preserve"> </w:t>
+      </w:r>
+      <w:r>
+        <w:rPr>
+          <w:rStyle w:val="StringTok"/>
+        </w:rPr>
+        <w:t xml:space="preserve">"Flat"</w:t>
+      </w:r>
+      <w:r>
+        <w:rPr>
+          <w:rStyle w:val="FunctionTok"/>
+        </w:rPr>
+        <w:t xml:space="preserve">,</w:t>
+      </w:r>
+      <w:r>
+        <w:br/>
+      </w:r>
+      <w:r>
+        <w:rPr>
+          <w:rStyle w:val="NormalTok"/>
+        </w:rPr>
+        <w:t xml:space="preserve">    </w:t>
+      </w:r>
+      <w:r>
+        <w:rPr>
+          <w:rStyle w:val="DataTypeTok"/>
+        </w:rPr>
+        <w:t xml:space="preserve">"distance"</w:t>
+      </w:r>
+      <w:r>
+        <w:rPr>
+          <w:rStyle w:val="FunctionTok"/>
+        </w:rPr>
+        <w:t xml:space="preserve">:</w:t>
+      </w:r>
+      <w:r>
+        <w:rPr>
+          <w:rStyle w:val="NormalTok"/>
+        </w:rPr>
+        <w:t xml:space="preserve"> </w:t>
+      </w:r>
+      <w:r>
+        <w:rPr>
+          <w:rStyle w:val="DecValTok"/>
+        </w:rPr>
+        <w:t xml:space="preserve">0</w:t>
+      </w:r>
+      <w:r>
+        <w:rPr>
+          <w:rStyle w:val="FunctionTok"/>
+        </w:rPr>
+        <w:t xml:space="preserve">,</w:t>
+      </w:r>
+      <w:r>
+        <w:br/>
+      </w:r>
+      <w:r>
+        <w:rPr>
+          <w:rStyle w:val="NormalTok"/>
+        </w:rPr>
+        <w:t xml:space="preserve">    </w:t>
+      </w:r>
+      <w:r>
+        <w:rPr>
+          <w:rStyle w:val="DataTypeTok"/>
+        </w:rPr>
+        <w:t xml:space="preserve">"grazing"</w:t>
+      </w:r>
+      <w:r>
+        <w:rPr>
+          <w:rStyle w:val="FunctionTok"/>
+        </w:rPr>
+        <w:t xml:space="preserve">:</w:t>
+      </w:r>
+      <w:r>
+        <w:rPr>
+          <w:rStyle w:val="NormalTok"/>
+        </w:rPr>
+        <w:t xml:space="preserve"> </w:t>
+      </w:r>
+      <w:r>
+        <w:rPr>
+          <w:rStyle w:val="KeywordTok"/>
+        </w:rPr>
+        <w:t xml:space="preserve">false</w:t>
+      </w:r>
+      <w:r>
+        <w:rPr>
+          <w:rStyle w:val="FunctionTok"/>
+        </w:rPr>
+        <w:t xml:space="preserve">,</w:t>
+      </w:r>
+      <w:r>
+        <w:br/>
+      </w:r>
+      <w:r>
+        <w:rPr>
+          <w:rStyle w:val="NormalTok"/>
+        </w:rPr>
+        <w:t xml:space="preserve">    </w:t>
+      </w:r>
+      <w:r>
+        <w:rPr>
+          <w:rStyle w:val="DataTypeTok"/>
+        </w:rPr>
+        <w:t xml:space="preserve">"calving_interval"</w:t>
+      </w:r>
+      <w:r>
+        <w:rPr>
+          <w:rStyle w:val="FunctionTok"/>
+        </w:rPr>
+        <w:t xml:space="preserve">:</w:t>
+      </w:r>
+      <w:r>
+        <w:rPr>
+          <w:rStyle w:val="NormalTok"/>
+        </w:rPr>
+        <w:t xml:space="preserve"> </w:t>
+      </w:r>
+      <w:r>
+        <w:rPr>
+          <w:rStyle w:val="DecValTok"/>
+        </w:rPr>
+        <w:t xml:space="preserve">370</w:t>
+      </w:r>
+      <w:r>
+        <w:rPr>
+          <w:rStyle w:val="FunctionTok"/>
+        </w:rPr>
+        <w:t xml:space="preserve">,</w:t>
+      </w:r>
+      <w:r>
+        <w:br/>
+      </w:r>
+      <w:r>
+        <w:rPr>
+          <w:rStyle w:val="NormalTok"/>
+        </w:rPr>
+        <w:t xml:space="preserve">    </w:t>
+      </w:r>
+      <w:r>
+        <w:rPr>
+          <w:rStyle w:val="DataTypeTok"/>
+        </w:rPr>
+        <w:t xml:space="preserve">"bw_gain"</w:t>
+      </w:r>
+      <w:r>
+        <w:rPr>
+          <w:rStyle w:val="FunctionTok"/>
+        </w:rPr>
+        <w:t xml:space="preserve">:</w:t>
+      </w:r>
+      <w:r>
+        <w:rPr>
+          <w:rStyle w:val="NormalTok"/>
+        </w:rPr>
+        <w:t xml:space="preserve"> </w:t>
+      </w:r>
+      <w:r>
+        <w:rPr>
+          <w:rStyle w:val="FloatTok"/>
+        </w:rPr>
+        <w:t xml:space="preserve">0.3</w:t>
+      </w:r>
+      <w:r>
+        <w:rPr>
+          <w:rStyle w:val="FunctionTok"/>
+        </w:rPr>
+        <w:t xml:space="preserve">,</w:t>
+      </w:r>
+      <w:r>
+        <w:br/>
+      </w:r>
+      <w:r>
+        <w:rPr>
+          <w:rStyle w:val="NormalTok"/>
+        </w:rPr>
+        <w:t xml:space="preserve">    </w:t>
+      </w:r>
+      <w:r>
+        <w:rPr>
+          <w:rStyle w:val="DataTypeTok"/>
+        </w:rPr>
+        <w:t xml:space="preserve">"bc_score"</w:t>
+      </w:r>
+      <w:r>
+        <w:rPr>
+          <w:rStyle w:val="FunctionTok"/>
+        </w:rPr>
+        <w:t xml:space="preserve">:</w:t>
+      </w:r>
+      <w:r>
+        <w:rPr>
+          <w:rStyle w:val="NormalTok"/>
+        </w:rPr>
+        <w:t xml:space="preserve"> </w:t>
+      </w:r>
+      <w:r>
+        <w:rPr>
+          <w:rStyle w:val="FloatTok"/>
+        </w:rPr>
+        <w:t xml:space="preserve">3.0</w:t>
+      </w:r>
+      <w:r>
+        <w:rPr>
+          <w:rStyle w:val="FunctionTok"/>
+        </w:rPr>
+        <w:t xml:space="preserve">,</w:t>
+      </w:r>
+      <w:r>
+        <w:br/>
+      </w:r>
+      <w:r>
+        <w:rPr>
+          <w:rStyle w:val="NormalTok"/>
+        </w:rPr>
+        <w:t xml:space="preserve">    </w:t>
+      </w:r>
+      <w:r>
+        <w:rPr>
+          <w:rStyle w:val="DataTypeTok"/>
+        </w:rPr>
+        <w:t xml:space="preserve">"milk_price"</w:t>
+      </w:r>
+      <w:r>
+        <w:rPr>
+          <w:rStyle w:val="FunctionTok"/>
+        </w:rPr>
+        <w:t xml:space="preserve">:</w:t>
+      </w:r>
+      <w:r>
+        <w:rPr>
+          <w:rStyle w:val="NormalTok"/>
+        </w:rPr>
+        <w:t xml:space="preserve"> </w:t>
+      </w:r>
+      <w:r>
+        <w:rPr>
+          <w:rStyle w:val="DecValTok"/>
+        </w:rPr>
+        <w:t xml:space="preserve">12500</w:t>
+      </w:r>
+      <w:r>
+        <w:rPr>
+          <w:rStyle w:val="FunctionTok"/>
+        </w:rPr>
+        <w:t xml:space="preserve">,</w:t>
+      </w:r>
+      <w:r>
+        <w:br/>
+      </w:r>
+      <w:r>
+        <w:rPr>
+          <w:rStyle w:val="NormalTok"/>
+        </w:rPr>
+        <w:t xml:space="preserve">    </w:t>
+      </w:r>
+      <w:r>
+        <w:rPr>
+          <w:rStyle w:val="DataTypeTok"/>
+        </w:rPr>
+        <w:t xml:space="preserve">"animal_category"</w:t>
+      </w:r>
+      <w:r>
+        <w:rPr>
+          <w:rStyle w:val="FunctionTok"/>
+        </w:rPr>
+        <w:t xml:space="preserve">:</w:t>
+      </w:r>
+      <w:r>
+        <w:rPr>
+          <w:rStyle w:val="NormalTok"/>
+        </w:rPr>
+        <w:t xml:space="preserve"> </w:t>
+      </w:r>
+      <w:r>
+        <w:rPr>
+          <w:rStyle w:val="StringTok"/>
+        </w:rPr>
+        <w:t xml:space="preserve">"Lactating Cow"</w:t>
+      </w:r>
+      <w:r>
+        <w:br/>
+      </w:r>
+      <w:r>
+        <w:rPr>
+          <w:rStyle w:val="NormalTok"/>
+        </w:rPr>
+        <w:t xml:space="preserve">  </w:t>
+      </w:r>
+      <w:r>
+        <w:rPr>
+          <w:rStyle w:val="FunctionTok"/>
+        </w:rPr>
+        <w:t xml:space="preserve">}</w:t>
+      </w:r>
+      <w:r>
+        <w:br/>
+      </w:r>
+      <w:r>
+        <w:rPr>
+          <w:rStyle w:val="FunctionTok"/>
+        </w:rPr>
+        <w:t xml:space="preserve">}</w:t>
+      </w:r>
+    </w:p>
+    <w:bookmarkEnd w:id="77"/>
+    <w:bookmarkStart w:id="78" w:name="dry-cow-milk-fields-zeroed"/>
+    <w:p>
+      <w:pPr>
+        <w:pStyle w:val="Heading4"/>
+      </w:pPr>
+      <w:r>
+        <w:t xml:space="preserve">Dry Cow (milk fields zeroed)</w:t>
+      </w:r>
+    </w:p>
+    <w:p>
+      <w:pPr>
+        <w:pStyle w:val="SourceCode"/>
+      </w:pPr>
+      <w:r>
+        <w:rPr>
+          <w:rStyle w:val="FunctionTok"/>
+        </w:rPr>
+        <w:t xml:space="preserve">{</w:t>
+      </w:r>
+      <w:r>
+        <w:br/>
+      </w:r>
+      <w:r>
+        <w:rPr>
+          <w:rStyle w:val="NormalTok"/>
+        </w:rPr>
+        <w:t xml:space="preserve">  </w:t>
+      </w:r>
+      <w:r>
+        <w:rPr>
+          <w:rStyle w:val="DataTypeTok"/>
+        </w:rPr>
+        <w:t xml:space="preserve">"cattle_info"</w:t>
+      </w:r>
+      <w:r>
+        <w:rPr>
+          <w:rStyle w:val="FunctionTok"/>
+        </w:rPr>
+        <w:t xml:space="preserve">:</w:t>
+      </w:r>
+      <w:r>
+        <w:rPr>
+          <w:rStyle w:val="NormalTok"/>
+        </w:rPr>
+        <w:t xml:space="preserve"> </w:t>
+      </w:r>
+      <w:r>
+        <w:rPr>
+          <w:rStyle w:val="FunctionTok"/>
+        </w:rPr>
+        <w:t xml:space="preserve">{</w:t>
+      </w:r>
+      <w:r>
+        <w:br/>
+      </w:r>
+      <w:r>
+        <w:rPr>
+          <w:rStyle w:val="NormalTok"/>
+        </w:rPr>
+        <w:t xml:space="preserve">    </w:t>
+      </w:r>
+      <w:r>
+        <w:rPr>
+          <w:rStyle w:val="DataTypeTok"/>
+        </w:rPr>
+        <w:t xml:space="preserve">"body_weight"</w:t>
+      </w:r>
+      <w:r>
+        <w:rPr>
+          <w:rStyle w:val="FunctionTok"/>
+        </w:rPr>
+        <w:t xml:space="preserve">:</w:t>
+      </w:r>
+      <w:r>
+        <w:rPr>
+          <w:rStyle w:val="NormalTok"/>
+        </w:rPr>
+        <w:t xml:space="preserve"> </w:t>
+      </w:r>
+      <w:r>
+        <w:rPr>
+          <w:rStyle w:val="DecValTok"/>
+        </w:rPr>
+        <w:t xml:space="preserve">480</w:t>
+      </w:r>
+      <w:r>
+        <w:rPr>
+          <w:rStyle w:val="FunctionTok"/>
+        </w:rPr>
+        <w:t xml:space="preserve">,</w:t>
+      </w:r>
+      <w:r>
+        <w:br/>
+      </w:r>
+      <w:r>
+        <w:rPr>
+          <w:rStyle w:val="NormalTok"/>
+        </w:rPr>
+        <w:t xml:space="preserve">    </w:t>
+      </w:r>
+      <w:r>
+        <w:rPr>
+          <w:rStyle w:val="DataTypeTok"/>
+        </w:rPr>
+        <w:t xml:space="preserve">"breed"</w:t>
+      </w:r>
+      <w:r>
+        <w:rPr>
+          <w:rStyle w:val="FunctionTok"/>
+        </w:rPr>
+        <w:t xml:space="preserve">:</w:t>
+      </w:r>
+      <w:r>
+        <w:rPr>
+          <w:rStyle w:val="NormalTok"/>
+        </w:rPr>
+        <w:t xml:space="preserve"> </w:t>
+      </w:r>
+      <w:r>
+        <w:rPr>
+          <w:rStyle w:val="StringTok"/>
+        </w:rPr>
+        <w:t xml:space="preserve">"Cross Bred"</w:t>
+      </w:r>
+      <w:r>
+        <w:rPr>
+          <w:rStyle w:val="FunctionTok"/>
+        </w:rPr>
+        <w:t xml:space="preserve">,</w:t>
+      </w:r>
+      <w:r>
+        <w:br/>
+      </w:r>
+      <w:r>
+        <w:rPr>
+          <w:rStyle w:val="NormalTok"/>
+        </w:rPr>
+        <w:t xml:space="preserve">    </w:t>
+      </w:r>
+      <w:r>
+        <w:rPr>
+          <w:rStyle w:val="DataTypeTok"/>
+        </w:rPr>
+        <w:t xml:space="preserve">"lactating"</w:t>
+      </w:r>
+      <w:r>
+        <w:rPr>
+          <w:rStyle w:val="FunctionTok"/>
+        </w:rPr>
+        <w:t xml:space="preserve">:</w:t>
+      </w:r>
+      <w:r>
+        <w:rPr>
+          <w:rStyle w:val="NormalTok"/>
+        </w:rPr>
+        <w:t xml:space="preserve"> </w:t>
+      </w:r>
+      <w:r>
+        <w:rPr>
+          <w:rStyle w:val="KeywordTok"/>
+        </w:rPr>
+        <w:t xml:space="preserve">false</w:t>
+      </w:r>
+      <w:r>
+        <w:rPr>
+          <w:rStyle w:val="FunctionTok"/>
+        </w:rPr>
+        <w:t xml:space="preserve">,</w:t>
+      </w:r>
+      <w:r>
+        <w:br/>
+      </w:r>
+      <w:r>
+        <w:rPr>
+          <w:rStyle w:val="NormalTok"/>
+        </w:rPr>
+        <w:t xml:space="preserve">    </w:t>
+      </w:r>
+      <w:r>
+        <w:rPr>
+          <w:rStyle w:val="DataTypeTok"/>
+        </w:rPr>
+        <w:t xml:space="preserve">"milk_production"</w:t>
+      </w:r>
+      <w:r>
+        <w:rPr>
+          <w:rStyle w:val="FunctionTok"/>
+        </w:rPr>
+        <w:t xml:space="preserve">:</w:t>
+      </w:r>
+      <w:r>
+        <w:rPr>
+          <w:rStyle w:val="NormalTok"/>
+        </w:rPr>
+        <w:t xml:space="preserve"> </w:t>
+      </w:r>
+      <w:r>
+        <w:rPr>
+          <w:rStyle w:val="DecValTok"/>
+        </w:rPr>
+        <w:t xml:space="preserve">0</w:t>
+      </w:r>
+      <w:r>
+        <w:rPr>
+          <w:rStyle w:val="FunctionTok"/>
+        </w:rPr>
+        <w:t xml:space="preserve">,</w:t>
+      </w:r>
+      <w:r>
+        <w:br/>
+      </w:r>
+      <w:r>
+        <w:rPr>
+          <w:rStyle w:val="NormalTok"/>
+        </w:rPr>
+        <w:t xml:space="preserve">    </w:t>
+      </w:r>
+      <w:r>
+        <w:rPr>
+          <w:rStyle w:val="DataTypeTok"/>
+        </w:rPr>
+        <w:t xml:space="preserve">"tp_milk"</w:t>
+      </w:r>
+      <w:r>
+        <w:rPr>
+          <w:rStyle w:val="FunctionTok"/>
+        </w:rPr>
+        <w:t xml:space="preserve">:</w:t>
+      </w:r>
+      <w:r>
+        <w:rPr>
+          <w:rStyle w:val="NormalTok"/>
+        </w:rPr>
+        <w:t xml:space="preserve"> </w:t>
+      </w:r>
+      <w:r>
+        <w:rPr>
+          <w:rStyle w:val="DecValTok"/>
+        </w:rPr>
+        <w:t xml:space="preserve">0</w:t>
+      </w:r>
+      <w:r>
+        <w:rPr>
+          <w:rStyle w:val="FunctionTok"/>
+        </w:rPr>
+        <w:t xml:space="preserve">,</w:t>
+      </w:r>
+      <w:r>
+        <w:br/>
+      </w:r>
+      <w:r>
+        <w:rPr>
+          <w:rStyle w:val="NormalTok"/>
+        </w:rPr>
+        <w:t xml:space="preserve">    </w:t>
+      </w:r>
+      <w:r>
+        <w:rPr>
+          <w:rStyle w:val="DataTypeTok"/>
+        </w:rPr>
+        <w:t xml:space="preserve">"fat_milk"</w:t>
+      </w:r>
+      <w:r>
+        <w:rPr>
+          <w:rStyle w:val="FunctionTok"/>
+        </w:rPr>
+        <w:t xml:space="preserve">:</w:t>
+      </w:r>
+      <w:r>
+        <w:rPr>
+          <w:rStyle w:val="NormalTok"/>
+        </w:rPr>
+        <w:t xml:space="preserve"> </w:t>
+      </w:r>
+      <w:r>
+        <w:rPr>
+          <w:rStyle w:val="DecValTok"/>
+        </w:rPr>
+        <w:t xml:space="preserve">0</w:t>
+      </w:r>
+      <w:r>
+        <w:rPr>
+          <w:rStyle w:val="FunctionTok"/>
+        </w:rPr>
+        <w:t xml:space="preserve">,</w:t>
+      </w:r>
+      <w:r>
+        <w:br/>
+      </w:r>
+      <w:r>
+        <w:rPr>
+          <w:rStyle w:val="NormalTok"/>
+        </w:rPr>
+        <w:t xml:space="preserve">    </w:t>
+      </w:r>
+      <w:r>
+        <w:rPr>
+          <w:rStyle w:val="DataTypeTok"/>
+        </w:rPr>
+        <w:t xml:space="preserve">"days_in_milk"</w:t>
+      </w:r>
+      <w:r>
+        <w:rPr>
+          <w:rStyle w:val="FunctionTok"/>
+        </w:rPr>
+        <w:t xml:space="preserve">:</w:t>
+      </w:r>
+      <w:r>
+        <w:rPr>
+          <w:rStyle w:val="NormalTok"/>
+        </w:rPr>
+        <w:t xml:space="preserve"> </w:t>
+      </w:r>
+      <w:r>
+        <w:rPr>
+          <w:rStyle w:val="DecValTok"/>
+        </w:rPr>
+        <w:t xml:space="preserve">0</w:t>
+      </w:r>
+      <w:r>
+        <w:rPr>
+          <w:rStyle w:val="FunctionTok"/>
+        </w:rPr>
+        <w:t xml:space="preserve">,</w:t>
+      </w:r>
+      <w:r>
+        <w:br/>
+      </w:r>
+      <w:r>
+        <w:rPr>
+          <w:rStyle w:val="NormalTok"/>
+        </w:rPr>
+        <w:t xml:space="preserve">    </w:t>
+      </w:r>
+      <w:r>
+        <w:rPr>
+          <w:rStyle w:val="DataTypeTok"/>
+        </w:rPr>
+        <w:t xml:space="preserve">"days_of_pregnancy"</w:t>
+      </w:r>
+      <w:r>
+        <w:rPr>
+          <w:rStyle w:val="FunctionTok"/>
+        </w:rPr>
+        <w:t xml:space="preserve">:</w:t>
+      </w:r>
+      <w:r>
+        <w:rPr>
+          <w:rStyle w:val="NormalTok"/>
+        </w:rPr>
+        <w:t xml:space="preserve"> </w:t>
+      </w:r>
+      <w:r>
+        <w:rPr>
+          <w:rStyle w:val="DecValTok"/>
+        </w:rPr>
+        <w:t xml:space="preserve">200</w:t>
+      </w:r>
+      <w:r>
+        <w:rPr>
+          <w:rStyle w:val="FunctionTok"/>
+        </w:rPr>
+        <w:t xml:space="preserve">,</w:t>
+      </w:r>
+      <w:r>
+        <w:br/>
+      </w:r>
+      <w:r>
+        <w:rPr>
+          <w:rStyle w:val="NormalTok"/>
+        </w:rPr>
+        <w:t xml:space="preserve">    </w:t>
+      </w:r>
+      <w:r>
+        <w:rPr>
+          <w:rStyle w:val="DataTypeTok"/>
+        </w:rPr>
+        <w:t xml:space="preserve">"parity"</w:t>
+      </w:r>
+      <w:r>
+        <w:rPr>
+          <w:rStyle w:val="FunctionTok"/>
+        </w:rPr>
+        <w:t xml:space="preserve">:</w:t>
+      </w:r>
+      <w:r>
+        <w:rPr>
+          <w:rStyle w:val="NormalTok"/>
+        </w:rPr>
+        <w:t xml:space="preserve"> </w:t>
+      </w:r>
+      <w:r>
+        <w:rPr>
+          <w:rStyle w:val="DecValTok"/>
+        </w:rPr>
+        <w:t xml:space="preserve">3</w:t>
+      </w:r>
+      <w:r>
+        <w:rPr>
+          <w:rStyle w:val="FunctionTok"/>
+        </w:rPr>
+        <w:t xml:space="preserve">,</w:t>
+      </w:r>
+      <w:r>
+        <w:br/>
+      </w:r>
+      <w:r>
+        <w:rPr>
+          <w:rStyle w:val="NormalTok"/>
+        </w:rPr>
+        <w:t xml:space="preserve">    </w:t>
+      </w:r>
+      <w:r>
+        <w:rPr>
+          <w:rStyle w:val="DataTypeTok"/>
+        </w:rPr>
+        <w:t xml:space="preserve">"temperature"</w:t>
+      </w:r>
+      <w:r>
+        <w:rPr>
+          <w:rStyle w:val="FunctionTok"/>
+        </w:rPr>
+        <w:t xml:space="preserve">:</w:t>
+      </w:r>
+      <w:r>
+        <w:rPr>
+          <w:rStyle w:val="NormalTok"/>
+        </w:rPr>
+        <w:t xml:space="preserve"> </w:t>
+      </w:r>
+      <w:r>
+        <w:rPr>
+          <w:rStyle w:val="DecValTok"/>
+        </w:rPr>
+        <w:t xml:space="preserve">26</w:t>
+      </w:r>
+      <w:r>
+        <w:rPr>
+          <w:rStyle w:val="FunctionTok"/>
+        </w:rPr>
+        <w:t xml:space="preserve">,</w:t>
+      </w:r>
+      <w:r>
+        <w:br/>
+      </w:r>
+      <w:r>
+        <w:rPr>
+          <w:rStyle w:val="NormalTok"/>
+        </w:rPr>
+        <w:t xml:space="preserve">    </w:t>
+      </w:r>
+      <w:r>
+        <w:rPr>
+          <w:rStyle w:val="DataTypeTok"/>
+        </w:rPr>
+        <w:t xml:space="preserve">"topography"</w:t>
+      </w:r>
+      <w:r>
+        <w:rPr>
+          <w:rStyle w:val="FunctionTok"/>
+        </w:rPr>
+        <w:t xml:space="preserve">:</w:t>
+      </w:r>
+      <w:r>
+        <w:rPr>
+          <w:rStyle w:val="NormalTok"/>
+        </w:rPr>
+        <w:t xml:space="preserve"> </w:t>
+      </w:r>
+      <w:r>
+        <w:rPr>
+          <w:rStyle w:val="StringTok"/>
+        </w:rPr>
+        <w:t xml:space="preserve">"Flat"</w:t>
+      </w:r>
+      <w:r>
+        <w:rPr>
+          <w:rStyle w:val="FunctionTok"/>
+        </w:rPr>
+        <w:t xml:space="preserve">,</w:t>
+      </w:r>
+      <w:r>
+        <w:br/>
+      </w:r>
+      <w:r>
+        <w:rPr>
+          <w:rStyle w:val="NormalTok"/>
+        </w:rPr>
+        <w:t xml:space="preserve">    </w:t>
+      </w:r>
+      <w:r>
+        <w:rPr>
+          <w:rStyle w:val="DataTypeTok"/>
+        </w:rPr>
+        <w:t xml:space="preserve">"distance"</w:t>
+      </w:r>
+      <w:r>
+        <w:rPr>
+          <w:rStyle w:val="FunctionTok"/>
+        </w:rPr>
+        <w:t xml:space="preserve">:</w:t>
+      </w:r>
+      <w:r>
+        <w:rPr>
+          <w:rStyle w:val="NormalTok"/>
+        </w:rPr>
+        <w:t xml:space="preserve"> </w:t>
+      </w:r>
+      <w:r>
+        <w:rPr>
+          <w:rStyle w:val="DecValTok"/>
+        </w:rPr>
+        <w:t xml:space="preserve">0</w:t>
+      </w:r>
+      <w:r>
+        <w:rPr>
+          <w:rStyle w:val="FunctionTok"/>
+        </w:rPr>
+        <w:t xml:space="preserve">,</w:t>
+      </w:r>
+      <w:r>
+        <w:br/>
+      </w:r>
+      <w:r>
+        <w:rPr>
+          <w:rStyle w:val="NormalTok"/>
+        </w:rPr>
+        <w:t xml:space="preserve">    </w:t>
+      </w:r>
+      <w:r>
+        <w:rPr>
+          <w:rStyle w:val="DataTypeTok"/>
+        </w:rPr>
+        <w:t xml:space="preserve">"grazing"</w:t>
+      </w:r>
+      <w:r>
+        <w:rPr>
+          <w:rStyle w:val="FunctionTok"/>
+        </w:rPr>
+        <w:t xml:space="preserve">:</w:t>
+      </w:r>
+      <w:r>
+        <w:rPr>
+          <w:rStyle w:val="NormalTok"/>
+        </w:rPr>
+        <w:t xml:space="preserve"> </w:t>
+      </w:r>
+      <w:r>
+        <w:rPr>
+          <w:rStyle w:val="KeywordTok"/>
+        </w:rPr>
+        <w:t xml:space="preserve">false</w:t>
+      </w:r>
+      <w:r>
+        <w:rPr>
+          <w:rStyle w:val="FunctionTok"/>
+        </w:rPr>
+        <w:t xml:space="preserve">,</w:t>
+      </w:r>
+      <w:r>
+        <w:br/>
+      </w:r>
+      <w:r>
+        <w:rPr>
+          <w:rStyle w:val="NormalTok"/>
+        </w:rPr>
+        <w:t xml:space="preserve">    </w:t>
+      </w:r>
+      <w:r>
+        <w:rPr>
+          <w:rStyle w:val="DataTypeTok"/>
+        </w:rPr>
+        <w:t xml:space="preserve">"calving_interval"</w:t>
+      </w:r>
+      <w:r>
+        <w:rPr>
+          <w:rStyle w:val="FunctionTok"/>
+        </w:rPr>
+        <w:t xml:space="preserve">:</w:t>
+      </w:r>
+      <w:r>
+        <w:rPr>
+          <w:rStyle w:val="NormalTok"/>
+        </w:rPr>
+        <w:t xml:space="preserve"> </w:t>
+      </w:r>
+      <w:r>
+        <w:rPr>
+          <w:rStyle w:val="DecValTok"/>
+        </w:rPr>
+        <w:t xml:space="preserve">370</w:t>
+      </w:r>
+      <w:r>
+        <w:rPr>
+          <w:rStyle w:val="FunctionTok"/>
+        </w:rPr>
+        <w:t xml:space="preserve">,</w:t>
+      </w:r>
+      <w:r>
+        <w:br/>
+      </w:r>
+      <w:r>
+        <w:rPr>
+          <w:rStyle w:val="NormalTok"/>
+        </w:rPr>
+        <w:t xml:space="preserve">    </w:t>
+      </w:r>
+      <w:r>
+        <w:rPr>
+          <w:rStyle w:val="DataTypeTok"/>
+        </w:rPr>
+        <w:t xml:space="preserve">"bw_gain"</w:t>
+      </w:r>
+      <w:r>
+        <w:rPr>
+          <w:rStyle w:val="FunctionTok"/>
+        </w:rPr>
+        <w:t xml:space="preserve">:</w:t>
+      </w:r>
+      <w:r>
+        <w:rPr>
+          <w:rStyle w:val="NormalTok"/>
+        </w:rPr>
+        <w:t xml:space="preserve"> </w:t>
+      </w:r>
+      <w:r>
+        <w:rPr>
+          <w:rStyle w:val="FloatTok"/>
+        </w:rPr>
+        <w:t xml:space="preserve">0.5</w:t>
+      </w:r>
+      <w:r>
+        <w:rPr>
+          <w:rStyle w:val="FunctionTok"/>
+        </w:rPr>
+        <w:t xml:space="preserve">,</w:t>
+      </w:r>
+      <w:r>
+        <w:br/>
+      </w:r>
+      <w:r>
+        <w:rPr>
+          <w:rStyle w:val="NormalTok"/>
+        </w:rPr>
+        <w:t xml:space="preserve">    </w:t>
+      </w:r>
+      <w:r>
+        <w:rPr>
+          <w:rStyle w:val="DataTypeTok"/>
+        </w:rPr>
+        <w:t xml:space="preserve">"bc_score"</w:t>
+      </w:r>
+      <w:r>
+        <w:rPr>
+          <w:rStyle w:val="FunctionTok"/>
+        </w:rPr>
+        <w:t xml:space="preserve">:</w:t>
+      </w:r>
+      <w:r>
+        <w:rPr>
+          <w:rStyle w:val="NormalTok"/>
+        </w:rPr>
+        <w:t xml:space="preserve"> </w:t>
+      </w:r>
+      <w:r>
+        <w:rPr>
+          <w:rStyle w:val="FloatTok"/>
+        </w:rPr>
+        <w:t xml:space="preserve">3.5</w:t>
+      </w:r>
+      <w:r>
+        <w:rPr>
+          <w:rStyle w:val="FunctionTok"/>
+        </w:rPr>
+        <w:t xml:space="preserve">,</w:t>
+      </w:r>
+      <w:r>
+        <w:br/>
+      </w:r>
+      <w:r>
+        <w:rPr>
+          <w:rStyle w:val="NormalTok"/>
+        </w:rPr>
+        <w:t xml:space="preserve">    </w:t>
+      </w:r>
+      <w:r>
+        <w:rPr>
+          <w:rStyle w:val="DataTypeTok"/>
+        </w:rPr>
+        <w:t xml:space="preserve">"milk_price"</w:t>
+      </w:r>
+      <w:r>
+        <w:rPr>
+          <w:rStyle w:val="FunctionTok"/>
+        </w:rPr>
+        <w:t xml:space="preserve">:</w:t>
+      </w:r>
+      <w:r>
+        <w:rPr>
+          <w:rStyle w:val="NormalTok"/>
+        </w:rPr>
+        <w:t xml:space="preserve"> </w:t>
+      </w:r>
+      <w:r>
+        <w:rPr>
+          <w:rStyle w:val="KeywordTok"/>
+        </w:rPr>
+        <w:t xml:space="preserve">null</w:t>
+      </w:r>
+      <w:r>
+        <w:rPr>
+          <w:rStyle w:val="FunctionTok"/>
+        </w:rPr>
+        <w:t xml:space="preserve">,</w:t>
+      </w:r>
+      <w:r>
+        <w:br/>
+      </w:r>
+      <w:r>
+        <w:rPr>
+          <w:rStyle w:val="NormalTok"/>
+        </w:rPr>
+        <w:t xml:space="preserve">    </w:t>
+      </w:r>
+      <w:r>
+        <w:rPr>
+          <w:rStyle w:val="DataTypeTok"/>
+        </w:rPr>
+        <w:t xml:space="preserve">"animal_category"</w:t>
+      </w:r>
+      <w:r>
+        <w:rPr>
+          <w:rStyle w:val="FunctionTok"/>
+        </w:rPr>
+        <w:t xml:space="preserve">:</w:t>
+      </w:r>
+      <w:r>
+        <w:rPr>
+          <w:rStyle w:val="NormalTok"/>
+        </w:rPr>
+        <w:t xml:space="preserve"> </w:t>
+      </w:r>
+      <w:r>
+        <w:rPr>
+          <w:rStyle w:val="StringTok"/>
+        </w:rPr>
+        <w:t xml:space="preserve">"Dry Cow"</w:t>
+      </w:r>
+      <w:r>
+        <w:br/>
+      </w:r>
+      <w:r>
+        <w:rPr>
+          <w:rStyle w:val="NormalTok"/>
+        </w:rPr>
+        <w:t xml:space="preserve">  </w:t>
+      </w:r>
+      <w:r>
+        <w:rPr>
+          <w:rStyle w:val="FunctionTok"/>
+        </w:rPr>
+        <w:t xml:space="preserve">}</w:t>
+      </w:r>
+      <w:r>
+        <w:br/>
+      </w:r>
+      <w:r>
+        <w:rPr>
+          <w:rStyle w:val="FunctionTok"/>
+        </w:rPr>
+        <w:t xml:space="preserve">}</w:t>
+      </w:r>
+    </w:p>
+    <w:bookmarkEnd w:id="78"/>
+    <w:bookmarkStart w:id="79" w:name="baby-calfheifer"/>
+    <w:p>
+      <w:pPr>
+        <w:pStyle w:val="Heading4"/>
+      </w:pPr>
+      <w:r>
+        <w:t xml:space="preserve">Baby Calf/Heifer</w:t>
+      </w:r>
+    </w:p>
+    <w:p>
+      <w:pPr>
+        <w:pStyle w:val="SourceCode"/>
+      </w:pPr>
+      <w:r>
+        <w:rPr>
+          <w:rStyle w:val="FunctionTok"/>
+        </w:rPr>
+        <w:t xml:space="preserve">{</w:t>
+      </w:r>
+      <w:r>
+        <w:br/>
+      </w:r>
+      <w:r>
+        <w:rPr>
+          <w:rStyle w:val="NormalTok"/>
+        </w:rPr>
+        <w:t xml:space="preserve">  </w:t>
+      </w:r>
+      <w:r>
+        <w:rPr>
+          <w:rStyle w:val="DataTypeTok"/>
+        </w:rPr>
+        <w:t xml:space="preserve">"cattle_info"</w:t>
+      </w:r>
+      <w:r>
+        <w:rPr>
+          <w:rStyle w:val="FunctionTok"/>
+        </w:rPr>
+        <w:t xml:space="preserve">:</w:t>
+      </w:r>
+      <w:r>
+        <w:rPr>
+          <w:rStyle w:val="NormalTok"/>
+        </w:rPr>
+        <w:t xml:space="preserve"> </w:t>
+      </w:r>
+      <w:r>
+        <w:rPr>
+          <w:rStyle w:val="FunctionTok"/>
+        </w:rPr>
+        <w:t xml:space="preserve">{</w:t>
+      </w:r>
+      <w:r>
+        <w:br/>
+      </w:r>
+      <w:r>
+        <w:rPr>
+          <w:rStyle w:val="NormalTok"/>
+        </w:rPr>
+        <w:t xml:space="preserve">    </w:t>
+      </w:r>
+      <w:r>
+        <w:rPr>
+          <w:rStyle w:val="DataTypeTok"/>
+        </w:rPr>
+        <w:t xml:space="preserve">"body_weight"</w:t>
+      </w:r>
+      <w:r>
+        <w:rPr>
+          <w:rStyle w:val="FunctionTok"/>
+        </w:rPr>
+        <w:t xml:space="preserve">:</w:t>
+      </w:r>
+      <w:r>
+        <w:rPr>
+          <w:rStyle w:val="NormalTok"/>
+        </w:rPr>
+        <w:t xml:space="preserve"> </w:t>
+      </w:r>
+      <w:r>
+        <w:rPr>
+          <w:rStyle w:val="DecValTok"/>
+        </w:rPr>
+        <w:t xml:space="preserve">80</w:t>
+      </w:r>
+      <w:r>
+        <w:rPr>
+          <w:rStyle w:val="FunctionTok"/>
+        </w:rPr>
+        <w:t xml:space="preserve">,</w:t>
+      </w:r>
+      <w:r>
+        <w:br/>
+      </w:r>
+      <w:r>
+        <w:rPr>
+          <w:rStyle w:val="NormalTok"/>
+        </w:rPr>
+        <w:t xml:space="preserve">    </w:t>
+      </w:r>
+      <w:r>
+        <w:rPr>
+          <w:rStyle w:val="DataTypeTok"/>
+        </w:rPr>
+        <w:t xml:space="preserve">"breed"</w:t>
+      </w:r>
+      <w:r>
+        <w:rPr>
+          <w:rStyle w:val="FunctionTok"/>
+        </w:rPr>
+        <w:t xml:space="preserve">:</w:t>
+      </w:r>
+      <w:r>
+        <w:rPr>
+          <w:rStyle w:val="NormalTok"/>
+        </w:rPr>
+        <w:t xml:space="preserve"> </w:t>
+      </w:r>
+      <w:r>
+        <w:rPr>
+          <w:rStyle w:val="StringTok"/>
+        </w:rPr>
+        <w:t xml:space="preserve">"Cross Bred"</w:t>
+      </w:r>
+      <w:r>
+        <w:rPr>
+          <w:rStyle w:val="FunctionTok"/>
+        </w:rPr>
+        <w:t xml:space="preserve">,</w:t>
+      </w:r>
+      <w:r>
+        <w:br/>
+      </w:r>
+      <w:r>
+        <w:rPr>
+          <w:rStyle w:val="NormalTok"/>
+        </w:rPr>
+        <w:t xml:space="preserve">    </w:t>
+      </w:r>
+      <w:r>
+        <w:rPr>
+          <w:rStyle w:val="DataTypeTok"/>
+        </w:rPr>
+        <w:t xml:space="preserve">"lactating"</w:t>
+      </w:r>
+      <w:r>
+        <w:rPr>
+          <w:rStyle w:val="FunctionTok"/>
+        </w:rPr>
+        <w:t xml:space="preserve">:</w:t>
+      </w:r>
+      <w:r>
+        <w:rPr>
+          <w:rStyle w:val="NormalTok"/>
+        </w:rPr>
+        <w:t xml:space="preserve"> </w:t>
+      </w:r>
+      <w:r>
+        <w:rPr>
+          <w:rStyle w:val="KeywordTok"/>
+        </w:rPr>
+        <w:t xml:space="preserve">false</w:t>
+      </w:r>
+      <w:r>
+        <w:rPr>
+          <w:rStyle w:val="FunctionTok"/>
+        </w:rPr>
+        <w:t xml:space="preserve">,</w:t>
+      </w:r>
+      <w:r>
+        <w:br/>
+      </w:r>
+      <w:r>
+        <w:rPr>
+          <w:rStyle w:val="NormalTok"/>
+        </w:rPr>
+        <w:t xml:space="preserve">    </w:t>
+      </w:r>
+      <w:r>
+        <w:rPr>
+          <w:rStyle w:val="DataTypeTok"/>
+        </w:rPr>
+        <w:t xml:space="preserve">"milk_production"</w:t>
+      </w:r>
+      <w:r>
+        <w:rPr>
+          <w:rStyle w:val="FunctionTok"/>
+        </w:rPr>
+        <w:t xml:space="preserve">:</w:t>
+      </w:r>
+      <w:r>
+        <w:rPr>
+          <w:rStyle w:val="NormalTok"/>
+        </w:rPr>
+        <w:t xml:space="preserve"> </w:t>
+      </w:r>
+      <w:r>
+        <w:rPr>
+          <w:rStyle w:val="DecValTok"/>
+        </w:rPr>
+        <w:t xml:space="preserve">0</w:t>
+      </w:r>
+      <w:r>
+        <w:rPr>
+          <w:rStyle w:val="FunctionTok"/>
+        </w:rPr>
+        <w:t xml:space="preserve">,</w:t>
+      </w:r>
+      <w:r>
+        <w:br/>
+      </w:r>
+      <w:r>
+        <w:rPr>
+          <w:rStyle w:val="NormalTok"/>
+        </w:rPr>
+        <w:t xml:space="preserve">    </w:t>
+      </w:r>
+      <w:r>
+        <w:rPr>
+          <w:rStyle w:val="DataTypeTok"/>
+        </w:rPr>
+        <w:t xml:space="preserve">"tp_milk"</w:t>
+      </w:r>
+      <w:r>
+        <w:rPr>
+          <w:rStyle w:val="FunctionTok"/>
+        </w:rPr>
+        <w:t xml:space="preserve">:</w:t>
+      </w:r>
+      <w:r>
+        <w:rPr>
+          <w:rStyle w:val="NormalTok"/>
+        </w:rPr>
+        <w:t xml:space="preserve"> </w:t>
+      </w:r>
+      <w:r>
+        <w:rPr>
+          <w:rStyle w:val="DecValTok"/>
+        </w:rPr>
+        <w:t xml:space="preserve">0</w:t>
+      </w:r>
+      <w:r>
+        <w:rPr>
+          <w:rStyle w:val="FunctionTok"/>
+        </w:rPr>
+        <w:t xml:space="preserve">,</w:t>
+      </w:r>
+      <w:r>
+        <w:br/>
+      </w:r>
+      <w:r>
+        <w:rPr>
+          <w:rStyle w:val="NormalTok"/>
+        </w:rPr>
+        <w:t xml:space="preserve">    </w:t>
+      </w:r>
+      <w:r>
+        <w:rPr>
+          <w:rStyle w:val="DataTypeTok"/>
+        </w:rPr>
+        <w:t xml:space="preserve">"fat_milk"</w:t>
+      </w:r>
+      <w:r>
+        <w:rPr>
+          <w:rStyle w:val="FunctionTok"/>
+        </w:rPr>
+        <w:t xml:space="preserve">:</w:t>
+      </w:r>
+      <w:r>
+        <w:rPr>
+          <w:rStyle w:val="NormalTok"/>
+        </w:rPr>
+        <w:t xml:space="preserve"> </w:t>
+      </w:r>
+      <w:r>
+        <w:rPr>
+          <w:rStyle w:val="DecValTok"/>
+        </w:rPr>
+        <w:t xml:space="preserve">0</w:t>
+      </w:r>
+      <w:r>
+        <w:rPr>
+          <w:rStyle w:val="FunctionTok"/>
+        </w:rPr>
+        <w:t xml:space="preserve">,</w:t>
+      </w:r>
+      <w:r>
+        <w:br/>
+      </w:r>
+      <w:r>
+        <w:rPr>
+          <w:rStyle w:val="NormalTok"/>
+        </w:rPr>
+        <w:t xml:space="preserve">    </w:t>
+      </w:r>
+      <w:r>
+        <w:rPr>
+          <w:rStyle w:val="DataTypeTok"/>
+        </w:rPr>
+        <w:t xml:space="preserve">"days_in_milk"</w:t>
+      </w:r>
+      <w:r>
+        <w:rPr>
+          <w:rStyle w:val="FunctionTok"/>
+        </w:rPr>
+        <w:t xml:space="preserve">:</w:t>
+      </w:r>
+      <w:r>
+        <w:rPr>
+          <w:rStyle w:val="NormalTok"/>
+        </w:rPr>
+        <w:t xml:space="preserve"> </w:t>
+      </w:r>
+      <w:r>
+        <w:rPr>
+          <w:rStyle w:val="DecValTok"/>
+        </w:rPr>
+        <w:t xml:space="preserve">0</w:t>
+      </w:r>
+      <w:r>
+        <w:rPr>
+          <w:rStyle w:val="FunctionTok"/>
+        </w:rPr>
+        <w:t xml:space="preserve">,</w:t>
+      </w:r>
+      <w:r>
+        <w:br/>
+      </w:r>
+      <w:r>
+        <w:rPr>
+          <w:rStyle w:val="NormalTok"/>
+        </w:rPr>
+        <w:t xml:space="preserve">    </w:t>
+      </w:r>
+      <w:r>
+        <w:rPr>
+          <w:rStyle w:val="DataTypeTok"/>
+        </w:rPr>
+        <w:t xml:space="preserve">"days_of_pregnancy"</w:t>
+      </w:r>
+      <w:r>
+        <w:rPr>
+          <w:rStyle w:val="FunctionTok"/>
+        </w:rPr>
+        <w:t xml:space="preserve">:</w:t>
+      </w:r>
+      <w:r>
+        <w:rPr>
+          <w:rStyle w:val="NormalTok"/>
+        </w:rPr>
+        <w:t xml:space="preserve"> </w:t>
+      </w:r>
+      <w:r>
+        <w:rPr>
+          <w:rStyle w:val="DecValTok"/>
+        </w:rPr>
+        <w:t xml:space="preserve">0</w:t>
+      </w:r>
+      <w:r>
+        <w:rPr>
+          <w:rStyle w:val="FunctionTok"/>
+        </w:rPr>
+        <w:t xml:space="preserve">,</w:t>
+      </w:r>
+      <w:r>
+        <w:br/>
+      </w:r>
+      <w:r>
+        <w:rPr>
+          <w:rStyle w:val="NormalTok"/>
+        </w:rPr>
+        <w:t xml:space="preserve">    </w:t>
+      </w:r>
+      <w:r>
+        <w:rPr>
+          <w:rStyle w:val="DataTypeTok"/>
+        </w:rPr>
+        <w:t xml:space="preserve">"parity"</w:t>
+      </w:r>
+      <w:r>
+        <w:rPr>
+          <w:rStyle w:val="FunctionTok"/>
+        </w:rPr>
+        <w:t xml:space="preserve">:</w:t>
+      </w:r>
+      <w:r>
+        <w:rPr>
+          <w:rStyle w:val="NormalTok"/>
+        </w:rPr>
+        <w:t xml:space="preserve"> </w:t>
+      </w:r>
+      <w:r>
+        <w:rPr>
+          <w:rStyle w:val="DecValTok"/>
+        </w:rPr>
+        <w:t xml:space="preserve">0</w:t>
+      </w:r>
+      <w:r>
+        <w:rPr>
+          <w:rStyle w:val="FunctionTok"/>
+        </w:rPr>
+        <w:t xml:space="preserve">,</w:t>
+      </w:r>
+      <w:r>
+        <w:br/>
+      </w:r>
+      <w:r>
+        <w:rPr>
+          <w:rStyle w:val="NormalTok"/>
+        </w:rPr>
+        <w:t xml:space="preserve">    </w:t>
+      </w:r>
+      <w:r>
+        <w:rPr>
+          <w:rStyle w:val="DataTypeTok"/>
+        </w:rPr>
+        <w:t xml:space="preserve">"temperature"</w:t>
+      </w:r>
+      <w:r>
+        <w:rPr>
+          <w:rStyle w:val="FunctionTok"/>
+        </w:rPr>
+        <w:t xml:space="preserve">:</w:t>
+      </w:r>
+      <w:r>
+        <w:rPr>
+          <w:rStyle w:val="NormalTok"/>
+        </w:rPr>
+        <w:t xml:space="preserve"> </w:t>
+      </w:r>
+      <w:r>
+        <w:rPr>
+          <w:rStyle w:val="DecValTok"/>
+        </w:rPr>
+        <w:t xml:space="preserve">26</w:t>
+      </w:r>
+      <w:r>
+        <w:rPr>
+          <w:rStyle w:val="FunctionTok"/>
+        </w:rPr>
+        <w:t xml:space="preserve">,</w:t>
+      </w:r>
+      <w:r>
+        <w:br/>
+      </w:r>
+      <w:r>
+        <w:rPr>
+          <w:rStyle w:val="NormalTok"/>
+        </w:rPr>
+        <w:t xml:space="preserve">    </w:t>
+      </w:r>
+      <w:r>
+        <w:rPr>
+          <w:rStyle w:val="DataTypeTok"/>
+        </w:rPr>
+        <w:t xml:space="preserve">"topography"</w:t>
+      </w:r>
+      <w:r>
+        <w:rPr>
+          <w:rStyle w:val="FunctionTok"/>
+        </w:rPr>
+        <w:t xml:space="preserve">:</w:t>
+      </w:r>
+      <w:r>
+        <w:rPr>
+          <w:rStyle w:val="NormalTok"/>
+        </w:rPr>
+        <w:t xml:space="preserve"> </w:t>
+      </w:r>
+      <w:r>
+        <w:rPr>
+          <w:rStyle w:val="StringTok"/>
+        </w:rPr>
+        <w:t xml:space="preserve">"Flat"</w:t>
+      </w:r>
+      <w:r>
+        <w:rPr>
+          <w:rStyle w:val="FunctionTok"/>
+        </w:rPr>
+        <w:t xml:space="preserve">,</w:t>
+      </w:r>
+      <w:r>
+        <w:br/>
+      </w:r>
+      <w:r>
+        <w:rPr>
+          <w:rStyle w:val="NormalTok"/>
+        </w:rPr>
+        <w:t xml:space="preserve">    </w:t>
+      </w:r>
+      <w:r>
+        <w:rPr>
+          <w:rStyle w:val="DataTypeTok"/>
+        </w:rPr>
+        <w:t xml:space="preserve">"distance"</w:t>
+      </w:r>
+      <w:r>
+        <w:rPr>
+          <w:rStyle w:val="FunctionTok"/>
+        </w:rPr>
+        <w:t xml:space="preserve">:</w:t>
+      </w:r>
+      <w:r>
+        <w:rPr>
+          <w:rStyle w:val="NormalTok"/>
+        </w:rPr>
+        <w:t xml:space="preserve"> </w:t>
+      </w:r>
+      <w:r>
+        <w:rPr>
+          <w:rStyle w:val="DecValTok"/>
+        </w:rPr>
+        <w:t xml:space="preserve">0</w:t>
+      </w:r>
+      <w:r>
+        <w:rPr>
+          <w:rStyle w:val="FunctionTok"/>
+        </w:rPr>
+        <w:t xml:space="preserve">,</w:t>
+      </w:r>
+      <w:r>
+        <w:br/>
+      </w:r>
+      <w:r>
+        <w:rPr>
+          <w:rStyle w:val="NormalTok"/>
+        </w:rPr>
+        <w:t xml:space="preserve">    </w:t>
+      </w:r>
+      <w:r>
+        <w:rPr>
+          <w:rStyle w:val="DataTypeTok"/>
+        </w:rPr>
+        <w:t xml:space="preserve">"grazing"</w:t>
+      </w:r>
+      <w:r>
+        <w:rPr>
+          <w:rStyle w:val="FunctionTok"/>
+        </w:rPr>
+        <w:t xml:space="preserve">:</w:t>
+      </w:r>
+      <w:r>
+        <w:rPr>
+          <w:rStyle w:val="NormalTok"/>
+        </w:rPr>
+        <w:t xml:space="preserve"> </w:t>
+      </w:r>
+      <w:r>
+        <w:rPr>
+          <w:rStyle w:val="KeywordTok"/>
+        </w:rPr>
+        <w:t xml:space="preserve">false</w:t>
+      </w:r>
+      <w:r>
+        <w:rPr>
+          <w:rStyle w:val="FunctionTok"/>
+        </w:rPr>
+        <w:t xml:space="preserve">,</w:t>
+      </w:r>
+      <w:r>
+        <w:br/>
+      </w:r>
+      <w:r>
+        <w:rPr>
+          <w:rStyle w:val="NormalTok"/>
+        </w:rPr>
+        <w:t xml:space="preserve">    </w:t>
+      </w:r>
+      <w:r>
+        <w:rPr>
+          <w:rStyle w:val="DataTypeTok"/>
+        </w:rPr>
+        <w:t xml:space="preserve">"calving_interval"</w:t>
+      </w:r>
+      <w:r>
+        <w:rPr>
+          <w:rStyle w:val="FunctionTok"/>
+        </w:rPr>
+        <w:t xml:space="preserve">:</w:t>
+      </w:r>
+      <w:r>
+        <w:rPr>
+          <w:rStyle w:val="NormalTok"/>
+        </w:rPr>
+        <w:t xml:space="preserve"> </w:t>
+      </w:r>
+      <w:r>
+        <w:rPr>
+          <w:rStyle w:val="DecValTok"/>
+        </w:rPr>
+        <w:t xml:space="preserve">370</w:t>
+      </w:r>
+      <w:r>
+        <w:rPr>
+          <w:rStyle w:val="FunctionTok"/>
+        </w:rPr>
+        <w:t xml:space="preserve">,</w:t>
+      </w:r>
+      <w:r>
+        <w:br/>
+      </w:r>
+      <w:r>
+        <w:rPr>
+          <w:rStyle w:val="NormalTok"/>
+        </w:rPr>
+        <w:t xml:space="preserve">    </w:t>
+      </w:r>
+      <w:r>
+        <w:rPr>
+          <w:rStyle w:val="DataTypeTok"/>
+        </w:rPr>
+        <w:t xml:space="preserve">"bw_gain"</w:t>
+      </w:r>
+      <w:r>
+        <w:rPr>
+          <w:rStyle w:val="FunctionTok"/>
+        </w:rPr>
+        <w:t xml:space="preserve">:</w:t>
+      </w:r>
+      <w:r>
+        <w:rPr>
+          <w:rStyle w:val="NormalTok"/>
+        </w:rPr>
+        <w:t xml:space="preserve"> </w:t>
+      </w:r>
+      <w:r>
+        <w:rPr>
+          <w:rStyle w:val="FloatTok"/>
+        </w:rPr>
+        <w:t xml:space="preserve">0.7</w:t>
+      </w:r>
+      <w:r>
+        <w:rPr>
+          <w:rStyle w:val="FunctionTok"/>
+        </w:rPr>
+        <w:t xml:space="preserve">,</w:t>
+      </w:r>
+      <w:r>
+        <w:br/>
+      </w:r>
+      <w:r>
+        <w:rPr>
+          <w:rStyle w:val="NormalTok"/>
+        </w:rPr>
+        <w:t xml:space="preserve">    </w:t>
+      </w:r>
+      <w:r>
+        <w:rPr>
+          <w:rStyle w:val="DataTypeTok"/>
+        </w:rPr>
+        <w:t xml:space="preserve">"bc_score"</w:t>
+      </w:r>
+      <w:r>
+        <w:rPr>
+          <w:rStyle w:val="FunctionTok"/>
+        </w:rPr>
+        <w:t xml:space="preserve">:</w:t>
+      </w:r>
+      <w:r>
+        <w:rPr>
+          <w:rStyle w:val="NormalTok"/>
+        </w:rPr>
+        <w:t xml:space="preserve"> </w:t>
+      </w:r>
+      <w:r>
+        <w:rPr>
+          <w:rStyle w:val="FloatTok"/>
+        </w:rPr>
+        <w:t xml:space="preserve">2.5</w:t>
+      </w:r>
+      <w:r>
+        <w:rPr>
+          <w:rStyle w:val="FunctionTok"/>
+        </w:rPr>
+        <w:t xml:space="preserve">,</w:t>
+      </w:r>
+      <w:r>
+        <w:br/>
+      </w:r>
+      <w:r>
+        <w:rPr>
+          <w:rStyle w:val="NormalTok"/>
+        </w:rPr>
+        <w:t xml:space="preserve">    </w:t>
+      </w:r>
+      <w:r>
+        <w:rPr>
+          <w:rStyle w:val="DataTypeTok"/>
+        </w:rPr>
+        <w:t xml:space="preserve">"milk_price"</w:t>
+      </w:r>
+      <w:r>
+        <w:rPr>
+          <w:rStyle w:val="FunctionTok"/>
+        </w:rPr>
+        <w:t xml:space="preserve">:</w:t>
+      </w:r>
+      <w:r>
+        <w:rPr>
+          <w:rStyle w:val="NormalTok"/>
+        </w:rPr>
+        <w:t xml:space="preserve"> </w:t>
+      </w:r>
+      <w:r>
+        <w:rPr>
+          <w:rStyle w:val="KeywordTok"/>
+        </w:rPr>
+        <w:t xml:space="preserve">null</w:t>
+      </w:r>
+      <w:r>
+        <w:rPr>
+          <w:rStyle w:val="FunctionTok"/>
+        </w:rPr>
+        <w:t xml:space="preserve">,</w:t>
+      </w:r>
+      <w:r>
+        <w:br/>
+      </w:r>
+      <w:r>
+        <w:rPr>
+          <w:rStyle w:val="NormalTok"/>
+        </w:rPr>
+        <w:t xml:space="preserve">    </w:t>
+      </w:r>
+      <w:r>
+        <w:rPr>
+          <w:rStyle w:val="DataTypeTok"/>
+        </w:rPr>
+        <w:t xml:space="preserve">"animal_category"</w:t>
+      </w:r>
+      <w:r>
+        <w:rPr>
+          <w:rStyle w:val="FunctionTok"/>
+        </w:rPr>
+        <w:t xml:space="preserve">:</w:t>
+      </w:r>
+      <w:r>
+        <w:rPr>
+          <w:rStyle w:val="NormalTok"/>
+        </w:rPr>
+        <w:t xml:space="preserve"> </w:t>
+      </w:r>
+      <w:r>
+        <w:rPr>
+          <w:rStyle w:val="StringTok"/>
+        </w:rPr>
+        <w:t xml:space="preserve">"Baby Calf/Heifer"</w:t>
+      </w:r>
+      <w:r>
+        <w:br/>
+      </w:r>
+      <w:r>
+        <w:rPr>
+          <w:rStyle w:val="NormalTok"/>
+        </w:rPr>
+        <w:t xml:space="preserve">  </w:t>
+      </w:r>
+      <w:r>
+        <w:rPr>
+          <w:rStyle w:val="FunctionTok"/>
+        </w:rPr>
+        <w:t xml:space="preserve">}</w:t>
+      </w:r>
+      <w:r>
+        <w:br/>
+      </w:r>
+      <w:r>
+        <w:rPr>
+          <w:rStyle w:val="FunctionTok"/>
+        </w:rPr>
+        <w:t xml:space="preserve">}</w:t>
+      </w:r>
+    </w:p>
+    <w:bookmarkEnd w:id="79"/>
+    <w:bookmarkEnd w:id="80"/>
+    <w:bookmarkStart w:id="81" w:name="test-scenarios-all-paths-covered"/>
+    <w:p>
+      <w:pPr>
+        <w:pStyle w:val="Heading3"/>
+      </w:pPr>
+      <w:r>
+        <w:t xml:space="preserve">15.8 Test scenarios — all paths covered</w:t>
+      </w:r>
+    </w:p>
+    <w:tbl>
+      <w:tblPr>
+        <w:tblStyle w:val="Table"/>
+        <w:tblW w:type="pct" w:w="5000"/>
+        <w:tblLayout w:type="fixed"/>
+        <w:tblLook w:firstRow="1" w:lastRow="0" w:firstColumn="0" w:lastColumn="0" w:noHBand="0" w:noVBand="0" w:val="0020"/>
+      </w:tblPr>
+      <w:tblGrid>
+        <w:gridCol w:w="1980"/>
+        <w:gridCol w:w="1980"/>
+        <w:gridCol w:w="1980"/>
+        <w:gridCol w:w="1980"/>
+      </w:tblGrid>
+      <w:tr>
+        <w:trPr>
+          <w:tblHeader w:val="on"/>
+        </w:trPr>
+        <w:tc>
+          <w:tcPr/>
+          <w:p>
+            <w:pPr>
+              <w:pStyle w:val="Compact"/>
+            </w:pPr>
+            <w:r>
+              <w:t xml:space="preserve">#</w:t>
+            </w:r>
+          </w:p>
+        </w:tc>
+        <w:tc>
+          <w:tcPr/>
+          <w:p>
+            <w:pPr>
+              <w:pStyle w:val="Compact"/>
+            </w:pPr>
+            <w:r>
+              <w:t xml:space="preserve">Action</w:t>
+            </w:r>
+          </w:p>
+        </w:tc>
+        <w:tc>
+          <w:tcPr/>
+          <w:p>
+            <w:pPr>
+              <w:pStyle w:val="Compact"/>
+            </w:pPr>
+            <w:r>
+              <w:t xml:space="preserve">Expected wire (</w:t>
+            </w:r>
+            <w:r>
+              <w:rPr>
+                <w:rStyle w:val="VerbatimChar"/>
+              </w:rPr>
+              <w:t xml:space="preserve">cattle_info</w:t>
+            </w:r>
+            <w:r>
+              <w:t xml:space="preserve">)</w:t>
+            </w:r>
+          </w:p>
+        </w:tc>
+        <w:tc>
+          <w:tcPr/>
+          <w:p>
+            <w:pPr>
+              <w:pStyle w:val="Compact"/>
+            </w:pPr>
+            <w:r>
+              <w:t xml:space="preserve">Expected /report</w:t>
+            </w:r>
+          </w:p>
+        </w:tc>
+      </w:tr>
+      <w:tr>
+        <w:tc>
+          <w:tcPr/>
+          <w:p>
+            <w:pPr>
+              <w:pStyle w:val="Compact"/>
+            </w:pPr>
+            <w:r>
+              <w:t xml:space="preserve">1</w:t>
+            </w:r>
+          </w:p>
+        </w:tc>
+        <w:tc>
+          <w:tcPr/>
+          <w:p>
+            <w:pPr>
+              <w:pStyle w:val="Compact"/>
+            </w:pPr>
+            <w:r>
+              <w:t xml:space="preserve">User picks Lactating cows, fills milk_production=20, milk_price=12000 → Generate</w:t>
+            </w:r>
+          </w:p>
+        </w:tc>
+        <w:tc>
+          <w:tcPr/>
+          <w:p>
+            <w:pPr>
+              <w:pStyle w:val="Compact"/>
+            </w:pPr>
+            <w:r>
+              <w:rPr>
+                <w:rStyle w:val="VerbatimChar"/>
+              </w:rPr>
+              <w:t xml:space="preserve">animal_category="Lactating Cow"</w:t>
+            </w:r>
+            <w:r>
+              <w:t xml:space="preserve">,</w:t>
+            </w:r>
+            <w:r>
+              <w:t xml:space="preserve"> </w:t>
+            </w:r>
+            <w:r>
+              <w:rPr>
+                <w:rStyle w:val="VerbatimChar"/>
+              </w:rPr>
+              <w:t xml:space="preserve">lactating=true</w:t>
+            </w:r>
+            <w:r>
+              <w:t xml:space="preserve">,</w:t>
+            </w:r>
+            <w:r>
+              <w:t xml:space="preserve"> </w:t>
+            </w:r>
+            <w:r>
+              <w:rPr>
+                <w:rStyle w:val="VerbatimChar"/>
+              </w:rPr>
+              <w:t xml:space="preserve">milk_production=20</w:t>
+            </w:r>
+            <w:r>
+              <w:t xml:space="preserve">,</w:t>
+            </w:r>
+            <w:r>
+              <w:t xml:space="preserve"> </w:t>
+            </w:r>
+            <w:r>
+              <w:rPr>
+                <w:rStyle w:val="VerbatimChar"/>
+              </w:rPr>
+              <w:t xml:space="preserve">milk_price=12000</w:t>
+            </w:r>
+          </w:p>
+        </w:tc>
+        <w:tc>
+          <w:tcPr/>
+          <w:p>
+            <w:pPr>
+              <w:pStyle w:val="Compact"/>
+            </w:pPr>
+            <w:r>
+              <w:t xml:space="preserve">Milk Cost Margin card visible, milk rows visible, no calf section</w:t>
+            </w:r>
+          </w:p>
+        </w:tc>
+      </w:tr>
+      <w:tr>
+        <w:tc>
+          <w:tcPr/>
+          <w:p>
+            <w:pPr>
+              <w:pStyle w:val="Compact"/>
+            </w:pPr>
+            <w:r>
+              <w:t xml:space="preserve">2</w:t>
+            </w:r>
+          </w:p>
+        </w:tc>
+        <w:tc>
+          <w:tcPr/>
+          <w:p>
+            <w:pPr>
+              <w:pStyle w:val="Compact"/>
+            </w:pPr>
+            <w:r>
+              <w:t xml:space="preserve">User picks Dry cows on a fresh form → Generate</w:t>
+            </w:r>
+          </w:p>
+        </w:tc>
+        <w:tc>
+          <w:tcPr/>
+          <w:p>
+            <w:pPr>
+              <w:pStyle w:val="Compact"/>
+            </w:pPr>
+            <w:r>
+              <w:rPr>
+                <w:rStyle w:val="VerbatimChar"/>
+              </w:rPr>
+              <w:t xml:space="preserve">animal_category="Dry Cow"</w:t>
+            </w:r>
+            <w:r>
+              <w:t xml:space="preserve">,</w:t>
+            </w:r>
+            <w:r>
+              <w:t xml:space="preserve"> </w:t>
+            </w:r>
+            <w:r>
+              <w:rPr>
+                <w:rStyle w:val="VerbatimChar"/>
+              </w:rPr>
+              <w:t xml:space="preserve">lactating=false</w:t>
+            </w:r>
+            <w:r>
+              <w:t xml:space="preserve">, all milk fields = 0/null</w:t>
+            </w:r>
+          </w:p>
+        </w:tc>
+        <w:tc>
+          <w:tcPr/>
+          <w:p>
+            <w:pPr>
+              <w:pStyle w:val="Compact"/>
+            </w:pPr>
+            <w:r>
+              <w:t xml:space="preserve">Milk Cost Margin hidden, milk rows hidden, no calf section</w:t>
+            </w:r>
+          </w:p>
+        </w:tc>
+      </w:tr>
+      <w:tr>
+        <w:tc>
+          <w:tcPr/>
+          <w:p>
+            <w:pPr>
+              <w:pStyle w:val="Compact"/>
+            </w:pPr>
+            <w:r>
+              <w:t xml:space="preserve">3</w:t>
+            </w:r>
+          </w:p>
+        </w:tc>
+        <w:tc>
+          <w:tcPr/>
+          <w:p>
+            <w:pPr>
+              <w:pStyle w:val="Compact"/>
+            </w:pPr>
+            <w:r>
+              <w:t xml:space="preserve">User entered milk_production=20 as Lactating, switches to Heifers → Generate</w:t>
+            </w:r>
+          </w:p>
+        </w:tc>
+        <w:tc>
+          <w:tcPr/>
+          <w:p>
+            <w:pPr>
+              <w:pStyle w:val="Compact"/>
+            </w:pPr>
+            <w:r>
+              <w:rPr>
+                <w:rStyle w:val="VerbatimChar"/>
+              </w:rPr>
+              <w:t xml:space="preserve">animal_category="Heifer"</w:t>
+            </w:r>
+            <w:r>
+              <w:t xml:space="preserve">,</w:t>
+            </w:r>
+            <w:r>
+              <w:t xml:space="preserve"> </w:t>
+            </w:r>
+            <w:r>
+              <w:rPr>
+                <w:rStyle w:val="VerbatimChar"/>
+              </w:rPr>
+              <w:t xml:space="preserve">lactating=false</w:t>
+            </w:r>
+            <w:r>
+              <w:t xml:space="preserve">,</w:t>
+            </w:r>
+            <w:r>
+              <w:t xml:space="preserve"> </w:t>
+            </w:r>
+            <w:r>
+              <w:rPr>
+                <w:b/>
+                <w:bCs/>
+              </w:rPr>
+              <w:t xml:space="preserve">milk_production=0 (stale value scrubbed)</w:t>
+            </w:r>
+            <w:r>
+              <w:t xml:space="preserve">, milk_price=null</w:t>
+            </w:r>
+          </w:p>
+        </w:tc>
+        <w:tc>
+          <w:tcPr/>
+          <w:p>
+            <w:pPr>
+              <w:pStyle w:val="Compact"/>
+            </w:pPr>
+            <w:r>
+              <w:t xml:space="preserve">Same as Dry Cow</w:t>
+            </w:r>
+          </w:p>
+        </w:tc>
+      </w:tr>
+      <w:tr>
+        <w:tc>
+          <w:tcPr/>
+          <w:p>
+            <w:pPr>
+              <w:pStyle w:val="Compact"/>
+            </w:pPr>
+            <w:r>
+              <w:t xml:space="preserve">4</w:t>
+            </w:r>
+          </w:p>
+        </w:tc>
+        <w:tc>
+          <w:tcPr/>
+          <w:p>
+            <w:pPr>
+              <w:pStyle w:val="Compact"/>
+            </w:pPr>
+            <w:r>
+              <w:t xml:space="preserve">User picks Baby calves/heifers → Generate</w:t>
+            </w:r>
+          </w:p>
+        </w:tc>
+        <w:tc>
+          <w:tcPr/>
+          <w:p>
+            <w:pPr>
+              <w:pStyle w:val="Compact"/>
+            </w:pPr>
+            <w:r>
+              <w:rPr>
+                <w:rStyle w:val="VerbatimChar"/>
+              </w:rPr>
+              <w:t xml:space="preserve">animal_category="Baby Calf/Heifer"</w:t>
+            </w:r>
+            <w:r>
+              <w:t xml:space="preserve">,</w:t>
+            </w:r>
+            <w:r>
+              <w:t xml:space="preserve"> </w:t>
+            </w:r>
+            <w:r>
+              <w:rPr>
+                <w:rStyle w:val="VerbatimChar"/>
+              </w:rPr>
+              <w:t xml:space="preserve">lactating=false</w:t>
+            </w:r>
+          </w:p>
+        </w:tc>
+        <w:tc>
+          <w:tcPr/>
+          <w:p>
+            <w:pPr>
+              <w:pStyle w:val="Compact"/>
+            </w:pPr>
+            <w:r>
+              <w:t xml:space="preserve">Calf Milk Feeding card visible with 10%×body_weight default plan; no milk margin</w:t>
+            </w:r>
+          </w:p>
+        </w:tc>
+      </w:tr>
+      <w:tr>
+        <w:tc>
+          <w:tcPr/>
+          <w:p>
+            <w:pPr>
+              <w:pStyle w:val="Compact"/>
+            </w:pPr>
+            <w:r>
+              <w:t xml:space="preserve">5</w:t>
+            </w:r>
+          </w:p>
+        </w:tc>
+        <w:tc>
+          <w:tcPr/>
+          <w:p>
+            <w:pPr>
+              <w:pStyle w:val="Compact"/>
+            </w:pPr>
+            <w:r>
+              <w:t xml:space="preserve">Reopen a saved Lactating Cow simulation that pre-dates this field (</w:t>
+            </w:r>
+            <w:r>
+              <w:rPr>
+                <w:rStyle w:val="VerbatimChar"/>
+              </w:rPr>
+              <w:t xml:space="preserve">animal_category</w:t>
+            </w:r>
+            <w:r>
+              <w:t xml:space="preserve"> </w:t>
+            </w:r>
+            <w:r>
+              <w:t xml:space="preserve">absent in response)</w:t>
+            </w:r>
+          </w:p>
+        </w:tc>
+        <w:tc>
+          <w:tcPr/>
+          <w:p>
+            <w:pPr>
+              <w:pStyle w:val="Compact"/>
+            </w:pPr>
+            <w:r>
+              <w:t xml:space="preserve">Form defaults to</w:t>
+            </w:r>
+            <w:r>
+              <w:t xml:space="preserve"> </w:t>
+            </w:r>
+            <w:r>
+              <w:rPr>
+                <w:rStyle w:val="VerbatimChar"/>
+              </w:rPr>
+              <w:t xml:space="preserve">Lactating Cow</w:t>
+            </w:r>
+            <w:r>
+              <w:t xml:space="preserve">; no error</w:t>
+            </w:r>
+          </w:p>
+        </w:tc>
+        <w:tc>
+          <w:tcPr/>
+          <w:p>
+            <w:pPr>
+              <w:pStyle w:val="Compact"/>
+            </w:pPr>
+            <w:r>
+              <w:t xml:space="preserve">Standard lactating layout</w:t>
+            </w:r>
+          </w:p>
+        </w:tc>
+      </w:tr>
+      <w:tr>
+        <w:tc>
+          <w:tcPr/>
+          <w:p>
+            <w:pPr>
+              <w:pStyle w:val="Compact"/>
+            </w:pPr>
+            <w:r>
+              <w:t xml:space="preserve">6</w:t>
+            </w:r>
+          </w:p>
+        </w:tc>
+        <w:tc>
+          <w:tcPr/>
+          <w:p>
+            <w:pPr>
+              <w:pStyle w:val="Compact"/>
+            </w:pPr>
+            <w:r>
+              <w:t xml:space="preserve">Reopen a saved Dry Cow simulation</w:t>
+            </w:r>
+          </w:p>
+        </w:tc>
+        <w:tc>
+          <w:tcPr/>
+          <w:p>
+            <w:pPr>
+              <w:pStyle w:val="Compact"/>
+            </w:pPr>
+            <w:r>
+              <w:t xml:space="preserve">Form selector reads</w:t>
+            </w:r>
+            <w:r>
+              <w:t xml:space="preserve"> </w:t>
+            </w:r>
+            <w:r>
+              <w:rPr>
+                <w:rStyle w:val="VerbatimChar"/>
+              </w:rPr>
+              <w:t xml:space="preserve">Dry Cow</w:t>
+            </w:r>
+            <w:r>
+              <w:t xml:space="preserve">; milk section auto-hides</w:t>
+            </w:r>
+          </w:p>
+        </w:tc>
+        <w:tc>
+          <w:tcPr/>
+          <w:p>
+            <w:pPr>
+              <w:pStyle w:val="Compact"/>
+            </w:pPr>
+            <w:r>
+              <w:t xml:space="preserve">Non-lactating layout</w:t>
+            </w:r>
+          </w:p>
+        </w:tc>
+      </w:tr>
+      <w:tr>
+        <w:tc>
+          <w:tcPr/>
+          <w:p>
+            <w:pPr>
+              <w:pStyle w:val="Compact"/>
+            </w:pPr>
+            <w:r>
+              <w:t xml:space="preserve">7</w:t>
+            </w:r>
+          </w:p>
+        </w:tc>
+        <w:tc>
+          <w:tcPr/>
+          <w:p>
+            <w:pPr>
+              <w:pStyle w:val="Compact"/>
+            </w:pPr>
+            <w:r>
+              <w:t xml:space="preserve">Backend ships</w:t>
+            </w:r>
+            <w:r>
+              <w:t xml:space="preserve"> </w:t>
+            </w:r>
+            <w:r>
+              <w:rPr>
+                <w:rStyle w:val="VerbatimChar"/>
+              </w:rPr>
+              <w:t xml:space="preserve">animal_category</w:t>
+            </w:r>
+            <w:r>
+              <w:t xml:space="preserve"> </w:t>
+            </w:r>
+            <w:r>
+              <w:t xml:space="preserve">validation → invalid value sent</w:t>
+            </w:r>
+          </w:p>
+        </w:tc>
+        <w:tc>
+          <w:tcPr/>
+          <w:p>
+            <w:pPr>
+              <w:pStyle w:val="Compact"/>
+            </w:pPr>
+            <w:r>
+              <w:t xml:space="preserve">Backend 422; frontend logs error; user sees snackbar</w:t>
+            </w:r>
+          </w:p>
+        </w:tc>
+        <w:tc>
+          <w:tcPr/>
+          <w:p>
+            <w:pPr>
+              <w:pStyle w:val="Compact"/>
+            </w:pPr>
+            <w:r>
+              <w:t xml:space="preserve">n/a</w:t>
+            </w:r>
+          </w:p>
+        </w:tc>
+      </w:tr>
+    </w:tbl>
+    <w:bookmarkEnd w:id="81"/>
+    <w:bookmarkStart w:id="82" w:name="acceptance-criteria-1"/>
+    <w:p>
+      <w:pPr>
+        <w:pStyle w:val="Heading3"/>
+      </w:pPr>
+      <w:r>
+        <w:t xml:space="preserve">15.9 Acceptance criteria</w:t>
+      </w:r>
+    </w:p>
+    <w:p>
+      <w:pPr>
+        <w:pStyle w:val="Compact"/>
+        <w:numPr>
+          <w:ilvl w:val="0"/>
+          <w:numId w:val="1029"/>
+        </w:numPr>
+      </w:pPr>
+      <w:r>
+        <w:t xml:space="preserve">All four options visible in the selector with plural labels.</w:t>
+      </w:r>
+    </w:p>
+    <w:p>
+      <w:pPr>
+        <w:pStyle w:val="Compact"/>
+        <w:numPr>
+          <w:ilvl w:val="0"/>
+          <w:numId w:val="1029"/>
+        </w:numPr>
+      </w:pPr>
+      <w:r>
+        <w:t xml:space="preserve">Wire payload carries singular value for each selection.</w:t>
+      </w:r>
+    </w:p>
+    <w:p>
+      <w:pPr>
+        <w:pStyle w:val="Compact"/>
+        <w:numPr>
+          <w:ilvl w:val="0"/>
+          <w:numId w:val="1029"/>
+        </w:numPr>
+      </w:pPr>
+      <w:r>
+        <w:t xml:space="preserve">Non-lactating selections zero out milk fields on the wire even</w:t>
+      </w:r>
+      <w:r>
+        <w:t xml:space="preserve"> </w:t>
+      </w:r>
+      <w:r>
+        <w:t xml:space="preserve">if the form has stale entries.</w:t>
+      </w:r>
+    </w:p>
+    <w:p>
+      <w:pPr>
+        <w:pStyle w:val="Compact"/>
+        <w:numPr>
+          <w:ilvl w:val="0"/>
+          <w:numId w:val="1029"/>
+        </w:numPr>
+      </w:pPr>
+      <w:r>
+        <w:rPr>
+          <w:rStyle w:val="VerbatimChar"/>
+        </w:rPr>
+        <w:t xml:space="preserve">lactating: true/false</w:t>
+      </w:r>
+      <w:r>
+        <w:t xml:space="preserve"> </w:t>
+      </w:r>
+      <w:r>
+        <w:t xml:space="preserve">flag derived from</w:t>
+      </w:r>
+      <w:r>
+        <w:t xml:space="preserve"> </w:t>
+      </w:r>
+      <w:r>
+        <w:rPr>
+          <w:rStyle w:val="VerbatimChar"/>
+        </w:rPr>
+        <w:t xml:space="preserve">animal_category</w:t>
+      </w:r>
+      <w:r>
+        <w:t xml:space="preserve">.</w:t>
+      </w:r>
+    </w:p>
+    <w:p>
+      <w:pPr>
+        <w:pStyle w:val="Compact"/>
+        <w:numPr>
+          <w:ilvl w:val="0"/>
+          <w:numId w:val="1029"/>
+        </w:numPr>
+      </w:pPr>
+      <w:r>
+        <w:t xml:space="preserve">Restoring an older simulation without</w:t>
+      </w:r>
+      <w:r>
+        <w:t xml:space="preserve"> </w:t>
+      </w:r>
+      <w:r>
+        <w:rPr>
+          <w:rStyle w:val="VerbatimChar"/>
+        </w:rPr>
+        <w:t xml:space="preserve">animal_category</w:t>
+      </w:r>
+      <w:r>
+        <w:t xml:space="preserve"> </w:t>
+      </w:r>
+      <w:r>
+        <w:t xml:space="preserve">does not</w:t>
+      </w:r>
+      <w:r>
+        <w:t xml:space="preserve"> </w:t>
+      </w:r>
+      <w:r>
+        <w:t xml:space="preserve">error — frontend defaults to</w:t>
+      </w:r>
+      <w:r>
+        <w:t xml:space="preserve"> </w:t>
+      </w:r>
+      <w:r>
+        <w:t xml:space="preserve">“Lactating Cow”</w:t>
+      </w:r>
+      <w:r>
+        <w:t xml:space="preserve">.</w:t>
+      </w:r>
+    </w:p>
+    <w:p>
+      <w:pPr>
+        <w:pStyle w:val="Compact"/>
+        <w:numPr>
+          <w:ilvl w:val="0"/>
+          <w:numId w:val="1029"/>
+        </w:numPr>
+      </w:pPr>
+      <w:r>
+        <w:t xml:space="preserve">/report sections honour the helper (see §14.5).</w:t>
+      </w:r>
+    </w:p>
+    <w:bookmarkEnd w:id="82"/>
+    <w:bookmarkEnd w:id="83"/>
+    <w:bookmarkEnd w:id="84"/>
     <w:sectPr>
       <w:footnotePr>
         <w:numRestart w:val="eachSect"/>
@@ -15906,6 +20805,42 @@
     </w:lvlOverride>
   </w:num>
   <w:num w:numId="1026">
+    <w:abstractNumId w:val="99411"/>
+    <w:lvlOverride w:ilvl="0">
+      <w:startOverride w:val="1"/>
+    </w:lvlOverride>
+    <w:lvlOverride w:ilvl="1">
+      <w:startOverride w:val="1"/>
+    </w:lvlOverride>
+    <w:lvlOverride w:ilvl="2">
+      <w:startOverride w:val="1"/>
+    </w:lvlOverride>
+    <w:lvlOverride w:ilvl="3">
+      <w:startOverride w:val="1"/>
+    </w:lvlOverride>
+    <w:lvlOverride w:ilvl="4">
+      <w:startOverride w:val="1"/>
+    </w:lvlOverride>
+    <w:lvlOverride w:ilvl="5">
+      <w:startOverride w:val="1"/>
+    </w:lvlOverride>
+    <w:lvlOverride w:ilvl="6">
+      <w:startOverride w:val="1"/>
+    </w:lvlOverride>
+    <w:lvlOverride w:ilvl="7">
+      <w:startOverride w:val="1"/>
+    </w:lvlOverride>
+    <w:lvlOverride w:ilvl="8">
+      <w:startOverride w:val="1"/>
+    </w:lvlOverride>
+  </w:num>
+  <w:num w:numId="1027">
+    <w:abstractNumId w:val="991"/>
+  </w:num>
+  <w:num w:numId="1028">
+    <w:abstractNumId w:val="991"/>
+  </w:num>
+  <w:num w:numId="1029">
     <w:abstractNumId w:val="99411"/>
     <w:lvlOverride w:ilvl="0">
       <w:startOverride w:val="1"/>

--- a/frontend/docs/Search_Implmentation.docx
+++ b/frontend/docs/Search_Implmentation.docx
@@ -2,7 +2,7 @@
 <file path=word/document.xml><?xml version="1.0" encoding="utf-8"?>
 <w:document xmlns:w="http://schemas.openxmlformats.org/wordprocessingml/2006/main" xmlns:m="http://schemas.openxmlformats.org/officeDocument/2006/math" xmlns:r="http://schemas.openxmlformats.org/officeDocument/2006/relationships" xmlns:o="urn:schemas-microsoft-com:office:office" xmlns:v="urn:schemas-microsoft-com:vml" xmlns:w10="urn:schemas-microsoft-com:office:word" xmlns:a="http://schemas.openxmlformats.org/drawingml/2006/main" xmlns:pic="http://schemas.openxmlformats.org/drawingml/2006/picture" xmlns:wp="http://schemas.openxmlformats.org/drawingml/2006/wordprocessingDrawing">
   <w:body>
-    <w:bookmarkStart w:id="84" w:name="X7e2a5c88f230d54196d359e050e309060b2c887"/>
+    <w:bookmarkStart w:id="79" w:name="X7e2a5c88f230d54196d359e050e309060b2c887"/>
     <w:p>
       <w:pPr>
         <w:pStyle w:val="Heading1"/>
@@ -8170,22 +8170,15 @@
         </w:tc>
       </w:tr>
     </w:tbl>
-    <w:p>
-      <w:r>
-        <w:pict>
-          <v:rect style="width:0;height:1.5pt" o:hralign="center" o:hrstd="t" o:hr="t"/>
-        </w:pict>
-      </w:r>
-    </w:p>
     <w:bookmarkEnd w:id="39"/>
     <w:bookmarkEnd w:id="40"/>
-    <w:bookmarkStart w:id="45" w:name="feed_id-payload-rule-fd_code-rollout"/>
+    <w:bookmarkStart w:id="53" w:name="y3-1.3-milk-price-input-cost-per-litre"/>
     <w:p>
       <w:pPr>
         <w:pStyle w:val="Heading2"/>
       </w:pPr>
       <w:r>
-        <w:t xml:space="preserve">11. feed_id payload rule — fd_code rollout</w:t>
+        <w:t xml:space="preserve">12. Y3 §1.3 — Milk Price input + cost-per-litre</w:t>
       </w:r>
     </w:p>
     <w:p>
@@ -8193,595 +8186,6 @@
         <w:pStyle w:val="FirstParagraph"/>
       </w:pPr>
       <w:r>
-        <w:t xml:space="preserve">Maria is migrating feed identification from the internal</w:t>
-      </w:r>
-      <w:r>
-        <w:t xml:space="preserve"> </w:t>
-      </w:r>
-      <w:r>
-        <w:rPr>
-          <w:rStyle w:val="VerbatimChar"/>
-        </w:rPr>
-        <w:t xml:space="preserve">feeds.id</w:t>
-      </w:r>
-      <w:r>
-        <w:t xml:space="preserve"> </w:t>
-      </w:r>
-      <w:r>
-        <w:t xml:space="preserve">UUID</w:t>
-      </w:r>
-      <w:r>
-        <w:t xml:space="preserve"> </w:t>
-      </w:r>
-      <w:r>
-        <w:t xml:space="preserve">to a human-readable</w:t>
-      </w:r>
-      <w:r>
-        <w:t xml:space="preserve"> </w:t>
-      </w:r>
-      <w:r>
-        <w:rPr>
-          <w:rStyle w:val="VerbatimChar"/>
-        </w:rPr>
-        <w:t xml:space="preserve">feeds.fd_code</w:t>
-      </w:r>
-      <w:r>
-        <w:t xml:space="preserve"> </w:t>
-      </w:r>
-      <w:r>
-        <w:t xml:space="preserve">column. As of writing all</w:t>
-      </w:r>
-      <w:r>
-        <w:t xml:space="preserve"> </w:t>
-      </w:r>
-      <w:r>
-        <w:rPr>
-          <w:rStyle w:val="VerbatimChar"/>
-        </w:rPr>
-        <w:t xml:space="preserve">fd_code</w:t>
-      </w:r>
-      <w:r>
-        <w:t xml:space="preserve"> </w:t>
-      </w:r>
-      <w:r>
-        <w:t xml:space="preserve">values in the DB are null; backfill is in progress.</w:t>
-      </w:r>
-    </w:p>
-    <w:bookmarkStart w:id="41" w:name="frontend-rule"/>
-    <w:p>
-      <w:pPr>
-        <w:pStyle w:val="Heading3"/>
-      </w:pPr>
-      <w:r>
-        <w:t xml:space="preserve">11.1 Frontend rule</w:t>
-      </w:r>
-    </w:p>
-    <w:p>
-      <w:pPr>
-        <w:pStyle w:val="FirstParagraph"/>
-      </w:pPr>
-      <w:r>
-        <w:t xml:space="preserve">The</w:t>
-      </w:r>
-      <w:r>
-        <w:t xml:space="preserve"> </w:t>
-      </w:r>
-      <w:r>
-        <w:rPr>
-          <w:rStyle w:val="VerbatimChar"/>
-        </w:rPr>
-        <w:t xml:space="preserve">feed_id</w:t>
-      </w:r>
-      <w:r>
-        <w:t xml:space="preserve"> </w:t>
-      </w:r>
-      <w:r>
-        <w:t xml:space="preserve">field on</w:t>
-      </w:r>
-      <w:r>
-        <w:t xml:space="preserve"> </w:t>
-      </w:r>
-      <w:r>
-        <w:rPr>
-          <w:b/>
-          <w:bCs/>
-        </w:rPr>
-        <w:t xml:space="preserve">both</w:t>
-      </w:r>
-      <w:r>
-        <w:t xml:space="preserve"> </w:t>
-      </w:r>
-      <w:r>
-        <w:t xml:space="preserve">outgoing payloads</w:t>
-      </w:r>
-      <w:r>
-        <w:t xml:space="preserve"> </w:t>
-      </w:r>
-      <w:r>
-        <w:t xml:space="preserve">(</w:t>
-      </w:r>
-      <w:r>
-        <w:rPr>
-          <w:rStyle w:val="VerbatimChar"/>
-        </w:rPr>
-        <w:t xml:space="preserve">POST /v1/animal/diet-recommendation</w:t>
-      </w:r>
-      <w:r>
-        <w:t xml:space="preserve"> </w:t>
-      </w:r>
-      <w:r>
-        <w:t xml:space="preserve">and</w:t>
-      </w:r>
-      <w:r>
-        <w:t xml:space="preserve"> </w:t>
-      </w:r>
-      <w:r>
-        <w:rPr>
-          <w:rStyle w:val="VerbatimChar"/>
-        </w:rPr>
-        <w:t xml:space="preserve">POST /v1/animal/evaluate-diet</w:t>
-      </w:r>
-      <w:r>
-        <w:t xml:space="preserve">) is computed as:</w:t>
-      </w:r>
-    </w:p>
-    <w:p>
-      <w:pPr>
-        <w:pStyle w:val="SourceCode"/>
-      </w:pPr>
-      <w:r>
-        <w:rPr>
-          <w:rStyle w:val="VerbatimChar"/>
-        </w:rPr>
-        <w:t xml:space="preserve">feed_id = item.fd_code ?? item.feed_uuid</w:t>
-      </w:r>
-    </w:p>
-    <w:p>
-      <w:pPr>
-        <w:pStyle w:val="FirstParagraph"/>
-      </w:pPr>
-      <w:r>
-        <w:t xml:space="preserve">In words: if the feed row carries an</w:t>
-      </w:r>
-      <w:r>
-        <w:t xml:space="preserve"> </w:t>
-      </w:r>
-      <w:r>
-        <w:rPr>
-          <w:rStyle w:val="VerbatimChar"/>
-        </w:rPr>
-        <w:t xml:space="preserve">fd_code</w:t>
-      </w:r>
-      <w:r>
-        <w:t xml:space="preserve">, send that. Otherwise</w:t>
-      </w:r>
-      <w:r>
-        <w:t xml:space="preserve"> </w:t>
-      </w:r>
-      <w:r>
-        <w:t xml:space="preserve">fall back to the UUID. Backend must accept either form on the same</w:t>
-      </w:r>
-      <w:r>
-        <w:t xml:space="preserve"> </w:t>
-      </w:r>
-      <w:r>
-        <w:t xml:space="preserve">field name (</w:t>
-      </w:r>
-      <w:r>
-        <w:rPr>
-          <w:rStyle w:val="VerbatimChar"/>
-        </w:rPr>
-        <w:t xml:space="preserve">feed_id</w:t>
-      </w:r>
-      <w:r>
-        <w:t xml:space="preserve">). The UUID fallback is permanent — custom feeds</w:t>
-      </w:r>
-      <w:r>
-        <w:t xml:space="preserve"> </w:t>
-      </w:r>
-      <w:r>
-        <w:t xml:space="preserve">or any row that never gets an</w:t>
-      </w:r>
-      <w:r>
-        <w:t xml:space="preserve"> </w:t>
-      </w:r>
-      <w:r>
-        <w:rPr>
-          <w:rStyle w:val="VerbatimChar"/>
-        </w:rPr>
-        <w:t xml:space="preserve">fd_code</w:t>
-      </w:r>
-      <w:r>
-        <w:t xml:space="preserve"> </w:t>
-      </w:r>
-      <w:r>
-        <w:t xml:space="preserve">will continue to send UUID.</w:t>
-      </w:r>
-    </w:p>
-    <w:bookmarkEnd w:id="41"/>
-    <w:bookmarkStart w:id="42" w:name="frontend-parser"/>
-    <w:p>
-      <w:pPr>
-        <w:pStyle w:val="Heading3"/>
-      </w:pPr>
-      <w:r>
-        <w:t xml:space="preserve">11.2 Frontend parser</w:t>
-      </w:r>
-    </w:p>
-    <w:p>
-      <w:pPr>
-        <w:pStyle w:val="FirstParagraph"/>
-      </w:pPr>
-      <w:r>
-        <w:t xml:space="preserve">The PWA reads</w:t>
-      </w:r>
-      <w:r>
-        <w:t xml:space="preserve"> </w:t>
-      </w:r>
-      <w:r>
-        <w:rPr>
-          <w:rStyle w:val="VerbatimChar"/>
-        </w:rPr>
-        <w:t xml:space="preserve">fd_code</w:t>
-      </w:r>
-      <w:r>
-        <w:t xml:space="preserve"> </w:t>
-      </w:r>
-      <w:r>
-        <w:t xml:space="preserve">(or its</w:t>
-      </w:r>
-      <w:r>
-        <w:t xml:space="preserve"> </w:t>
-      </w:r>
-      <w:r>
-        <w:rPr>
-          <w:rStyle w:val="VerbatimChar"/>
-        </w:rPr>
-        <w:t xml:space="preserve">feed_code</w:t>
-      </w:r>
-      <w:r>
-        <w:t xml:space="preserve"> </w:t>
-      </w:r>
-      <w:r>
-        <w:t xml:space="preserve">alias — both accepted on</w:t>
-      </w:r>
-      <w:r>
-        <w:t xml:space="preserve"> </w:t>
-      </w:r>
-      <w:r>
-        <w:t xml:space="preserve">input for safety) from these response endpoints:</w:t>
-      </w:r>
-    </w:p>
-    <w:p>
-      <w:pPr>
-        <w:pStyle w:val="Compact"/>
-        <w:numPr>
-          <w:ilvl w:val="0"/>
-          <w:numId w:val="1022"/>
-        </w:numPr>
-      </w:pPr>
-      <w:r>
-        <w:rPr>
-          <w:rStyle w:val="VerbatimChar"/>
-        </w:rPr>
-        <w:t xml:space="preserve">GET /v1/animal/search-feeds</w:t>
-      </w:r>
-      <w:r>
-        <w:t xml:space="preserve"> </w:t>
-      </w:r>
-      <w:r>
-        <w:t xml:space="preserve">— search results</w:t>
-      </w:r>
-    </w:p>
-    <w:p>
-      <w:pPr>
-        <w:pStyle w:val="Compact"/>
-        <w:numPr>
-          <w:ilvl w:val="0"/>
-          <w:numId w:val="1022"/>
-        </w:numPr>
-      </w:pPr>
-      <w:r>
-        <w:rPr>
-          <w:rStyle w:val="VerbatimChar"/>
-        </w:rPr>
-        <w:t xml:space="preserve">GET /v1/animal/feed-name</w:t>
-      </w:r>
-      <w:r>
-        <w:t xml:space="preserve"> </w:t>
-      </w:r>
-      <w:r>
-        <w:t xml:space="preserve">— Feed dropdown rows</w:t>
-      </w:r>
-    </w:p>
-    <w:p>
-      <w:pPr>
-        <w:pStyle w:val="Compact"/>
-        <w:numPr>
-          <w:ilvl w:val="0"/>
-          <w:numId w:val="1022"/>
-        </w:numPr>
-      </w:pPr>
-      <w:r>
-        <w:rPr>
-          <w:rStyle w:val="VerbatimChar"/>
-        </w:rPr>
-        <w:t xml:space="preserve">GET /v1/animal/simulations/{report_id}</w:t>
-      </w:r>
-      <w:r>
-        <w:t xml:space="preserve"> </w:t>
-      </w:r>
-      <w:r>
-        <w:t xml:space="preserve">— restored history rows</w:t>
-      </w:r>
-    </w:p>
-    <w:p>
-      <w:pPr>
-        <w:pStyle w:val="Compact"/>
-        <w:numPr>
-          <w:ilvl w:val="0"/>
-          <w:numId w:val="1022"/>
-        </w:numPr>
-      </w:pPr>
-      <w:r>
-        <w:rPr>
-          <w:rStyle w:val="VerbatimChar"/>
-        </w:rPr>
-        <w:t xml:space="preserve">POST /v1/animal/custom-feeds</w:t>
-      </w:r>
-      <w:r>
-        <w:t xml:space="preserve"> </w:t>
-      </w:r>
-      <w:r>
-        <w:t xml:space="preserve">— newly-inserted custom feed</w:t>
-      </w:r>
-    </w:p>
-    <w:p>
-      <w:pPr>
-        <w:pStyle w:val="FirstParagraph"/>
-      </w:pPr>
-      <w:r>
-        <w:t xml:space="preserve">The code is stored on each</w:t>
-      </w:r>
-      <w:r>
-        <w:t xml:space="preserve"> </w:t>
-      </w:r>
-      <w:r>
-        <w:rPr>
-          <w:rStyle w:val="VerbatimChar"/>
-        </w:rPr>
-        <w:t xml:space="preserve">FeedItem</w:t>
-      </w:r>
-      <w:r>
-        <w:t xml:space="preserve"> </w:t>
-      </w:r>
-      <w:r>
-        <w:t xml:space="preserve">alongside the UUID; payload</w:t>
-      </w:r>
-      <w:r>
-        <w:t xml:space="preserve"> </w:t>
-      </w:r>
-      <w:r>
-        <w:t xml:space="preserve">construction picks one at send time per §11.1.</w:t>
-      </w:r>
-    </w:p>
-    <w:bookmarkEnd w:id="42"/>
-    <w:bookmarkStart w:id="43" w:name="no-payload-field-rename"/>
-    <w:p>
-      <w:pPr>
-        <w:pStyle w:val="Heading3"/>
-      </w:pPr>
-      <w:r>
-        <w:t xml:space="preserve">11.3 No payload field rename</w:t>
-      </w:r>
-    </w:p>
-    <w:p>
-      <w:pPr>
-        <w:pStyle w:val="FirstParagraph"/>
-      </w:pPr>
-      <w:r>
-        <w:t xml:space="preserve">Maria confirmed via user that the wire field stays named</w:t>
-      </w:r>
-      <w:r>
-        <w:t xml:space="preserve"> </w:t>
-      </w:r>
-      <w:r>
-        <w:rPr>
-          <w:rStyle w:val="VerbatimChar"/>
-        </w:rPr>
-        <w:t xml:space="preserve">feed_id</w:t>
-      </w:r>
-      <w:r>
-        <w:t xml:space="preserve">.</w:t>
-      </w:r>
-      <w:r>
-        <w:t xml:space="preserve"> </w:t>
-      </w:r>
-      <w:r>
-        <w:t xml:space="preserve">Only the</w:t>
-      </w:r>
-      <w:r>
-        <w:t xml:space="preserve"> </w:t>
-      </w:r>
-      <w:r>
-        <w:rPr>
-          <w:i/>
-          <w:iCs/>
-        </w:rPr>
-        <w:t xml:space="preserve">value</w:t>
-      </w:r>
-      <w:r>
-        <w:t xml:space="preserve"> </w:t>
-      </w:r>
-      <w:r>
-        <w:t xml:space="preserve">changes — frontend swaps which identifier sits in</w:t>
-      </w:r>
-      <w:r>
-        <w:t xml:space="preserve"> </w:t>
-      </w:r>
-      <w:r>
-        <w:t xml:space="preserve">that slot, backend resolves whichever form it receives.</w:t>
-      </w:r>
-    </w:p>
-    <w:bookmarkEnd w:id="43"/>
-    <w:bookmarkStart w:id="44" w:name="edge-cases"/>
-    <w:p>
-      <w:pPr>
-        <w:pStyle w:val="Heading3"/>
-      </w:pPr>
-      <w:r>
-        <w:t xml:space="preserve">11.4 Edge cases</w:t>
-      </w:r>
-    </w:p>
-    <w:p>
-      <w:pPr>
-        <w:pStyle w:val="Compact"/>
-        <w:numPr>
-          <w:ilvl w:val="0"/>
-          <w:numId w:val="1023"/>
-        </w:numPr>
-      </w:pPr>
-      <w:r>
-        <w:rPr>
-          <w:b/>
-          <w:bCs/>
-        </w:rPr>
-        <w:t xml:space="preserve">fd_code is a number in the DB</w:t>
-      </w:r>
-      <w:r>
-        <w:t xml:space="preserve"> </w:t>
-      </w:r>
-      <w:r>
-        <w:t xml:space="preserve">(</w:t>
-      </w:r>
-      <w:r>
-        <w:rPr>
-          <w:rStyle w:val="VerbatimChar"/>
-        </w:rPr>
-        <w:t xml:space="preserve">fd_code: numeric</w:t>
-      </w:r>
-      <w:r>
-        <w:t xml:space="preserve"> </w:t>
-      </w:r>
-      <w:r>
-        <w:t xml:space="preserve">per the</w:t>
-      </w:r>
-      <w:r>
-        <w:t xml:space="preserve"> </w:t>
-      </w:r>
-      <w:r>
-        <w:t xml:space="preserve">screenshot). Frontend coerces to string via</w:t>
-      </w:r>
-      <w:r>
-        <w:t xml:space="preserve"> </w:t>
-      </w:r>
-      <w:r>
-        <w:rPr>
-          <w:rStyle w:val="VerbatimChar"/>
-        </w:rPr>
-        <w:t xml:space="preserve">String(code)</w:t>
-      </w:r>
-      <w:r>
-        <w:t xml:space="preserve"> </w:t>
-      </w:r>
-      <w:r>
-        <w:t xml:space="preserve">so the</w:t>
-      </w:r>
-      <w:r>
-        <w:t xml:space="preserve"> </w:t>
-      </w:r>
-      <w:r>
-        <w:t xml:space="preserve">payload field stays consistently a string regardless of source.</w:t>
-      </w:r>
-    </w:p>
-    <w:p>
-      <w:pPr>
-        <w:pStyle w:val="Compact"/>
-        <w:numPr>
-          <w:ilvl w:val="0"/>
-          <w:numId w:val="1023"/>
-        </w:numPr>
-      </w:pPr>
-      <w:r>
-        <w:rPr>
-          <w:b/>
-          <w:bCs/>
-        </w:rPr>
-        <w:t xml:space="preserve">fd_code is null</w:t>
-      </w:r>
-      <w:r>
-        <w:t xml:space="preserve"> </w:t>
-      </w:r>
-      <w:r>
-        <w:t xml:space="preserve">on a row that the user is trying to send →</w:t>
-      </w:r>
-      <w:r>
-        <w:t xml:space="preserve"> </w:t>
-      </w:r>
-      <w:r>
-        <w:t xml:space="preserve">fallback to UUID. No user-visible error.</w:t>
-      </w:r>
-    </w:p>
-    <w:p>
-      <w:pPr>
-        <w:pStyle w:val="Compact"/>
-        <w:numPr>
-          <w:ilvl w:val="0"/>
-          <w:numId w:val="1023"/>
-        </w:numPr>
-      </w:pPr>
-      <w:r>
-        <w:rPr>
-          <w:b/>
-          <w:bCs/>
-        </w:rPr>
-        <w:t xml:space="preserve">Both null</w:t>
-      </w:r>
-      <w:r>
-        <w:t xml:space="preserve"> </w:t>
-      </w:r>
-      <w:r>
-        <w:t xml:space="preserve">(shouldn’t happen) → the row fails the</w:t>
-      </w:r>
-      <w:r>
-        <w:t xml:space="preserve"> </w:t>
-      </w:r>
-      <w:r>
-        <w:rPr>
-          <w:rStyle w:val="VerbatimChar"/>
-        </w:rPr>
-        <w:t xml:space="preserve">!!item.feed_uuid</w:t>
-      </w:r>
-      <w:r>
-        <w:t xml:space="preserve"> </w:t>
-      </w:r>
-      <w:r>
-        <w:t xml:space="preserve">gate and never reaches the payload.</w:t>
-      </w:r>
-    </w:p>
-    <w:p>
-      <w:r>
-        <w:pict>
-          <v:rect style="width:0;height:1.5pt" o:hralign="center" o:hrstd="t" o:hr="t"/>
-        </w:pict>
-      </w:r>
-    </w:p>
-    <w:bookmarkEnd w:id="44"/>
-    <w:bookmarkEnd w:id="45"/>
-    <w:bookmarkStart w:id="58" w:name="y3-1.3-milk-price-input-cost-per-litre"/>
-    <w:p>
-      <w:pPr>
-        <w:pStyle w:val="Heading2"/>
-      </w:pPr>
-      <w:r>
-        <w:t xml:space="preserve">12. Y3 §1.3 — Milk Price input + cost-per-litre</w:t>
-      </w:r>
-    </w:p>
-    <w:p>
-      <w:pPr>
-        <w:pStyle w:val="FirstParagraph"/>
-      </w:pPr>
-      <w:r>
         <w:t xml:space="preserve">Add a</w:t>
       </w:r>
       <w:r>
@@ -8815,7 +8219,7 @@
         <w:t xml:space="preserve">response both need backend work.</w:t>
       </w:r>
     </w:p>
-    <w:bookmarkStart w:id="46" w:name="frontend-status-2"/>
+    <w:bookmarkStart w:id="41" w:name="frontend-status-2"/>
     <w:p>
       <w:pPr>
         <w:pStyle w:val="Heading3"/>
@@ -9163,8 +8567,8 @@
         </w:tc>
       </w:tr>
     </w:tbl>
-    <w:bookmarkEnd w:id="46"/>
-    <w:bookmarkStart w:id="47" w:name="backend-what-the-swagger-shows-today"/>
+    <w:bookmarkEnd w:id="41"/>
+    <w:bookmarkStart w:id="42" w:name="backend-what-the-swagger-shows-today"/>
     <w:p>
       <w:pPr>
         <w:pStyle w:val="Heading3"/>
@@ -9329,8 +8733,8 @@
         <w:t xml:space="preserve">).</w:t>
       </w:r>
     </w:p>
-    <w:bookmarkEnd w:id="47"/>
-    <w:bookmarkStart w:id="51" w:name="backend-changes-needed"/>
+    <w:bookmarkEnd w:id="42"/>
+    <w:bookmarkStart w:id="46" w:name="backend-changes-needed"/>
     <w:p>
       <w:pPr>
         <w:pStyle w:val="Heading3"/>
@@ -9339,7 +8743,7 @@
         <w:t xml:space="preserve">12.3 Backend changes needed</w:t>
       </w:r>
     </w:p>
-    <w:bookmarkStart w:id="48" w:name="cattleinfo-schema-add-milk_price"/>
+    <w:bookmarkStart w:id="43" w:name="cattleinfo-schema-add-milk_price"/>
     <w:p>
       <w:pPr>
         <w:pStyle w:val="Heading4"/>
@@ -9746,8 +9150,8 @@
         <w:t xml:space="preserve">the value when present.</w:t>
       </w:r>
     </w:p>
-    <w:bookmarkEnd w:id="48"/>
-    <w:bookmarkStart w:id="49" w:name="final-field-name-please-confirm"/>
+    <w:bookmarkEnd w:id="43"/>
+    <w:bookmarkStart w:id="44" w:name="final-field-name-please-confirm"/>
     <w:p>
       <w:pPr>
         <w:pStyle w:val="Heading4"/>
@@ -9942,1429 +9346,1429 @@
         <w:t xml:space="preserve">.</w:t>
       </w:r>
     </w:p>
+    <w:bookmarkEnd w:id="44"/>
+    <w:bookmarkStart w:id="45" w:name="X6b19069d3ff930d2dceb22ead419b7c37a0398f"/>
+    <w:p>
+      <w:pPr>
+        <w:pStyle w:val="Heading4"/>
+      </w:pPr>
+      <w:r>
+        <w:t xml:space="preserve">12.3.3</w:t>
+      </w:r>
+      <w:r>
+        <w:t xml:space="preserve"> </w:t>
+      </w:r>
+      <w:r>
+        <w:rPr>
+          <w:rStyle w:val="VerbatimChar"/>
+        </w:rPr>
+        <w:t xml:space="preserve">SimulationFeedDetail</w:t>
+      </w:r>
+      <w:r>
+        <w:t xml:space="preserve"> </w:t>
+      </w:r>
+      <w:r>
+        <w:t xml:space="preserve">/</w:t>
+      </w:r>
+      <w:r>
+        <w:t xml:space="preserve"> </w:t>
+      </w:r>
+      <w:r>
+        <w:rPr>
+          <w:rStyle w:val="VerbatimChar"/>
+        </w:rPr>
+        <w:t xml:space="preserve">FetchSimulationDetailsResponse</w:t>
+      </w:r>
+    </w:p>
+    <w:p>
+      <w:pPr>
+        <w:pStyle w:val="FirstParagraph"/>
+      </w:pPr>
+      <w:r>
+        <w:t xml:space="preserve">When</w:t>
+      </w:r>
+      <w:r>
+        <w:t xml:space="preserve"> </w:t>
+      </w:r>
+      <w:r>
+        <w:rPr>
+          <w:rStyle w:val="VerbatimChar"/>
+        </w:rPr>
+        <w:t xml:space="preserve">milk_price</w:t>
+      </w:r>
+      <w:r>
+        <w:t xml:space="preserve"> </w:t>
+      </w:r>
+      <w:r>
+        <w:t xml:space="preserve">is persisted with the simulation, the history</w:t>
+      </w:r>
+      <w:r>
+        <w:t xml:space="preserve"> </w:t>
+      </w:r>
+      <w:r>
+        <w:t xml:space="preserve">restore endpoint should echo it back. Currently</w:t>
+      </w:r>
+      <w:r>
+        <w:t xml:space="preserve"> </w:t>
+      </w:r>
+      <w:r>
+        <w:rPr>
+          <w:rStyle w:val="VerbatimChar"/>
+        </w:rPr>
+        <w:t xml:space="preserve">FetchSimulationDetailsResponse.cattle_info</w:t>
+      </w:r>
+      <w:r>
+        <w:t xml:space="preserve"> </w:t>
+      </w:r>
+      <w:r>
+        <w:t xml:space="preserve">is the same</w:t>
+      </w:r>
+      <w:r>
+        <w:t xml:space="preserve"> </w:t>
+      </w:r>
+      <w:r>
+        <w:rPr>
+          <w:rStyle w:val="VerbatimChar"/>
+        </w:rPr>
+        <w:t xml:space="preserve">CattleInfo</w:t>
+      </w:r>
+      <w:r>
+        <w:t xml:space="preserve"> </w:t>
+      </w:r>
+      <w:r>
+        <w:t xml:space="preserve">schema — adding the field there transparently fixes restore too.</w:t>
+      </w:r>
+      <w:r>
+        <w:t xml:space="preserve"> </w:t>
+      </w:r>
+      <w:r>
+        <w:t xml:space="preserve">No extra schema work needed beyond §12.3.1.</w:t>
+      </w:r>
+    </w:p>
+    <w:bookmarkEnd w:id="45"/>
+    <w:bookmarkEnd w:id="46"/>
+    <w:bookmarkStart w:id="50" w:name="example-request-payload-post-change"/>
+    <w:p>
+      <w:pPr>
+        <w:pStyle w:val="Heading3"/>
+      </w:pPr>
+      <w:r>
+        <w:t xml:space="preserve">12.4 Example request payload (post-change)</w:t>
+      </w:r>
+    </w:p>
+    <w:bookmarkStart w:id="47" w:name="lactating-milk-price-set"/>
+    <w:p>
+      <w:pPr>
+        <w:pStyle w:val="Heading4"/>
+      </w:pPr>
+      <w:r>
+        <w:t xml:space="preserve">Lactating, milk price set</w:t>
+      </w:r>
+    </w:p>
+    <w:p>
+      <w:pPr>
+        <w:pStyle w:val="SourceCode"/>
+      </w:pPr>
+      <w:r>
+        <w:rPr>
+          <w:rStyle w:val="FunctionTok"/>
+        </w:rPr>
+        <w:t xml:space="preserve">{</w:t>
+      </w:r>
+      <w:r>
+        <w:br/>
+      </w:r>
+      <w:r>
+        <w:rPr>
+          <w:rStyle w:val="NormalTok"/>
+        </w:rPr>
+        <w:t xml:space="preserve">  </w:t>
+      </w:r>
+      <w:r>
+        <w:rPr>
+          <w:rStyle w:val="DataTypeTok"/>
+        </w:rPr>
+        <w:t xml:space="preserve">"simulation_id"</w:t>
+      </w:r>
+      <w:r>
+        <w:rPr>
+          <w:rStyle w:val="FunctionTok"/>
+        </w:rPr>
+        <w:t xml:space="preserve">:</w:t>
+      </w:r>
+      <w:r>
+        <w:rPr>
+          <w:rStyle w:val="NormalTok"/>
+        </w:rPr>
+        <w:t xml:space="preserve"> </w:t>
+      </w:r>
+      <w:r>
+        <w:rPr>
+          <w:rStyle w:val="StringTok"/>
+        </w:rPr>
+        <w:t xml:space="preserve">"demo-sim"</w:t>
+      </w:r>
+      <w:r>
+        <w:rPr>
+          <w:rStyle w:val="FunctionTok"/>
+        </w:rPr>
+        <w:t xml:space="preserve">,</w:t>
+      </w:r>
+      <w:r>
+        <w:br/>
+      </w:r>
+      <w:r>
+        <w:rPr>
+          <w:rStyle w:val="NormalTok"/>
+        </w:rPr>
+        <w:t xml:space="preserve">  </w:t>
+      </w:r>
+      <w:r>
+        <w:rPr>
+          <w:rStyle w:val="DataTypeTok"/>
+        </w:rPr>
+        <w:t xml:space="preserve">"user_id"</w:t>
+      </w:r>
+      <w:r>
+        <w:rPr>
+          <w:rStyle w:val="FunctionTok"/>
+        </w:rPr>
+        <w:t xml:space="preserve">:</w:t>
+      </w:r>
+      <w:r>
+        <w:rPr>
+          <w:rStyle w:val="NormalTok"/>
+        </w:rPr>
+        <w:t xml:space="preserve"> </w:t>
+      </w:r>
+      <w:r>
+        <w:rPr>
+          <w:rStyle w:val="StringTok"/>
+        </w:rPr>
+        <w:t xml:space="preserve">"..."</w:t>
+      </w:r>
+      <w:r>
+        <w:rPr>
+          <w:rStyle w:val="FunctionTok"/>
+        </w:rPr>
+        <w:t xml:space="preserve">,</w:t>
+      </w:r>
+      <w:r>
+        <w:br/>
+      </w:r>
+      <w:r>
+        <w:rPr>
+          <w:rStyle w:val="NormalTok"/>
+        </w:rPr>
+        <w:t xml:space="preserve">  </w:t>
+      </w:r>
+      <w:r>
+        <w:rPr>
+          <w:rStyle w:val="DataTypeTok"/>
+        </w:rPr>
+        <w:t xml:space="preserve">"country_id"</w:t>
+      </w:r>
+      <w:r>
+        <w:rPr>
+          <w:rStyle w:val="FunctionTok"/>
+        </w:rPr>
+        <w:t xml:space="preserve">:</w:t>
+      </w:r>
+      <w:r>
+        <w:rPr>
+          <w:rStyle w:val="NormalTok"/>
+        </w:rPr>
+        <w:t xml:space="preserve"> </w:t>
+      </w:r>
+      <w:r>
+        <w:rPr>
+          <w:rStyle w:val="StringTok"/>
+        </w:rPr>
+        <w:t xml:space="preserve">"..."</w:t>
+      </w:r>
+      <w:r>
+        <w:rPr>
+          <w:rStyle w:val="FunctionTok"/>
+        </w:rPr>
+        <w:t xml:space="preserve">,</w:t>
+      </w:r>
+      <w:r>
+        <w:br/>
+      </w:r>
+      <w:r>
+        <w:rPr>
+          <w:rStyle w:val="NormalTok"/>
+        </w:rPr>
+        <w:t xml:space="preserve">  </w:t>
+      </w:r>
+      <w:r>
+        <w:rPr>
+          <w:rStyle w:val="DataTypeTok"/>
+        </w:rPr>
+        <w:t xml:space="preserve">"cattle_info"</w:t>
+      </w:r>
+      <w:r>
+        <w:rPr>
+          <w:rStyle w:val="FunctionTok"/>
+        </w:rPr>
+        <w:t xml:space="preserve">:</w:t>
+      </w:r>
+      <w:r>
+        <w:rPr>
+          <w:rStyle w:val="NormalTok"/>
+        </w:rPr>
+        <w:t xml:space="preserve"> </w:t>
+      </w:r>
+      <w:r>
+        <w:rPr>
+          <w:rStyle w:val="FunctionTok"/>
+        </w:rPr>
+        <w:t xml:space="preserve">{</w:t>
+      </w:r>
+      <w:r>
+        <w:br/>
+      </w:r>
+      <w:r>
+        <w:rPr>
+          <w:rStyle w:val="NormalTok"/>
+        </w:rPr>
+        <w:t xml:space="preserve">    </w:t>
+      </w:r>
+      <w:r>
+        <w:rPr>
+          <w:rStyle w:val="DataTypeTok"/>
+        </w:rPr>
+        <w:t xml:space="preserve">"body_weight"</w:t>
+      </w:r>
+      <w:r>
+        <w:rPr>
+          <w:rStyle w:val="FunctionTok"/>
+        </w:rPr>
+        <w:t xml:space="preserve">:</w:t>
+      </w:r>
+      <w:r>
+        <w:rPr>
+          <w:rStyle w:val="NormalTok"/>
+        </w:rPr>
+        <w:t xml:space="preserve"> </w:t>
+      </w:r>
+      <w:r>
+        <w:rPr>
+          <w:rStyle w:val="DecValTok"/>
+        </w:rPr>
+        <w:t xml:space="preserve">450</w:t>
+      </w:r>
+      <w:r>
+        <w:rPr>
+          <w:rStyle w:val="FunctionTok"/>
+        </w:rPr>
+        <w:t xml:space="preserve">,</w:t>
+      </w:r>
+      <w:r>
+        <w:br/>
+      </w:r>
+      <w:r>
+        <w:rPr>
+          <w:rStyle w:val="NormalTok"/>
+        </w:rPr>
+        <w:t xml:space="preserve">    </w:t>
+      </w:r>
+      <w:r>
+        <w:rPr>
+          <w:rStyle w:val="DataTypeTok"/>
+        </w:rPr>
+        <w:t xml:space="preserve">"breed"</w:t>
+      </w:r>
+      <w:r>
+        <w:rPr>
+          <w:rStyle w:val="FunctionTok"/>
+        </w:rPr>
+        <w:t xml:space="preserve">:</w:t>
+      </w:r>
+      <w:r>
+        <w:rPr>
+          <w:rStyle w:val="NormalTok"/>
+        </w:rPr>
+        <w:t xml:space="preserve"> </w:t>
+      </w:r>
+      <w:r>
+        <w:rPr>
+          <w:rStyle w:val="StringTok"/>
+        </w:rPr>
+        <w:t xml:space="preserve">"Cross Bred"</w:t>
+      </w:r>
+      <w:r>
+        <w:rPr>
+          <w:rStyle w:val="FunctionTok"/>
+        </w:rPr>
+        <w:t xml:space="preserve">,</w:t>
+      </w:r>
+      <w:r>
+        <w:br/>
+      </w:r>
+      <w:r>
+        <w:rPr>
+          <w:rStyle w:val="NormalTok"/>
+        </w:rPr>
+        <w:t xml:space="preserve">    </w:t>
+      </w:r>
+      <w:r>
+        <w:rPr>
+          <w:rStyle w:val="DataTypeTok"/>
+        </w:rPr>
+        <w:t xml:space="preserve">"lactating"</w:t>
+      </w:r>
+      <w:r>
+        <w:rPr>
+          <w:rStyle w:val="FunctionTok"/>
+        </w:rPr>
+        <w:t xml:space="preserve">:</w:t>
+      </w:r>
+      <w:r>
+        <w:rPr>
+          <w:rStyle w:val="NormalTok"/>
+        </w:rPr>
+        <w:t xml:space="preserve"> </w:t>
+      </w:r>
+      <w:r>
+        <w:rPr>
+          <w:rStyle w:val="KeywordTok"/>
+        </w:rPr>
+        <w:t xml:space="preserve">true</w:t>
+      </w:r>
+      <w:r>
+        <w:rPr>
+          <w:rStyle w:val="FunctionTok"/>
+        </w:rPr>
+        <w:t xml:space="preserve">,</w:t>
+      </w:r>
+      <w:r>
+        <w:br/>
+      </w:r>
+      <w:r>
+        <w:rPr>
+          <w:rStyle w:val="NormalTok"/>
+        </w:rPr>
+        <w:t xml:space="preserve">    </w:t>
+      </w:r>
+      <w:r>
+        <w:rPr>
+          <w:rStyle w:val="DataTypeTok"/>
+        </w:rPr>
+        <w:t xml:space="preserve">"milk_production"</w:t>
+      </w:r>
+      <w:r>
+        <w:rPr>
+          <w:rStyle w:val="FunctionTok"/>
+        </w:rPr>
+        <w:t xml:space="preserve">:</w:t>
+      </w:r>
+      <w:r>
+        <w:rPr>
+          <w:rStyle w:val="NormalTok"/>
+        </w:rPr>
+        <w:t xml:space="preserve"> </w:t>
+      </w:r>
+      <w:r>
+        <w:rPr>
+          <w:rStyle w:val="FloatTok"/>
+        </w:rPr>
+        <w:t xml:space="preserve">18.5</w:t>
+      </w:r>
+      <w:r>
+        <w:rPr>
+          <w:rStyle w:val="FunctionTok"/>
+        </w:rPr>
+        <w:t xml:space="preserve">,</w:t>
+      </w:r>
+      <w:r>
+        <w:br/>
+      </w:r>
+      <w:r>
+        <w:rPr>
+          <w:rStyle w:val="NormalTok"/>
+        </w:rPr>
+        <w:t xml:space="preserve">    </w:t>
+      </w:r>
+      <w:r>
+        <w:rPr>
+          <w:rStyle w:val="DataTypeTok"/>
+        </w:rPr>
+        <w:t xml:space="preserve">"days_in_milk"</w:t>
+      </w:r>
+      <w:r>
+        <w:rPr>
+          <w:rStyle w:val="FunctionTok"/>
+        </w:rPr>
+        <w:t xml:space="preserve">:</w:t>
+      </w:r>
+      <w:r>
+        <w:rPr>
+          <w:rStyle w:val="NormalTok"/>
+        </w:rPr>
+        <w:t xml:space="preserve"> </w:t>
+      </w:r>
+      <w:r>
+        <w:rPr>
+          <w:rStyle w:val="DecValTok"/>
+        </w:rPr>
+        <w:t xml:space="preserve">120</w:t>
+      </w:r>
+      <w:r>
+        <w:rPr>
+          <w:rStyle w:val="FunctionTok"/>
+        </w:rPr>
+        <w:t xml:space="preserve">,</w:t>
+      </w:r>
+      <w:r>
+        <w:br/>
+      </w:r>
+      <w:r>
+        <w:rPr>
+          <w:rStyle w:val="NormalTok"/>
+        </w:rPr>
+        <w:t xml:space="preserve">    </w:t>
+      </w:r>
+      <w:r>
+        <w:rPr>
+          <w:rStyle w:val="DataTypeTok"/>
+        </w:rPr>
+        <w:t xml:space="preserve">"parity"</w:t>
+      </w:r>
+      <w:r>
+        <w:rPr>
+          <w:rStyle w:val="FunctionTok"/>
+        </w:rPr>
+        <w:t xml:space="preserve">:</w:t>
+      </w:r>
+      <w:r>
+        <w:rPr>
+          <w:rStyle w:val="NormalTok"/>
+        </w:rPr>
+        <w:t xml:space="preserve"> </w:t>
+      </w:r>
+      <w:r>
+        <w:rPr>
+          <w:rStyle w:val="DecValTok"/>
+        </w:rPr>
+        <w:t xml:space="preserve">2</w:t>
+      </w:r>
+      <w:r>
+        <w:rPr>
+          <w:rStyle w:val="FunctionTok"/>
+        </w:rPr>
+        <w:t xml:space="preserve">,</w:t>
+      </w:r>
+      <w:r>
+        <w:br/>
+      </w:r>
+      <w:r>
+        <w:rPr>
+          <w:rStyle w:val="NormalTok"/>
+        </w:rPr>
+        <w:t xml:space="preserve">    </w:t>
+      </w:r>
+      <w:r>
+        <w:rPr>
+          <w:rStyle w:val="DataTypeTok"/>
+        </w:rPr>
+        <w:t xml:space="preserve">"days_of_pregnancy"</w:t>
+      </w:r>
+      <w:r>
+        <w:rPr>
+          <w:rStyle w:val="FunctionTok"/>
+        </w:rPr>
+        <w:t xml:space="preserve">:</w:t>
+      </w:r>
+      <w:r>
+        <w:rPr>
+          <w:rStyle w:val="NormalTok"/>
+        </w:rPr>
+        <w:t xml:space="preserve"> </w:t>
+      </w:r>
+      <w:r>
+        <w:rPr>
+          <w:rStyle w:val="DecValTok"/>
+        </w:rPr>
+        <w:t xml:space="preserve">0</w:t>
+      </w:r>
+      <w:r>
+        <w:rPr>
+          <w:rStyle w:val="FunctionTok"/>
+        </w:rPr>
+        <w:t xml:space="preserve">,</w:t>
+      </w:r>
+      <w:r>
+        <w:br/>
+      </w:r>
+      <w:r>
+        <w:rPr>
+          <w:rStyle w:val="NormalTok"/>
+        </w:rPr>
+        <w:t xml:space="preserve">    </w:t>
+      </w:r>
+      <w:r>
+        <w:rPr>
+          <w:rStyle w:val="DataTypeTok"/>
+        </w:rPr>
+        <w:t xml:space="preserve">"tp_milk"</w:t>
+      </w:r>
+      <w:r>
+        <w:rPr>
+          <w:rStyle w:val="FunctionTok"/>
+        </w:rPr>
+        <w:t xml:space="preserve">:</w:t>
+      </w:r>
+      <w:r>
+        <w:rPr>
+          <w:rStyle w:val="NormalTok"/>
+        </w:rPr>
+        <w:t xml:space="preserve"> </w:t>
+      </w:r>
+      <w:r>
+        <w:rPr>
+          <w:rStyle w:val="FloatTok"/>
+        </w:rPr>
+        <w:t xml:space="preserve">3.2</w:t>
+      </w:r>
+      <w:r>
+        <w:rPr>
+          <w:rStyle w:val="FunctionTok"/>
+        </w:rPr>
+        <w:t xml:space="preserve">,</w:t>
+      </w:r>
+      <w:r>
+        <w:br/>
+      </w:r>
+      <w:r>
+        <w:rPr>
+          <w:rStyle w:val="NormalTok"/>
+        </w:rPr>
+        <w:t xml:space="preserve">    </w:t>
+      </w:r>
+      <w:r>
+        <w:rPr>
+          <w:rStyle w:val="DataTypeTok"/>
+        </w:rPr>
+        <w:t xml:space="preserve">"fat_milk"</w:t>
+      </w:r>
+      <w:r>
+        <w:rPr>
+          <w:rStyle w:val="FunctionTok"/>
+        </w:rPr>
+        <w:t xml:space="preserve">:</w:t>
+      </w:r>
+      <w:r>
+        <w:rPr>
+          <w:rStyle w:val="NormalTok"/>
+        </w:rPr>
+        <w:t xml:space="preserve"> </w:t>
+      </w:r>
+      <w:r>
+        <w:rPr>
+          <w:rStyle w:val="FloatTok"/>
+        </w:rPr>
+        <w:t xml:space="preserve">3.8</w:t>
+      </w:r>
+      <w:r>
+        <w:rPr>
+          <w:rStyle w:val="FunctionTok"/>
+        </w:rPr>
+        <w:t xml:space="preserve">,</w:t>
+      </w:r>
+      <w:r>
+        <w:br/>
+      </w:r>
+      <w:r>
+        <w:rPr>
+          <w:rStyle w:val="NormalTok"/>
+        </w:rPr>
+        <w:t xml:space="preserve">    </w:t>
+      </w:r>
+      <w:r>
+        <w:rPr>
+          <w:rStyle w:val="DataTypeTok"/>
+        </w:rPr>
+        <w:t xml:space="preserve">"temperature"</w:t>
+      </w:r>
+      <w:r>
+        <w:rPr>
+          <w:rStyle w:val="FunctionTok"/>
+        </w:rPr>
+        <w:t xml:space="preserve">:</w:t>
+      </w:r>
+      <w:r>
+        <w:rPr>
+          <w:rStyle w:val="NormalTok"/>
+        </w:rPr>
+        <w:t xml:space="preserve"> </w:t>
+      </w:r>
+      <w:r>
+        <w:rPr>
+          <w:rStyle w:val="DecValTok"/>
+        </w:rPr>
+        <w:t xml:space="preserve">26</w:t>
+      </w:r>
+      <w:r>
+        <w:rPr>
+          <w:rStyle w:val="FunctionTok"/>
+        </w:rPr>
+        <w:t xml:space="preserve">,</w:t>
+      </w:r>
+      <w:r>
+        <w:br/>
+      </w:r>
+      <w:r>
+        <w:rPr>
+          <w:rStyle w:val="NormalTok"/>
+        </w:rPr>
+        <w:t xml:space="preserve">    </w:t>
+      </w:r>
+      <w:r>
+        <w:rPr>
+          <w:rStyle w:val="DataTypeTok"/>
+        </w:rPr>
+        <w:t xml:space="preserve">"topography"</w:t>
+      </w:r>
+      <w:r>
+        <w:rPr>
+          <w:rStyle w:val="FunctionTok"/>
+        </w:rPr>
+        <w:t xml:space="preserve">:</w:t>
+      </w:r>
+      <w:r>
+        <w:rPr>
+          <w:rStyle w:val="NormalTok"/>
+        </w:rPr>
+        <w:t xml:space="preserve"> </w:t>
+      </w:r>
+      <w:r>
+        <w:rPr>
+          <w:rStyle w:val="StringTok"/>
+        </w:rPr>
+        <w:t xml:space="preserve">"Flat"</w:t>
+      </w:r>
+      <w:r>
+        <w:rPr>
+          <w:rStyle w:val="FunctionTok"/>
+        </w:rPr>
+        <w:t xml:space="preserve">,</w:t>
+      </w:r>
+      <w:r>
+        <w:br/>
+      </w:r>
+      <w:r>
+        <w:rPr>
+          <w:rStyle w:val="NormalTok"/>
+        </w:rPr>
+        <w:t xml:space="preserve">    </w:t>
+      </w:r>
+      <w:r>
+        <w:rPr>
+          <w:rStyle w:val="DataTypeTok"/>
+        </w:rPr>
+        <w:t xml:space="preserve">"distance"</w:t>
+      </w:r>
+      <w:r>
+        <w:rPr>
+          <w:rStyle w:val="FunctionTok"/>
+        </w:rPr>
+        <w:t xml:space="preserve">:</w:t>
+      </w:r>
+      <w:r>
+        <w:rPr>
+          <w:rStyle w:val="NormalTok"/>
+        </w:rPr>
+        <w:t xml:space="preserve"> </w:t>
+      </w:r>
+      <w:r>
+        <w:rPr>
+          <w:rStyle w:val="DecValTok"/>
+        </w:rPr>
+        <w:t xml:space="preserve">0</w:t>
+      </w:r>
+      <w:r>
+        <w:rPr>
+          <w:rStyle w:val="FunctionTok"/>
+        </w:rPr>
+        <w:t xml:space="preserve">,</w:t>
+      </w:r>
+      <w:r>
+        <w:br/>
+      </w:r>
+      <w:r>
+        <w:rPr>
+          <w:rStyle w:val="NormalTok"/>
+        </w:rPr>
+        <w:t xml:space="preserve">    </w:t>
+      </w:r>
+      <w:r>
+        <w:rPr>
+          <w:rStyle w:val="DataTypeTok"/>
+        </w:rPr>
+        <w:t xml:space="preserve">"grazing"</w:t>
+      </w:r>
+      <w:r>
+        <w:rPr>
+          <w:rStyle w:val="FunctionTok"/>
+        </w:rPr>
+        <w:t xml:space="preserve">:</w:t>
+      </w:r>
+      <w:r>
+        <w:rPr>
+          <w:rStyle w:val="NormalTok"/>
+        </w:rPr>
+        <w:t xml:space="preserve"> </w:t>
+      </w:r>
+      <w:r>
+        <w:rPr>
+          <w:rStyle w:val="KeywordTok"/>
+        </w:rPr>
+        <w:t xml:space="preserve">false</w:t>
+      </w:r>
+      <w:r>
+        <w:rPr>
+          <w:rStyle w:val="FunctionTok"/>
+        </w:rPr>
+        <w:t xml:space="preserve">,</w:t>
+      </w:r>
+      <w:r>
+        <w:br/>
+      </w:r>
+      <w:r>
+        <w:rPr>
+          <w:rStyle w:val="NormalTok"/>
+        </w:rPr>
+        <w:t xml:space="preserve">    </w:t>
+      </w:r>
+      <w:r>
+        <w:rPr>
+          <w:rStyle w:val="DataTypeTok"/>
+        </w:rPr>
+        <w:t xml:space="preserve">"calving_interval"</w:t>
+      </w:r>
+      <w:r>
+        <w:rPr>
+          <w:rStyle w:val="FunctionTok"/>
+        </w:rPr>
+        <w:t xml:space="preserve">:</w:t>
+      </w:r>
+      <w:r>
+        <w:rPr>
+          <w:rStyle w:val="NormalTok"/>
+        </w:rPr>
+        <w:t xml:space="preserve"> </w:t>
+      </w:r>
+      <w:r>
+        <w:rPr>
+          <w:rStyle w:val="DecValTok"/>
+        </w:rPr>
+        <w:t xml:space="preserve">370</w:t>
+      </w:r>
+      <w:r>
+        <w:rPr>
+          <w:rStyle w:val="FunctionTok"/>
+        </w:rPr>
+        <w:t xml:space="preserve">,</w:t>
+      </w:r>
+      <w:r>
+        <w:br/>
+      </w:r>
+      <w:r>
+        <w:rPr>
+          <w:rStyle w:val="NormalTok"/>
+        </w:rPr>
+        <w:t xml:space="preserve">    </w:t>
+      </w:r>
+      <w:r>
+        <w:rPr>
+          <w:rStyle w:val="DataTypeTok"/>
+        </w:rPr>
+        <w:t xml:space="preserve">"bw_gain"</w:t>
+      </w:r>
+      <w:r>
+        <w:rPr>
+          <w:rStyle w:val="FunctionTok"/>
+        </w:rPr>
+        <w:t xml:space="preserve">:</w:t>
+      </w:r>
+      <w:r>
+        <w:rPr>
+          <w:rStyle w:val="NormalTok"/>
+        </w:rPr>
+        <w:t xml:space="preserve"> </w:t>
+      </w:r>
+      <w:r>
+        <w:rPr>
+          <w:rStyle w:val="FloatTok"/>
+        </w:rPr>
+        <w:t xml:space="preserve">0.3</w:t>
+      </w:r>
+      <w:r>
+        <w:rPr>
+          <w:rStyle w:val="FunctionTok"/>
+        </w:rPr>
+        <w:t xml:space="preserve">,</w:t>
+      </w:r>
+      <w:r>
+        <w:br/>
+      </w:r>
+      <w:r>
+        <w:rPr>
+          <w:rStyle w:val="NormalTok"/>
+        </w:rPr>
+        <w:t xml:space="preserve">    </w:t>
+      </w:r>
+      <w:r>
+        <w:rPr>
+          <w:rStyle w:val="DataTypeTok"/>
+        </w:rPr>
+        <w:t xml:space="preserve">"bc_score"</w:t>
+      </w:r>
+      <w:r>
+        <w:rPr>
+          <w:rStyle w:val="FunctionTok"/>
+        </w:rPr>
+        <w:t xml:space="preserve">:</w:t>
+      </w:r>
+      <w:r>
+        <w:rPr>
+          <w:rStyle w:val="NormalTok"/>
+        </w:rPr>
+        <w:t xml:space="preserve"> </w:t>
+      </w:r>
+      <w:r>
+        <w:rPr>
+          <w:rStyle w:val="FloatTok"/>
+        </w:rPr>
+        <w:t xml:space="preserve">3.0</w:t>
+      </w:r>
+      <w:r>
+        <w:rPr>
+          <w:rStyle w:val="FunctionTok"/>
+        </w:rPr>
+        <w:t xml:space="preserve">,</w:t>
+      </w:r>
+      <w:r>
+        <w:br/>
+      </w:r>
+      <w:r>
+        <w:rPr>
+          <w:rStyle w:val="NormalTok"/>
+        </w:rPr>
+        <w:t xml:space="preserve">    </w:t>
+      </w:r>
+      <w:r>
+        <w:rPr>
+          <w:rStyle w:val="DataTypeTok"/>
+        </w:rPr>
+        <w:t xml:space="preserve">"milk_price"</w:t>
+      </w:r>
+      <w:r>
+        <w:rPr>
+          <w:rStyle w:val="FunctionTok"/>
+        </w:rPr>
+        <w:t xml:space="preserve">:</w:t>
+      </w:r>
+      <w:r>
+        <w:rPr>
+          <w:rStyle w:val="NormalTok"/>
+        </w:rPr>
+        <w:t xml:space="preserve"> </w:t>
+      </w:r>
+      <w:r>
+        <w:rPr>
+          <w:rStyle w:val="DecValTok"/>
+        </w:rPr>
+        <w:t xml:space="preserve">12500</w:t>
+      </w:r>
+      <w:r>
+        <w:br/>
+      </w:r>
+      <w:r>
+        <w:rPr>
+          <w:rStyle w:val="NormalTok"/>
+        </w:rPr>
+        <w:t xml:space="preserve">  </w:t>
+      </w:r>
+      <w:r>
+        <w:rPr>
+          <w:rStyle w:val="FunctionTok"/>
+        </w:rPr>
+        <w:t xml:space="preserve">},</w:t>
+      </w:r>
+      <w:r>
+        <w:br/>
+      </w:r>
+      <w:r>
+        <w:rPr>
+          <w:rStyle w:val="NormalTok"/>
+        </w:rPr>
+        <w:t xml:space="preserve">  </w:t>
+      </w:r>
+      <w:r>
+        <w:rPr>
+          <w:rStyle w:val="DataTypeTok"/>
+        </w:rPr>
+        <w:t xml:space="preserve">"feed_selection"</w:t>
+      </w:r>
+      <w:r>
+        <w:rPr>
+          <w:rStyle w:val="FunctionTok"/>
+        </w:rPr>
+        <w:t xml:space="preserve">:</w:t>
+      </w:r>
+      <w:r>
+        <w:rPr>
+          <w:rStyle w:val="NormalTok"/>
+        </w:rPr>
+        <w:t xml:space="preserve"> </w:t>
+      </w:r>
+      <w:r>
+        <w:rPr>
+          <w:rStyle w:val="OtherTok"/>
+        </w:rPr>
+        <w:t xml:space="preserve">[</w:t>
+      </w:r>
+      <w:r>
+        <w:rPr>
+          <w:rStyle w:val="NormalTok"/>
+        </w:rPr>
+        <w:t xml:space="preserve"> </w:t>
+      </w:r>
+      <w:r>
+        <w:rPr>
+          <w:rStyle w:val="StringTok"/>
+        </w:rPr>
+        <w:t xml:space="preserve">"..."</w:t>
+      </w:r>
+      <w:r>
+        <w:rPr>
+          <w:rStyle w:val="NormalTok"/>
+        </w:rPr>
+        <w:t xml:space="preserve"> </w:t>
+      </w:r>
+      <w:r>
+        <w:rPr>
+          <w:rStyle w:val="OtherTok"/>
+        </w:rPr>
+        <w:t xml:space="preserve">]</w:t>
+      </w:r>
+      <w:r>
+        <w:rPr>
+          <w:rStyle w:val="FunctionTok"/>
+        </w:rPr>
+        <w:t xml:space="preserve">,</w:t>
+      </w:r>
+      <w:r>
+        <w:br/>
+      </w:r>
+      <w:r>
+        <w:rPr>
+          <w:rStyle w:val="NormalTok"/>
+        </w:rPr>
+        <w:t xml:space="preserve">  </w:t>
+      </w:r>
+      <w:r>
+        <w:rPr>
+          <w:rStyle w:val="DataTypeTok"/>
+        </w:rPr>
+        <w:t xml:space="preserve">"base_thresholds"</w:t>
+      </w:r>
+      <w:r>
+        <w:rPr>
+          <w:rStyle w:val="FunctionTok"/>
+        </w:rPr>
+        <w:t xml:space="preserve">:</w:t>
+      </w:r>
+      <w:r>
+        <w:rPr>
+          <w:rStyle w:val="NormalTok"/>
+        </w:rPr>
+        <w:t xml:space="preserve"> </w:t>
+      </w:r>
+      <w:r>
+        <w:rPr>
+          <w:rStyle w:val="FunctionTok"/>
+        </w:rPr>
+        <w:t xml:space="preserve">{</w:t>
+      </w:r>
+      <w:r>
+        <w:rPr>
+          <w:rStyle w:val="NormalTok"/>
+        </w:rPr>
+        <w:t xml:space="preserve"> </w:t>
+      </w:r>
+      <w:r>
+        <w:rPr>
+          <w:rStyle w:val="DataTypeTok"/>
+        </w:rPr>
+        <w:t xml:space="preserve">"..."</w:t>
+      </w:r>
+      <w:r>
+        <w:rPr>
+          <w:rStyle w:val="NormalTok"/>
+        </w:rPr>
+        <w:t xml:space="preserve"> </w:t>
+      </w:r>
+      <w:r>
+        <w:rPr>
+          <w:rStyle w:val="FunctionTok"/>
+        </w:rPr>
+        <w:t xml:space="preserve">}</w:t>
+      </w:r>
+      <w:r>
+        <w:br/>
+      </w:r>
+      <w:r>
+        <w:rPr>
+          <w:rStyle w:val="FunctionTok"/>
+        </w:rPr>
+        <w:t xml:space="preserve">}</w:t>
+      </w:r>
+    </w:p>
+    <w:bookmarkEnd w:id="47"/>
+    <w:bookmarkStart w:id="48" w:name="X2dc2c104c11a1daaa90c11cb76bd8461453f0e6"/>
+    <w:p>
+      <w:pPr>
+        <w:pStyle w:val="Heading4"/>
+      </w:pPr>
+      <w:r>
+        <w:t xml:space="preserve">Lactating, milk price blank (omit OR send null)</w:t>
+      </w:r>
+    </w:p>
+    <w:p>
+      <w:pPr>
+        <w:pStyle w:val="SourceCode"/>
+      </w:pPr>
+      <w:r>
+        <w:rPr>
+          <w:rStyle w:val="FunctionTok"/>
+        </w:rPr>
+        <w:t xml:space="preserve">{</w:t>
+      </w:r>
+      <w:r>
+        <w:br/>
+      </w:r>
+      <w:r>
+        <w:rPr>
+          <w:rStyle w:val="NormalTok"/>
+        </w:rPr>
+        <w:t xml:space="preserve">  </w:t>
+      </w:r>
+      <w:r>
+        <w:rPr>
+          <w:rStyle w:val="DataTypeTok"/>
+        </w:rPr>
+        <w:t xml:space="preserve">"cattle_info"</w:t>
+      </w:r>
+      <w:r>
+        <w:rPr>
+          <w:rStyle w:val="FunctionTok"/>
+        </w:rPr>
+        <w:t xml:space="preserve">:</w:t>
+      </w:r>
+      <w:r>
+        <w:rPr>
+          <w:rStyle w:val="NormalTok"/>
+        </w:rPr>
+        <w:t xml:space="preserve"> </w:t>
+      </w:r>
+      <w:r>
+        <w:rPr>
+          <w:rStyle w:val="FunctionTok"/>
+        </w:rPr>
+        <w:t xml:space="preserve">{</w:t>
+      </w:r>
+      <w:r>
+        <w:br/>
+      </w:r>
+      <w:r>
+        <w:rPr>
+          <w:rStyle w:val="NormalTok"/>
+        </w:rPr>
+        <w:t xml:space="preserve">    </w:t>
+      </w:r>
+      <w:r>
+        <w:rPr>
+          <w:rStyle w:val="DataTypeTok"/>
+        </w:rPr>
+        <w:t xml:space="preserve">"..."</w:t>
+      </w:r>
+      <w:r>
+        <w:rPr>
+          <w:rStyle w:val="FunctionTok"/>
+        </w:rPr>
+        <w:t xml:space="preserve">:</w:t>
+      </w:r>
+      <w:r>
+        <w:rPr>
+          <w:rStyle w:val="NormalTok"/>
+        </w:rPr>
+        <w:t xml:space="preserve"> </w:t>
+      </w:r>
+      <w:r>
+        <w:rPr>
+          <w:rStyle w:val="StringTok"/>
+        </w:rPr>
+        <w:t xml:space="preserve">"..."</w:t>
+      </w:r>
+      <w:r>
+        <w:rPr>
+          <w:rStyle w:val="FunctionTok"/>
+        </w:rPr>
+        <w:t xml:space="preserve">,</w:t>
+      </w:r>
+      <w:r>
+        <w:br/>
+      </w:r>
+      <w:r>
+        <w:rPr>
+          <w:rStyle w:val="NormalTok"/>
+        </w:rPr>
+        <w:t xml:space="preserve">    </w:t>
+      </w:r>
+      <w:r>
+        <w:rPr>
+          <w:rStyle w:val="DataTypeTok"/>
+        </w:rPr>
+        <w:t xml:space="preserve">"milk_price"</w:t>
+      </w:r>
+      <w:r>
+        <w:rPr>
+          <w:rStyle w:val="FunctionTok"/>
+        </w:rPr>
+        <w:t xml:space="preserve">:</w:t>
+      </w:r>
+      <w:r>
+        <w:rPr>
+          <w:rStyle w:val="NormalTok"/>
+        </w:rPr>
+        <w:t xml:space="preserve"> </w:t>
+      </w:r>
+      <w:r>
+        <w:rPr>
+          <w:rStyle w:val="KeywordTok"/>
+        </w:rPr>
+        <w:t xml:space="preserve">null</w:t>
+      </w:r>
+      <w:r>
+        <w:br/>
+      </w:r>
+      <w:r>
+        <w:rPr>
+          <w:rStyle w:val="NormalTok"/>
+        </w:rPr>
+        <w:t xml:space="preserve">  </w:t>
+      </w:r>
+      <w:r>
+        <w:rPr>
+          <w:rStyle w:val="FunctionTok"/>
+        </w:rPr>
+        <w:t xml:space="preserve">}</w:t>
+      </w:r>
+      <w:r>
+        <w:br/>
+      </w:r>
+      <w:r>
+        <w:rPr>
+          <w:rStyle w:val="FunctionTok"/>
+        </w:rPr>
+        <w:t xml:space="preserve">}</w:t>
+      </w:r>
+    </w:p>
+    <w:bookmarkEnd w:id="48"/>
+    <w:bookmarkStart w:id="49" w:name="Xc4c239e376bdec367624bf32cf36cebbc168e15"/>
+    <w:p>
+      <w:pPr>
+        <w:pStyle w:val="Heading4"/>
+      </w:pPr>
+      <w:r>
+        <w:t xml:space="preserve">Non-lactating animal (frontend hides the field)</w:t>
+      </w:r>
+    </w:p>
+    <w:p>
+      <w:pPr>
+        <w:pStyle w:val="SourceCode"/>
+      </w:pPr>
+      <w:r>
+        <w:rPr>
+          <w:rStyle w:val="FunctionTok"/>
+        </w:rPr>
+        <w:t xml:space="preserve">{</w:t>
+      </w:r>
+      <w:r>
+        <w:br/>
+      </w:r>
+      <w:r>
+        <w:rPr>
+          <w:rStyle w:val="NormalTok"/>
+        </w:rPr>
+        <w:t xml:space="preserve">  </w:t>
+      </w:r>
+      <w:r>
+        <w:rPr>
+          <w:rStyle w:val="DataTypeTok"/>
+        </w:rPr>
+        <w:t xml:space="preserve">"cattle_info"</w:t>
+      </w:r>
+      <w:r>
+        <w:rPr>
+          <w:rStyle w:val="FunctionTok"/>
+        </w:rPr>
+        <w:t xml:space="preserve">:</w:t>
+      </w:r>
+      <w:r>
+        <w:rPr>
+          <w:rStyle w:val="NormalTok"/>
+        </w:rPr>
+        <w:t xml:space="preserve"> </w:t>
+      </w:r>
+      <w:r>
+        <w:rPr>
+          <w:rStyle w:val="FunctionTok"/>
+        </w:rPr>
+        <w:t xml:space="preserve">{</w:t>
+      </w:r>
+      <w:r>
+        <w:br/>
+      </w:r>
+      <w:r>
+        <w:rPr>
+          <w:rStyle w:val="NormalTok"/>
+        </w:rPr>
+        <w:t xml:space="preserve">    </w:t>
+      </w:r>
+      <w:r>
+        <w:rPr>
+          <w:rStyle w:val="DataTypeTok"/>
+        </w:rPr>
+        <w:t xml:space="preserve">"lactating"</w:t>
+      </w:r>
+      <w:r>
+        <w:rPr>
+          <w:rStyle w:val="FunctionTok"/>
+        </w:rPr>
+        <w:t xml:space="preserve">:</w:t>
+      </w:r>
+      <w:r>
+        <w:rPr>
+          <w:rStyle w:val="NormalTok"/>
+        </w:rPr>
+        <w:t xml:space="preserve"> </w:t>
+      </w:r>
+      <w:r>
+        <w:rPr>
+          <w:rStyle w:val="KeywordTok"/>
+        </w:rPr>
+        <w:t xml:space="preserve">false</w:t>
+      </w:r>
+      <w:r>
+        <w:rPr>
+          <w:rStyle w:val="FunctionTok"/>
+        </w:rPr>
+        <w:t xml:space="preserve">,</w:t>
+      </w:r>
+      <w:r>
+        <w:br/>
+      </w:r>
+      <w:r>
+        <w:rPr>
+          <w:rStyle w:val="NormalTok"/>
+        </w:rPr>
+        <w:t xml:space="preserve">    </w:t>
+      </w:r>
+      <w:r>
+        <w:rPr>
+          <w:rStyle w:val="DataTypeTok"/>
+        </w:rPr>
+        <w:t xml:space="preserve">"milk_production"</w:t>
+      </w:r>
+      <w:r>
+        <w:rPr>
+          <w:rStyle w:val="FunctionTok"/>
+        </w:rPr>
+        <w:t xml:space="preserve">:</w:t>
+      </w:r>
+      <w:r>
+        <w:rPr>
+          <w:rStyle w:val="NormalTok"/>
+        </w:rPr>
+        <w:t xml:space="preserve"> </w:t>
+      </w:r>
+      <w:r>
+        <w:rPr>
+          <w:rStyle w:val="DecValTok"/>
+        </w:rPr>
+        <w:t xml:space="preserve">0</w:t>
+      </w:r>
+      <w:r>
+        <w:rPr>
+          <w:rStyle w:val="FunctionTok"/>
+        </w:rPr>
+        <w:t xml:space="preserve">,</w:t>
+      </w:r>
+      <w:r>
+        <w:br/>
+      </w:r>
+      <w:r>
+        <w:rPr>
+          <w:rStyle w:val="NormalTok"/>
+        </w:rPr>
+        <w:t xml:space="preserve">    </w:t>
+      </w:r>
+      <w:r>
+        <w:rPr>
+          <w:rStyle w:val="DataTypeTok"/>
+        </w:rPr>
+        <w:t xml:space="preserve">"milk_price"</w:t>
+      </w:r>
+      <w:r>
+        <w:rPr>
+          <w:rStyle w:val="FunctionTok"/>
+        </w:rPr>
+        <w:t xml:space="preserve">:</w:t>
+      </w:r>
+      <w:r>
+        <w:rPr>
+          <w:rStyle w:val="NormalTok"/>
+        </w:rPr>
+        <w:t xml:space="preserve"> </w:t>
+      </w:r>
+      <w:r>
+        <w:rPr>
+          <w:rStyle w:val="KeywordTok"/>
+        </w:rPr>
+        <w:t xml:space="preserve">null</w:t>
+      </w:r>
+      <w:r>
+        <w:br/>
+      </w:r>
+      <w:r>
+        <w:rPr>
+          <w:rStyle w:val="NormalTok"/>
+        </w:rPr>
+        <w:t xml:space="preserve">  </w:t>
+      </w:r>
+      <w:r>
+        <w:rPr>
+          <w:rStyle w:val="FunctionTok"/>
+        </w:rPr>
+        <w:t xml:space="preserve">}</w:t>
+      </w:r>
+      <w:r>
+        <w:br/>
+      </w:r>
+      <w:r>
+        <w:rPr>
+          <w:rStyle w:val="FunctionTok"/>
+        </w:rPr>
+        <w:t xml:space="preserve">}</w:t>
+      </w:r>
+    </w:p>
     <w:bookmarkEnd w:id="49"/>
-    <w:bookmarkStart w:id="50" w:name="X6b19069d3ff930d2dceb22ead419b7c37a0398f"/>
-    <w:p>
-      <w:pPr>
-        <w:pStyle w:val="Heading4"/>
-      </w:pPr>
-      <w:r>
-        <w:t xml:space="preserve">12.3.3</w:t>
-      </w:r>
-      <w:r>
-        <w:t xml:space="preserve"> </w:t>
-      </w:r>
-      <w:r>
-        <w:rPr>
-          <w:rStyle w:val="VerbatimChar"/>
-        </w:rPr>
-        <w:t xml:space="preserve">SimulationFeedDetail</w:t>
-      </w:r>
-      <w:r>
-        <w:t xml:space="preserve"> </w:t>
-      </w:r>
-      <w:r>
-        <w:t xml:space="preserve">/</w:t>
-      </w:r>
-      <w:r>
-        <w:t xml:space="preserve"> </w:t>
-      </w:r>
-      <w:r>
-        <w:rPr>
-          <w:rStyle w:val="VerbatimChar"/>
-        </w:rPr>
-        <w:t xml:space="preserve">FetchSimulationDetailsResponse</w:t>
-      </w:r>
-    </w:p>
-    <w:p>
-      <w:pPr>
-        <w:pStyle w:val="FirstParagraph"/>
-      </w:pPr>
-      <w:r>
-        <w:t xml:space="preserve">When</w:t>
-      </w:r>
-      <w:r>
-        <w:t xml:space="preserve"> </w:t>
-      </w:r>
-      <w:r>
-        <w:rPr>
-          <w:rStyle w:val="VerbatimChar"/>
-        </w:rPr>
-        <w:t xml:space="preserve">milk_price</w:t>
-      </w:r>
-      <w:r>
-        <w:t xml:space="preserve"> </w:t>
-      </w:r>
-      <w:r>
-        <w:t xml:space="preserve">is persisted with the simulation, the history</w:t>
-      </w:r>
-      <w:r>
-        <w:t xml:space="preserve"> </w:t>
-      </w:r>
-      <w:r>
-        <w:t xml:space="preserve">restore endpoint should echo it back. Currently</w:t>
-      </w:r>
-      <w:r>
-        <w:t xml:space="preserve"> </w:t>
-      </w:r>
-      <w:r>
-        <w:rPr>
-          <w:rStyle w:val="VerbatimChar"/>
-        </w:rPr>
-        <w:t xml:space="preserve">FetchSimulationDetailsResponse.cattle_info</w:t>
-      </w:r>
-      <w:r>
-        <w:t xml:space="preserve"> </w:t>
-      </w:r>
-      <w:r>
-        <w:t xml:space="preserve">is the same</w:t>
-      </w:r>
-      <w:r>
-        <w:t xml:space="preserve"> </w:t>
-      </w:r>
-      <w:r>
-        <w:rPr>
-          <w:rStyle w:val="VerbatimChar"/>
-        </w:rPr>
-        <w:t xml:space="preserve">CattleInfo</w:t>
-      </w:r>
-      <w:r>
-        <w:t xml:space="preserve"> </w:t>
-      </w:r>
-      <w:r>
-        <w:t xml:space="preserve">schema — adding the field there transparently fixes restore too.</w:t>
-      </w:r>
-      <w:r>
-        <w:t xml:space="preserve"> </w:t>
-      </w:r>
-      <w:r>
-        <w:t xml:space="preserve">No extra schema work needed beyond §12.3.1.</w:t>
-      </w:r>
-    </w:p>
     <w:bookmarkEnd w:id="50"/>
-    <w:bookmarkEnd w:id="51"/>
-    <w:bookmarkStart w:id="55" w:name="example-request-payload-post-change"/>
-    <w:p>
-      <w:pPr>
-        <w:pStyle w:val="Heading3"/>
-      </w:pPr>
-      <w:r>
-        <w:t xml:space="preserve">12.4 Example request payload (post-change)</w:t>
-      </w:r>
-    </w:p>
-    <w:bookmarkStart w:id="52" w:name="lactating-milk-price-set"/>
-    <w:p>
-      <w:pPr>
-        <w:pStyle w:val="Heading4"/>
-      </w:pPr>
-      <w:r>
-        <w:t xml:space="preserve">Lactating, milk price set</w:t>
-      </w:r>
-    </w:p>
-    <w:p>
-      <w:pPr>
-        <w:pStyle w:val="SourceCode"/>
-      </w:pPr>
-      <w:r>
-        <w:rPr>
-          <w:rStyle w:val="FunctionTok"/>
-        </w:rPr>
-        <w:t xml:space="preserve">{</w:t>
-      </w:r>
-      <w:r>
-        <w:br/>
-      </w:r>
-      <w:r>
-        <w:rPr>
-          <w:rStyle w:val="NormalTok"/>
-        </w:rPr>
-        <w:t xml:space="preserve">  </w:t>
-      </w:r>
-      <w:r>
-        <w:rPr>
-          <w:rStyle w:val="DataTypeTok"/>
-        </w:rPr>
-        <w:t xml:space="preserve">"simulation_id"</w:t>
-      </w:r>
-      <w:r>
-        <w:rPr>
-          <w:rStyle w:val="FunctionTok"/>
-        </w:rPr>
-        <w:t xml:space="preserve">:</w:t>
-      </w:r>
-      <w:r>
-        <w:rPr>
-          <w:rStyle w:val="NormalTok"/>
-        </w:rPr>
-        <w:t xml:space="preserve"> </w:t>
-      </w:r>
-      <w:r>
-        <w:rPr>
-          <w:rStyle w:val="StringTok"/>
-        </w:rPr>
-        <w:t xml:space="preserve">"demo-sim"</w:t>
-      </w:r>
-      <w:r>
-        <w:rPr>
-          <w:rStyle w:val="FunctionTok"/>
-        </w:rPr>
-        <w:t xml:space="preserve">,</w:t>
-      </w:r>
-      <w:r>
-        <w:br/>
-      </w:r>
-      <w:r>
-        <w:rPr>
-          <w:rStyle w:val="NormalTok"/>
-        </w:rPr>
-        <w:t xml:space="preserve">  </w:t>
-      </w:r>
-      <w:r>
-        <w:rPr>
-          <w:rStyle w:val="DataTypeTok"/>
-        </w:rPr>
-        <w:t xml:space="preserve">"user_id"</w:t>
-      </w:r>
-      <w:r>
-        <w:rPr>
-          <w:rStyle w:val="FunctionTok"/>
-        </w:rPr>
-        <w:t xml:space="preserve">:</w:t>
-      </w:r>
-      <w:r>
-        <w:rPr>
-          <w:rStyle w:val="NormalTok"/>
-        </w:rPr>
-        <w:t xml:space="preserve"> </w:t>
-      </w:r>
-      <w:r>
-        <w:rPr>
-          <w:rStyle w:val="StringTok"/>
-        </w:rPr>
-        <w:t xml:space="preserve">"..."</w:t>
-      </w:r>
-      <w:r>
-        <w:rPr>
-          <w:rStyle w:val="FunctionTok"/>
-        </w:rPr>
-        <w:t xml:space="preserve">,</w:t>
-      </w:r>
-      <w:r>
-        <w:br/>
-      </w:r>
-      <w:r>
-        <w:rPr>
-          <w:rStyle w:val="NormalTok"/>
-        </w:rPr>
-        <w:t xml:space="preserve">  </w:t>
-      </w:r>
-      <w:r>
-        <w:rPr>
-          <w:rStyle w:val="DataTypeTok"/>
-        </w:rPr>
-        <w:t xml:space="preserve">"country_id"</w:t>
-      </w:r>
-      <w:r>
-        <w:rPr>
-          <w:rStyle w:val="FunctionTok"/>
-        </w:rPr>
-        <w:t xml:space="preserve">:</w:t>
-      </w:r>
-      <w:r>
-        <w:rPr>
-          <w:rStyle w:val="NormalTok"/>
-        </w:rPr>
-        <w:t xml:space="preserve"> </w:t>
-      </w:r>
-      <w:r>
-        <w:rPr>
-          <w:rStyle w:val="StringTok"/>
-        </w:rPr>
-        <w:t xml:space="preserve">"..."</w:t>
-      </w:r>
-      <w:r>
-        <w:rPr>
-          <w:rStyle w:val="FunctionTok"/>
-        </w:rPr>
-        <w:t xml:space="preserve">,</w:t>
-      </w:r>
-      <w:r>
-        <w:br/>
-      </w:r>
-      <w:r>
-        <w:rPr>
-          <w:rStyle w:val="NormalTok"/>
-        </w:rPr>
-        <w:t xml:space="preserve">  </w:t>
-      </w:r>
-      <w:r>
-        <w:rPr>
-          <w:rStyle w:val="DataTypeTok"/>
-        </w:rPr>
-        <w:t xml:space="preserve">"cattle_info"</w:t>
-      </w:r>
-      <w:r>
-        <w:rPr>
-          <w:rStyle w:val="FunctionTok"/>
-        </w:rPr>
-        <w:t xml:space="preserve">:</w:t>
-      </w:r>
-      <w:r>
-        <w:rPr>
-          <w:rStyle w:val="NormalTok"/>
-        </w:rPr>
-        <w:t xml:space="preserve"> </w:t>
-      </w:r>
-      <w:r>
-        <w:rPr>
-          <w:rStyle w:val="FunctionTok"/>
-        </w:rPr>
-        <w:t xml:space="preserve">{</w:t>
-      </w:r>
-      <w:r>
-        <w:br/>
-      </w:r>
-      <w:r>
-        <w:rPr>
-          <w:rStyle w:val="NormalTok"/>
-        </w:rPr>
-        <w:t xml:space="preserve">    </w:t>
-      </w:r>
-      <w:r>
-        <w:rPr>
-          <w:rStyle w:val="DataTypeTok"/>
-        </w:rPr>
-        <w:t xml:space="preserve">"body_weight"</w:t>
-      </w:r>
-      <w:r>
-        <w:rPr>
-          <w:rStyle w:val="FunctionTok"/>
-        </w:rPr>
-        <w:t xml:space="preserve">:</w:t>
-      </w:r>
-      <w:r>
-        <w:rPr>
-          <w:rStyle w:val="NormalTok"/>
-        </w:rPr>
-        <w:t xml:space="preserve"> </w:t>
-      </w:r>
-      <w:r>
-        <w:rPr>
-          <w:rStyle w:val="DecValTok"/>
-        </w:rPr>
-        <w:t xml:space="preserve">450</w:t>
-      </w:r>
-      <w:r>
-        <w:rPr>
-          <w:rStyle w:val="FunctionTok"/>
-        </w:rPr>
-        <w:t xml:space="preserve">,</w:t>
-      </w:r>
-      <w:r>
-        <w:br/>
-      </w:r>
-      <w:r>
-        <w:rPr>
-          <w:rStyle w:val="NormalTok"/>
-        </w:rPr>
-        <w:t xml:space="preserve">    </w:t>
-      </w:r>
-      <w:r>
-        <w:rPr>
-          <w:rStyle w:val="DataTypeTok"/>
-        </w:rPr>
-        <w:t xml:space="preserve">"breed"</w:t>
-      </w:r>
-      <w:r>
-        <w:rPr>
-          <w:rStyle w:val="FunctionTok"/>
-        </w:rPr>
-        <w:t xml:space="preserve">:</w:t>
-      </w:r>
-      <w:r>
-        <w:rPr>
-          <w:rStyle w:val="NormalTok"/>
-        </w:rPr>
-        <w:t xml:space="preserve"> </w:t>
-      </w:r>
-      <w:r>
-        <w:rPr>
-          <w:rStyle w:val="StringTok"/>
-        </w:rPr>
-        <w:t xml:space="preserve">"Cross Bred"</w:t>
-      </w:r>
-      <w:r>
-        <w:rPr>
-          <w:rStyle w:val="FunctionTok"/>
-        </w:rPr>
-        <w:t xml:space="preserve">,</w:t>
-      </w:r>
-      <w:r>
-        <w:br/>
-      </w:r>
-      <w:r>
-        <w:rPr>
-          <w:rStyle w:val="NormalTok"/>
-        </w:rPr>
-        <w:t xml:space="preserve">    </w:t>
-      </w:r>
-      <w:r>
-        <w:rPr>
-          <w:rStyle w:val="DataTypeTok"/>
-        </w:rPr>
-        <w:t xml:space="preserve">"lactating"</w:t>
-      </w:r>
-      <w:r>
-        <w:rPr>
-          <w:rStyle w:val="FunctionTok"/>
-        </w:rPr>
-        <w:t xml:space="preserve">:</w:t>
-      </w:r>
-      <w:r>
-        <w:rPr>
-          <w:rStyle w:val="NormalTok"/>
-        </w:rPr>
-        <w:t xml:space="preserve"> </w:t>
-      </w:r>
-      <w:r>
-        <w:rPr>
-          <w:rStyle w:val="KeywordTok"/>
-        </w:rPr>
-        <w:t xml:space="preserve">true</w:t>
-      </w:r>
-      <w:r>
-        <w:rPr>
-          <w:rStyle w:val="FunctionTok"/>
-        </w:rPr>
-        <w:t xml:space="preserve">,</w:t>
-      </w:r>
-      <w:r>
-        <w:br/>
-      </w:r>
-      <w:r>
-        <w:rPr>
-          <w:rStyle w:val="NormalTok"/>
-        </w:rPr>
-        <w:t xml:space="preserve">    </w:t>
-      </w:r>
-      <w:r>
-        <w:rPr>
-          <w:rStyle w:val="DataTypeTok"/>
-        </w:rPr>
-        <w:t xml:space="preserve">"milk_production"</w:t>
-      </w:r>
-      <w:r>
-        <w:rPr>
-          <w:rStyle w:val="FunctionTok"/>
-        </w:rPr>
-        <w:t xml:space="preserve">:</w:t>
-      </w:r>
-      <w:r>
-        <w:rPr>
-          <w:rStyle w:val="NormalTok"/>
-        </w:rPr>
-        <w:t xml:space="preserve"> </w:t>
-      </w:r>
-      <w:r>
-        <w:rPr>
-          <w:rStyle w:val="FloatTok"/>
-        </w:rPr>
-        <w:t xml:space="preserve">18.5</w:t>
-      </w:r>
-      <w:r>
-        <w:rPr>
-          <w:rStyle w:val="FunctionTok"/>
-        </w:rPr>
-        <w:t xml:space="preserve">,</w:t>
-      </w:r>
-      <w:r>
-        <w:br/>
-      </w:r>
-      <w:r>
-        <w:rPr>
-          <w:rStyle w:val="NormalTok"/>
-        </w:rPr>
-        <w:t xml:space="preserve">    </w:t>
-      </w:r>
-      <w:r>
-        <w:rPr>
-          <w:rStyle w:val="DataTypeTok"/>
-        </w:rPr>
-        <w:t xml:space="preserve">"days_in_milk"</w:t>
-      </w:r>
-      <w:r>
-        <w:rPr>
-          <w:rStyle w:val="FunctionTok"/>
-        </w:rPr>
-        <w:t xml:space="preserve">:</w:t>
-      </w:r>
-      <w:r>
-        <w:rPr>
-          <w:rStyle w:val="NormalTok"/>
-        </w:rPr>
-        <w:t xml:space="preserve"> </w:t>
-      </w:r>
-      <w:r>
-        <w:rPr>
-          <w:rStyle w:val="DecValTok"/>
-        </w:rPr>
-        <w:t xml:space="preserve">120</w:t>
-      </w:r>
-      <w:r>
-        <w:rPr>
-          <w:rStyle w:val="FunctionTok"/>
-        </w:rPr>
-        <w:t xml:space="preserve">,</w:t>
-      </w:r>
-      <w:r>
-        <w:br/>
-      </w:r>
-      <w:r>
-        <w:rPr>
-          <w:rStyle w:val="NormalTok"/>
-        </w:rPr>
-        <w:t xml:space="preserve">    </w:t>
-      </w:r>
-      <w:r>
-        <w:rPr>
-          <w:rStyle w:val="DataTypeTok"/>
-        </w:rPr>
-        <w:t xml:space="preserve">"parity"</w:t>
-      </w:r>
-      <w:r>
-        <w:rPr>
-          <w:rStyle w:val="FunctionTok"/>
-        </w:rPr>
-        <w:t xml:space="preserve">:</w:t>
-      </w:r>
-      <w:r>
-        <w:rPr>
-          <w:rStyle w:val="NormalTok"/>
-        </w:rPr>
-        <w:t xml:space="preserve"> </w:t>
-      </w:r>
-      <w:r>
-        <w:rPr>
-          <w:rStyle w:val="DecValTok"/>
-        </w:rPr>
-        <w:t xml:space="preserve">2</w:t>
-      </w:r>
-      <w:r>
-        <w:rPr>
-          <w:rStyle w:val="FunctionTok"/>
-        </w:rPr>
-        <w:t xml:space="preserve">,</w:t>
-      </w:r>
-      <w:r>
-        <w:br/>
-      </w:r>
-      <w:r>
-        <w:rPr>
-          <w:rStyle w:val="NormalTok"/>
-        </w:rPr>
-        <w:t xml:space="preserve">    </w:t>
-      </w:r>
-      <w:r>
-        <w:rPr>
-          <w:rStyle w:val="DataTypeTok"/>
-        </w:rPr>
-        <w:t xml:space="preserve">"days_of_pregnancy"</w:t>
-      </w:r>
-      <w:r>
-        <w:rPr>
-          <w:rStyle w:val="FunctionTok"/>
-        </w:rPr>
-        <w:t xml:space="preserve">:</w:t>
-      </w:r>
-      <w:r>
-        <w:rPr>
-          <w:rStyle w:val="NormalTok"/>
-        </w:rPr>
-        <w:t xml:space="preserve"> </w:t>
-      </w:r>
-      <w:r>
-        <w:rPr>
-          <w:rStyle w:val="DecValTok"/>
-        </w:rPr>
-        <w:t xml:space="preserve">0</w:t>
-      </w:r>
-      <w:r>
-        <w:rPr>
-          <w:rStyle w:val="FunctionTok"/>
-        </w:rPr>
-        <w:t xml:space="preserve">,</w:t>
-      </w:r>
-      <w:r>
-        <w:br/>
-      </w:r>
-      <w:r>
-        <w:rPr>
-          <w:rStyle w:val="NormalTok"/>
-        </w:rPr>
-        <w:t xml:space="preserve">    </w:t>
-      </w:r>
-      <w:r>
-        <w:rPr>
-          <w:rStyle w:val="DataTypeTok"/>
-        </w:rPr>
-        <w:t xml:space="preserve">"tp_milk"</w:t>
-      </w:r>
-      <w:r>
-        <w:rPr>
-          <w:rStyle w:val="FunctionTok"/>
-        </w:rPr>
-        <w:t xml:space="preserve">:</w:t>
-      </w:r>
-      <w:r>
-        <w:rPr>
-          <w:rStyle w:val="NormalTok"/>
-        </w:rPr>
-        <w:t xml:space="preserve"> </w:t>
-      </w:r>
-      <w:r>
-        <w:rPr>
-          <w:rStyle w:val="FloatTok"/>
-        </w:rPr>
-        <w:t xml:space="preserve">3.2</w:t>
-      </w:r>
-      <w:r>
-        <w:rPr>
-          <w:rStyle w:val="FunctionTok"/>
-        </w:rPr>
-        <w:t xml:space="preserve">,</w:t>
-      </w:r>
-      <w:r>
-        <w:br/>
-      </w:r>
-      <w:r>
-        <w:rPr>
-          <w:rStyle w:val="NormalTok"/>
-        </w:rPr>
-        <w:t xml:space="preserve">    </w:t>
-      </w:r>
-      <w:r>
-        <w:rPr>
-          <w:rStyle w:val="DataTypeTok"/>
-        </w:rPr>
-        <w:t xml:space="preserve">"fat_milk"</w:t>
-      </w:r>
-      <w:r>
-        <w:rPr>
-          <w:rStyle w:val="FunctionTok"/>
-        </w:rPr>
-        <w:t xml:space="preserve">:</w:t>
-      </w:r>
-      <w:r>
-        <w:rPr>
-          <w:rStyle w:val="NormalTok"/>
-        </w:rPr>
-        <w:t xml:space="preserve"> </w:t>
-      </w:r>
-      <w:r>
-        <w:rPr>
-          <w:rStyle w:val="FloatTok"/>
-        </w:rPr>
-        <w:t xml:space="preserve">3.8</w:t>
-      </w:r>
-      <w:r>
-        <w:rPr>
-          <w:rStyle w:val="FunctionTok"/>
-        </w:rPr>
-        <w:t xml:space="preserve">,</w:t>
-      </w:r>
-      <w:r>
-        <w:br/>
-      </w:r>
-      <w:r>
-        <w:rPr>
-          <w:rStyle w:val="NormalTok"/>
-        </w:rPr>
-        <w:t xml:space="preserve">    </w:t>
-      </w:r>
-      <w:r>
-        <w:rPr>
-          <w:rStyle w:val="DataTypeTok"/>
-        </w:rPr>
-        <w:t xml:space="preserve">"temperature"</w:t>
-      </w:r>
-      <w:r>
-        <w:rPr>
-          <w:rStyle w:val="FunctionTok"/>
-        </w:rPr>
-        <w:t xml:space="preserve">:</w:t>
-      </w:r>
-      <w:r>
-        <w:rPr>
-          <w:rStyle w:val="NormalTok"/>
-        </w:rPr>
-        <w:t xml:space="preserve"> </w:t>
-      </w:r>
-      <w:r>
-        <w:rPr>
-          <w:rStyle w:val="DecValTok"/>
-        </w:rPr>
-        <w:t xml:space="preserve">26</w:t>
-      </w:r>
-      <w:r>
-        <w:rPr>
-          <w:rStyle w:val="FunctionTok"/>
-        </w:rPr>
-        <w:t xml:space="preserve">,</w:t>
-      </w:r>
-      <w:r>
-        <w:br/>
-      </w:r>
-      <w:r>
-        <w:rPr>
-          <w:rStyle w:val="NormalTok"/>
-        </w:rPr>
-        <w:t xml:space="preserve">    </w:t>
-      </w:r>
-      <w:r>
-        <w:rPr>
-          <w:rStyle w:val="DataTypeTok"/>
-        </w:rPr>
-        <w:t xml:space="preserve">"topography"</w:t>
-      </w:r>
-      <w:r>
-        <w:rPr>
-          <w:rStyle w:val="FunctionTok"/>
-        </w:rPr>
-        <w:t xml:space="preserve">:</w:t>
-      </w:r>
-      <w:r>
-        <w:rPr>
-          <w:rStyle w:val="NormalTok"/>
-        </w:rPr>
-        <w:t xml:space="preserve"> </w:t>
-      </w:r>
-      <w:r>
-        <w:rPr>
-          <w:rStyle w:val="StringTok"/>
-        </w:rPr>
-        <w:t xml:space="preserve">"Flat"</w:t>
-      </w:r>
-      <w:r>
-        <w:rPr>
-          <w:rStyle w:val="FunctionTok"/>
-        </w:rPr>
-        <w:t xml:space="preserve">,</w:t>
-      </w:r>
-      <w:r>
-        <w:br/>
-      </w:r>
-      <w:r>
-        <w:rPr>
-          <w:rStyle w:val="NormalTok"/>
-        </w:rPr>
-        <w:t xml:space="preserve">    </w:t>
-      </w:r>
-      <w:r>
-        <w:rPr>
-          <w:rStyle w:val="DataTypeTok"/>
-        </w:rPr>
-        <w:t xml:space="preserve">"distance"</w:t>
-      </w:r>
-      <w:r>
-        <w:rPr>
-          <w:rStyle w:val="FunctionTok"/>
-        </w:rPr>
-        <w:t xml:space="preserve">:</w:t>
-      </w:r>
-      <w:r>
-        <w:rPr>
-          <w:rStyle w:val="NormalTok"/>
-        </w:rPr>
-        <w:t xml:space="preserve"> </w:t>
-      </w:r>
-      <w:r>
-        <w:rPr>
-          <w:rStyle w:val="DecValTok"/>
-        </w:rPr>
-        <w:t xml:space="preserve">0</w:t>
-      </w:r>
-      <w:r>
-        <w:rPr>
-          <w:rStyle w:val="FunctionTok"/>
-        </w:rPr>
-        <w:t xml:space="preserve">,</w:t>
-      </w:r>
-      <w:r>
-        <w:br/>
-      </w:r>
-      <w:r>
-        <w:rPr>
-          <w:rStyle w:val="NormalTok"/>
-        </w:rPr>
-        <w:t xml:space="preserve">    </w:t>
-      </w:r>
-      <w:r>
-        <w:rPr>
-          <w:rStyle w:val="DataTypeTok"/>
-        </w:rPr>
-        <w:t xml:space="preserve">"grazing"</w:t>
-      </w:r>
-      <w:r>
-        <w:rPr>
-          <w:rStyle w:val="FunctionTok"/>
-        </w:rPr>
-        <w:t xml:space="preserve">:</w:t>
-      </w:r>
-      <w:r>
-        <w:rPr>
-          <w:rStyle w:val="NormalTok"/>
-        </w:rPr>
-        <w:t xml:space="preserve"> </w:t>
-      </w:r>
-      <w:r>
-        <w:rPr>
-          <w:rStyle w:val="KeywordTok"/>
-        </w:rPr>
-        <w:t xml:space="preserve">false</w:t>
-      </w:r>
-      <w:r>
-        <w:rPr>
-          <w:rStyle w:val="FunctionTok"/>
-        </w:rPr>
-        <w:t xml:space="preserve">,</w:t>
-      </w:r>
-      <w:r>
-        <w:br/>
-      </w:r>
-      <w:r>
-        <w:rPr>
-          <w:rStyle w:val="NormalTok"/>
-        </w:rPr>
-        <w:t xml:space="preserve">    </w:t>
-      </w:r>
-      <w:r>
-        <w:rPr>
-          <w:rStyle w:val="DataTypeTok"/>
-        </w:rPr>
-        <w:t xml:space="preserve">"calving_interval"</w:t>
-      </w:r>
-      <w:r>
-        <w:rPr>
-          <w:rStyle w:val="FunctionTok"/>
-        </w:rPr>
-        <w:t xml:space="preserve">:</w:t>
-      </w:r>
-      <w:r>
-        <w:rPr>
-          <w:rStyle w:val="NormalTok"/>
-        </w:rPr>
-        <w:t xml:space="preserve"> </w:t>
-      </w:r>
-      <w:r>
-        <w:rPr>
-          <w:rStyle w:val="DecValTok"/>
-        </w:rPr>
-        <w:t xml:space="preserve">370</w:t>
-      </w:r>
-      <w:r>
-        <w:rPr>
-          <w:rStyle w:val="FunctionTok"/>
-        </w:rPr>
-        <w:t xml:space="preserve">,</w:t>
-      </w:r>
-      <w:r>
-        <w:br/>
-      </w:r>
-      <w:r>
-        <w:rPr>
-          <w:rStyle w:val="NormalTok"/>
-        </w:rPr>
-        <w:t xml:space="preserve">    </w:t>
-      </w:r>
-      <w:r>
-        <w:rPr>
-          <w:rStyle w:val="DataTypeTok"/>
-        </w:rPr>
-        <w:t xml:space="preserve">"bw_gain"</w:t>
-      </w:r>
-      <w:r>
-        <w:rPr>
-          <w:rStyle w:val="FunctionTok"/>
-        </w:rPr>
-        <w:t xml:space="preserve">:</w:t>
-      </w:r>
-      <w:r>
-        <w:rPr>
-          <w:rStyle w:val="NormalTok"/>
-        </w:rPr>
-        <w:t xml:space="preserve"> </w:t>
-      </w:r>
-      <w:r>
-        <w:rPr>
-          <w:rStyle w:val="FloatTok"/>
-        </w:rPr>
-        <w:t xml:space="preserve">0.3</w:t>
-      </w:r>
-      <w:r>
-        <w:rPr>
-          <w:rStyle w:val="FunctionTok"/>
-        </w:rPr>
-        <w:t xml:space="preserve">,</w:t>
-      </w:r>
-      <w:r>
-        <w:br/>
-      </w:r>
-      <w:r>
-        <w:rPr>
-          <w:rStyle w:val="NormalTok"/>
-        </w:rPr>
-        <w:t xml:space="preserve">    </w:t>
-      </w:r>
-      <w:r>
-        <w:rPr>
-          <w:rStyle w:val="DataTypeTok"/>
-        </w:rPr>
-        <w:t xml:space="preserve">"bc_score"</w:t>
-      </w:r>
-      <w:r>
-        <w:rPr>
-          <w:rStyle w:val="FunctionTok"/>
-        </w:rPr>
-        <w:t xml:space="preserve">:</w:t>
-      </w:r>
-      <w:r>
-        <w:rPr>
-          <w:rStyle w:val="NormalTok"/>
-        </w:rPr>
-        <w:t xml:space="preserve"> </w:t>
-      </w:r>
-      <w:r>
-        <w:rPr>
-          <w:rStyle w:val="FloatTok"/>
-        </w:rPr>
-        <w:t xml:space="preserve">3.0</w:t>
-      </w:r>
-      <w:r>
-        <w:rPr>
-          <w:rStyle w:val="FunctionTok"/>
-        </w:rPr>
-        <w:t xml:space="preserve">,</w:t>
-      </w:r>
-      <w:r>
-        <w:br/>
-      </w:r>
-      <w:r>
-        <w:rPr>
-          <w:rStyle w:val="NormalTok"/>
-        </w:rPr>
-        <w:t xml:space="preserve">    </w:t>
-      </w:r>
-      <w:r>
-        <w:rPr>
-          <w:rStyle w:val="DataTypeTok"/>
-        </w:rPr>
-        <w:t xml:space="preserve">"milk_price"</w:t>
-      </w:r>
-      <w:r>
-        <w:rPr>
-          <w:rStyle w:val="FunctionTok"/>
-        </w:rPr>
-        <w:t xml:space="preserve">:</w:t>
-      </w:r>
-      <w:r>
-        <w:rPr>
-          <w:rStyle w:val="NormalTok"/>
-        </w:rPr>
-        <w:t xml:space="preserve"> </w:t>
-      </w:r>
-      <w:r>
-        <w:rPr>
-          <w:rStyle w:val="DecValTok"/>
-        </w:rPr>
-        <w:t xml:space="preserve">12500</w:t>
-      </w:r>
-      <w:r>
-        <w:br/>
-      </w:r>
-      <w:r>
-        <w:rPr>
-          <w:rStyle w:val="NormalTok"/>
-        </w:rPr>
-        <w:t xml:space="preserve">  </w:t>
-      </w:r>
-      <w:r>
-        <w:rPr>
-          <w:rStyle w:val="FunctionTok"/>
-        </w:rPr>
-        <w:t xml:space="preserve">},</w:t>
-      </w:r>
-      <w:r>
-        <w:br/>
-      </w:r>
-      <w:r>
-        <w:rPr>
-          <w:rStyle w:val="NormalTok"/>
-        </w:rPr>
-        <w:t xml:space="preserve">  </w:t>
-      </w:r>
-      <w:r>
-        <w:rPr>
-          <w:rStyle w:val="DataTypeTok"/>
-        </w:rPr>
-        <w:t xml:space="preserve">"feed_selection"</w:t>
-      </w:r>
-      <w:r>
-        <w:rPr>
-          <w:rStyle w:val="FunctionTok"/>
-        </w:rPr>
-        <w:t xml:space="preserve">:</w:t>
-      </w:r>
-      <w:r>
-        <w:rPr>
-          <w:rStyle w:val="NormalTok"/>
-        </w:rPr>
-        <w:t xml:space="preserve"> </w:t>
-      </w:r>
-      <w:r>
-        <w:rPr>
-          <w:rStyle w:val="OtherTok"/>
-        </w:rPr>
-        <w:t xml:space="preserve">[</w:t>
-      </w:r>
-      <w:r>
-        <w:rPr>
-          <w:rStyle w:val="NormalTok"/>
-        </w:rPr>
-        <w:t xml:space="preserve"> </w:t>
-      </w:r>
-      <w:r>
-        <w:rPr>
-          <w:rStyle w:val="StringTok"/>
-        </w:rPr>
-        <w:t xml:space="preserve">"..."</w:t>
-      </w:r>
-      <w:r>
-        <w:rPr>
-          <w:rStyle w:val="NormalTok"/>
-        </w:rPr>
-        <w:t xml:space="preserve"> </w:t>
-      </w:r>
-      <w:r>
-        <w:rPr>
-          <w:rStyle w:val="OtherTok"/>
-        </w:rPr>
-        <w:t xml:space="preserve">]</w:t>
-      </w:r>
-      <w:r>
-        <w:rPr>
-          <w:rStyle w:val="FunctionTok"/>
-        </w:rPr>
-        <w:t xml:space="preserve">,</w:t>
-      </w:r>
-      <w:r>
-        <w:br/>
-      </w:r>
-      <w:r>
-        <w:rPr>
-          <w:rStyle w:val="NormalTok"/>
-        </w:rPr>
-        <w:t xml:space="preserve">  </w:t>
-      </w:r>
-      <w:r>
-        <w:rPr>
-          <w:rStyle w:val="DataTypeTok"/>
-        </w:rPr>
-        <w:t xml:space="preserve">"base_thresholds"</w:t>
-      </w:r>
-      <w:r>
-        <w:rPr>
-          <w:rStyle w:val="FunctionTok"/>
-        </w:rPr>
-        <w:t xml:space="preserve">:</w:t>
-      </w:r>
-      <w:r>
-        <w:rPr>
-          <w:rStyle w:val="NormalTok"/>
-        </w:rPr>
-        <w:t xml:space="preserve"> </w:t>
-      </w:r>
-      <w:r>
-        <w:rPr>
-          <w:rStyle w:val="FunctionTok"/>
-        </w:rPr>
-        <w:t xml:space="preserve">{</w:t>
-      </w:r>
-      <w:r>
-        <w:rPr>
-          <w:rStyle w:val="NormalTok"/>
-        </w:rPr>
-        <w:t xml:space="preserve"> </w:t>
-      </w:r>
-      <w:r>
-        <w:rPr>
-          <w:rStyle w:val="DataTypeTok"/>
-        </w:rPr>
-        <w:t xml:space="preserve">"..."</w:t>
-      </w:r>
-      <w:r>
-        <w:rPr>
-          <w:rStyle w:val="NormalTok"/>
-        </w:rPr>
-        <w:t xml:space="preserve"> </w:t>
-      </w:r>
-      <w:r>
-        <w:rPr>
-          <w:rStyle w:val="FunctionTok"/>
-        </w:rPr>
-        <w:t xml:space="preserve">}</w:t>
-      </w:r>
-      <w:r>
-        <w:br/>
-      </w:r>
-      <w:r>
-        <w:rPr>
-          <w:rStyle w:val="FunctionTok"/>
-        </w:rPr>
-        <w:t xml:space="preserve">}</w:t>
-      </w:r>
-    </w:p>
-    <w:bookmarkEnd w:id="52"/>
-    <w:bookmarkStart w:id="53" w:name="X2dc2c104c11a1daaa90c11cb76bd8461453f0e6"/>
-    <w:p>
-      <w:pPr>
-        <w:pStyle w:val="Heading4"/>
-      </w:pPr>
-      <w:r>
-        <w:t xml:space="preserve">Lactating, milk price blank (omit OR send null)</w:t>
-      </w:r>
-    </w:p>
-    <w:p>
-      <w:pPr>
-        <w:pStyle w:val="SourceCode"/>
-      </w:pPr>
-      <w:r>
-        <w:rPr>
-          <w:rStyle w:val="FunctionTok"/>
-        </w:rPr>
-        <w:t xml:space="preserve">{</w:t>
-      </w:r>
-      <w:r>
-        <w:br/>
-      </w:r>
-      <w:r>
-        <w:rPr>
-          <w:rStyle w:val="NormalTok"/>
-        </w:rPr>
-        <w:t xml:space="preserve">  </w:t>
-      </w:r>
-      <w:r>
-        <w:rPr>
-          <w:rStyle w:val="DataTypeTok"/>
-        </w:rPr>
-        <w:t xml:space="preserve">"cattle_info"</w:t>
-      </w:r>
-      <w:r>
-        <w:rPr>
-          <w:rStyle w:val="FunctionTok"/>
-        </w:rPr>
-        <w:t xml:space="preserve">:</w:t>
-      </w:r>
-      <w:r>
-        <w:rPr>
-          <w:rStyle w:val="NormalTok"/>
-        </w:rPr>
-        <w:t xml:space="preserve"> </w:t>
-      </w:r>
-      <w:r>
-        <w:rPr>
-          <w:rStyle w:val="FunctionTok"/>
-        </w:rPr>
-        <w:t xml:space="preserve">{</w:t>
-      </w:r>
-      <w:r>
-        <w:br/>
-      </w:r>
-      <w:r>
-        <w:rPr>
-          <w:rStyle w:val="NormalTok"/>
-        </w:rPr>
-        <w:t xml:space="preserve">    </w:t>
-      </w:r>
-      <w:r>
-        <w:rPr>
-          <w:rStyle w:val="DataTypeTok"/>
-        </w:rPr>
-        <w:t xml:space="preserve">"..."</w:t>
-      </w:r>
-      <w:r>
-        <w:rPr>
-          <w:rStyle w:val="FunctionTok"/>
-        </w:rPr>
-        <w:t xml:space="preserve">:</w:t>
-      </w:r>
-      <w:r>
-        <w:rPr>
-          <w:rStyle w:val="NormalTok"/>
-        </w:rPr>
-        <w:t xml:space="preserve"> </w:t>
-      </w:r>
-      <w:r>
-        <w:rPr>
-          <w:rStyle w:val="StringTok"/>
-        </w:rPr>
-        <w:t xml:space="preserve">"..."</w:t>
-      </w:r>
-      <w:r>
-        <w:rPr>
-          <w:rStyle w:val="FunctionTok"/>
-        </w:rPr>
-        <w:t xml:space="preserve">,</w:t>
-      </w:r>
-      <w:r>
-        <w:br/>
-      </w:r>
-      <w:r>
-        <w:rPr>
-          <w:rStyle w:val="NormalTok"/>
-        </w:rPr>
-        <w:t xml:space="preserve">    </w:t>
-      </w:r>
-      <w:r>
-        <w:rPr>
-          <w:rStyle w:val="DataTypeTok"/>
-        </w:rPr>
-        <w:t xml:space="preserve">"milk_price"</w:t>
-      </w:r>
-      <w:r>
-        <w:rPr>
-          <w:rStyle w:val="FunctionTok"/>
-        </w:rPr>
-        <w:t xml:space="preserve">:</w:t>
-      </w:r>
-      <w:r>
-        <w:rPr>
-          <w:rStyle w:val="NormalTok"/>
-        </w:rPr>
-        <w:t xml:space="preserve"> </w:t>
-      </w:r>
-      <w:r>
-        <w:rPr>
-          <w:rStyle w:val="KeywordTok"/>
-        </w:rPr>
-        <w:t xml:space="preserve">null</w:t>
-      </w:r>
-      <w:r>
-        <w:br/>
-      </w:r>
-      <w:r>
-        <w:rPr>
-          <w:rStyle w:val="NormalTok"/>
-        </w:rPr>
-        <w:t xml:space="preserve">  </w:t>
-      </w:r>
-      <w:r>
-        <w:rPr>
-          <w:rStyle w:val="FunctionTok"/>
-        </w:rPr>
-        <w:t xml:space="preserve">}</w:t>
-      </w:r>
-      <w:r>
-        <w:br/>
-      </w:r>
-      <w:r>
-        <w:rPr>
-          <w:rStyle w:val="FunctionTok"/>
-        </w:rPr>
-        <w:t xml:space="preserve">}</w:t>
-      </w:r>
-    </w:p>
-    <w:bookmarkEnd w:id="53"/>
-    <w:bookmarkStart w:id="54" w:name="Xc4c239e376bdec367624bf32cf36cebbc168e15"/>
-    <w:p>
-      <w:pPr>
-        <w:pStyle w:val="Heading4"/>
-      </w:pPr>
-      <w:r>
-        <w:t xml:space="preserve">Non-lactating animal (frontend hides the field)</w:t>
-      </w:r>
-    </w:p>
-    <w:p>
-      <w:pPr>
-        <w:pStyle w:val="SourceCode"/>
-      </w:pPr>
-      <w:r>
-        <w:rPr>
-          <w:rStyle w:val="FunctionTok"/>
-        </w:rPr>
-        <w:t xml:space="preserve">{</w:t>
-      </w:r>
-      <w:r>
-        <w:br/>
-      </w:r>
-      <w:r>
-        <w:rPr>
-          <w:rStyle w:val="NormalTok"/>
-        </w:rPr>
-        <w:t xml:space="preserve">  </w:t>
-      </w:r>
-      <w:r>
-        <w:rPr>
-          <w:rStyle w:val="DataTypeTok"/>
-        </w:rPr>
-        <w:t xml:space="preserve">"cattle_info"</w:t>
-      </w:r>
-      <w:r>
-        <w:rPr>
-          <w:rStyle w:val="FunctionTok"/>
-        </w:rPr>
-        <w:t xml:space="preserve">:</w:t>
-      </w:r>
-      <w:r>
-        <w:rPr>
-          <w:rStyle w:val="NormalTok"/>
-        </w:rPr>
-        <w:t xml:space="preserve"> </w:t>
-      </w:r>
-      <w:r>
-        <w:rPr>
-          <w:rStyle w:val="FunctionTok"/>
-        </w:rPr>
-        <w:t xml:space="preserve">{</w:t>
-      </w:r>
-      <w:r>
-        <w:br/>
-      </w:r>
-      <w:r>
-        <w:rPr>
-          <w:rStyle w:val="NormalTok"/>
-        </w:rPr>
-        <w:t xml:space="preserve">    </w:t>
-      </w:r>
-      <w:r>
-        <w:rPr>
-          <w:rStyle w:val="DataTypeTok"/>
-        </w:rPr>
-        <w:t xml:space="preserve">"lactating"</w:t>
-      </w:r>
-      <w:r>
-        <w:rPr>
-          <w:rStyle w:val="FunctionTok"/>
-        </w:rPr>
-        <w:t xml:space="preserve">:</w:t>
-      </w:r>
-      <w:r>
-        <w:rPr>
-          <w:rStyle w:val="NormalTok"/>
-        </w:rPr>
-        <w:t xml:space="preserve"> </w:t>
-      </w:r>
-      <w:r>
-        <w:rPr>
-          <w:rStyle w:val="KeywordTok"/>
-        </w:rPr>
-        <w:t xml:space="preserve">false</w:t>
-      </w:r>
-      <w:r>
-        <w:rPr>
-          <w:rStyle w:val="FunctionTok"/>
-        </w:rPr>
-        <w:t xml:space="preserve">,</w:t>
-      </w:r>
-      <w:r>
-        <w:br/>
-      </w:r>
-      <w:r>
-        <w:rPr>
-          <w:rStyle w:val="NormalTok"/>
-        </w:rPr>
-        <w:t xml:space="preserve">    </w:t>
-      </w:r>
-      <w:r>
-        <w:rPr>
-          <w:rStyle w:val="DataTypeTok"/>
-        </w:rPr>
-        <w:t xml:space="preserve">"milk_production"</w:t>
-      </w:r>
-      <w:r>
-        <w:rPr>
-          <w:rStyle w:val="FunctionTok"/>
-        </w:rPr>
-        <w:t xml:space="preserve">:</w:t>
-      </w:r>
-      <w:r>
-        <w:rPr>
-          <w:rStyle w:val="NormalTok"/>
-        </w:rPr>
-        <w:t xml:space="preserve"> </w:t>
-      </w:r>
-      <w:r>
-        <w:rPr>
-          <w:rStyle w:val="DecValTok"/>
-        </w:rPr>
-        <w:t xml:space="preserve">0</w:t>
-      </w:r>
-      <w:r>
-        <w:rPr>
-          <w:rStyle w:val="FunctionTok"/>
-        </w:rPr>
-        <w:t xml:space="preserve">,</w:t>
-      </w:r>
-      <w:r>
-        <w:br/>
-      </w:r>
-      <w:r>
-        <w:rPr>
-          <w:rStyle w:val="NormalTok"/>
-        </w:rPr>
-        <w:t xml:space="preserve">    </w:t>
-      </w:r>
-      <w:r>
-        <w:rPr>
-          <w:rStyle w:val="DataTypeTok"/>
-        </w:rPr>
-        <w:t xml:space="preserve">"milk_price"</w:t>
-      </w:r>
-      <w:r>
-        <w:rPr>
-          <w:rStyle w:val="FunctionTok"/>
-        </w:rPr>
-        <w:t xml:space="preserve">:</w:t>
-      </w:r>
-      <w:r>
-        <w:rPr>
-          <w:rStyle w:val="NormalTok"/>
-        </w:rPr>
-        <w:t xml:space="preserve"> </w:t>
-      </w:r>
-      <w:r>
-        <w:rPr>
-          <w:rStyle w:val="KeywordTok"/>
-        </w:rPr>
-        <w:t xml:space="preserve">null</w:t>
-      </w:r>
-      <w:r>
-        <w:br/>
-      </w:r>
-      <w:r>
-        <w:rPr>
-          <w:rStyle w:val="NormalTok"/>
-        </w:rPr>
-        <w:t xml:space="preserve">  </w:t>
-      </w:r>
-      <w:r>
-        <w:rPr>
-          <w:rStyle w:val="FunctionTok"/>
-        </w:rPr>
-        <w:t xml:space="preserve">}</w:t>
-      </w:r>
-      <w:r>
-        <w:br/>
-      </w:r>
-      <w:r>
-        <w:rPr>
-          <w:rStyle w:val="FunctionTok"/>
-        </w:rPr>
-        <w:t xml:space="preserve">}</w:t>
-      </w:r>
-    </w:p>
-    <w:bookmarkEnd w:id="54"/>
-    <w:bookmarkEnd w:id="55"/>
-    <w:bookmarkStart w:id="56" w:name="Xc9805ae52aa5b66e7adeba36ed4d2fd7bc52aec"/>
+    <w:bookmarkStart w:id="51" w:name="Xc9805ae52aa5b66e7adeba36ed4d2fd7bc52aec"/>
     <w:p>
       <w:pPr>
         <w:pStyle w:val="Heading3"/>
@@ -11775,8 +11179,8 @@
         <w:t xml:space="preserve">Option B as a fallback if the new field is absent.</w:t>
       </w:r>
     </w:p>
-    <w:bookmarkEnd w:id="56"/>
-    <w:bookmarkStart w:id="57" w:name="acceptance-criteria-when-both-ends-ship"/>
+    <w:bookmarkEnd w:id="51"/>
+    <w:bookmarkStart w:id="52" w:name="acceptance-criteria-when-both-ends-ship"/>
     <w:p>
       <w:pPr>
         <w:pStyle w:val="Heading3"/>
@@ -11790,7 +11194,7 @@
         <w:pStyle w:val="Compact"/>
         <w:numPr>
           <w:ilvl w:val="0"/>
-          <w:numId w:val="1024"/>
+          <w:numId w:val="1022"/>
         </w:numPr>
       </w:pPr>
       <w:r>
@@ -11817,7 +11221,7 @@
         <w:pStyle w:val="Compact"/>
         <w:numPr>
           <w:ilvl w:val="0"/>
-          <w:numId w:val="1024"/>
+          <w:numId w:val="1022"/>
         </w:numPr>
       </w:pPr>
       <w:r>
@@ -11877,7 +11281,7 @@
         <w:pStyle w:val="Compact"/>
         <w:numPr>
           <w:ilvl w:val="0"/>
-          <w:numId w:val="1024"/>
+          <w:numId w:val="1022"/>
         </w:numPr>
       </w:pPr>
       <w:r>
@@ -11907,7 +11311,7 @@
         <w:pStyle w:val="Compact"/>
         <w:numPr>
           <w:ilvl w:val="0"/>
-          <w:numId w:val="1024"/>
+          <w:numId w:val="1022"/>
         </w:numPr>
       </w:pPr>
       <w:r>
@@ -11940,7 +11344,7 @@
         <w:pStyle w:val="Compact"/>
         <w:numPr>
           <w:ilvl w:val="0"/>
-          <w:numId w:val="1024"/>
+          <w:numId w:val="1022"/>
         </w:numPr>
       </w:pPr>
       <w:r>
@@ -11960,9 +11364,9 @@
         </w:pict>
       </w:r>
     </w:p>
-    <w:bookmarkEnd w:id="57"/>
-    <w:bookmarkEnd w:id="58"/>
-    <w:bookmarkStart w:id="63" w:name="y3-2.2-forage-concentrate-ratio-as-fed"/>
+    <w:bookmarkEnd w:id="52"/>
+    <w:bookmarkEnd w:id="53"/>
+    <w:bookmarkStart w:id="58" w:name="y3-2.2-forage-concentrate-ratio-as-fed"/>
     <w:p>
       <w:pPr>
         <w:pStyle w:val="Heading2"/>
@@ -11985,7 +11389,7 @@
         <w:t xml:space="preserve">matter (as-fed) basis, just under the Milk Cost Margin card.</w:t>
       </w:r>
     </w:p>
-    <w:bookmarkStart w:id="59" w:name="Xc877ce31ea948c7d526a1394c6be4079e215dd4"/>
+    <w:bookmarkStart w:id="54" w:name="Xc877ce31ea948c7d526a1394c6be4079e215dd4"/>
     <w:p>
       <w:pPr>
         <w:pStyle w:val="Heading3"/>
@@ -12259,8 +11663,8 @@
         <w:t xml:space="preserve">Hidden when total as-fed = 0 or no diet rows parse.</w:t>
       </w:r>
     </w:p>
-    <w:bookmarkEnd w:id="59"/>
-    <w:bookmarkStart w:id="60" w:name="X912f204a35575ac8c15573bd4ed782764cb1b4f"/>
+    <w:bookmarkEnd w:id="54"/>
+    <w:bookmarkStart w:id="55" w:name="X912f204a35575ac8c15573bd4ed782764cb1b4f"/>
     <w:p>
       <w:pPr>
         <w:pStyle w:val="Heading3"/>
@@ -12587,8 +11991,8 @@
         <w:t xml:space="preserve">fallback for older response shapes). Card numbers become precise.</w:t>
       </w:r>
     </w:p>
-    <w:bookmarkEnd w:id="60"/>
-    <w:bookmarkStart w:id="61" w:name="X9ef566cb81ec2c8d1ca9f5b979075cf77362f10"/>
+    <w:bookmarkEnd w:id="55"/>
+    <w:bookmarkStart w:id="56" w:name="X9ef566cb81ec2c8d1ca9f5b979075cf77362f10"/>
     <w:p>
       <w:pPr>
         <w:pStyle w:val="Heading3"/>
@@ -12868,8 +12272,8 @@
         <w:t xml:space="preserve">compute when absent. Same UI either way.</w:t>
       </w:r>
     </w:p>
-    <w:bookmarkEnd w:id="61"/>
-    <w:bookmarkStart w:id="62" w:name="acceptance"/>
+    <w:bookmarkEnd w:id="56"/>
+    <w:bookmarkStart w:id="57" w:name="acceptance"/>
     <w:p>
       <w:pPr>
         <w:pStyle w:val="Heading3"/>
@@ -12883,7 +12287,7 @@
         <w:pStyle w:val="Compact"/>
         <w:numPr>
           <w:ilvl w:val="0"/>
-          <w:numId w:val="1025"/>
+          <w:numId w:val="1023"/>
         </w:numPr>
       </w:pPr>
       <w:r>
@@ -12910,7 +12314,7 @@
         <w:pStyle w:val="Compact"/>
         <w:numPr>
           <w:ilvl w:val="0"/>
-          <w:numId w:val="1025"/>
+          <w:numId w:val="1023"/>
         </w:numPr>
       </w:pPr>
       <w:r>
@@ -12937,7 +12341,7 @@
         <w:pStyle w:val="Compact"/>
         <w:numPr>
           <w:ilvl w:val="0"/>
-          <w:numId w:val="1025"/>
+          <w:numId w:val="1023"/>
         </w:numPr>
       </w:pPr>
       <w:r>
@@ -12979,7 +12383,7 @@
         <w:pStyle w:val="Compact"/>
         <w:numPr>
           <w:ilvl w:val="0"/>
-          <w:numId w:val="1025"/>
+          <w:numId w:val="1023"/>
         </w:numPr>
       </w:pPr>
       <w:r>
@@ -12999,9 +12403,9 @@
         </w:pict>
       </w:r>
     </w:p>
-    <w:bookmarkEnd w:id="62"/>
-    <w:bookmarkEnd w:id="63"/>
-    <w:bookmarkStart w:id="70" w:name="X99ceeacab4dc1e0cd4fa8858d7e34cfd3bae9fd"/>
+    <w:bookmarkEnd w:id="57"/>
+    <w:bookmarkEnd w:id="58"/>
+    <w:bookmarkStart w:id="65" w:name="X99ceeacab4dc1e0cd4fa8858d7e34cfd3bae9fd"/>
     <w:p>
       <w:pPr>
         <w:pStyle w:val="Heading2"/>
@@ -13054,7 +12458,7 @@
         <w:t xml:space="preserve">context object listing which sections to render.</w:t>
       </w:r>
     </w:p>
-    <w:bookmarkStart w:id="64" w:name="the-four-states"/>
+    <w:bookmarkStart w:id="59" w:name="the-four-states"/>
     <w:p>
       <w:pPr>
         <w:pStyle w:val="Heading3"/>
@@ -13335,8 +12739,8 @@
         </w:tc>
       </w:tr>
     </w:tbl>
-    <w:bookmarkEnd w:id="64"/>
-    <w:bookmarkStart w:id="65" w:name="Xbb0f88a506b5f5ff8e913b8a3801c88ed3f47ba"/>
+    <w:bookmarkEnd w:id="59"/>
+    <w:bookmarkStart w:id="60" w:name="Xbb0f88a506b5f5ff8e913b8a3801c88ed3f47ba"/>
     <w:p>
       <w:pPr>
         <w:pStyle w:val="Heading3"/>
@@ -13887,8 +13291,8 @@
         <w:t xml:space="preserve">None</w:t>
       </w:r>
     </w:p>
-    <w:bookmarkEnd w:id="65"/>
-    <w:bookmarkStart w:id="66" w:name="calf-milk-feeding-section-content"/>
+    <w:bookmarkEnd w:id="60"/>
+    <w:bookmarkStart w:id="61" w:name="calf-milk-feeding-section-content"/>
     <w:p>
       <w:pPr>
         <w:pStyle w:val="Heading3"/>
@@ -14205,8 +13609,8 @@
         <w:t xml:space="preserve">Backend can refine this with breed / season / health context later.</w:t>
       </w:r>
     </w:p>
-    <w:bookmarkEnd w:id="66"/>
-    <w:bookmarkStart w:id="67" w:name="frontend-status-partial-client-side-now"/>
+    <w:bookmarkEnd w:id="61"/>
+    <w:bookmarkStart w:id="62" w:name="frontend-status-partial-client-side-now"/>
     <w:p>
       <w:pPr>
         <w:pStyle w:val="Heading3"/>
@@ -14667,8 +14071,8 @@
         <w:t xml:space="preserve">;</w:t>
       </w:r>
     </w:p>
-    <w:bookmarkEnd w:id="67"/>
-    <w:bookmarkStart w:id="68" w:name="sections-gated-by-the-helper"/>
+    <w:bookmarkEnd w:id="62"/>
+    <w:bookmarkStart w:id="63" w:name="sections-gated-by-the-helper"/>
     <w:p>
       <w:pPr>
         <w:pStyle w:val="Heading3"/>
@@ -15072,8 +14476,8 @@
         </w:tc>
       </w:tr>
     </w:tbl>
-    <w:bookmarkEnd w:id="68"/>
-    <w:bookmarkStart w:id="69" w:name="acceptance-1"/>
+    <w:bookmarkEnd w:id="63"/>
+    <w:bookmarkStart w:id="64" w:name="acceptance-1"/>
     <w:p>
       <w:pPr>
         <w:pStyle w:val="Heading3"/>
@@ -15087,7 +14491,7 @@
         <w:pStyle w:val="Compact"/>
         <w:numPr>
           <w:ilvl w:val="0"/>
-          <w:numId w:val="1026"/>
+          <w:numId w:val="1024"/>
         </w:numPr>
       </w:pPr>
       <w:r>
@@ -15114,7 +14518,7 @@
         <w:pStyle w:val="Compact"/>
         <w:numPr>
           <w:ilvl w:val="0"/>
-          <w:numId w:val="1026"/>
+          <w:numId w:val="1024"/>
         </w:numPr>
       </w:pPr>
       <w:r>
@@ -15141,7 +14545,7 @@
         <w:pStyle w:val="Compact"/>
         <w:numPr>
           <w:ilvl w:val="0"/>
-          <w:numId w:val="1026"/>
+          <w:numId w:val="1024"/>
         </w:numPr>
       </w:pPr>
       <w:r>
@@ -15168,7 +14572,7 @@
         <w:pStyle w:val="Compact"/>
         <w:numPr>
           <w:ilvl w:val="0"/>
-          <w:numId w:val="1026"/>
+          <w:numId w:val="1024"/>
         </w:numPr>
       </w:pPr>
       <w:r>
@@ -15195,7 +14599,7 @@
         <w:pStyle w:val="Compact"/>
         <w:numPr>
           <w:ilvl w:val="0"/>
-          <w:numId w:val="1026"/>
+          <w:numId w:val="1024"/>
         </w:numPr>
       </w:pPr>
       <w:r>
@@ -15236,9 +14640,9 @@
         </w:pict>
       </w:r>
     </w:p>
-    <w:bookmarkEnd w:id="69"/>
-    <w:bookmarkEnd w:id="70"/>
-    <w:bookmarkStart w:id="83" w:name="y3-1.4-animal-category-selector"/>
+    <w:bookmarkEnd w:id="64"/>
+    <w:bookmarkEnd w:id="65"/>
+    <w:bookmarkStart w:id="78" w:name="y3-1.4-animal-category-selector"/>
     <w:p>
       <w:pPr>
         <w:pStyle w:val="Heading2"/>
@@ -15267,7 +14671,7 @@
         <w:t xml:space="preserve">visibility on the Animal Inputs screen.</w:t>
       </w:r>
     </w:p>
-    <w:bookmarkStart w:id="71" w:name="the-four-options"/>
+    <w:bookmarkStart w:id="66" w:name="the-four-options"/>
     <w:p>
       <w:pPr>
         <w:pStyle w:val="Heading3"/>
@@ -15498,8 +14902,8 @@
         <w:t xml:space="preserve">canonical wire form.</w:t>
       </w:r>
     </w:p>
-    <w:bookmarkEnd w:id="71"/>
-    <w:bookmarkStart w:id="72" w:name="frontend-status-shipped"/>
+    <w:bookmarkEnd w:id="66"/>
+    <w:bookmarkStart w:id="67" w:name="frontend-status-shipped"/>
     <w:p>
       <w:pPr>
         <w:pStyle w:val="Heading3"/>
@@ -15997,8 +15401,8 @@
         </w:tc>
       </w:tr>
     </w:tbl>
-    <w:bookmarkEnd w:id="72"/>
-    <w:bookmarkStart w:id="73" w:name="Xef21c1123496674c96de4bb556ca4ce3c017872"/>
+    <w:bookmarkEnd w:id="67"/>
+    <w:bookmarkStart w:id="68" w:name="Xef21c1123496674c96de4bb556ca4ce3c017872"/>
     <w:p>
       <w:pPr>
         <w:pStyle w:val="Heading3"/>
@@ -16032,7 +15436,7 @@
         <w:pStyle w:val="Compact"/>
         <w:numPr>
           <w:ilvl w:val="0"/>
-          <w:numId w:val="1027"/>
+          <w:numId w:val="1025"/>
         </w:numPr>
       </w:pPr>
       <w:r>
@@ -16060,7 +15464,7 @@
         <w:pStyle w:val="Compact"/>
         <w:numPr>
           <w:ilvl w:val="1"/>
-          <w:numId w:val="1028"/>
+          <w:numId w:val="1026"/>
         </w:numPr>
       </w:pPr>
       <w:r>
@@ -16072,7 +15476,7 @@
         <w:pStyle w:val="Compact"/>
         <w:numPr>
           <w:ilvl w:val="1"/>
-          <w:numId w:val="1028"/>
+          <w:numId w:val="1026"/>
         </w:numPr>
       </w:pPr>
       <w:r>
@@ -16084,7 +15488,7 @@
         <w:pStyle w:val="Compact"/>
         <w:numPr>
           <w:ilvl w:val="1"/>
-          <w:numId w:val="1028"/>
+          <w:numId w:val="1026"/>
         </w:numPr>
       </w:pPr>
       <w:r>
@@ -16096,7 +15500,7 @@
         <w:pStyle w:val="Compact"/>
         <w:numPr>
           <w:ilvl w:val="0"/>
-          <w:numId w:val="1027"/>
+          <w:numId w:val="1025"/>
         </w:numPr>
       </w:pPr>
       <w:r>
@@ -16153,8 +15557,8 @@
         <w:t xml:space="preserve">always matches the CURRENT category.</w:t>
       </w:r>
     </w:p>
-    <w:bookmarkEnd w:id="73"/>
-    <w:bookmarkStart w:id="74" w:name="X8e675d902f97039736909f4f6a40e8cccc3600b"/>
+    <w:bookmarkEnd w:id="68"/>
+    <w:bookmarkStart w:id="69" w:name="X8e675d902f97039736909f4f6a40e8cccc3600b"/>
     <w:p>
       <w:pPr>
         <w:pStyle w:val="Heading3"/>
@@ -16505,8 +15909,8 @@
         <w:t xml:space="preserve">— they apply to all animals.</w:t>
       </w:r>
     </w:p>
-    <w:bookmarkEnd w:id="74"/>
-    <w:bookmarkStart w:id="75" w:name="backend-what-the-swagger-shows-today-1"/>
+    <w:bookmarkEnd w:id="69"/>
+    <w:bookmarkStart w:id="70" w:name="backend-what-the-swagger-shows-today-1"/>
     <w:p>
       <w:pPr>
         <w:pStyle w:val="Heading3"/>
@@ -16587,8 +15991,8 @@
         <w:t xml:space="preserve">adds it.</w:t>
       </w:r>
     </w:p>
-    <w:bookmarkEnd w:id="75"/>
-    <w:bookmarkStart w:id="76" w:name="X2746db752e6639a873fecf20045ccd030264189"/>
+    <w:bookmarkEnd w:id="70"/>
+    <w:bookmarkStart w:id="71" w:name="X2746db752e6639a873fecf20045ccd030264189"/>
     <w:p>
       <w:pPr>
         <w:pStyle w:val="Heading3"/>
@@ -17099,8 +16503,8 @@
         <w:t xml:space="preserve">null and persistence is needed.</w:t>
       </w:r>
     </w:p>
-    <w:bookmarkEnd w:id="76"/>
-    <w:bookmarkStart w:id="80" w:name="example-payloads-post-backend-change"/>
+    <w:bookmarkEnd w:id="71"/>
+    <w:bookmarkStart w:id="75" w:name="example-payloads-post-backend-change"/>
     <w:p>
       <w:pPr>
         <w:pStyle w:val="Heading3"/>
@@ -17109,7 +16513,7 @@
         <w:t xml:space="preserve">15.7 Example payloads (post backend change)</w:t>
       </w:r>
     </w:p>
-    <w:bookmarkStart w:id="77" w:name="lactating-cow"/>
+    <w:bookmarkStart w:id="72" w:name="lactating-cow"/>
     <w:p>
       <w:pPr>
         <w:pStyle w:val="Heading4"/>
@@ -17882,8 +17286,8 @@
         <w:t xml:space="preserve">}</w:t>
       </w:r>
     </w:p>
-    <w:bookmarkEnd w:id="77"/>
-    <w:bookmarkStart w:id="78" w:name="dry-cow-milk-fields-zeroed"/>
+    <w:bookmarkEnd w:id="72"/>
+    <w:bookmarkStart w:id="73" w:name="dry-cow-milk-fields-zeroed"/>
     <w:p>
       <w:pPr>
         <w:pStyle w:val="Heading4"/>
@@ -18656,8 +18060,8 @@
         <w:t xml:space="preserve">}</w:t>
       </w:r>
     </w:p>
-    <w:bookmarkEnd w:id="78"/>
-    <w:bookmarkStart w:id="79" w:name="baby-calfheifer"/>
+    <w:bookmarkEnd w:id="73"/>
+    <w:bookmarkStart w:id="74" w:name="baby-calfheifer"/>
     <w:p>
       <w:pPr>
         <w:pStyle w:val="Heading4"/>
@@ -19430,9 +18834,9 @@
         <w:t xml:space="preserve">}</w:t>
       </w:r>
     </w:p>
-    <w:bookmarkEnd w:id="79"/>
-    <w:bookmarkEnd w:id="80"/>
-    <w:bookmarkStart w:id="81" w:name="test-scenarios-all-paths-covered"/>
+    <w:bookmarkEnd w:id="74"/>
+    <w:bookmarkEnd w:id="75"/>
+    <w:bookmarkStart w:id="76" w:name="test-scenarios-all-paths-covered"/>
     <w:p>
       <w:pPr>
         <w:pStyle w:val="Heading3"/>
@@ -19989,8 +19393,8 @@
         </w:tc>
       </w:tr>
     </w:tbl>
-    <w:bookmarkEnd w:id="81"/>
-    <w:bookmarkStart w:id="82" w:name="acceptance-criteria-1"/>
+    <w:bookmarkEnd w:id="76"/>
+    <w:bookmarkStart w:id="77" w:name="acceptance-criteria-1"/>
     <w:p>
       <w:pPr>
         <w:pStyle w:val="Heading3"/>
@@ -20004,7 +19408,7 @@
         <w:pStyle w:val="Compact"/>
         <w:numPr>
           <w:ilvl w:val="0"/>
-          <w:numId w:val="1029"/>
+          <w:numId w:val="1027"/>
         </w:numPr>
       </w:pPr>
       <w:r>
@@ -20016,7 +19420,7 @@
         <w:pStyle w:val="Compact"/>
         <w:numPr>
           <w:ilvl w:val="0"/>
-          <w:numId w:val="1029"/>
+          <w:numId w:val="1027"/>
         </w:numPr>
       </w:pPr>
       <w:r>
@@ -20028,7 +19432,7 @@
         <w:pStyle w:val="Compact"/>
         <w:numPr>
           <w:ilvl w:val="0"/>
-          <w:numId w:val="1029"/>
+          <w:numId w:val="1027"/>
         </w:numPr>
       </w:pPr>
       <w:r>
@@ -20046,7 +19450,7 @@
         <w:pStyle w:val="Compact"/>
         <w:numPr>
           <w:ilvl w:val="0"/>
-          <w:numId w:val="1029"/>
+          <w:numId w:val="1027"/>
         </w:numPr>
       </w:pPr>
       <w:r>
@@ -20079,7 +19483,7 @@
         <w:pStyle w:val="Compact"/>
         <w:numPr>
           <w:ilvl w:val="0"/>
-          <w:numId w:val="1029"/>
+          <w:numId w:val="1027"/>
         </w:numPr>
       </w:pPr>
       <w:r>
@@ -20121,16 +19525,16 @@
         <w:pStyle w:val="Compact"/>
         <w:numPr>
           <w:ilvl w:val="0"/>
-          <w:numId w:val="1029"/>
+          <w:numId w:val="1027"/>
         </w:numPr>
       </w:pPr>
       <w:r>
         <w:t xml:space="preserve">/report sections honour the helper (see §14.5).</w:t>
       </w:r>
     </w:p>
-    <w:bookmarkEnd w:id="82"/>
-    <w:bookmarkEnd w:id="83"/>
-    <w:bookmarkEnd w:id="84"/>
+    <w:bookmarkEnd w:id="77"/>
+    <w:bookmarkEnd w:id="78"/>
+    <w:bookmarkEnd w:id="79"/>
     <w:sectPr>
       <w:footnotePr>
         <w:numRestart w:val="eachSect"/>
@@ -20739,10 +20143,64 @@
     <w:abstractNumId w:val="991"/>
   </w:num>
   <w:num w:numId="1022">
-    <w:abstractNumId w:val="991"/>
+    <w:abstractNumId w:val="99411"/>
+    <w:lvlOverride w:ilvl="0">
+      <w:startOverride w:val="1"/>
+    </w:lvlOverride>
+    <w:lvlOverride w:ilvl="1">
+      <w:startOverride w:val="1"/>
+    </w:lvlOverride>
+    <w:lvlOverride w:ilvl="2">
+      <w:startOverride w:val="1"/>
+    </w:lvlOverride>
+    <w:lvlOverride w:ilvl="3">
+      <w:startOverride w:val="1"/>
+    </w:lvlOverride>
+    <w:lvlOverride w:ilvl="4">
+      <w:startOverride w:val="1"/>
+    </w:lvlOverride>
+    <w:lvlOverride w:ilvl="5">
+      <w:startOverride w:val="1"/>
+    </w:lvlOverride>
+    <w:lvlOverride w:ilvl="6">
+      <w:startOverride w:val="1"/>
+    </w:lvlOverride>
+    <w:lvlOverride w:ilvl="7">
+      <w:startOverride w:val="1"/>
+    </w:lvlOverride>
+    <w:lvlOverride w:ilvl="8">
+      <w:startOverride w:val="1"/>
+    </w:lvlOverride>
   </w:num>
   <w:num w:numId="1023">
-    <w:abstractNumId w:val="991"/>
+    <w:abstractNumId w:val="99411"/>
+    <w:lvlOverride w:ilvl="0">
+      <w:startOverride w:val="1"/>
+    </w:lvlOverride>
+    <w:lvlOverride w:ilvl="1">
+      <w:startOverride w:val="1"/>
+    </w:lvlOverride>
+    <w:lvlOverride w:ilvl="2">
+      <w:startOverride w:val="1"/>
+    </w:lvlOverride>
+    <w:lvlOverride w:ilvl="3">
+      <w:startOverride w:val="1"/>
+    </w:lvlOverride>
+    <w:lvlOverride w:ilvl="4">
+      <w:startOverride w:val="1"/>
+    </w:lvlOverride>
+    <w:lvlOverride w:ilvl="5">
+      <w:startOverride w:val="1"/>
+    </w:lvlOverride>
+    <w:lvlOverride w:ilvl="6">
+      <w:startOverride w:val="1"/>
+    </w:lvlOverride>
+    <w:lvlOverride w:ilvl="7">
+      <w:startOverride w:val="1"/>
+    </w:lvlOverride>
+    <w:lvlOverride w:ilvl="8">
+      <w:startOverride w:val="1"/>
+    </w:lvlOverride>
   </w:num>
   <w:num w:numId="1024">
     <w:abstractNumId w:val="99411"/>
@@ -20775,72 +20233,12 @@
     </w:lvlOverride>
   </w:num>
   <w:num w:numId="1025">
-    <w:abstractNumId w:val="99411"/>
-    <w:lvlOverride w:ilvl="0">
-      <w:startOverride w:val="1"/>
-    </w:lvlOverride>
-    <w:lvlOverride w:ilvl="1">
-      <w:startOverride w:val="1"/>
-    </w:lvlOverride>
-    <w:lvlOverride w:ilvl="2">
-      <w:startOverride w:val="1"/>
-    </w:lvlOverride>
-    <w:lvlOverride w:ilvl="3">
-      <w:startOverride w:val="1"/>
-    </w:lvlOverride>
-    <w:lvlOverride w:ilvl="4">
-      <w:startOverride w:val="1"/>
-    </w:lvlOverride>
-    <w:lvlOverride w:ilvl="5">
-      <w:startOverride w:val="1"/>
-    </w:lvlOverride>
-    <w:lvlOverride w:ilvl="6">
-      <w:startOverride w:val="1"/>
-    </w:lvlOverride>
-    <w:lvlOverride w:ilvl="7">
-      <w:startOverride w:val="1"/>
-    </w:lvlOverride>
-    <w:lvlOverride w:ilvl="8">
-      <w:startOverride w:val="1"/>
-    </w:lvlOverride>
+    <w:abstractNumId w:val="991"/>
   </w:num>
   <w:num w:numId="1026">
-    <w:abstractNumId w:val="99411"/>
-    <w:lvlOverride w:ilvl="0">
-      <w:startOverride w:val="1"/>
-    </w:lvlOverride>
-    <w:lvlOverride w:ilvl="1">
-      <w:startOverride w:val="1"/>
-    </w:lvlOverride>
-    <w:lvlOverride w:ilvl="2">
-      <w:startOverride w:val="1"/>
-    </w:lvlOverride>
-    <w:lvlOverride w:ilvl="3">
-      <w:startOverride w:val="1"/>
-    </w:lvlOverride>
-    <w:lvlOverride w:ilvl="4">
-      <w:startOverride w:val="1"/>
-    </w:lvlOverride>
-    <w:lvlOverride w:ilvl="5">
-      <w:startOverride w:val="1"/>
-    </w:lvlOverride>
-    <w:lvlOverride w:ilvl="6">
-      <w:startOverride w:val="1"/>
-    </w:lvlOverride>
-    <w:lvlOverride w:ilvl="7">
-      <w:startOverride w:val="1"/>
-    </w:lvlOverride>
-    <w:lvlOverride w:ilvl="8">
-      <w:startOverride w:val="1"/>
-    </w:lvlOverride>
+    <w:abstractNumId w:val="991"/>
   </w:num>
   <w:num w:numId="1027">
-    <w:abstractNumId w:val="991"/>
-  </w:num>
-  <w:num w:numId="1028">
-    <w:abstractNumId w:val="991"/>
-  </w:num>
-  <w:num w:numId="1029">
     <w:abstractNumId w:val="99411"/>
     <w:lvlOverride w:ilvl="0">
       <w:startOverride w:val="1"/>
